--- a/assets/data/Mindset 01/Mindset1- Custom- Units 01-02.docx
+++ b/assets/data/Mindset 01/Mindset1- Custom- Units 01-02.docx
@@ -1,6 +1,6 @@
 
 <file path=word/document.xml><?xml version="1.0" encoding="utf-8"?>
-<w:document xmlns:wpc="http://schemas.microsoft.com/office/word/2010/wordprocessingCanvas" xmlns:cx="http://schemas.microsoft.com/office/drawing/2014/chartex" xmlns:cx1="http://schemas.microsoft.com/office/drawing/2015/9/8/chartex" xmlns:cx2="http://schemas.microsoft.com/office/drawing/2015/10/21/chartex" xmlns:cx3="http://schemas.microsoft.com/office/drawing/2016/5/9/chartex" xmlns:cx4="http://schemas.microsoft.com/office/drawing/2016/5/10/chartex" xmlns:cx5="http://schemas.microsoft.com/office/drawing/2016/5/11/chartex" xmlns:cx6="http://schemas.microsoft.com/office/drawing/2016/5/12/chartex" xmlns:cx7="http://schemas.microsoft.com/office/drawing/2016/5/13/chartex" xmlns:cx8="http://schemas.microsoft.com/office/drawing/2016/5/14/chartex" xmlns:mc="http://schemas.openxmlformats.org/markup-compatibility/2006" xmlns:aink="http://schemas.microsoft.com/office/drawing/2016/ink" xmlns:am3d="http://schemas.microsoft.com/office/drawing/2017/model3d" xmlns:o="urn:schemas-microsoft-com:office:office" xmlns:oel="http://schemas.microsoft.com/office/2019/extlst" xmlns:r="http://schemas.openxmlformats.org/officeDocument/2006/relationships" xmlns:m="http://schemas.openxmlformats.org/officeDocument/2006/math" xmlns:v="urn:schemas-microsoft-com:vml" xmlns:wp14="http://schemas.microsoft.com/office/word/2010/wordprocessingDrawing" xmlns:wp="http://schemas.openxmlformats.org/drawingml/2006/wordprocessingDrawing" xmlns:w10="urn:schemas-microsoft-com:office:word" xmlns:w="http://schemas.openxmlformats.org/wordprocessingml/2006/main" xmlns:w14="http://schemas.microsoft.com/office/word/2010/wordml" xmlns:w15="http://schemas.microsoft.com/office/word/2012/wordml" xmlns:w16cex="http://schemas.microsoft.com/office/word/2018/wordml/cex" xmlns:w16cid="http://schemas.microsoft.com/office/word/2016/wordml/cid" xmlns:w16="http://schemas.microsoft.com/office/word/2018/wordml" xmlns:w16sdtdh="http://schemas.microsoft.com/office/word/2020/wordml/sdtdatahash" xmlns:w16se="http://schemas.microsoft.com/office/word/2015/wordml/symex" xmlns:wpg="http://schemas.microsoft.com/office/word/2010/wordprocessingGroup" xmlns:wpi="http://schemas.microsoft.com/office/word/2010/wordprocessingInk" xmlns:wne="http://schemas.microsoft.com/office/word/2006/wordml" xmlns:wps="http://schemas.microsoft.com/office/word/2010/wordprocessingShape" mc:Ignorable="w14 w15 w16se w16cid w16 w16cex w16sdtdh wp14">
+<w:document xmlns:wpc="http://schemas.microsoft.com/office/word/2010/wordprocessingCanvas" xmlns:cx="http://schemas.microsoft.com/office/drawing/2014/chartex" xmlns:cx1="http://schemas.microsoft.com/office/drawing/2015/9/8/chartex" xmlns:cx2="http://schemas.microsoft.com/office/drawing/2015/10/21/chartex" xmlns:cx3="http://schemas.microsoft.com/office/drawing/2016/5/9/chartex" xmlns:cx4="http://schemas.microsoft.com/office/drawing/2016/5/10/chartex" xmlns:cx5="http://schemas.microsoft.com/office/drawing/2016/5/11/chartex" xmlns:cx6="http://schemas.microsoft.com/office/drawing/2016/5/12/chartex" xmlns:cx7="http://schemas.microsoft.com/office/drawing/2016/5/13/chartex" xmlns:cx8="http://schemas.microsoft.com/office/drawing/2016/5/14/chartex" xmlns:mc="http://schemas.openxmlformats.org/markup-compatibility/2006" xmlns:aink="http://schemas.microsoft.com/office/drawing/2016/ink" xmlns:am3d="http://schemas.microsoft.com/office/drawing/2017/model3d" xmlns:o="urn:schemas-microsoft-com:office:office" xmlns:oel="http://schemas.microsoft.com/office/2019/extlst" xmlns:r="http://schemas.openxmlformats.org/officeDocument/2006/relationships" xmlns:m="http://schemas.openxmlformats.org/officeDocument/2006/math" xmlns:v="urn:schemas-microsoft-com:vml" xmlns:wp14="http://schemas.microsoft.com/office/word/2010/wordprocessingDrawing" xmlns:wp="http://schemas.openxmlformats.org/drawingml/2006/wordprocessingDrawing" xmlns:w10="urn:schemas-microsoft-com:office:word" xmlns:w="http://schemas.openxmlformats.org/wordprocessingml/2006/main" xmlns:w14="http://schemas.microsoft.com/office/word/2010/wordml" xmlns:w15="http://schemas.microsoft.com/office/word/2012/wordml" xmlns:w16cei="http://schemas.microsoft.com/office/word/2026/wordml/cei" xmlns:w16cex="http://schemas.microsoft.com/office/word/2018/wordml/cex" xmlns:w16cid="http://schemas.microsoft.com/office/word/2016/wordml/cid" xmlns:w16="http://schemas.microsoft.com/office/word/2018/wordml" xmlns:w16du="http://schemas.microsoft.com/office/word/2023/wordml/word16du" xmlns:w16sdtdh="http://schemas.microsoft.com/office/word/2020/wordml/sdtdatahash" xmlns:w16sdtfl="http://schemas.microsoft.com/office/word/2024/wordml/sdtformatlock" xmlns:w16se="http://schemas.microsoft.com/office/word/2015/wordml/symex" xmlns:wpg="http://schemas.microsoft.com/office/word/2010/wordprocessingGroup" xmlns:wpi="http://schemas.microsoft.com/office/word/2010/wordprocessingInk" xmlns:wne="http://schemas.microsoft.com/office/word/2006/wordml" xmlns:wps="http://schemas.microsoft.com/office/word/2010/wordprocessingShape" mc:Ignorable="w14 w15 w16se w16cid w16 w16cex w16sdtdh w16sdtfl w16du wp14">
   <w:body>
     <w:tbl>
       <w:tblPr>
@@ -391,7 +391,13 @@
               </w:rPr>
             </w:pPr>
             <w:r>
-              <w:t xml:space="preserve">Example: sister </w:t>
+              <w:t>Example: sister</w:t>
+            </w:r>
+            <w:r>
+              <w:t>:</w:t>
+            </w:r>
+            <w:r>
+              <w:t xml:space="preserve"> </w:t>
             </w:r>
             <w:r>
               <w:rPr>
@@ -400,106 +406,295 @@
               <w:t xml:space="preserve">My sister is my parents' daughter </w:t>
             </w:r>
             <w:r>
-              <w:t xml:space="preserve">I </w:t>
-            </w:r>
+              <w:t>/</w:t>
+            </w:r>
+            <w:r>
+              <w:t xml:space="preserve"> </w:t>
+            </w:r>
+            <w:r>
+              <w:rPr>
+                <w:i/>
+              </w:rPr>
+              <w:t>other daughter</w:t>
+            </w:r>
+            <w:r>
+              <w:rPr>
+                <w:i/>
+              </w:rPr>
+              <w:t>.</w:t>
+            </w:r>
+          </w:p>
+          <w:p>
+            <w:pPr>
+              <w:pStyle w:val="SS3-115"/>
+            </w:pPr>
             <w:proofErr w:type="gramStart"/>
             <w:r>
               <w:rPr>
-                <w:i/>
-              </w:rPr>
-              <w:t>other</w:t>
+                <w:b/>
+                <w:bCs/>
+              </w:rPr>
+              <w:t>brother</w:t>
+            </w:r>
+            <w:r>
+              <w:t xml:space="preserve"> :</w:t>
             </w:r>
             <w:proofErr w:type="gramEnd"/>
             <w:r>
-              <w:rPr>
-                <w:i/>
-              </w:rPr>
-              <w:t xml:space="preserve"> daughter</w:t>
-            </w:r>
-            <w:r>
-              <w:rPr>
-                <w:i/>
-              </w:rPr>
-              <w:t>.</w:t>
-            </w:r>
-          </w:p>
-          <w:p>
-            <w:pPr>
-              <w:pStyle w:val="BlkPa"/>
-            </w:pPr>
-            <w:r>
+              <w:t xml:space="preserve"> </w:t>
+            </w:r>
+            <w:r>
+              <w:rPr>
+                <w:rStyle w:val="BlkCh"/>
+              </w:rPr>
               <w:t>My brother is my parents' son.</w:t>
             </w:r>
           </w:p>
           <w:p>
             <w:pPr>
-              <w:pStyle w:val="BlkPa"/>
-            </w:pPr>
-            <w:r>
+              <w:pStyle w:val="SS3-115"/>
+              <w:rPr>
+                <w:rStyle w:val="BlkCh"/>
+              </w:rPr>
+            </w:pPr>
+            <w:proofErr w:type="gramStart"/>
+            <w:r>
+              <w:rPr>
+                <w:b/>
+                <w:bCs/>
+              </w:rPr>
+              <w:t>cousin</w:t>
+            </w:r>
+            <w:r>
+              <w:t xml:space="preserve"> :</w:t>
+            </w:r>
+            <w:proofErr w:type="gramEnd"/>
+            <w:r>
+              <w:t xml:space="preserve"> </w:t>
+            </w:r>
+            <w:r>
+              <w:rPr>
+                <w:rStyle w:val="BlkCh"/>
+              </w:rPr>
               <w:t>My cousin is my aunt or uncle's son or daughter.</w:t>
             </w:r>
           </w:p>
           <w:p>
             <w:pPr>
-              <w:pStyle w:val="BlkPa"/>
-            </w:pPr>
-            <w:r>
+              <w:pStyle w:val="SS3-115"/>
+              <w:rPr>
+                <w:rStyle w:val="BlkCh"/>
+              </w:rPr>
+            </w:pPr>
+            <w:r>
+              <w:rPr>
+                <w:b/>
+                <w:bCs/>
+              </w:rPr>
+              <w:t>father-in-law</w:t>
+            </w:r>
+            <w:r>
+              <w:t xml:space="preserve">: </w:t>
+            </w:r>
+            <w:r>
+              <w:rPr>
+                <w:rStyle w:val="BlkCh"/>
+              </w:rPr>
               <w:t>My father-in-law is my husband or wife's father.</w:t>
             </w:r>
           </w:p>
           <w:p>
             <w:pPr>
-              <w:pStyle w:val="BlkPa"/>
-            </w:pPr>
-            <w:r>
+              <w:pStyle w:val="SS3-115"/>
+            </w:pPr>
+            <w:proofErr w:type="gramStart"/>
+            <w:r>
+              <w:rPr>
+                <w:b/>
+                <w:bCs/>
+              </w:rPr>
+              <w:t>grandfather</w:t>
+            </w:r>
+            <w:r>
+              <w:t xml:space="preserve"> :</w:t>
+            </w:r>
+            <w:proofErr w:type="gramEnd"/>
+            <w:r>
+              <w:t xml:space="preserve"> </w:t>
+            </w:r>
+            <w:r>
+              <w:rPr>
+                <w:rStyle w:val="BlkCh"/>
+              </w:rPr>
               <w:t>My grandfather is my mother or father's father.</w:t>
             </w:r>
           </w:p>
           <w:p>
             <w:pPr>
-              <w:pStyle w:val="BlkPa"/>
-            </w:pPr>
-            <w:r>
+              <w:pStyle w:val="SS3-115"/>
+              <w:rPr>
+                <w:rStyle w:val="BlkCh"/>
+              </w:rPr>
+            </w:pPr>
+            <w:proofErr w:type="gramStart"/>
+            <w:r>
+              <w:rPr>
+                <w:b/>
+                <w:bCs/>
+              </w:rPr>
+              <w:t>uncle</w:t>
+            </w:r>
+            <w:r>
+              <w:t xml:space="preserve"> :</w:t>
+            </w:r>
+            <w:proofErr w:type="gramEnd"/>
+            <w:r>
+              <w:t xml:space="preserve"> </w:t>
+            </w:r>
+            <w:r>
+              <w:rPr>
+                <w:rStyle w:val="BlkCh"/>
+              </w:rPr>
               <w:t>My uncle is my mother or father's brother.</w:t>
             </w:r>
           </w:p>
           <w:p>
             <w:pPr>
-              <w:pStyle w:val="BlkPa"/>
-            </w:pPr>
-            <w:r>
+              <w:pStyle w:val="SS3-115"/>
+              <w:rPr>
+                <w:rStyle w:val="BlkCh"/>
+              </w:rPr>
+            </w:pPr>
+            <w:proofErr w:type="gramStart"/>
+            <w:r>
+              <w:rPr>
+                <w:b/>
+                <w:bCs/>
+              </w:rPr>
+              <w:t>aunt</w:t>
+            </w:r>
+            <w:r>
+              <w:t xml:space="preserve"> :</w:t>
+            </w:r>
+            <w:proofErr w:type="gramEnd"/>
+            <w:r>
+              <w:t xml:space="preserve"> </w:t>
+            </w:r>
+            <w:r>
+              <w:rPr>
+                <w:rStyle w:val="BlkCh"/>
+              </w:rPr>
               <w:t>My aunt is my mother or father's sister.</w:t>
             </w:r>
           </w:p>
           <w:p>
             <w:pPr>
-              <w:pStyle w:val="BlkPa"/>
-            </w:pPr>
-            <w:r>
+              <w:pStyle w:val="SS3-115"/>
+            </w:pPr>
+            <w:proofErr w:type="gramStart"/>
+            <w:r>
+              <w:rPr>
+                <w:b/>
+                <w:bCs/>
+              </w:rPr>
+              <w:t>nephew</w:t>
+            </w:r>
+            <w:r>
+              <w:t xml:space="preserve"> :</w:t>
+            </w:r>
+            <w:proofErr w:type="gramEnd"/>
+            <w:r>
+              <w:t xml:space="preserve"> </w:t>
+            </w:r>
+            <w:r>
+              <w:rPr>
+                <w:rStyle w:val="BlkCh"/>
+              </w:rPr>
               <w:t>My nephew is my brother or sister's son.</w:t>
             </w:r>
           </w:p>
           <w:p>
             <w:pPr>
-              <w:pStyle w:val="BlkPa"/>
-            </w:pPr>
-            <w:r>
+              <w:pStyle w:val="SS3-115"/>
+            </w:pPr>
+            <w:proofErr w:type="gramStart"/>
+            <w:r>
+              <w:rPr>
+                <w:b/>
+                <w:bCs/>
+              </w:rPr>
+              <w:t>niece</w:t>
+            </w:r>
+            <w:r>
+              <w:t xml:space="preserve"> :</w:t>
+            </w:r>
+            <w:proofErr w:type="gramEnd"/>
+            <w:r>
+              <w:t xml:space="preserve"> </w:t>
+            </w:r>
+            <w:r>
+              <w:rPr>
+                <w:rStyle w:val="BlkCh"/>
+              </w:rPr>
               <w:t>My niece is my brother or sister's daughter.</w:t>
             </w:r>
           </w:p>
           <w:p>
             <w:pPr>
-              <w:pStyle w:val="BlkPa"/>
-            </w:pPr>
-            <w:r>
+              <w:pStyle w:val="SS3-115"/>
+            </w:pPr>
+            <w:r>
+              <w:rPr>
+                <w:b/>
+                <w:bCs/>
+              </w:rPr>
+              <w:t>great-</w:t>
+            </w:r>
+            <w:proofErr w:type="gramStart"/>
+            <w:r>
+              <w:rPr>
+                <w:b/>
+                <w:bCs/>
+              </w:rPr>
+              <w:t>aunt</w:t>
+            </w:r>
+            <w:r>
+              <w:t xml:space="preserve"> :</w:t>
+            </w:r>
+            <w:proofErr w:type="gramEnd"/>
+            <w:r>
+              <w:t xml:space="preserve"> </w:t>
+            </w:r>
+            <w:r>
+              <w:rPr>
+                <w:rStyle w:val="BlkCh"/>
+              </w:rPr>
               <w:t>My great-aunt is my grandmother or grandfather's sister.</w:t>
             </w:r>
           </w:p>
           <w:p>
             <w:pPr>
-              <w:pStyle w:val="BlkPa"/>
-            </w:pPr>
-            <w:r>
+              <w:pStyle w:val="SS3-115"/>
+            </w:pPr>
+            <w:proofErr w:type="gramStart"/>
+            <w:r>
+              <w:rPr>
+                <w:b/>
+                <w:bCs/>
+              </w:rPr>
+              <w:t>grandmother</w:t>
+            </w:r>
+            <w:r>
+              <w:t xml:space="preserve"> :</w:t>
+            </w:r>
+            <w:proofErr w:type="gramEnd"/>
+            <w:r>
+              <w:t xml:space="preserve"> </w:t>
+            </w:r>
+            <w:r>
+              <w:rPr>
+                <w:rStyle w:val="BlkCh"/>
+              </w:rPr>
               <w:t>My grandmother is my mother or father's mother.</w:t>
             </w:r>
           </w:p>
@@ -534,19 +729,14 @@
                   <w:pPr>
                     <w:pStyle w:val="SS3-115"/>
                     <w:rPr>
-                      <w:rStyle w:val="BlankWord111"/>
                       <w:iCs/>
                       <w:strike/>
-                      <w:bdr w:val="none" w:sz="0" w:space="0" w:color="auto"/>
-                      <w:shd w:val="clear" w:color="auto" w:fill="auto"/>
-                      <w14:textOutline w14:w="0" w14:cap="rnd" w14:cmpd="sng" w14:algn="ctr">
-                        <w14:noFill/>
-                        <w14:prstDash w14:val="solid"/>
-                        <w14:bevel/>
-                      </w14:textOutline>
-                    </w:rPr>
-                  </w:pPr>
-                  <w:r>
+                    </w:rPr>
+                  </w:pPr>
+                  <w:r>
+                    <w:rPr>
+                      <w:strike/>
+                    </w:rPr>
                     <w:t>sister</w:t>
                   </w:r>
                 </w:p>
@@ -559,15 +749,7 @@
                   <w:pPr>
                     <w:pStyle w:val="SS3-115"/>
                     <w:rPr>
-                      <w:rStyle w:val="BlankWord111"/>
                       <w:iCs/>
-                      <w:bdr w:val="none" w:sz="0" w:space="0" w:color="auto"/>
-                      <w:shd w:val="clear" w:color="auto" w:fill="auto"/>
-                      <w14:textOutline w14:w="0" w14:cap="rnd" w14:cmpd="sng" w14:algn="ctr">
-                        <w14:noFill/>
-                        <w14:prstDash w14:val="solid"/>
-                        <w14:bevel/>
-                      </w14:textOutline>
                     </w:rPr>
                   </w:pPr>
                   <w:r>
@@ -583,15 +765,7 @@
                   <w:pPr>
                     <w:pStyle w:val="SS3-115"/>
                     <w:rPr>
-                      <w:rStyle w:val="BlankWord111"/>
                       <w:iCs/>
-                      <w:bdr w:val="none" w:sz="0" w:space="0" w:color="auto"/>
-                      <w:shd w:val="clear" w:color="auto" w:fill="auto"/>
-                      <w14:textOutline w14:w="0" w14:cap="rnd" w14:cmpd="sng" w14:algn="ctr">
-                        <w14:noFill/>
-                        <w14:prstDash w14:val="solid"/>
-                        <w14:bevel/>
-                      </w14:textOutline>
                     </w:rPr>
                   </w:pPr>
                   <w:r>
@@ -607,15 +781,7 @@
                   <w:pPr>
                     <w:pStyle w:val="SS3-115"/>
                     <w:rPr>
-                      <w:rStyle w:val="BlankWord111"/>
                       <w:iCs/>
-                      <w:bdr w:val="none" w:sz="0" w:space="0" w:color="auto"/>
-                      <w:shd w:val="clear" w:color="auto" w:fill="auto"/>
-                      <w14:textOutline w14:w="0" w14:cap="rnd" w14:cmpd="sng" w14:algn="ctr">
-                        <w14:noFill/>
-                        <w14:prstDash w14:val="solid"/>
-                        <w14:bevel/>
-                      </w14:textOutline>
                     </w:rPr>
                   </w:pPr>
                   <w:r>
@@ -631,15 +797,7 @@
                   <w:pPr>
                     <w:pStyle w:val="SS3-115"/>
                     <w:rPr>
-                      <w:rStyle w:val="BlankWord111"/>
                       <w:iCs/>
-                      <w:bdr w:val="none" w:sz="0" w:space="0" w:color="auto"/>
-                      <w:shd w:val="clear" w:color="auto" w:fill="auto"/>
-                      <w14:textOutline w14:w="0" w14:cap="rnd" w14:cmpd="sng" w14:algn="ctr">
-                        <w14:noFill/>
-                        <w14:prstDash w14:val="solid"/>
-                        <w14:bevel/>
-                      </w14:textOutline>
                     </w:rPr>
                   </w:pPr>
                   <w:r>
@@ -655,15 +813,7 @@
                   <w:pPr>
                     <w:pStyle w:val="SS3-115"/>
                     <w:rPr>
-                      <w:rStyle w:val="BlankWord111"/>
                       <w:iCs/>
-                      <w:bdr w:val="none" w:sz="0" w:space="0" w:color="auto"/>
-                      <w:shd w:val="clear" w:color="auto" w:fill="auto"/>
-                      <w14:textOutline w14:w="0" w14:cap="rnd" w14:cmpd="sng" w14:algn="ctr">
-                        <w14:noFill/>
-                        <w14:prstDash w14:val="solid"/>
-                        <w14:bevel/>
-                      </w14:textOutline>
                     </w:rPr>
                   </w:pPr>
                   <w:r>
@@ -681,15 +831,7 @@
                   <w:pPr>
                     <w:pStyle w:val="SS3-115"/>
                     <w:rPr>
-                      <w:rStyle w:val="BlankWord111"/>
                       <w:iCs/>
-                      <w:bdr w:val="none" w:sz="0" w:space="0" w:color="auto"/>
-                      <w:shd w:val="clear" w:color="auto" w:fill="auto"/>
-                      <w14:textOutline w14:w="0" w14:cap="rnd" w14:cmpd="sng" w14:algn="ctr">
-                        <w14:noFill/>
-                        <w14:prstDash w14:val="solid"/>
-                        <w14:bevel/>
-                      </w14:textOutline>
                     </w:rPr>
                   </w:pPr>
                   <w:r>
@@ -705,15 +847,7 @@
                   <w:pPr>
                     <w:pStyle w:val="SS3-115"/>
                     <w:rPr>
-                      <w:rStyle w:val="BlankWord111"/>
                       <w:iCs/>
-                      <w:bdr w:val="none" w:sz="0" w:space="0" w:color="auto"/>
-                      <w:shd w:val="clear" w:color="auto" w:fill="auto"/>
-                      <w14:textOutline w14:w="0" w14:cap="rnd" w14:cmpd="sng" w14:algn="ctr">
-                        <w14:noFill/>
-                        <w14:prstDash w14:val="solid"/>
-                        <w14:bevel/>
-                      </w14:textOutline>
                     </w:rPr>
                   </w:pPr>
                   <w:r>
@@ -729,15 +863,7 @@
                   <w:pPr>
                     <w:pStyle w:val="SS3-115"/>
                     <w:rPr>
-                      <w:rStyle w:val="BlankWord111"/>
                       <w:iCs/>
-                      <w:bdr w:val="none" w:sz="0" w:space="0" w:color="auto"/>
-                      <w:shd w:val="clear" w:color="auto" w:fill="auto"/>
-                      <w14:textOutline w14:w="0" w14:cap="rnd" w14:cmpd="sng" w14:algn="ctr">
-                        <w14:noFill/>
-                        <w14:prstDash w14:val="solid"/>
-                        <w14:bevel/>
-                      </w14:textOutline>
                     </w:rPr>
                   </w:pPr>
                   <w:r>
@@ -753,15 +879,7 @@
                   <w:pPr>
                     <w:pStyle w:val="SS3-115"/>
                     <w:rPr>
-                      <w:rStyle w:val="BlankWord111"/>
                       <w:iCs/>
-                      <w:bdr w:val="none" w:sz="0" w:space="0" w:color="auto"/>
-                      <w:shd w:val="clear" w:color="auto" w:fill="auto"/>
-                      <w14:textOutline w14:w="0" w14:cap="rnd" w14:cmpd="sng" w14:algn="ctr">
-                        <w14:noFill/>
-                        <w14:prstDash w14:val="solid"/>
-                        <w14:bevel/>
-                      </w14:textOutline>
                     </w:rPr>
                   </w:pPr>
                   <w:r>
@@ -777,15 +895,7 @@
                   <w:pPr>
                     <w:pStyle w:val="SS3-115"/>
                     <w:rPr>
-                      <w:rStyle w:val="BlankWord111"/>
                       <w:iCs/>
-                      <w:bdr w:val="none" w:sz="0" w:space="0" w:color="auto"/>
-                      <w:shd w:val="clear" w:color="auto" w:fill="auto"/>
-                      <w14:textOutline w14:w="0" w14:cap="rnd" w14:cmpd="sng" w14:algn="ctr">
-                        <w14:noFill/>
-                        <w14:prstDash w14:val="solid"/>
-                        <w14:bevel/>
-                      </w14:textOutline>
                     </w:rPr>
                   </w:pPr>
                   <w:r>
@@ -801,15 +911,7 @@
                   <w:pPr>
                     <w:pStyle w:val="SS3-115"/>
                     <w:rPr>
-                      <w:rStyle w:val="BlankWord111"/>
                       <w:iCs/>
-                      <w:bdr w:val="none" w:sz="0" w:space="0" w:color="auto"/>
-                      <w:shd w:val="clear" w:color="auto" w:fill="auto"/>
-                      <w14:textOutline w14:w="0" w14:cap="rnd" w14:cmpd="sng" w14:algn="ctr">
-                        <w14:noFill/>
-                        <w14:prstDash w14:val="solid"/>
-                        <w14:bevel/>
-                      </w14:textOutline>
                     </w:rPr>
                   </w:pPr>
                 </w:p>
@@ -818,25 +920,13 @@
           </w:tbl>
           <w:p>
             <w:pPr>
-              <w:pStyle w:val="SS3-115"/>
+              <w:pStyle w:val="BlkPa"/>
               <w:spacing w:before="240"/>
               <w:rPr>
-                <w:rStyle w:val="BlankWord111"/>
-                <w:iCs/>
-                <w:bdr w:val="none" w:sz="0" w:space="0" w:color="auto"/>
-                <w:shd w:val="clear" w:color="auto" w:fill="auto"/>
                 <w:rtl/>
-                <w14:textOutline w14:w="0" w14:cap="rnd" w14:cmpd="sng" w14:algn="ctr">
-                  <w14:noFill/>
-                  <w14:prstDash w14:val="solid"/>
-                  <w14:bevel/>
-                </w14:textOutline>
-              </w:rPr>
-            </w:pPr>
-            <w:r>
-              <w:rPr>
-                <w:iCs/>
-              </w:rPr>
+              </w:rPr>
+            </w:pPr>
+            <w:r>
               <w:t>Tell your partner who you live with. Which other family members are you close to?</w:t>
             </w:r>
           </w:p>
@@ -944,6 +1034,7 @@
           <w:p>
             <w:pPr>
               <w:pStyle w:val="BlkPa"/>
+              <w:spacing w:before="120" w:after="120"/>
             </w:pPr>
             <w:r>
               <w:t>2, 3, 4 and 5 are mentioned in the text.</w:t>
@@ -1629,11 +1720,7 @@
           <w:tcPr>
             <w:tcW w:w="7196" w:type="dxa"/>
           </w:tcPr>
-          <w:p>
-            <w:pPr>
-              <w:pStyle w:val="BlkPa"/>
-            </w:pPr>
-          </w:p>
+          <w:p/>
         </w:tc>
       </w:tr>
     </w:tbl>
@@ -2289,18 +2376,10 @@
             <w:pPr>
               <w:pStyle w:val="SS3-115"/>
               <w:rPr>
-                <w:rStyle w:val="BlankWord111"/>
                 <w:rFonts w:ascii="Source Sans 3 Medium" w:hAnsi="Source Sans 3 Medium"/>
                 <w:b/>
                 <w:bCs/>
-                <w:bdr w:val="none" w:sz="0" w:space="0" w:color="auto"/>
-                <w:shd w:val="clear" w:color="auto" w:fill="auto"/>
                 <w:rtl/>
-                <w14:textOutline w14:w="0" w14:cap="rnd" w14:cmpd="sng" w14:algn="ctr">
-                  <w14:noFill/>
-                  <w14:prstDash w14:val="solid"/>
-                  <w14:bevel/>
-                </w14:textOutline>
               </w:rPr>
             </w:pPr>
           </w:p>
@@ -2399,8 +2478,8 @@
       </w:tblPr>
       <w:tblGrid>
         <w:gridCol w:w="650"/>
-        <w:gridCol w:w="6992"/>
-        <w:gridCol w:w="6750"/>
+        <w:gridCol w:w="6993"/>
+        <w:gridCol w:w="6749"/>
       </w:tblGrid>
       <w:tr>
         <w:tc>
@@ -2516,54 +2595,6 @@
               <w:pStyle w:val="BlkPa"/>
             </w:pPr>
             <w:r>
-              <w:t>grandparents' stories (paragraph D)</w:t>
-            </w:r>
-          </w:p>
-          <w:p>
-            <w:pPr>
-              <w:pStyle w:val="BlkPa"/>
-            </w:pPr>
-            <w:r>
-              <w:t>cousin's wedding (A)</w:t>
-            </w:r>
-          </w:p>
-          <w:p>
-            <w:pPr>
-              <w:pStyle w:val="BlkPa"/>
-            </w:pPr>
-            <w:r>
-              <w:t>young adults (E)</w:t>
-            </w:r>
-          </w:p>
-          <w:p>
-            <w:pPr>
-              <w:pStyle w:val="BlkPa"/>
-            </w:pPr>
-            <w:r>
-              <w:t>extended families (B)</w:t>
-            </w:r>
-          </w:p>
-          <w:p>
-            <w:pPr>
-              <w:pStyle w:val="BlkPa"/>
-            </w:pPr>
-            <w:r>
-              <w:t>come and go (G)</w:t>
-            </w:r>
-          </w:p>
-          <w:p>
-            <w:pPr>
-              <w:pStyle w:val="BlkPa"/>
-            </w:pPr>
-            <w:r>
-              <w:t>Italian proverb (F)</w:t>
-            </w:r>
-          </w:p>
-          <w:p>
-            <w:pPr>
-              <w:pStyle w:val="BlkPa"/>
-            </w:pPr>
-            <w:r>
               <w:t>To find information quickly, don't read every word. Don't try to say the words. Move your eyes quickly across and down the text. Use your finger if you find it useful.</w:t>
             </w:r>
           </w:p>
@@ -2597,6 +2628,15 @@
                 </w:p>
                 <w:p>
                   <w:pPr>
+                    <w:pStyle w:val="BlkPa"/>
+                    <w:ind w:left="284"/>
+                  </w:pPr>
+                  <w:r>
+                    <w:t>paragraph D</w:t>
+                  </w:r>
+                </w:p>
+                <w:p>
+                  <w:pPr>
                     <w:pStyle w:val="SS3-115"/>
                     <w:numPr>
                       <w:ilvl w:val="0"/>
@@ -2610,6 +2650,18 @@
                 </w:p>
                 <w:p>
                   <w:pPr>
+                    <w:pStyle w:val="BlkPa"/>
+                    <w:ind w:left="284"/>
+                  </w:pPr>
+                  <w:r>
+                    <w:t xml:space="preserve">paragraph </w:t>
+                  </w:r>
+                  <w:r>
+                    <w:t>A</w:t>
+                  </w:r>
+                </w:p>
+                <w:p>
+                  <w:pPr>
                     <w:pStyle w:val="SS3-115"/>
                     <w:numPr>
                       <w:ilvl w:val="0"/>
@@ -2621,6 +2673,18 @@
                     <w:t>young adults</w:t>
                   </w:r>
                 </w:p>
+                <w:p>
+                  <w:pPr>
+                    <w:pStyle w:val="BlkPa"/>
+                    <w:ind w:left="284"/>
+                  </w:pPr>
+                  <w:r>
+                    <w:t xml:space="preserve">paragraph </w:t>
+                  </w:r>
+                  <w:r>
+                    <w:t>E</w:t>
+                  </w:r>
+                </w:p>
               </w:tc>
               <w:tc>
                 <w:tcPr>
@@ -2641,6 +2705,18 @@
                 </w:p>
                 <w:p>
                   <w:pPr>
+                    <w:pStyle w:val="BlkPa"/>
+                    <w:ind w:left="284"/>
+                  </w:pPr>
+                  <w:r>
+                    <w:t xml:space="preserve">paragraph </w:t>
+                  </w:r>
+                  <w:r>
+                    <w:t>B</w:t>
+                  </w:r>
+                </w:p>
+                <w:p>
+                  <w:pPr>
                     <w:pStyle w:val="SS3-115"/>
                     <w:numPr>
                       <w:ilvl w:val="0"/>
@@ -2654,6 +2730,18 @@
                 </w:p>
                 <w:p>
                   <w:pPr>
+                    <w:pStyle w:val="BlkPa"/>
+                    <w:ind w:left="284"/>
+                  </w:pPr>
+                  <w:r>
+                    <w:t xml:space="preserve">paragraph </w:t>
+                  </w:r>
+                  <w:r>
+                    <w:t>G</w:t>
+                  </w:r>
+                </w:p>
+                <w:p>
+                  <w:pPr>
                     <w:pStyle w:val="SS3-115"/>
                     <w:numPr>
                       <w:ilvl w:val="0"/>
@@ -2665,6 +2753,18 @@
                     <w:t>Italian proverb</w:t>
                   </w:r>
                 </w:p>
+                <w:p>
+                  <w:pPr>
+                    <w:pStyle w:val="BlkPa"/>
+                    <w:ind w:left="284"/>
+                  </w:pPr>
+                  <w:r>
+                    <w:t xml:space="preserve">paragraph </w:t>
+                  </w:r>
+                  <w:r>
+                    <w:t>F</w:t>
+                  </w:r>
+                </w:p>
               </w:tc>
             </w:tr>
           </w:tbl>
@@ -2672,18 +2772,10 @@
             <w:pPr>
               <w:pStyle w:val="SS3-115"/>
               <w:rPr>
-                <w:rStyle w:val="BlankWord111"/>
                 <w:rFonts w:ascii="Source Sans 3 Medium" w:hAnsi="Source Sans 3 Medium"/>
                 <w:b/>
                 <w:bCs/>
-                <w:bdr w:val="none" w:sz="0" w:space="0" w:color="auto"/>
-                <w:shd w:val="clear" w:color="auto" w:fill="auto"/>
                 <w:rtl/>
-                <w14:textOutline w14:w="0" w14:cap="rnd" w14:cmpd="sng" w14:algn="ctr">
-                  <w14:noFill/>
-                  <w14:prstDash w14:val="solid"/>
-                  <w14:bevel/>
-                </w14:textOutline>
               </w:rPr>
             </w:pPr>
             <w:r>
@@ -3010,18 +3102,12 @@
               <w:pStyle w:val="BlkPa"/>
               <w:ind w:left="284"/>
               <w:rPr>
-                <w:rStyle w:val="BlankWord111"/>
                 <w:rFonts w:ascii="Source Sans 3 Medium" w:hAnsi="Source Sans 3 Medium"/>
                 <w:b/>
                 <w:bCs/>
                 <w:bdr w:val="none" w:sz="0" w:space="0" w:color="auto"/>
                 <w:shd w:val="clear" w:color="auto" w:fill="auto"/>
                 <w:rtl/>
-                <w14:textOutline w14:w="0" w14:cap="rnd" w14:cmpd="sng" w14:algn="ctr">
-                  <w14:noFill/>
-                  <w14:prstDash w14:val="solid"/>
-                  <w14:bevel/>
-                </w14:textOutline>
               </w:rPr>
             </w:pPr>
             <w:r>
@@ -3323,11 +3409,6 @@
           <w:p>
             <w:pPr>
               <w:pStyle w:val="BlkLp"/>
-              <w:numPr>
-                <w:ilvl w:val="0"/>
-                <w:numId w:val="60"/>
-              </w:numPr>
-              <w:ind w:left="284" w:hanging="284"/>
             </w:pPr>
             <w:r>
               <w:t>over 40%</w:t>
@@ -3336,11 +3417,6 @@
           <w:p>
             <w:pPr>
               <w:pStyle w:val="BlkLp"/>
-              <w:numPr>
-                <w:ilvl w:val="0"/>
-                <w:numId w:val="60"/>
-              </w:numPr>
-              <w:ind w:left="284" w:hanging="284"/>
             </w:pPr>
             <w:r>
               <w:t>They are often retired.</w:t>
@@ -3349,11 +3425,6 @@
           <w:p>
             <w:pPr>
               <w:pStyle w:val="BlkLp"/>
-              <w:numPr>
-                <w:ilvl w:val="0"/>
-                <w:numId w:val="60"/>
-              </w:numPr>
-              <w:ind w:left="284" w:hanging="284"/>
             </w:pPr>
             <w:r>
               <w:t>(They think it will be) exciting.</w:t>
@@ -3625,7 +3696,7 @@
               <w:pStyle w:val="BlkLp"/>
               <w:numPr>
                 <w:ilvl w:val="0"/>
-                <w:numId w:val="61"/>
+                <w:numId w:val="109"/>
               </w:numPr>
               <w:ind w:left="284" w:hanging="284"/>
             </w:pPr>
@@ -3636,11 +3707,6 @@
           <w:p>
             <w:pPr>
               <w:pStyle w:val="BlkLp"/>
-              <w:numPr>
-                <w:ilvl w:val="0"/>
-                <w:numId w:val="61"/>
-              </w:numPr>
-              <w:ind w:left="284" w:hanging="284"/>
             </w:pPr>
             <w:r>
               <w:t>d</w:t>
@@ -3649,11 +3715,6 @@
           <w:p>
             <w:pPr>
               <w:pStyle w:val="BlkLp"/>
-              <w:numPr>
-                <w:ilvl w:val="0"/>
-                <w:numId w:val="61"/>
-              </w:numPr>
-              <w:ind w:left="284" w:hanging="284"/>
             </w:pPr>
             <w:r>
               <w:t>a</w:t>
@@ -3662,11 +3723,6 @@
           <w:p>
             <w:pPr>
               <w:pStyle w:val="BlkLp"/>
-              <w:numPr>
-                <w:ilvl w:val="0"/>
-                <w:numId w:val="61"/>
-              </w:numPr>
-              <w:ind w:left="284" w:hanging="284"/>
             </w:pPr>
             <w:r>
               <w:t>c</w:t>
@@ -3775,7 +3831,6 @@
                 <w:ilvl w:val="0"/>
                 <w:numId w:val="24"/>
               </w:numPr>
-              <w:spacing w:after="0"/>
               <w:ind w:left="284" w:hanging="284"/>
             </w:pPr>
             <w:r>
@@ -3785,7 +3840,6 @@
           <w:p>
             <w:pPr>
               <w:pStyle w:val="SS3-115"/>
-              <w:spacing w:after="0"/>
               <w:ind w:left="284"/>
             </w:pPr>
             <w:r>
@@ -3799,7 +3853,6 @@
                 <w:ilvl w:val="0"/>
                 <w:numId w:val="24"/>
               </w:numPr>
-              <w:spacing w:after="0"/>
               <w:ind w:left="284" w:hanging="284"/>
             </w:pPr>
             <w:r>
@@ -3813,7 +3866,6 @@
                 <w:ilvl w:val="0"/>
                 <w:numId w:val="24"/>
               </w:numPr>
-              <w:spacing w:after="0"/>
               <w:ind w:left="284" w:hanging="284"/>
             </w:pPr>
             <w:r>
@@ -3827,7 +3879,6 @@
                 <w:ilvl w:val="0"/>
                 <w:numId w:val="24"/>
               </w:numPr>
-              <w:spacing w:after="0"/>
               <w:ind w:left="284" w:hanging="284"/>
             </w:pPr>
             <w:r>
@@ -4022,7 +4073,7 @@
               <w:pStyle w:val="BlkLp"/>
               <w:numPr>
                 <w:ilvl w:val="0"/>
-                <w:numId w:val="62"/>
+                <w:numId w:val="110"/>
               </w:numPr>
               <w:ind w:left="284" w:hanging="284"/>
             </w:pPr>
@@ -4033,11 +4084,6 @@
           <w:p>
             <w:pPr>
               <w:pStyle w:val="BlkLp"/>
-              <w:numPr>
-                <w:ilvl w:val="0"/>
-                <w:numId w:val="62"/>
-              </w:numPr>
-              <w:ind w:left="284" w:hanging="284"/>
             </w:pPr>
             <w:r>
               <w:t>grandparents' stories</w:t>
@@ -4046,11 +4092,6 @@
           <w:p>
             <w:pPr>
               <w:pStyle w:val="BlkLp"/>
-              <w:numPr>
-                <w:ilvl w:val="0"/>
-                <w:numId w:val="62"/>
-              </w:numPr>
-              <w:ind w:left="284" w:hanging="284"/>
             </w:pPr>
             <w:r>
               <w:t>lonely</w:t>
@@ -4059,11 +4100,6 @@
           <w:p>
             <w:pPr>
               <w:pStyle w:val="BlkLp"/>
-              <w:numPr>
-                <w:ilvl w:val="0"/>
-                <w:numId w:val="62"/>
-              </w:numPr>
-              <w:ind w:left="284" w:hanging="284"/>
             </w:pPr>
             <w:r>
               <w:t>your grandmother</w:t>
@@ -4232,11 +4268,19 @@
                 <w:ilvl w:val="0"/>
                 <w:numId w:val="25"/>
               </w:numPr>
-              <w:spacing w:after="0"/>
               <w:ind w:left="284" w:hanging="284"/>
             </w:pPr>
             <w:r>
               <w:t>What tense are most of the verbs in the text?</w:t>
+            </w:r>
+          </w:p>
+          <w:p>
+            <w:pPr>
+              <w:pStyle w:val="BlkPa"/>
+              <w:ind w:left="284"/>
+            </w:pPr>
+            <w:r>
+              <w:t>present simple</w:t>
             </w:r>
           </w:p>
           <w:p>
@@ -4246,11 +4290,19 @@
                 <w:ilvl w:val="0"/>
                 <w:numId w:val="25"/>
               </w:numPr>
-              <w:spacing w:after="0"/>
               <w:ind w:left="284" w:hanging="284"/>
             </w:pPr>
             <w:r>
               <w:t>Choose the correct reason for the choice of tense.</w:t>
+            </w:r>
+          </w:p>
+          <w:p>
+            <w:pPr>
+              <w:pStyle w:val="BlkPa"/>
+              <w:ind w:left="284"/>
+            </w:pPr>
+            <w:r>
+              <w:t>b</w:t>
             </w:r>
           </w:p>
           <w:p>
@@ -4260,7 +4312,6 @@
                 <w:ilvl w:val="0"/>
                 <w:numId w:val="26"/>
               </w:numPr>
-              <w:spacing w:after="0"/>
               <w:ind w:left="568" w:hanging="284"/>
             </w:pPr>
             <w:r>
@@ -4274,7 +4325,6 @@
                 <w:ilvl w:val="0"/>
                 <w:numId w:val="26"/>
               </w:numPr>
-              <w:spacing w:after="0"/>
               <w:ind w:left="568" w:hanging="284"/>
             </w:pPr>
             <w:r>
@@ -4288,7 +4338,6 @@
                 <w:ilvl w:val="0"/>
                 <w:numId w:val="26"/>
               </w:numPr>
-              <w:spacing w:after="0"/>
               <w:ind w:left="568" w:hanging="284"/>
             </w:pPr>
             <w:r>
@@ -4456,6 +4505,15 @@
           </w:p>
           <w:p>
             <w:pPr>
+              <w:pStyle w:val="BlkPa"/>
+              <w:ind w:left="360"/>
+            </w:pPr>
+            <w:r>
+              <w:t>always</w:t>
+            </w:r>
+          </w:p>
+          <w:p>
+            <w:pPr>
               <w:pStyle w:val="SS3-115"/>
               <w:numPr>
                 <w:ilvl w:val="0"/>
@@ -4468,6 +4526,15 @@
           </w:p>
           <w:p>
             <w:pPr>
+              <w:pStyle w:val="BlkPa"/>
+              <w:ind w:left="360"/>
+            </w:pPr>
+            <w:r>
+              <w:t>often</w:t>
+            </w:r>
+          </w:p>
+          <w:p>
+            <w:pPr>
               <w:pStyle w:val="SS3-115"/>
               <w:numPr>
                 <w:ilvl w:val="0"/>
@@ -4480,6 +4547,15 @@
           </w:p>
           <w:p>
             <w:pPr>
+              <w:pStyle w:val="BlkPa"/>
+              <w:ind w:left="360"/>
+            </w:pPr>
+            <w:r>
+              <w:t>often; (not) always</w:t>
+            </w:r>
+          </w:p>
+          <w:p>
+            <w:pPr>
               <w:pStyle w:val="SS3-115"/>
               <w:numPr>
                 <w:ilvl w:val="0"/>
@@ -4492,6 +4568,15 @@
           </w:p>
           <w:p>
             <w:pPr>
+              <w:pStyle w:val="BlkPa"/>
+              <w:ind w:left="360"/>
+            </w:pPr>
+            <w:r>
+              <w:t>usually</w:t>
+            </w:r>
+          </w:p>
+          <w:p>
+            <w:pPr>
               <w:pStyle w:val="SS3-115"/>
               <w:numPr>
                 <w:ilvl w:val="0"/>
@@ -4500,6 +4585,15 @@
             </w:pPr>
             <w:r>
               <w:t>Sometimes they feel closer to their grandparents than to their parents.</w:t>
+            </w:r>
+          </w:p>
+          <w:p>
+            <w:pPr>
+              <w:pStyle w:val="BlkPa"/>
+              <w:ind w:left="360"/>
+            </w:pPr>
+            <w:r>
+              <w:t>Sometimes</w:t>
             </w:r>
           </w:p>
         </w:tc>
@@ -4693,6 +4787,44 @@
             </w:r>
             <w:r>
               <w:t>.</w:t>
+            </w:r>
+          </w:p>
+          <w:p>
+            <w:pPr>
+              <w:pStyle w:val="BlkPa"/>
+            </w:pPr>
+            <w:r>
+              <w:t>The frequency adverb is usually between the subject and the verb. (</w:t>
+            </w:r>
+            <w:r>
+              <w:rPr>
+                <w:i/>
+                <w:iCs w:val="0"/>
+              </w:rPr>
+              <w:t>I often cook</w:t>
+            </w:r>
+            <w:r>
+              <w:t>). When the verb is 'to be', the adverb comes after the verb. (</w:t>
+            </w:r>
+            <w:r>
+              <w:rPr>
+                <w:i/>
+                <w:iCs w:val="0"/>
+              </w:rPr>
+              <w:t>It is always cold.</w:t>
+            </w:r>
+            <w:r>
+              <w:t>) Some frequency adverbs can also start a sentence. (</w:t>
+            </w:r>
+            <w:r>
+              <w:rPr>
+                <w:i/>
+                <w:iCs w:val="0"/>
+              </w:rPr>
+              <w:t>Sometimes I watch TV.</w:t>
+            </w:r>
+            <w:r>
+              <w:t>)</w:t>
             </w:r>
           </w:p>
         </w:tc>
@@ -4829,18 +4961,10 @@
             <w:pPr>
               <w:spacing w:after="120"/>
               <w:rPr>
-                <w:rStyle w:val="BlankWord111"/>
                 <w:rFonts w:ascii="Source Sans 3 Medium" w:hAnsi="Source Sans 3 Medium"/>
                 <w:b/>
                 <w:bCs/>
-                <w:bdr w:val="none" w:sz="0" w:space="0" w:color="auto"/>
-                <w:shd w:val="clear" w:color="auto" w:fill="auto"/>
                 <w:rtl/>
-                <w14:textOutline w14:w="0" w14:cap="rnd" w14:cmpd="sng" w14:algn="ctr">
-                  <w14:noFill/>
-                  <w14:prstDash w14:val="solid"/>
-                  <w14:bevel/>
-                </w14:textOutline>
               </w:rPr>
             </w:pPr>
             <w:r>
@@ -5051,6 +5175,15 @@
           </w:p>
           <w:p>
             <w:pPr>
+              <w:pStyle w:val="BlkPa"/>
+              <w:ind w:left="284"/>
+            </w:pPr>
+            <w:r>
+              <w:t>social media</w:t>
+            </w:r>
+          </w:p>
+          <w:p>
+            <w:pPr>
               <w:pStyle w:val="SS3-115"/>
               <w:numPr>
                 <w:ilvl w:val="0"/>
@@ -5064,6 +5197,15 @@
           </w:p>
           <w:p>
             <w:pPr>
+              <w:pStyle w:val="BlkPa"/>
+              <w:ind w:left="284"/>
+            </w:pPr>
+            <w:r>
+              <w:t>geographically mobile</w:t>
+            </w:r>
+          </w:p>
+          <w:p>
+            <w:pPr>
               <w:pStyle w:val="SS3-115"/>
               <w:numPr>
                 <w:ilvl w:val="0"/>
@@ -5072,7 +5214,24 @@
               <w:ind w:left="284" w:hanging="284"/>
             </w:pPr>
             <w:r>
-              <w:t>What work-related problem do people have that makes them less likely to form friendships?</w:t>
+              <w:t xml:space="preserve">What work-related problem </w:t>
+            </w:r>
+            <w:proofErr w:type="gramStart"/>
+            <w:r>
+              <w:t>do</w:t>
+            </w:r>
+            <w:proofErr w:type="gramEnd"/>
+            <w:r>
+              <w:t xml:space="preserve"> people have that makes them less likely to form friendships?</w:t>
+            </w:r>
+          </w:p>
+          <w:p>
+            <w:pPr>
+              <w:pStyle w:val="BlkPa"/>
+              <w:ind w:left="284"/>
+            </w:pPr>
+            <w:r>
+              <w:t>less security</w:t>
             </w:r>
           </w:p>
           <w:p>
@@ -5093,6 +5252,15 @@
           </w:p>
           <w:p>
             <w:pPr>
+              <w:pStyle w:val="BlkPa"/>
+              <w:ind w:left="284"/>
+            </w:pPr>
+            <w:r>
+              <w:t>convenience</w:t>
+            </w:r>
+          </w:p>
+          <w:p>
+            <w:pPr>
               <w:pStyle w:val="SS3-115"/>
               <w:numPr>
                 <w:ilvl w:val="0"/>
@@ -5100,20 +5268,26 @@
               </w:numPr>
               <w:ind w:left="284" w:hanging="284"/>
               <w:rPr>
-                <w:rStyle w:val="BlankWord111"/>
+                <w:rFonts w:ascii="Source Sans 3 Medium" w:hAnsi="Source Sans 3 Medium"/>
+              </w:rPr>
+            </w:pPr>
+            <w:r>
+              <w:t>What are people with friends less likely to suffer from?</w:t>
+            </w:r>
+          </w:p>
+          <w:p>
+            <w:pPr>
+              <w:pStyle w:val="BlkPa"/>
+              <w:ind w:left="284"/>
+              <w:rPr>
                 <w:rFonts w:ascii="Source Sans 3 Medium" w:hAnsi="Source Sans 3 Medium"/>
                 <w:bdr w:val="none" w:sz="0" w:space="0" w:color="auto"/>
                 <w:shd w:val="clear" w:color="auto" w:fill="auto"/>
                 <w:rtl/>
-                <w14:textOutline w14:w="0" w14:cap="rnd" w14:cmpd="sng" w14:algn="ctr">
-                  <w14:noFill/>
-                  <w14:prstDash w14:val="solid"/>
-                  <w14:bevel/>
-                </w14:textOutline>
-              </w:rPr>
-            </w:pPr>
-            <w:r>
-              <w:t>What are people with friends less likely to suffer from?</w:t>
+              </w:rPr>
+            </w:pPr>
+            <w:r>
+              <w:t>mental health problems</w:t>
             </w:r>
           </w:p>
         </w:tc>
@@ -5513,16 +5687,8 @@
             <w:pPr>
               <w:spacing w:after="120"/>
               <w:rPr>
-                <w:rStyle w:val="BlankWord111"/>
                 <w:iCs/>
-                <w:bdr w:val="none" w:sz="0" w:space="0" w:color="auto"/>
-                <w:shd w:val="clear" w:color="auto" w:fill="auto"/>
                 <w:rtl/>
-                <w14:textOutline w14:w="0" w14:cap="rnd" w14:cmpd="sng" w14:algn="ctr">
-                  <w14:noFill/>
-                  <w14:prstDash w14:val="solid"/>
-                  <w14:bevel/>
-                </w14:textOutline>
               </w:rPr>
             </w:pPr>
             <w:r>
@@ -6708,18 +6874,10 @@
             <w:pPr>
               <w:spacing w:after="120"/>
               <w:rPr>
-                <w:rStyle w:val="BlankWord111"/>
                 <w:rFonts w:ascii="Source Sans 3 Medium" w:hAnsi="Source Sans 3 Medium"/>
                 <w:b/>
                 <w:bCs/>
-                <w:bdr w:val="none" w:sz="0" w:space="0" w:color="auto"/>
-                <w:shd w:val="clear" w:color="auto" w:fill="auto"/>
                 <w:rtl/>
-                <w14:textOutline w14:w="0" w14:cap="rnd" w14:cmpd="sng" w14:algn="ctr">
-                  <w14:noFill/>
-                  <w14:prstDash w14:val="solid"/>
-                  <w14:bevel/>
-                </w14:textOutline>
               </w:rPr>
             </w:pPr>
             <w:r>
@@ -7273,7 +7431,6 @@
                 <w:ilvl w:val="0"/>
                 <w:numId w:val="32"/>
               </w:numPr>
-              <w:spacing w:after="0"/>
               <w:ind w:left="284" w:hanging="284"/>
             </w:pPr>
             <w:r>
@@ -7306,7 +7463,6 @@
                 <w:ilvl w:val="0"/>
                 <w:numId w:val="32"/>
               </w:numPr>
-              <w:spacing w:after="0"/>
               <w:ind w:left="284" w:hanging="284"/>
             </w:pPr>
             <w:r>
@@ -7320,7 +7476,6 @@
                 <w:ilvl w:val="0"/>
                 <w:numId w:val="32"/>
               </w:numPr>
-              <w:spacing w:after="0"/>
               <w:ind w:left="284" w:hanging="284"/>
             </w:pPr>
             <w:r>
@@ -7334,7 +7489,6 @@
                 <w:ilvl w:val="0"/>
                 <w:numId w:val="32"/>
               </w:numPr>
-              <w:spacing w:after="0"/>
               <w:ind w:left="284" w:hanging="284"/>
             </w:pPr>
             <w:r>
@@ -7348,7 +7502,6 @@
                 <w:ilvl w:val="0"/>
                 <w:numId w:val="32"/>
               </w:numPr>
-              <w:spacing w:after="0"/>
               <w:ind w:left="284" w:hanging="284"/>
             </w:pPr>
             <w:r>
@@ -7362,7 +7515,6 @@
                 <w:ilvl w:val="0"/>
                 <w:numId w:val="32"/>
               </w:numPr>
-              <w:spacing w:after="0"/>
               <w:ind w:left="284" w:hanging="284"/>
             </w:pPr>
             <w:r>
@@ -7998,16 +8150,8 @@
                 <w:p>
                   <w:pPr>
                     <w:rPr>
-                      <w:rStyle w:val="BlankWord111"/>
                       <w:iCs/>
                       <w:szCs w:val="23"/>
-                      <w:bdr w:val="none" w:sz="0" w:space="0" w:color="auto"/>
-                      <w:shd w:val="clear" w:color="auto" w:fill="auto"/>
-                      <w14:textOutline w14:w="0" w14:cap="rnd" w14:cmpd="sng" w14:algn="ctr">
-                        <w14:noFill/>
-                        <w14:prstDash w14:val="solid"/>
-                        <w14:bevel/>
-                      </w14:textOutline>
                     </w:rPr>
                   </w:pPr>
                   <w:r>
@@ -8026,16 +8170,8 @@
                 <w:p>
                   <w:pPr>
                     <w:rPr>
-                      <w:rStyle w:val="BlankWord111"/>
                       <w:iCs/>
                       <w:szCs w:val="23"/>
-                      <w:bdr w:val="none" w:sz="0" w:space="0" w:color="auto"/>
-                      <w:shd w:val="clear" w:color="auto" w:fill="auto"/>
-                      <w14:textOutline w14:w="0" w14:cap="rnd" w14:cmpd="sng" w14:algn="ctr">
-                        <w14:noFill/>
-                        <w14:prstDash w14:val="solid"/>
-                        <w14:bevel/>
-                      </w14:textOutline>
                     </w:rPr>
                   </w:pPr>
                   <w:proofErr w:type="gramStart"/>
@@ -8056,16 +8192,8 @@
                 <w:p>
                   <w:pPr>
                     <w:rPr>
-                      <w:rStyle w:val="BlankWord111"/>
                       <w:iCs/>
                       <w:szCs w:val="23"/>
-                      <w:bdr w:val="none" w:sz="0" w:space="0" w:color="auto"/>
-                      <w:shd w:val="clear" w:color="auto" w:fill="auto"/>
-                      <w14:textOutline w14:w="0" w14:cap="rnd" w14:cmpd="sng" w14:algn="ctr">
-                        <w14:noFill/>
-                        <w14:prstDash w14:val="solid"/>
-                        <w14:bevel/>
-                      </w14:textOutline>
                     </w:rPr>
                   </w:pPr>
                   <w:r>
@@ -8084,16 +8212,8 @@
                 <w:p>
                   <w:pPr>
                     <w:rPr>
-                      <w:rStyle w:val="BlankWord111"/>
                       <w:iCs/>
                       <w:szCs w:val="23"/>
-                      <w:bdr w:val="none" w:sz="0" w:space="0" w:color="auto"/>
-                      <w:shd w:val="clear" w:color="auto" w:fill="auto"/>
-                      <w14:textOutline w14:w="0" w14:cap="rnd" w14:cmpd="sng" w14:algn="ctr">
-                        <w14:noFill/>
-                        <w14:prstDash w14:val="solid"/>
-                        <w14:bevel/>
-                      </w14:textOutline>
                     </w:rPr>
                   </w:pPr>
                   <w:r>
@@ -8113,15 +8233,7 @@
                   <w:pPr>
                     <w:pStyle w:val="SS3-115"/>
                     <w:rPr>
-                      <w:rStyle w:val="BlankWord111"/>
                       <w:iCs/>
-                      <w:bdr w:val="none" w:sz="0" w:space="0" w:color="auto"/>
-                      <w:shd w:val="clear" w:color="auto" w:fill="auto"/>
-                      <w14:textOutline w14:w="0" w14:cap="rnd" w14:cmpd="sng" w14:algn="ctr">
-                        <w14:noFill/>
-                        <w14:prstDash w14:val="solid"/>
-                        <w14:bevel/>
-                      </w14:textOutline>
                     </w:rPr>
                   </w:pPr>
                   <w:r>
@@ -8136,16 +8248,8 @@
                 <w:p>
                   <w:pPr>
                     <w:rPr>
-                      <w:rStyle w:val="BlankWord111"/>
                       <w:iCs/>
                       <w:szCs w:val="23"/>
-                      <w:bdr w:val="none" w:sz="0" w:space="0" w:color="auto"/>
-                      <w:shd w:val="clear" w:color="auto" w:fill="auto"/>
-                      <w14:textOutline w14:w="0" w14:cap="rnd" w14:cmpd="sng" w14:algn="ctr">
-                        <w14:noFill/>
-                        <w14:prstDash w14:val="solid"/>
-                        <w14:bevel/>
-                      </w14:textOutline>
                     </w:rPr>
                   </w:pPr>
                   <w:r>
@@ -8812,7 +8916,6 @@
                 <w:ilvl w:val="0"/>
                 <w:numId w:val="35"/>
               </w:numPr>
-              <w:spacing w:after="0"/>
               <w:ind w:left="284" w:hanging="284"/>
             </w:pPr>
             <w:r>
@@ -9006,7 +9109,6 @@
                 <w:ilvl w:val="0"/>
                 <w:numId w:val="4"/>
               </w:numPr>
-              <w:spacing w:after="0"/>
               <w:ind w:left="284" w:hanging="284"/>
             </w:pPr>
             <w:r>
@@ -9020,7 +9122,6 @@
                 <w:ilvl w:val="0"/>
                 <w:numId w:val="4"/>
               </w:numPr>
-              <w:spacing w:after="0"/>
               <w:ind w:left="284" w:hanging="284"/>
             </w:pPr>
             <w:r>
@@ -9034,7 +9135,6 @@
                 <w:ilvl w:val="0"/>
                 <w:numId w:val="4"/>
               </w:numPr>
-              <w:spacing w:after="0"/>
               <w:ind w:left="284" w:hanging="284"/>
             </w:pPr>
             <w:r>
@@ -9048,7 +9148,6 @@
                 <w:ilvl w:val="0"/>
                 <w:numId w:val="4"/>
               </w:numPr>
-              <w:spacing w:after="0"/>
               <w:ind w:left="284" w:hanging="284"/>
             </w:pPr>
             <w:r>
@@ -9062,7 +9161,6 @@
                 <w:ilvl w:val="0"/>
                 <w:numId w:val="4"/>
               </w:numPr>
-              <w:spacing w:after="0"/>
               <w:ind w:left="284" w:hanging="284"/>
             </w:pPr>
             <w:r>
@@ -9076,7 +9174,6 @@
                 <w:ilvl w:val="0"/>
                 <w:numId w:val="4"/>
               </w:numPr>
-              <w:spacing w:after="0"/>
               <w:ind w:left="284" w:hanging="284"/>
             </w:pPr>
             <w:r>
@@ -9086,7 +9183,6 @@
           <w:p>
             <w:pPr>
               <w:pStyle w:val="SS3-115"/>
-              <w:spacing w:after="0"/>
               <w:ind w:left="284"/>
               <w:rPr>
                 <w:i/>
@@ -9109,7 +9205,6 @@
           <w:p>
             <w:pPr>
               <w:pStyle w:val="SS3-115"/>
-              <w:spacing w:after="0"/>
               <w:jc w:val="center"/>
               <w:rPr>
                 <w:rFonts w:ascii="Source Sans 3 Black" w:hAnsi="Source Sans 3 Black"/>
@@ -10108,16 +10203,8 @@
                 <w:p>
                   <w:pPr>
                     <w:rPr>
-                      <w:rStyle w:val="BlankWord111"/>
                       <w:iCs/>
                       <w:szCs w:val="23"/>
-                      <w:bdr w:val="none" w:sz="0" w:space="0" w:color="auto"/>
-                      <w:shd w:val="clear" w:color="auto" w:fill="auto"/>
-                      <w14:textOutline w14:w="0" w14:cap="rnd" w14:cmpd="sng" w14:algn="ctr">
-                        <w14:noFill/>
-                        <w14:prstDash w14:val="solid"/>
-                        <w14:bevel/>
-                      </w14:textOutline>
                     </w:rPr>
                   </w:pPr>
                   <w:r>
@@ -10136,16 +10223,8 @@
                 <w:p>
                   <w:pPr>
                     <w:rPr>
-                      <w:rStyle w:val="BlankWord111"/>
                       <w:iCs/>
                       <w:szCs w:val="23"/>
-                      <w:bdr w:val="none" w:sz="0" w:space="0" w:color="auto"/>
-                      <w:shd w:val="clear" w:color="auto" w:fill="auto"/>
-                      <w14:textOutline w14:w="0" w14:cap="rnd" w14:cmpd="sng" w14:algn="ctr">
-                        <w14:noFill/>
-                        <w14:prstDash w14:val="solid"/>
-                        <w14:bevel/>
-                      </w14:textOutline>
                     </w:rPr>
                   </w:pPr>
                   <w:r>
@@ -10164,16 +10243,8 @@
                 <w:p>
                   <w:pPr>
                     <w:rPr>
-                      <w:rStyle w:val="BlankWord111"/>
                       <w:iCs/>
                       <w:szCs w:val="23"/>
-                      <w:bdr w:val="none" w:sz="0" w:space="0" w:color="auto"/>
-                      <w:shd w:val="clear" w:color="auto" w:fill="auto"/>
-                      <w14:textOutline w14:w="0" w14:cap="rnd" w14:cmpd="sng" w14:algn="ctr">
-                        <w14:noFill/>
-                        <w14:prstDash w14:val="solid"/>
-                        <w14:bevel/>
-                      </w14:textOutline>
                     </w:rPr>
                   </w:pPr>
                   <w:r>
@@ -10192,16 +10263,8 @@
                 <w:p>
                   <w:pPr>
                     <w:rPr>
-                      <w:rStyle w:val="BlankWord111"/>
                       <w:iCs/>
                       <w:szCs w:val="23"/>
-                      <w:bdr w:val="none" w:sz="0" w:space="0" w:color="auto"/>
-                      <w:shd w:val="clear" w:color="auto" w:fill="auto"/>
-                      <w14:textOutline w14:w="0" w14:cap="rnd" w14:cmpd="sng" w14:algn="ctr">
-                        <w14:noFill/>
-                        <w14:prstDash w14:val="solid"/>
-                        <w14:bevel/>
-                      </w14:textOutline>
                     </w:rPr>
                   </w:pPr>
                   <w:r>
@@ -10221,15 +10284,7 @@
                   <w:pPr>
                     <w:pStyle w:val="SS3-115"/>
                     <w:rPr>
-                      <w:rStyle w:val="BlankWord111"/>
                       <w:iCs/>
-                      <w:bdr w:val="none" w:sz="0" w:space="0" w:color="auto"/>
-                      <w:shd w:val="clear" w:color="auto" w:fill="auto"/>
-                      <w14:textOutline w14:w="0" w14:cap="rnd" w14:cmpd="sng" w14:algn="ctr">
-                        <w14:noFill/>
-                        <w14:prstDash w14:val="solid"/>
-                        <w14:bevel/>
-                      </w14:textOutline>
                     </w:rPr>
                   </w:pPr>
                   <w:r>
@@ -10244,16 +10299,8 @@
                 <w:p>
                   <w:pPr>
                     <w:rPr>
-                      <w:rStyle w:val="BlankWord111"/>
                       <w:iCs/>
                       <w:szCs w:val="23"/>
-                      <w:bdr w:val="none" w:sz="0" w:space="0" w:color="auto"/>
-                      <w:shd w:val="clear" w:color="auto" w:fill="auto"/>
-                      <w14:textOutline w14:w="0" w14:cap="rnd" w14:cmpd="sng" w14:algn="ctr">
-                        <w14:noFill/>
-                        <w14:prstDash w14:val="solid"/>
-                        <w14:bevel/>
-                      </w14:textOutline>
                     </w:rPr>
                   </w:pPr>
                   <w:r>
@@ -10613,17 +10660,9 @@
           <w:p>
             <w:pPr>
               <w:rPr>
-                <w:rStyle w:val="BlankWord111"/>
                 <w:rFonts w:ascii="Source Sans 3 Medium" w:hAnsi="Source Sans 3 Medium"/>
                 <w:b/>
                 <w:bCs/>
-                <w:bdr w:val="none" w:sz="0" w:space="0" w:color="auto"/>
-                <w:shd w:val="clear" w:color="auto" w:fill="auto"/>
-                <w14:textOutline w14:w="0" w14:cap="rnd" w14:cmpd="sng" w14:algn="ctr">
-                  <w14:noFill/>
-                  <w14:prstDash w14:val="solid"/>
-                  <w14:bevel/>
-                </w14:textOutline>
               </w:rPr>
             </w:pPr>
             <w:r>
@@ -11692,17 +11731,9 @@
                 <w:p>
                   <w:pPr>
                     <w:rPr>
-                      <w:rStyle w:val="BlankWord111"/>
                       <w:b/>
                       <w:bCs/>
                       <w:iCs/>
-                      <w:bdr w:val="none" w:sz="0" w:space="0" w:color="auto"/>
-                      <w:shd w:val="clear" w:color="auto" w:fill="auto"/>
-                      <w14:textOutline w14:w="0" w14:cap="rnd" w14:cmpd="sng" w14:algn="ctr">
-                        <w14:noFill/>
-                        <w14:prstDash w14:val="solid"/>
-                        <w14:bevel/>
-                      </w14:textOutline>
                     </w:rPr>
                   </w:pPr>
                 </w:p>
@@ -11714,17 +11745,9 @@
                 <w:p>
                   <w:pPr>
                     <w:rPr>
-                      <w:rStyle w:val="BlankWord111"/>
                       <w:b/>
                       <w:bCs/>
                       <w:iCs/>
-                      <w:bdr w:val="none" w:sz="0" w:space="0" w:color="auto"/>
-                      <w:shd w:val="clear" w:color="auto" w:fill="auto"/>
-                      <w14:textOutline w14:w="0" w14:cap="rnd" w14:cmpd="sng" w14:algn="ctr">
-                        <w14:noFill/>
-                        <w14:prstDash w14:val="solid"/>
-                        <w14:bevel/>
-                      </w14:textOutline>
                     </w:rPr>
                   </w:pPr>
                   <w:r>
@@ -11745,17 +11768,9 @@
                 <w:p>
                   <w:pPr>
                     <w:rPr>
-                      <w:rStyle w:val="BlankWord111"/>
                       <w:b/>
                       <w:bCs/>
                       <w:iCs/>
-                      <w:bdr w:val="none" w:sz="0" w:space="0" w:color="auto"/>
-                      <w:shd w:val="clear" w:color="auto" w:fill="auto"/>
-                      <w14:textOutline w14:w="0" w14:cap="rnd" w14:cmpd="sng" w14:algn="ctr">
-                        <w14:noFill/>
-                        <w14:prstDash w14:val="solid"/>
-                        <w14:bevel/>
-                      </w14:textOutline>
                     </w:rPr>
                   </w:pPr>
                   <w:r>
@@ -11778,15 +11793,7 @@
                 <w:p>
                   <w:pPr>
                     <w:rPr>
-                      <w:rStyle w:val="BlankWord111"/>
                       <w:iCs/>
-                      <w:bdr w:val="none" w:sz="0" w:space="0" w:color="auto"/>
-                      <w:shd w:val="clear" w:color="auto" w:fill="auto"/>
-                      <w14:textOutline w14:w="0" w14:cap="rnd" w14:cmpd="sng" w14:algn="ctr">
-                        <w14:noFill/>
-                        <w14:prstDash w14:val="solid"/>
-                        <w14:bevel/>
-                      </w14:textOutline>
                     </w:rPr>
                   </w:pPr>
                   <w:r>
@@ -11850,15 +11857,7 @@
                 <w:p>
                   <w:pPr>
                     <w:rPr>
-                      <w:rStyle w:val="BlankWord111"/>
                       <w:iCs/>
-                      <w:bdr w:val="none" w:sz="0" w:space="0" w:color="auto"/>
-                      <w:shd w:val="clear" w:color="auto" w:fill="auto"/>
-                      <w14:textOutline w14:w="0" w14:cap="rnd" w14:cmpd="sng" w14:algn="ctr">
-                        <w14:noFill/>
-                        <w14:prstDash w14:val="solid"/>
-                        <w14:bevel/>
-                      </w14:textOutline>
                     </w:rPr>
                   </w:pPr>
                   <w:r>
@@ -11945,15 +11944,7 @@
                     </w:numPr>
                     <w:ind w:left="568" w:hanging="284"/>
                     <w:rPr>
-                      <w:rStyle w:val="BlankWord111"/>
                       <w:iCs/>
-                      <w:bdr w:val="none" w:sz="0" w:space="0" w:color="auto"/>
-                      <w:shd w:val="clear" w:color="auto" w:fill="auto"/>
-                      <w14:textOutline w14:w="0" w14:cap="rnd" w14:cmpd="sng" w14:algn="ctr">
-                        <w14:noFill/>
-                        <w14:prstDash w14:val="solid"/>
-                        <w14:bevel/>
-                      </w14:textOutline>
                     </w:rPr>
                   </w:pPr>
                   <w:r>
@@ -11975,15 +11966,7 @@
                 <w:p>
                   <w:pPr>
                     <w:rPr>
-                      <w:rStyle w:val="BlankWord111"/>
                       <w:iCs/>
-                      <w:bdr w:val="none" w:sz="0" w:space="0" w:color="auto"/>
-                      <w:shd w:val="clear" w:color="auto" w:fill="auto"/>
-                      <w14:textOutline w14:w="0" w14:cap="rnd" w14:cmpd="sng" w14:algn="ctr">
-                        <w14:noFill/>
-                        <w14:prstDash w14:val="solid"/>
-                        <w14:bevel/>
-                      </w14:textOutline>
                     </w:rPr>
                   </w:pPr>
                   <w:r>
@@ -12040,15 +12023,7 @@
                 <w:p>
                   <w:pPr>
                     <w:rPr>
-                      <w:rStyle w:val="BlankWord111"/>
                       <w:iCs/>
-                      <w:bdr w:val="none" w:sz="0" w:space="0" w:color="auto"/>
-                      <w:shd w:val="clear" w:color="auto" w:fill="auto"/>
-                      <w14:textOutline w14:w="0" w14:cap="rnd" w14:cmpd="sng" w14:algn="ctr">
-                        <w14:noFill/>
-                        <w14:prstDash w14:val="solid"/>
-                        <w14:bevel/>
-                      </w14:textOutline>
                     </w:rPr>
                   </w:pPr>
                   <w:r>
@@ -12147,15 +12122,7 @@
                     </w:numPr>
                     <w:ind w:left="568" w:hanging="284"/>
                     <w:rPr>
-                      <w:rStyle w:val="BlankWord111"/>
                       <w:iCs/>
-                      <w:bdr w:val="none" w:sz="0" w:space="0" w:color="auto"/>
-                      <w:shd w:val="clear" w:color="auto" w:fill="auto"/>
-                      <w14:textOutline w14:w="0" w14:cap="rnd" w14:cmpd="sng" w14:algn="ctr">
-                        <w14:noFill/>
-                        <w14:prstDash w14:val="solid"/>
-                        <w14:bevel/>
-                      </w14:textOutline>
                     </w:rPr>
                   </w:pPr>
                   <w:r>
@@ -12173,16 +12140,8 @@
           <w:p>
             <w:pPr>
               <w:rPr>
-                <w:rStyle w:val="BlankWord111"/>
                 <w:iCs/>
-                <w:bdr w:val="none" w:sz="0" w:space="0" w:color="auto"/>
-                <w:shd w:val="clear" w:color="auto" w:fill="auto"/>
                 <w:rtl/>
-                <w14:textOutline w14:w="0" w14:cap="rnd" w14:cmpd="sng" w14:algn="ctr">
-                  <w14:noFill/>
-                  <w14:prstDash w14:val="solid"/>
-                  <w14:bevel/>
-                </w14:textOutline>
               </w:rPr>
             </w:pPr>
           </w:p>
@@ -12780,19 +12739,11 @@
             <w:pPr>
               <w:spacing w:before="240"/>
               <w:rPr>
-                <w:rStyle w:val="BlankWord111"/>
                 <w:rFonts w:ascii="Source Sans 3 Medium" w:hAnsi="Source Sans 3 Medium"/>
                 <w:b/>
                 <w:bCs/>
                 <w:szCs w:val="23"/>
-                <w:bdr w:val="none" w:sz="0" w:space="0" w:color="auto"/>
-                <w:shd w:val="clear" w:color="auto" w:fill="auto"/>
                 <w:rtl/>
-                <w14:textOutline w14:w="0" w14:cap="rnd" w14:cmpd="sng" w14:algn="ctr">
-                  <w14:noFill/>
-                  <w14:prstDash w14:val="solid"/>
-                  <w14:bevel/>
-                </w14:textOutline>
               </w:rPr>
             </w:pPr>
             <w:r>
@@ -13042,15 +12993,7 @@
                       <w:numId w:val="41"/>
                     </w:numPr>
                     <w:rPr>
-                      <w:rStyle w:val="BlankWord111"/>
                       <w:iCs/>
-                      <w:bdr w:val="none" w:sz="0" w:space="0" w:color="auto"/>
-                      <w:shd w:val="clear" w:color="auto" w:fill="auto"/>
-                      <w14:textOutline w14:w="0" w14:cap="rnd" w14:cmpd="sng" w14:algn="ctr">
-                        <w14:noFill/>
-                        <w14:prstDash w14:val="solid"/>
-                        <w14:bevel/>
-                      </w14:textOutline>
                     </w:rPr>
                   </w:pPr>
                   <w:r>
@@ -13075,15 +13018,7 @@
                       <w:numId w:val="41"/>
                     </w:numPr>
                     <w:rPr>
-                      <w:rStyle w:val="BlankWord111"/>
                       <w:iCs/>
-                      <w:bdr w:val="none" w:sz="0" w:space="0" w:color="auto"/>
-                      <w:shd w:val="clear" w:color="auto" w:fill="auto"/>
-                      <w14:textOutline w14:w="0" w14:cap="rnd" w14:cmpd="sng" w14:algn="ctr">
-                        <w14:noFill/>
-                        <w14:prstDash w14:val="solid"/>
-                        <w14:bevel/>
-                      </w14:textOutline>
                     </w:rPr>
                   </w:pPr>
                   <w:r>
@@ -13108,15 +13043,7 @@
                       <w:numId w:val="41"/>
                     </w:numPr>
                     <w:rPr>
-                      <w:rStyle w:val="BlankWord111"/>
                       <w:iCs/>
-                      <w:bdr w:val="none" w:sz="0" w:space="0" w:color="auto"/>
-                      <w:shd w:val="clear" w:color="auto" w:fill="auto"/>
-                      <w14:textOutline w14:w="0" w14:cap="rnd" w14:cmpd="sng" w14:algn="ctr">
-                        <w14:noFill/>
-                        <w14:prstDash w14:val="solid"/>
-                        <w14:bevel/>
-                      </w14:textOutline>
                     </w:rPr>
                   </w:pPr>
                   <w:r>
@@ -13172,15 +13099,7 @@
                       <w:numId w:val="41"/>
                     </w:numPr>
                     <w:rPr>
-                      <w:rStyle w:val="BlankWord111"/>
                       <w:iCs/>
-                      <w:bdr w:val="none" w:sz="0" w:space="0" w:color="auto"/>
-                      <w:shd w:val="clear" w:color="auto" w:fill="auto"/>
-                      <w14:textOutline w14:w="0" w14:cap="rnd" w14:cmpd="sng" w14:algn="ctr">
-                        <w14:noFill/>
-                        <w14:prstDash w14:val="solid"/>
-                        <w14:bevel/>
-                      </w14:textOutline>
                     </w:rPr>
                   </w:pPr>
                   <w:r>
@@ -13205,15 +13124,7 @@
                       <w:numId w:val="41"/>
                     </w:numPr>
                     <w:rPr>
-                      <w:rStyle w:val="BlankWord111"/>
                       <w:iCs/>
-                      <w:bdr w:val="none" w:sz="0" w:space="0" w:color="auto"/>
-                      <w:shd w:val="clear" w:color="auto" w:fill="auto"/>
-                      <w14:textOutline w14:w="0" w14:cap="rnd" w14:cmpd="sng" w14:algn="ctr">
-                        <w14:noFill/>
-                        <w14:prstDash w14:val="solid"/>
-                        <w14:bevel/>
-                      </w14:textOutline>
                     </w:rPr>
                   </w:pPr>
                   <w:r>
@@ -13246,15 +13157,7 @@
                       <w:numId w:val="41"/>
                     </w:numPr>
                     <w:rPr>
-                      <w:rStyle w:val="BlankWord111"/>
                       <w:iCs/>
-                      <w:bdr w:val="none" w:sz="0" w:space="0" w:color="auto"/>
-                      <w:shd w:val="clear" w:color="auto" w:fill="auto"/>
-                      <w14:textOutline w14:w="0" w14:cap="rnd" w14:cmpd="sng" w14:algn="ctr">
-                        <w14:noFill/>
-                        <w14:prstDash w14:val="solid"/>
-                        <w14:bevel/>
-                      </w14:textOutline>
                     </w:rPr>
                   </w:pPr>
                   <w:r>
@@ -13718,15 +13621,7 @@
                       <w:numId w:val="43"/>
                     </w:numPr>
                     <w:rPr>
-                      <w:rStyle w:val="BlankWord111"/>
                       <w:iCs/>
-                      <w:bdr w:val="none" w:sz="0" w:space="0" w:color="auto"/>
-                      <w:shd w:val="clear" w:color="auto" w:fill="auto"/>
-                      <w14:textOutline w14:w="0" w14:cap="rnd" w14:cmpd="sng" w14:algn="ctr">
-                        <w14:noFill/>
-                        <w14:prstDash w14:val="solid"/>
-                        <w14:bevel/>
-                      </w14:textOutline>
                     </w:rPr>
                   </w:pPr>
                   <w:r>
@@ -13751,15 +13646,7 @@
                       <w:numId w:val="43"/>
                     </w:numPr>
                     <w:rPr>
-                      <w:rStyle w:val="BlankWord111"/>
                       <w:iCs/>
-                      <w:bdr w:val="none" w:sz="0" w:space="0" w:color="auto"/>
-                      <w:shd w:val="clear" w:color="auto" w:fill="auto"/>
-                      <w14:textOutline w14:w="0" w14:cap="rnd" w14:cmpd="sng" w14:algn="ctr">
-                        <w14:noFill/>
-                        <w14:prstDash w14:val="solid"/>
-                        <w14:bevel/>
-                      </w14:textOutline>
                     </w:rPr>
                   </w:pPr>
                   <w:r>
@@ -13800,15 +13687,7 @@
                       <w:numId w:val="43"/>
                     </w:numPr>
                     <w:rPr>
-                      <w:rStyle w:val="BlankWord111"/>
                       <w:iCs/>
-                      <w:bdr w:val="none" w:sz="0" w:space="0" w:color="auto"/>
-                      <w:shd w:val="clear" w:color="auto" w:fill="auto"/>
-                      <w14:textOutline w14:w="0" w14:cap="rnd" w14:cmpd="sng" w14:algn="ctr">
-                        <w14:noFill/>
-                        <w14:prstDash w14:val="solid"/>
-                        <w14:bevel/>
-                      </w14:textOutline>
                     </w:rPr>
                   </w:pPr>
                   <w:r>
@@ -13999,15 +13878,7 @@
                       <w:numId w:val="45"/>
                     </w:numPr>
                     <w:rPr>
-                      <w:rStyle w:val="BlankWord111"/>
                       <w:iCs/>
-                      <w:bdr w:val="none" w:sz="0" w:space="0" w:color="auto"/>
-                      <w:shd w:val="clear" w:color="auto" w:fill="auto"/>
-                      <w14:textOutline w14:w="0" w14:cap="rnd" w14:cmpd="sng" w14:algn="ctr">
-                        <w14:noFill/>
-                        <w14:prstDash w14:val="solid"/>
-                        <w14:bevel/>
-                      </w14:textOutline>
                     </w:rPr>
                   </w:pPr>
                   <w:r>
@@ -14040,15 +13911,7 @@
                       <w:numId w:val="45"/>
                     </w:numPr>
                     <w:rPr>
-                      <w:rStyle w:val="BlankWord111"/>
                       <w:iCs/>
-                      <w:bdr w:val="none" w:sz="0" w:space="0" w:color="auto"/>
-                      <w:shd w:val="clear" w:color="auto" w:fill="auto"/>
-                      <w14:textOutline w14:w="0" w14:cap="rnd" w14:cmpd="sng" w14:algn="ctr">
-                        <w14:noFill/>
-                        <w14:prstDash w14:val="solid"/>
-                        <w14:bevel/>
-                      </w14:textOutline>
                     </w:rPr>
                   </w:pPr>
                   <w:r>
@@ -14081,15 +13944,7 @@
                       <w:numId w:val="45"/>
                     </w:numPr>
                     <w:rPr>
-                      <w:rStyle w:val="BlankWord111"/>
                       <w:iCs/>
-                      <w:bdr w:val="none" w:sz="0" w:space="0" w:color="auto"/>
-                      <w:shd w:val="clear" w:color="auto" w:fill="auto"/>
-                      <w14:textOutline w14:w="0" w14:cap="rnd" w14:cmpd="sng" w14:algn="ctr">
-                        <w14:noFill/>
-                        <w14:prstDash w14:val="solid"/>
-                        <w14:bevel/>
-                      </w14:textOutline>
                     </w:rPr>
                   </w:pPr>
                   <w:r>
@@ -14157,15 +14012,7 @@
                       <w:numId w:val="46"/>
                     </w:numPr>
                     <w:rPr>
-                      <w:rStyle w:val="BlankWord111"/>
                       <w:iCs/>
-                      <w:bdr w:val="none" w:sz="0" w:space="0" w:color="auto"/>
-                      <w:shd w:val="clear" w:color="auto" w:fill="auto"/>
-                      <w14:textOutline w14:w="0" w14:cap="rnd" w14:cmpd="sng" w14:algn="ctr">
-                        <w14:noFill/>
-                        <w14:prstDash w14:val="solid"/>
-                        <w14:bevel/>
-                      </w14:textOutline>
                     </w:rPr>
                   </w:pPr>
                   <w:r>
@@ -14198,15 +14045,7 @@
                       <w:numId w:val="46"/>
                     </w:numPr>
                     <w:rPr>
-                      <w:rStyle w:val="BlankWord111"/>
                       <w:iCs/>
-                      <w:bdr w:val="none" w:sz="0" w:space="0" w:color="auto"/>
-                      <w:shd w:val="clear" w:color="auto" w:fill="auto"/>
-                      <w14:textOutline w14:w="0" w14:cap="rnd" w14:cmpd="sng" w14:algn="ctr">
-                        <w14:noFill/>
-                        <w14:prstDash w14:val="solid"/>
-                        <w14:bevel/>
-                      </w14:textOutline>
                     </w:rPr>
                   </w:pPr>
                   <w:r>
@@ -14239,15 +14078,7 @@
                       <w:numId w:val="46"/>
                     </w:numPr>
                     <w:rPr>
-                      <w:rStyle w:val="BlankWord111"/>
                       <w:iCs/>
-                      <w:bdr w:val="none" w:sz="0" w:space="0" w:color="auto"/>
-                      <w:shd w:val="clear" w:color="auto" w:fill="auto"/>
-                      <w14:textOutline w14:w="0" w14:cap="rnd" w14:cmpd="sng" w14:algn="ctr">
-                        <w14:noFill/>
-                        <w14:prstDash w14:val="solid"/>
-                        <w14:bevel/>
-                      </w14:textOutline>
                     </w:rPr>
                   </w:pPr>
                   <w:r>
@@ -14411,7 +14242,6 @@
                 <w:p>
                   <w:pPr>
                     <w:pStyle w:val="SS3-115"/>
-                    <w:spacing w:after="0"/>
                   </w:pPr>
                   <w:r>
                     <w:rPr>
@@ -14429,7 +14259,6 @@
                 <w:p>
                   <w:pPr>
                     <w:pStyle w:val="SS3-115"/>
-                    <w:spacing w:after="0"/>
                   </w:pPr>
                   <w:r>
                     <w:t>Oh, really? So, how much are they?</w:t>
@@ -14445,7 +14274,6 @@
                 <w:p>
                   <w:pPr>
                     <w:pStyle w:val="SS3-115"/>
-                    <w:spacing w:after="0"/>
                   </w:pPr>
                   <w:r>
                     <w:rPr>
@@ -14463,7 +14291,6 @@
                 <w:p>
                   <w:pPr>
                     <w:pStyle w:val="SS3-115"/>
-                    <w:spacing w:after="0"/>
                   </w:pPr>
                   <w:r>
                     <w:t xml:space="preserve">Well, they </w:t>
@@ -15015,18 +14842,10 @@
             <w:pPr>
               <w:pStyle w:val="SS3-115"/>
               <w:rPr>
-                <w:rStyle w:val="BlankWord111"/>
                 <w:rFonts w:ascii="Source Sans 3 Medium" w:hAnsi="Source Sans 3 Medium"/>
                 <w:b/>
                 <w:bCs/>
-                <w:bdr w:val="none" w:sz="0" w:space="0" w:color="auto"/>
-                <w:shd w:val="clear" w:color="auto" w:fill="auto"/>
                 <w:rtl/>
-                <w14:textOutline w14:w="0" w14:cap="rnd" w14:cmpd="sng" w14:algn="ctr">
-                  <w14:noFill/>
-                  <w14:prstDash w14:val="solid"/>
-                  <w14:bevel/>
-                </w14:textOutline>
               </w:rPr>
             </w:pPr>
           </w:p>
@@ -15662,16 +15481,8 @@
                     </w:numPr>
                     <w:ind w:left="454" w:hanging="227"/>
                     <w:rPr>
-                      <w:rStyle w:val="BlankWord111"/>
                       <w:b/>
                       <w:bCs/>
-                      <w:bdr w:val="none" w:sz="0" w:space="0" w:color="auto"/>
-                      <w:shd w:val="clear" w:color="auto" w:fill="auto"/>
-                      <w14:textOutline w14:w="0" w14:cap="rnd" w14:cmpd="sng" w14:algn="ctr">
-                        <w14:noFill/>
-                        <w14:prstDash w14:val="solid"/>
-                        <w14:bevel/>
-                      </w14:textOutline>
                     </w:rPr>
                   </w:pPr>
                   <w:r>
@@ -15739,16 +15550,8 @@
                     </w:numPr>
                     <w:ind w:left="454" w:hanging="227"/>
                     <w:rPr>
-                      <w:rStyle w:val="BlankWord111"/>
                       <w:b/>
                       <w:bCs/>
-                      <w:bdr w:val="none" w:sz="0" w:space="0" w:color="auto"/>
-                      <w:shd w:val="clear" w:color="auto" w:fill="auto"/>
-                      <w14:textOutline w14:w="0" w14:cap="rnd" w14:cmpd="sng" w14:algn="ctr">
-                        <w14:noFill/>
-                        <w14:prstDash w14:val="solid"/>
-                        <w14:bevel/>
-                      </w14:textOutline>
                     </w:rPr>
                   </w:pPr>
                   <w:r>
@@ -15818,16 +15621,8 @@
                     </w:numPr>
                     <w:ind w:left="454" w:hanging="227"/>
                     <w:rPr>
-                      <w:rStyle w:val="BlankWord111"/>
                       <w:b/>
                       <w:bCs/>
-                      <w:bdr w:val="none" w:sz="0" w:space="0" w:color="auto"/>
-                      <w:shd w:val="clear" w:color="auto" w:fill="auto"/>
-                      <w14:textOutline w14:w="0" w14:cap="rnd" w14:cmpd="sng" w14:algn="ctr">
-                        <w14:noFill/>
-                        <w14:prstDash w14:val="solid"/>
-                        <w14:bevel/>
-                      </w14:textOutline>
                     </w:rPr>
                   </w:pPr>
                   <w:r>
@@ -15895,16 +15690,8 @@
                     </w:numPr>
                     <w:ind w:left="454" w:hanging="227"/>
                     <w:rPr>
-                      <w:rStyle w:val="BlankWord111"/>
                       <w:b/>
                       <w:bCs/>
-                      <w:bdr w:val="none" w:sz="0" w:space="0" w:color="auto"/>
-                      <w:shd w:val="clear" w:color="auto" w:fill="auto"/>
-                      <w14:textOutline w14:w="0" w14:cap="rnd" w14:cmpd="sng" w14:algn="ctr">
-                        <w14:noFill/>
-                        <w14:prstDash w14:val="solid"/>
-                        <w14:bevel/>
-                      </w14:textOutline>
                     </w:rPr>
                   </w:pPr>
                   <w:r>
@@ -15974,16 +15761,8 @@
                     </w:numPr>
                     <w:ind w:left="454" w:hanging="227"/>
                     <w:rPr>
-                      <w:rStyle w:val="BlankWord111"/>
                       <w:b/>
                       <w:bCs/>
-                      <w:bdr w:val="none" w:sz="0" w:space="0" w:color="auto"/>
-                      <w:shd w:val="clear" w:color="auto" w:fill="auto"/>
-                      <w14:textOutline w14:w="0" w14:cap="rnd" w14:cmpd="sng" w14:algn="ctr">
-                        <w14:noFill/>
-                        <w14:prstDash w14:val="solid"/>
-                        <w14:bevel/>
-                      </w14:textOutline>
                     </w:rPr>
                   </w:pPr>
                   <w:r>
@@ -16051,16 +15830,8 @@
                     </w:numPr>
                     <w:ind w:left="454" w:hanging="227"/>
                     <w:rPr>
-                      <w:rStyle w:val="BlankWord111"/>
                       <w:b/>
                       <w:bCs/>
-                      <w:bdr w:val="none" w:sz="0" w:space="0" w:color="auto"/>
-                      <w:shd w:val="clear" w:color="auto" w:fill="auto"/>
-                      <w14:textOutline w14:w="0" w14:cap="rnd" w14:cmpd="sng" w14:algn="ctr">
-                        <w14:noFill/>
-                        <w14:prstDash w14:val="solid"/>
-                        <w14:bevel/>
-                      </w14:textOutline>
                     </w:rPr>
                   </w:pPr>
                   <w:r>
@@ -16074,18 +15845,10 @@
             <w:pPr>
               <w:pStyle w:val="SS3-115"/>
               <w:rPr>
-                <w:rStyle w:val="BlankWord111"/>
                 <w:rFonts w:ascii="Source Sans 3 Medium" w:hAnsi="Source Sans 3 Medium"/>
                 <w:b/>
                 <w:bCs/>
-                <w:bdr w:val="none" w:sz="0" w:space="0" w:color="auto"/>
-                <w:shd w:val="clear" w:color="auto" w:fill="auto"/>
                 <w:rtl/>
-                <w14:textOutline w14:w="0" w14:cap="rnd" w14:cmpd="sng" w14:algn="ctr">
-                  <w14:noFill/>
-                  <w14:prstDash w14:val="solid"/>
-                  <w14:bevel/>
-                </w14:textOutline>
               </w:rPr>
             </w:pPr>
           </w:p>
@@ -16659,15 +16422,7 @@
                 <w:p>
                   <w:pPr>
                     <w:rPr>
-                      <w:rStyle w:val="BlankWord111"/>
                       <w:iCs/>
-                      <w:bdr w:val="none" w:sz="0" w:space="0" w:color="auto"/>
-                      <w:shd w:val="clear" w:color="auto" w:fill="auto"/>
-                      <w14:textOutline w14:w="0" w14:cap="rnd" w14:cmpd="sng" w14:algn="ctr">
-                        <w14:noFill/>
-                        <w14:prstDash w14:val="solid"/>
-                        <w14:bevel/>
-                      </w14:textOutline>
                     </w:rPr>
                   </w:pPr>
                   <w:r>
@@ -16682,15 +16437,7 @@
                 <w:p>
                   <w:pPr>
                     <w:rPr>
-                      <w:rStyle w:val="BlankWord111"/>
                       <w:iCs/>
-                      <w:bdr w:val="none" w:sz="0" w:space="0" w:color="auto"/>
-                      <w:shd w:val="clear" w:color="auto" w:fill="auto"/>
-                      <w14:textOutline w14:w="0" w14:cap="rnd" w14:cmpd="sng" w14:algn="ctr">
-                        <w14:noFill/>
-                        <w14:prstDash w14:val="solid"/>
-                        <w14:bevel/>
-                      </w14:textOutline>
                     </w:rPr>
                   </w:pPr>
                   <w:r>
@@ -16705,15 +16452,7 @@
                 <w:p>
                   <w:pPr>
                     <w:rPr>
-                      <w:rStyle w:val="BlankWord111"/>
                       <w:iCs/>
-                      <w:bdr w:val="none" w:sz="0" w:space="0" w:color="auto"/>
-                      <w:shd w:val="clear" w:color="auto" w:fill="auto"/>
-                      <w14:textOutline w14:w="0" w14:cap="rnd" w14:cmpd="sng" w14:algn="ctr">
-                        <w14:noFill/>
-                        <w14:prstDash w14:val="solid"/>
-                        <w14:bevel/>
-                      </w14:textOutline>
                     </w:rPr>
                   </w:pPr>
                   <w:r>
@@ -16728,15 +16467,7 @@
                 <w:p>
                   <w:pPr>
                     <w:rPr>
-                      <w:rStyle w:val="BlankWord111"/>
                       <w:iCs/>
-                      <w:bdr w:val="none" w:sz="0" w:space="0" w:color="auto"/>
-                      <w:shd w:val="clear" w:color="auto" w:fill="auto"/>
-                      <w14:textOutline w14:w="0" w14:cap="rnd" w14:cmpd="sng" w14:algn="ctr">
-                        <w14:noFill/>
-                        <w14:prstDash w14:val="solid"/>
-                        <w14:bevel/>
-                      </w14:textOutline>
                     </w:rPr>
                   </w:pPr>
                   <w:r>
@@ -16751,15 +16482,7 @@
                 <w:p>
                   <w:pPr>
                     <w:rPr>
-                      <w:rStyle w:val="BlankWord111"/>
                       <w:iCs/>
-                      <w:bdr w:val="none" w:sz="0" w:space="0" w:color="auto"/>
-                      <w:shd w:val="clear" w:color="auto" w:fill="auto"/>
-                      <w14:textOutline w14:w="0" w14:cap="rnd" w14:cmpd="sng" w14:algn="ctr">
-                        <w14:noFill/>
-                        <w14:prstDash w14:val="solid"/>
-                        <w14:bevel/>
-                      </w14:textOutline>
                     </w:rPr>
                   </w:pPr>
                   <w:r>
@@ -16775,15 +16498,7 @@
                   <w:pPr>
                     <w:pStyle w:val="SS3-115"/>
                     <w:rPr>
-                      <w:rStyle w:val="BlankWord111"/>
                       <w:iCs/>
-                      <w:bdr w:val="none" w:sz="0" w:space="0" w:color="auto"/>
-                      <w:shd w:val="clear" w:color="auto" w:fill="auto"/>
-                      <w14:textOutline w14:w="0" w14:cap="rnd" w14:cmpd="sng" w14:algn="ctr">
-                        <w14:noFill/>
-                        <w14:prstDash w14:val="solid"/>
-                        <w14:bevel/>
-                      </w14:textOutline>
                     </w:rPr>
                   </w:pPr>
                 </w:p>
@@ -16795,16 +16510,8 @@
               <w:pStyle w:val="SS3-115"/>
               <w:spacing w:before="240"/>
               <w:rPr>
-                <w:rStyle w:val="BlankWord111"/>
                 <w:iCs/>
-                <w:bdr w:val="none" w:sz="0" w:space="0" w:color="auto"/>
-                <w:shd w:val="clear" w:color="auto" w:fill="auto"/>
                 <w:rtl/>
-                <w14:textOutline w14:w="0" w14:cap="rnd" w14:cmpd="sng" w14:algn="ctr">
-                  <w14:noFill/>
-                  <w14:prstDash w14:val="solid"/>
-                  <w14:bevel/>
-                </w14:textOutline>
               </w:rPr>
             </w:pPr>
           </w:p>
@@ -17036,17 +16743,9 @@
                   <w:pPr>
                     <w:jc w:val="right"/>
                     <w:rPr>
-                      <w:rStyle w:val="BlankWord111"/>
                       <w:b/>
                       <w:bCs/>
                       <w:szCs w:val="23"/>
-                      <w:bdr w:val="none" w:sz="0" w:space="0" w:color="auto"/>
-                      <w:shd w:val="clear" w:color="auto" w:fill="auto"/>
-                      <w14:textOutline w14:w="0" w14:cap="rnd" w14:cmpd="sng" w14:algn="ctr">
-                        <w14:noFill/>
-                        <w14:prstDash w14:val="solid"/>
-                        <w14:bevel/>
-                      </w14:textOutline>
                     </w:rPr>
                   </w:pPr>
                   <w:r>
@@ -17068,15 +16767,7 @@
                 <w:p>
                   <w:pPr>
                     <w:rPr>
-                      <w:rStyle w:val="BlankWord111"/>
                       <w:szCs w:val="23"/>
-                      <w:bdr w:val="none" w:sz="0" w:space="0" w:color="auto"/>
-                      <w:shd w:val="clear" w:color="auto" w:fill="auto"/>
-                      <w14:textOutline w14:w="0" w14:cap="rnd" w14:cmpd="sng" w14:algn="ctr">
-                        <w14:noFill/>
-                        <w14:prstDash w14:val="solid"/>
-                        <w14:bevel/>
-                      </w14:textOutline>
                     </w:rPr>
                   </w:pPr>
                   <w:r>
@@ -17099,17 +16790,9 @@
                   <w:pPr>
                     <w:jc w:val="right"/>
                     <w:rPr>
-                      <w:rStyle w:val="BlankWord111"/>
                       <w:b/>
                       <w:bCs/>
                       <w:szCs w:val="23"/>
-                      <w:bdr w:val="none" w:sz="0" w:space="0" w:color="auto"/>
-                      <w:shd w:val="clear" w:color="auto" w:fill="auto"/>
-                      <w14:textOutline w14:w="0" w14:cap="rnd" w14:cmpd="sng" w14:algn="ctr">
-                        <w14:noFill/>
-                        <w14:prstDash w14:val="solid"/>
-                        <w14:bevel/>
-                      </w14:textOutline>
                     </w:rPr>
                   </w:pPr>
                   <w:r>
@@ -17131,15 +16814,7 @@
                 <w:p>
                   <w:pPr>
                     <w:rPr>
-                      <w:rStyle w:val="BlankWord111"/>
                       <w:szCs w:val="23"/>
-                      <w:bdr w:val="none" w:sz="0" w:space="0" w:color="auto"/>
-                      <w:shd w:val="clear" w:color="auto" w:fill="auto"/>
-                      <w14:textOutline w14:w="0" w14:cap="rnd" w14:cmpd="sng" w14:algn="ctr">
-                        <w14:noFill/>
-                        <w14:prstDash w14:val="solid"/>
-                        <w14:bevel/>
-                      </w14:textOutline>
                     </w:rPr>
                   </w:pPr>
                   <w:r>
@@ -17158,18 +16833,10 @@
             <w:pPr>
               <w:spacing w:before="240"/>
               <w:rPr>
-                <w:rStyle w:val="BlankWord111"/>
                 <w:b/>
                 <w:bCs/>
                 <w:szCs w:val="23"/>
-                <w:bdr w:val="none" w:sz="0" w:space="0" w:color="auto"/>
-                <w:shd w:val="clear" w:color="auto" w:fill="auto"/>
                 <w:rtl/>
-                <w14:textOutline w14:w="0" w14:cap="rnd" w14:cmpd="sng" w14:algn="ctr">
-                  <w14:noFill/>
-                  <w14:prstDash w14:val="solid"/>
-                  <w14:bevel/>
-                </w14:textOutline>
               </w:rPr>
             </w:pPr>
           </w:p>
@@ -17530,15 +17197,7 @@
                 <w:p>
                   <w:pPr>
                     <w:rPr>
-                      <w:rStyle w:val="BlankWord111"/>
                       <w:szCs w:val="23"/>
-                      <w:bdr w:val="none" w:sz="0" w:space="0" w:color="auto"/>
-                      <w:shd w:val="clear" w:color="auto" w:fill="auto"/>
-                      <w14:textOutline w14:w="0" w14:cap="rnd" w14:cmpd="sng" w14:algn="ctr">
-                        <w14:noFill/>
-                        <w14:prstDash w14:val="solid"/>
-                        <w14:bevel/>
-                      </w14:textOutline>
                     </w:rPr>
                   </w:pPr>
                   <w:r>
@@ -17651,15 +17310,7 @@
                 <w:p>
                   <w:pPr>
                     <w:rPr>
-                      <w:rStyle w:val="BlankWord111"/>
                       <w:szCs w:val="23"/>
-                      <w:bdr w:val="none" w:sz="0" w:space="0" w:color="auto"/>
-                      <w:shd w:val="clear" w:color="auto" w:fill="auto"/>
-                      <w14:textOutline w14:w="0" w14:cap="rnd" w14:cmpd="sng" w14:algn="ctr">
-                        <w14:noFill/>
-                        <w14:prstDash w14:val="solid"/>
-                        <w14:bevel/>
-                      </w14:textOutline>
                     </w:rPr>
                   </w:pPr>
                 </w:p>
@@ -18106,17 +17757,9 @@
               </w:numPr>
               <w:ind w:left="284" w:hanging="284"/>
               <w:rPr>
-                <w:rStyle w:val="BlankWord111"/>
-                <w:b/>
-                <w:bCs/>
-                <w:bdr w:val="none" w:sz="0" w:space="0" w:color="auto"/>
-                <w:shd w:val="clear" w:color="auto" w:fill="auto"/>
+                <w:b/>
+                <w:bCs/>
                 <w:rtl/>
-                <w14:textOutline w14:w="0" w14:cap="rnd" w14:cmpd="sng" w14:algn="ctr">
-                  <w14:noFill/>
-                  <w14:prstDash w14:val="solid"/>
-                  <w14:bevel/>
-                </w14:textOutline>
               </w:rPr>
             </w:pPr>
             <w:r>
@@ -18569,49 +18212,25 @@
           <w:p>
             <w:pPr>
               <w:rPr>
-                <w:rStyle w:val="BlankWord111"/>
                 <w:rFonts w:ascii="Source Sans 3 Medium" w:hAnsi="Source Sans 3 Medium"/>
                 <w:b/>
                 <w:bCs/>
-                <w:bdr w:val="none" w:sz="0" w:space="0" w:color="auto"/>
-                <w:shd w:val="clear" w:color="auto" w:fill="auto"/>
                 <w:rtl/>
-                <w14:textOutline w14:w="0" w14:cap="rnd" w14:cmpd="sng" w14:algn="ctr">
-                  <w14:noFill/>
-                  <w14:prstDash w14:val="solid"/>
-                  <w14:bevel/>
-                </w14:textOutline>
-              </w:rPr>
-            </w:pPr>
-            <w:r>
-              <w:rPr>
-                <w:rStyle w:val="BlankWord111"/>
+              </w:rPr>
+            </w:pPr>
+            <w:r>
+              <w:rPr>
                 <w:rFonts w:ascii="Source Sans 3 Medium" w:hAnsi="Source Sans 3 Medium"/>
                 <w:b/>
                 <w:bCs/>
-                <w:bdr w:val="none" w:sz="0" w:space="0" w:color="auto"/>
-                <w:shd w:val="clear" w:color="auto" w:fill="auto"/>
-                <w14:textOutline w14:w="0" w14:cap="rnd" w14:cmpd="sng" w14:algn="ctr">
-                  <w14:noFill/>
-                  <w14:prstDash w14:val="solid"/>
-                  <w14:bevel/>
-                </w14:textOutline>
               </w:rPr>
               <w:t>N</w:t>
             </w:r>
             <w:r>
               <w:rPr>
-                <w:rStyle w:val="BlankWord111"/>
                 <w:rFonts w:ascii="Source Sans 3 Medium" w:hAnsi="Source Sans 3 Medium"/>
                 <w:b/>
                 <w:bCs/>
-                <w:bdr w:val="none" w:sz="0" w:space="0" w:color="auto"/>
-                <w:shd w:val="clear" w:color="auto" w:fill="auto"/>
-                <w14:textOutline w14:w="0" w14:cap="rnd" w14:cmpd="sng" w14:algn="ctr">
-                  <w14:noFill/>
-                  <w14:prstDash w14:val="solid"/>
-                  <w14:bevel/>
-                </w14:textOutline>
               </w:rPr>
               <w:t>ow, ask and answer these questions with a partner.</w:t>
             </w:r>
@@ -19535,18 +19154,10 @@
           <w:p>
             <w:pPr>
               <w:rPr>
-                <w:rStyle w:val="BlankWord111"/>
                 <w:b/>
                 <w:bCs/>
                 <w:szCs w:val="23"/>
-                <w:bdr w:val="none" w:sz="0" w:space="0" w:color="auto"/>
-                <w:shd w:val="clear" w:color="auto" w:fill="auto"/>
                 <w:rtl/>
-                <w14:textOutline w14:w="0" w14:cap="rnd" w14:cmpd="sng" w14:algn="ctr">
-                  <w14:noFill/>
-                  <w14:prstDash w14:val="solid"/>
-                  <w14:bevel/>
-                </w14:textOutline>
               </w:rPr>
             </w:pPr>
           </w:p>
@@ -20565,7 +20176,6 @@
           <w:p>
             <w:pPr>
               <w:pStyle w:val="SS3-115"/>
-              <w:spacing w:after="0"/>
             </w:pPr>
             <w:r>
               <w:t>/s/</w:t>
@@ -20577,7 +20187,6 @@
           <w:p>
             <w:pPr>
               <w:pStyle w:val="SS3-115"/>
-              <w:spacing w:after="0"/>
             </w:pPr>
             <w:r>
               <w:t>/z/</w:t>
@@ -20589,19 +20198,10 @@
           <w:p>
             <w:pPr>
               <w:pStyle w:val="SS3-115"/>
-              <w:spacing w:after="0"/>
-              <w:rPr>
-                <w:rStyle w:val="BlankWord111"/>
-                <w:b/>
-                <w:bCs/>
-                <w:bdr w:val="none" w:sz="0" w:space="0" w:color="auto"/>
-                <w:shd w:val="clear" w:color="auto" w:fill="auto"/>
+              <w:rPr>
+                <w:b/>
+                <w:bCs/>
                 <w:rtl/>
-                <w14:textOutline w14:w="0" w14:cap="rnd" w14:cmpd="sng" w14:algn="ctr">
-                  <w14:noFill/>
-                  <w14:prstDash w14:val="solid"/>
-                  <w14:bevel/>
-                </w14:textOutline>
               </w:rPr>
             </w:pPr>
             <w:r>
@@ -21013,7 +20613,6 @@
           <w:p>
             <w:pPr>
               <w:pStyle w:val="SS3-115"/>
-              <w:spacing w:after="0"/>
               <w:rPr>
                 <w:i/>
                 <w:iCs/>
@@ -21030,7 +20629,6 @@
           <w:p>
             <w:pPr>
               <w:pStyle w:val="SS3-115"/>
-              <w:spacing w:after="0"/>
             </w:pPr>
             <w:r>
               <w:t>- My father watches football on TV and shouts a lot.</w:t>
@@ -21039,7 +20637,6 @@
           <w:p>
             <w:pPr>
               <w:pStyle w:val="SS3-115"/>
-              <w:spacing w:after="0"/>
             </w:pPr>
             <w:r>
               <w:t>- My brother plays on the computer all the time.</w:t>
@@ -21048,19 +20645,10 @@
           <w:p>
             <w:pPr>
               <w:pStyle w:val="SS3-115"/>
-              <w:spacing w:after="0"/>
-              <w:rPr>
-                <w:rStyle w:val="BlankWord111"/>
-                <w:b/>
-                <w:bCs/>
-                <w:bdr w:val="none" w:sz="0" w:space="0" w:color="auto"/>
-                <w:shd w:val="clear" w:color="auto" w:fill="auto"/>
+              <w:rPr>
+                <w:b/>
+                <w:bCs/>
                 <w:rtl/>
-                <w14:textOutline w14:w="0" w14:cap="rnd" w14:cmpd="sng" w14:algn="ctr">
-                  <w14:noFill/>
-                  <w14:prstDash w14:val="solid"/>
-                  <w14:bevel/>
-                </w14:textOutline>
               </w:rPr>
             </w:pPr>
             <w:r>
@@ -21170,7 +20758,6 @@
                 <w:ilvl w:val="0"/>
                 <w:numId w:val="13"/>
               </w:numPr>
-              <w:spacing w:after="0"/>
               <w:ind w:left="284" w:hanging="284"/>
             </w:pPr>
             <w:r>
@@ -21180,7 +20767,6 @@
           <w:p>
             <w:pPr>
               <w:pStyle w:val="SS3-115"/>
-              <w:spacing w:after="0"/>
               <w:ind w:left="284"/>
               <w:rPr>
                 <w:rFonts w:ascii="Segoe Print" w:hAnsi="Segoe Print"/>
@@ -21209,7 +20795,6 @@
                 <w:ilvl w:val="0"/>
                 <w:numId w:val="13"/>
               </w:numPr>
-              <w:spacing w:after="0"/>
               <w:ind w:left="284" w:hanging="284"/>
             </w:pPr>
             <w:r>
@@ -21223,11 +20808,18 @@
                 <w:ilvl w:val="0"/>
                 <w:numId w:val="13"/>
               </w:numPr>
-              <w:spacing w:after="0"/>
               <w:ind w:left="284" w:hanging="284"/>
             </w:pPr>
             <w:r>
-              <w:t>What type of films do different members of your family watch?</w:t>
+              <w:t xml:space="preserve">What type of films </w:t>
+            </w:r>
+            <w:proofErr w:type="gramStart"/>
+            <w:r>
+              <w:t>do</w:t>
+            </w:r>
+            <w:proofErr w:type="gramEnd"/>
+            <w:r>
+              <w:t xml:space="preserve"> different members of your family watch?</w:t>
             </w:r>
           </w:p>
           <w:p>
@@ -21480,18 +21072,10 @@
             <w:pPr>
               <w:spacing w:before="120"/>
               <w:rPr>
-                <w:rStyle w:val="BlankWord111"/>
                 <w:rFonts w:ascii="Source Sans 3 Medium" w:hAnsi="Source Sans 3 Medium"/>
                 <w:b/>
                 <w:bCs/>
-                <w:bdr w:val="none" w:sz="0" w:space="0" w:color="auto"/>
-                <w:shd w:val="clear" w:color="auto" w:fill="auto"/>
                 <w:rtl/>
-                <w14:textOutline w14:w="0" w14:cap="rnd" w14:cmpd="sng" w14:algn="ctr">
-                  <w14:noFill/>
-                  <w14:prstDash w14:val="solid"/>
-                  <w14:bevel/>
-                </w14:textOutline>
               </w:rPr>
             </w:pPr>
             <w:r>
@@ -22002,17 +21586,8 @@
                 <w:p>
                   <w:pPr>
                     <w:pStyle w:val="SS3-115"/>
-                    <w:spacing w:after="0"/>
-                    <w:rPr>
-                      <w:rStyle w:val="BlankWord111"/>
+                    <w:rPr>
                       <w:iCs/>
-                      <w:bdr w:val="none" w:sz="0" w:space="0" w:color="auto"/>
-                      <w:shd w:val="clear" w:color="auto" w:fill="auto"/>
-                      <w14:textOutline w14:w="0" w14:cap="rnd" w14:cmpd="sng" w14:algn="ctr">
-                        <w14:noFill/>
-                        <w14:prstDash w14:val="solid"/>
-                        <w14:bevel/>
-                      </w14:textOutline>
                     </w:rPr>
                   </w:pPr>
                   <w:r>
@@ -22030,17 +21605,8 @@
                 <w:p>
                   <w:pPr>
                     <w:pStyle w:val="SS3-115"/>
-                    <w:spacing w:after="0"/>
-                    <w:rPr>
-                      <w:rStyle w:val="BlankWord111"/>
+                    <w:rPr>
                       <w:iCs/>
-                      <w:bdr w:val="none" w:sz="0" w:space="0" w:color="auto"/>
-                      <w:shd w:val="clear" w:color="auto" w:fill="auto"/>
-                      <w14:textOutline w14:w="0" w14:cap="rnd" w14:cmpd="sng" w14:algn="ctr">
-                        <w14:noFill/>
-                        <w14:prstDash w14:val="solid"/>
-                        <w14:bevel/>
-                      </w14:textOutline>
                     </w:rPr>
                   </w:pPr>
                   <w:r>
@@ -22058,17 +21624,8 @@
                 <w:p>
                   <w:pPr>
                     <w:pStyle w:val="SS3-115"/>
-                    <w:spacing w:after="0"/>
-                    <w:rPr>
-                      <w:rStyle w:val="BlankWord111"/>
+                    <w:rPr>
                       <w:iCs/>
-                      <w:bdr w:val="none" w:sz="0" w:space="0" w:color="auto"/>
-                      <w:shd w:val="clear" w:color="auto" w:fill="auto"/>
-                      <w14:textOutline w14:w="0" w14:cap="rnd" w14:cmpd="sng" w14:algn="ctr">
-                        <w14:noFill/>
-                        <w14:prstDash w14:val="solid"/>
-                        <w14:bevel/>
-                      </w14:textOutline>
                     </w:rPr>
                   </w:pPr>
                   <w:r>
@@ -22086,17 +21643,8 @@
                 <w:p>
                   <w:pPr>
                     <w:pStyle w:val="SS3-115"/>
-                    <w:spacing w:after="0"/>
-                    <w:rPr>
-                      <w:rStyle w:val="BlankWord111"/>
+                    <w:rPr>
                       <w:iCs/>
-                      <w:bdr w:val="none" w:sz="0" w:space="0" w:color="auto"/>
-                      <w:shd w:val="clear" w:color="auto" w:fill="auto"/>
-                      <w14:textOutline w14:w="0" w14:cap="rnd" w14:cmpd="sng" w14:algn="ctr">
-                        <w14:noFill/>
-                        <w14:prstDash w14:val="solid"/>
-                        <w14:bevel/>
-                      </w14:textOutline>
                     </w:rPr>
                   </w:pPr>
                   <w:r>
@@ -22114,16 +21662,8 @@
               <w:pStyle w:val="SS3-115"/>
               <w:spacing w:before="240"/>
               <w:rPr>
-                <w:rStyle w:val="BlankWord111"/>
                 <w:iCs/>
-                <w:bdr w:val="none" w:sz="0" w:space="0" w:color="auto"/>
-                <w:shd w:val="clear" w:color="auto" w:fill="auto"/>
                 <w:rtl/>
-                <w14:textOutline w14:w="0" w14:cap="rnd" w14:cmpd="sng" w14:algn="ctr">
-                  <w14:noFill/>
-                  <w14:prstDash w14:val="solid"/>
-                  <w14:bevel/>
-                </w14:textOutline>
               </w:rPr>
             </w:pPr>
           </w:p>
@@ -22954,18 +22494,10 @@
             <w:pPr>
               <w:pStyle w:val="SS3-115"/>
               <w:rPr>
-                <w:rStyle w:val="BlankWord111"/>
                 <w:rFonts w:ascii="Source Sans 3 Medium" w:hAnsi="Source Sans 3 Medium"/>
                 <w:b/>
                 <w:bCs/>
-                <w:bdr w:val="none" w:sz="0" w:space="0" w:color="auto"/>
-                <w:shd w:val="clear" w:color="auto" w:fill="auto"/>
                 <w:rtl/>
-                <w14:textOutline w14:w="0" w14:cap="rnd" w14:cmpd="sng" w14:algn="ctr">
-                  <w14:noFill/>
-                  <w14:prstDash w14:val="solid"/>
-                  <w14:bevel/>
-                </w14:textOutline>
               </w:rPr>
             </w:pPr>
           </w:p>
@@ -23483,7 +23015,6 @@
             <w:pPr>
               <w:pStyle w:val="SS3-115"/>
               <w:rPr>
-                <w:rStyle w:val="BlankWord111"/>
                 <w:rFonts w:ascii="Source Sans 3 Medium" w:hAnsi="Source Sans 3 Medium"/>
                 <w:b/>
                 <w:bCs/>
@@ -25237,15 +24768,7 @@
               </w:numPr>
               <w:ind w:left="227" w:hanging="227"/>
               <w:rPr>
-                <w:rStyle w:val="BlankWord111"/>
-                <w:bdr w:val="none" w:sz="0" w:space="0" w:color="auto"/>
-                <w:shd w:val="clear" w:color="auto" w:fill="auto"/>
                 <w:rtl/>
-                <w14:textOutline w14:w="0" w14:cap="rnd" w14:cmpd="sng" w14:algn="ctr">
-                  <w14:noFill/>
-                  <w14:prstDash w14:val="solid"/>
-                  <w14:bevel/>
-                </w14:textOutline>
               </w:rPr>
             </w:pPr>
             <w:r>
@@ -26888,17 +26411,9 @@
             <w:pPr>
               <w:spacing w:after="120"/>
               <w:rPr>
-                <w:rStyle w:val="BlankWord111"/>
                 <w:rFonts w:ascii="Source Sans 3 Medium" w:hAnsi="Source Sans 3 Medium"/>
                 <w:b/>
                 <w:bCs/>
-                <w:bdr w:val="none" w:sz="0" w:space="0" w:color="auto"/>
-                <w:shd w:val="clear" w:color="auto" w:fill="auto"/>
-                <w14:textOutline w14:w="0" w14:cap="rnd" w14:cmpd="sng" w14:algn="ctr">
-                  <w14:noFill/>
-                  <w14:prstDash w14:val="solid"/>
-                  <w14:bevel/>
-                </w14:textOutline>
               </w:rPr>
             </w:pPr>
             <w:r>
@@ -27001,18 +26516,10 @@
               </w:numPr>
               <w:ind w:left="227" w:hanging="227"/>
               <w:rPr>
-                <w:rStyle w:val="BlankWord111"/>
                 <w:rFonts w:ascii="Source Sans 3 Medium" w:hAnsi="Source Sans 3 Medium"/>
                 <w:b/>
                 <w:bCs/>
-                <w:bdr w:val="none" w:sz="0" w:space="0" w:color="auto"/>
-                <w:shd w:val="clear" w:color="auto" w:fill="auto"/>
                 <w:rtl/>
-                <w14:textOutline w14:w="0" w14:cap="rnd" w14:cmpd="sng" w14:algn="ctr">
-                  <w14:noFill/>
-                  <w14:prstDash w14:val="solid"/>
-                  <w14:bevel/>
-                </w14:textOutline>
               </w:rPr>
             </w:pPr>
             <w:r>
@@ -27463,16 +26970,8 @@
                 <w:p>
                   <w:pPr>
                     <w:rPr>
-                      <w:rStyle w:val="BlankWord111"/>
                       <w:iCs/>
                       <w:szCs w:val="23"/>
-                      <w:bdr w:val="none" w:sz="0" w:space="0" w:color="auto"/>
-                      <w:shd w:val="clear" w:color="auto" w:fill="auto"/>
-                      <w14:textOutline w14:w="0" w14:cap="rnd" w14:cmpd="sng" w14:algn="ctr">
-                        <w14:noFill/>
-                        <w14:prstDash w14:val="solid"/>
-                        <w14:bevel/>
-                      </w14:textOutline>
                     </w:rPr>
                   </w:pPr>
                   <w:r>
@@ -27620,16 +27119,8 @@
             <w:pPr>
               <w:spacing w:after="120"/>
               <w:rPr>
-                <w:rStyle w:val="BlankWord111"/>
                 <w:iCs/>
-                <w:bdr w:val="none" w:sz="0" w:space="0" w:color="auto"/>
-                <w:shd w:val="clear" w:color="auto" w:fill="auto"/>
                 <w:rtl/>
-                <w14:textOutline w14:w="0" w14:cap="rnd" w14:cmpd="sng" w14:algn="ctr">
-                  <w14:noFill/>
-                  <w14:prstDash w14:val="solid"/>
-                  <w14:bevel/>
-                </w14:textOutline>
               </w:rPr>
             </w:pPr>
           </w:p>
@@ -27780,7 +27271,6 @@
                 <w:p>
                   <w:pPr>
                     <w:pStyle w:val="SS3-115"/>
-                    <w:spacing w:after="0"/>
                     <w:rPr>
                       <w:sz w:val="21"/>
                       <w:szCs w:val="21"/>
@@ -27806,7 +27296,6 @@
                 <w:p>
                   <w:pPr>
                     <w:pStyle w:val="SS3-115"/>
-                    <w:spacing w:after="0"/>
                     <w:rPr>
                       <w:sz w:val="21"/>
                       <w:szCs w:val="21"/>
@@ -27858,7 +27347,6 @@
                 <w:p>
                   <w:pPr>
                     <w:pStyle w:val="SS3-115"/>
-                    <w:spacing w:after="0"/>
                     <w:rPr>
                       <w:sz w:val="21"/>
                       <w:szCs w:val="21"/>
@@ -27896,7 +27384,6 @@
                 <w:p>
                   <w:pPr>
                     <w:pStyle w:val="SS3-115"/>
-                    <w:spacing w:after="0"/>
                     <w:rPr>
                       <w:sz w:val="21"/>
                       <w:szCs w:val="21"/>
@@ -27913,7 +27400,6 @@
                 <w:p>
                   <w:pPr>
                     <w:pStyle w:val="SS3-115"/>
-                    <w:spacing w:after="0"/>
                     <w:rPr>
                       <w:sz w:val="21"/>
                       <w:szCs w:val="21"/>
@@ -27949,7 +27435,6 @@
                 <w:p>
                   <w:pPr>
                     <w:pStyle w:val="SS3-115"/>
-                    <w:spacing w:after="0"/>
                     <w:rPr>
                       <w:sz w:val="21"/>
                       <w:szCs w:val="21"/>
@@ -27975,7 +27460,6 @@
                 <w:p>
                   <w:pPr>
                     <w:pStyle w:val="SS3-115"/>
-                    <w:spacing w:after="0"/>
                     <w:rPr>
                       <w:sz w:val="21"/>
                       <w:szCs w:val="21"/>
@@ -28027,7 +27511,6 @@
                 <w:p>
                   <w:pPr>
                     <w:pStyle w:val="SS3-115"/>
-                    <w:spacing w:after="0"/>
                     <w:rPr>
                       <w:sz w:val="21"/>
                       <w:szCs w:val="21"/>
@@ -28044,7 +27527,6 @@
                 <w:p>
                   <w:pPr>
                     <w:pStyle w:val="SS3-115"/>
-                    <w:spacing w:after="0"/>
                     <w:rPr>
                       <w:sz w:val="21"/>
                       <w:szCs w:val="21"/>
@@ -28061,7 +27543,6 @@
                 <w:p>
                   <w:pPr>
                     <w:pStyle w:val="SS3-115"/>
-                    <w:spacing w:after="0"/>
                     <w:rPr>
                       <w:sz w:val="21"/>
                       <w:szCs w:val="21"/>
@@ -28078,7 +27559,6 @@
                 <w:p>
                   <w:pPr>
                     <w:pStyle w:val="SS3-115"/>
-                    <w:spacing w:after="0"/>
                     <w:rPr>
                       <w:sz w:val="21"/>
                       <w:szCs w:val="21"/>
@@ -28095,7 +27575,6 @@
                 <w:p>
                   <w:pPr>
                     <w:pStyle w:val="SS3-115"/>
-                    <w:spacing w:after="0"/>
                     <w:rPr>
                       <w:sz w:val="21"/>
                       <w:szCs w:val="21"/>
@@ -28474,16 +27953,8 @@
               <w:spacing w:after="120"/>
               <w:ind w:left="227" w:hanging="227"/>
               <w:rPr>
-                <w:rStyle w:val="BlankWord111"/>
                 <w:iCs/>
-                <w:bdr w:val="none" w:sz="0" w:space="0" w:color="auto"/>
-                <w:shd w:val="clear" w:color="auto" w:fill="auto"/>
                 <w:rtl/>
-                <w14:textOutline w14:w="0" w14:cap="rnd" w14:cmpd="sng" w14:algn="ctr">
-                  <w14:noFill/>
-                  <w14:prstDash w14:val="solid"/>
-                  <w14:bevel/>
-                </w14:textOutline>
               </w:rPr>
             </w:pPr>
             <w:r>
@@ -28708,7 +28179,6 @@
                 <w:p>
                   <w:pPr>
                     <w:pStyle w:val="SS3-115"/>
-                    <w:spacing w:after="0"/>
                     <w:rPr>
                       <w:color w:val="101312"/>
                       <w:spacing w:val="-2"/>
@@ -28732,7 +28202,6 @@
                 <w:p>
                   <w:pPr>
                     <w:pStyle w:val="SS3-115"/>
-                    <w:spacing w:after="0"/>
                     <w:rPr>
                       <w:color w:val="101312"/>
                       <w:spacing w:val="-2"/>
@@ -28756,7 +28225,6 @@
                 <w:p>
                   <w:pPr>
                     <w:pStyle w:val="SS3-115"/>
-                    <w:spacing w:after="0"/>
                     <w:rPr>
                       <w:color w:val="101312"/>
                       <w:spacing w:val="-2"/>
@@ -28780,7 +28248,6 @@
                 <w:p>
                   <w:pPr>
                     <w:pStyle w:val="SS3-115"/>
-                    <w:spacing w:after="0"/>
                     <w:rPr>
                       <w:color w:val="101312"/>
                       <w:spacing w:val="-2"/>
@@ -28804,7 +28271,6 @@
                 <w:p>
                   <w:pPr>
                     <w:pStyle w:val="SS3-115"/>
-                    <w:spacing w:after="0"/>
                     <w:rPr>
                       <w:color w:val="101312"/>
                       <w:spacing w:val="-2"/>
@@ -28828,7 +28294,6 @@
                 <w:p>
                   <w:pPr>
                     <w:pStyle w:val="SS3-115"/>
-                    <w:spacing w:after="0"/>
                     <w:rPr>
                       <w:color w:val="101312"/>
                       <w:spacing w:val="-2"/>
@@ -28852,7 +28317,6 @@
                 <w:p>
                   <w:pPr>
                     <w:pStyle w:val="SS3-115"/>
-                    <w:spacing w:after="0"/>
                     <w:rPr>
                       <w:color w:val="101312"/>
                       <w:spacing w:val="-2"/>
@@ -28876,7 +28340,6 @@
                 <w:p>
                   <w:pPr>
                     <w:pStyle w:val="SS3-115"/>
-                    <w:spacing w:after="0"/>
                     <w:rPr>
                       <w:color w:val="101312"/>
                       <w:spacing w:val="-2"/>
@@ -29304,7 +28767,6 @@
                 <w:p>
                   <w:pPr>
                     <w:pStyle w:val="SS3-115"/>
-                    <w:spacing w:after="0"/>
                     <w:rPr>
                       <w:color w:val="101312"/>
                       <w:spacing w:val="-2"/>
@@ -29328,7 +28790,6 @@
                 <w:p>
                   <w:pPr>
                     <w:pStyle w:val="SS3-115"/>
-                    <w:spacing w:after="0"/>
                     <w:rPr>
                       <w:color w:val="101312"/>
                       <w:spacing w:val="-2"/>
@@ -29352,7 +28813,6 @@
                 <w:p>
                   <w:pPr>
                     <w:pStyle w:val="SS3-115"/>
-                    <w:spacing w:after="0"/>
                     <w:rPr>
                       <w:color w:val="101312"/>
                       <w:spacing w:val="-2"/>
@@ -29378,7 +28838,6 @@
                 <w:p>
                   <w:pPr>
                     <w:pStyle w:val="SS3-115"/>
-                    <w:spacing w:after="0"/>
                     <w:rPr>
                       <w:color w:val="101312"/>
                       <w:spacing w:val="-2"/>
@@ -29402,7 +28861,6 @@
                 <w:p>
                   <w:pPr>
                     <w:pStyle w:val="SS3-115"/>
-                    <w:spacing w:after="0"/>
                     <w:rPr>
                       <w:color w:val="101312"/>
                       <w:spacing w:val="-2"/>
@@ -29426,7 +28884,6 @@
                 <w:p>
                   <w:pPr>
                     <w:pStyle w:val="SS3-115"/>
-                    <w:spacing w:after="0"/>
                     <w:rPr>
                       <w:color w:val="101312"/>
                       <w:spacing w:val="-2"/>
@@ -30058,7 +29515,6 @@
                 <w:ilvl w:val="0"/>
                 <w:numId w:val="4"/>
               </w:numPr>
-              <w:spacing w:after="0"/>
               <w:ind w:left="227" w:hanging="227"/>
             </w:pPr>
             <w:r>
@@ -30072,7 +29528,6 @@
                 <w:ilvl w:val="0"/>
                 <w:numId w:val="4"/>
               </w:numPr>
-              <w:spacing w:after="0"/>
               <w:ind w:left="227" w:hanging="227"/>
             </w:pPr>
             <w:r>
@@ -30086,7 +29541,6 @@
                 <w:ilvl w:val="0"/>
                 <w:numId w:val="4"/>
               </w:numPr>
-              <w:spacing w:after="0"/>
               <w:ind w:left="227" w:hanging="227"/>
             </w:pPr>
             <w:r>
@@ -30100,7 +29554,7 @@
                 <w:ilvl w:val="0"/>
                 <w:numId w:val="80"/>
               </w:numPr>
-              <w:spacing w:before="240" w:after="0"/>
+              <w:spacing w:before="240"/>
               <w:ind w:left="227" w:hanging="227"/>
             </w:pPr>
             <w:r>
@@ -30114,7 +29568,6 @@
                 <w:ilvl w:val="0"/>
                 <w:numId w:val="80"/>
               </w:numPr>
-              <w:spacing w:after="0"/>
               <w:ind w:left="227" w:hanging="227"/>
             </w:pPr>
             <w:r>
@@ -30149,7 +29602,6 @@
           <w:p>
             <w:pPr>
               <w:pStyle w:val="SS3-115"/>
-              <w:spacing w:after="0"/>
               <w:jc w:val="center"/>
               <w:rPr>
                 <w:rFonts w:ascii="Source Sans 3 Black" w:hAnsi="Source Sans 3 Black"/>
@@ -30572,7 +30024,6 @@
                 <w:ilvl w:val="0"/>
                 <w:numId w:val="81"/>
               </w:numPr>
-              <w:spacing w:after="0"/>
               <w:ind w:left="227" w:hanging="227"/>
             </w:pPr>
             <w:r>
@@ -30586,7 +30037,6 @@
                 <w:ilvl w:val="0"/>
                 <w:numId w:val="81"/>
               </w:numPr>
-              <w:spacing w:after="0"/>
               <w:ind w:left="227" w:hanging="227"/>
             </w:pPr>
             <w:r>
@@ -30691,7 +30141,6 @@
                 <w:ilvl w:val="0"/>
                 <w:numId w:val="82"/>
               </w:numPr>
-              <w:spacing w:after="0"/>
               <w:ind w:left="227" w:hanging="227"/>
             </w:pPr>
             <w:r>
@@ -30705,7 +30154,6 @@
                 <w:ilvl w:val="0"/>
                 <w:numId w:val="82"/>
               </w:numPr>
-              <w:spacing w:after="0"/>
               <w:ind w:left="227" w:hanging="227"/>
             </w:pPr>
             <w:r>
@@ -30719,7 +30167,6 @@
                 <w:ilvl w:val="0"/>
                 <w:numId w:val="82"/>
               </w:numPr>
-              <w:spacing w:after="0"/>
               <w:ind w:left="227" w:hanging="227"/>
             </w:pPr>
             <w:r>
@@ -30733,7 +30180,6 @@
                 <w:ilvl w:val="0"/>
                 <w:numId w:val="82"/>
               </w:numPr>
-              <w:spacing w:after="0"/>
               <w:ind w:left="227" w:hanging="227"/>
               <w:rPr>
                 <w:rFonts w:ascii="Source Sans 3 Medium" w:hAnsi="Source Sans 3 Medium"/>
@@ -31270,16 +30716,8 @@
                 <w:p>
                   <w:pPr>
                     <w:rPr>
-                      <w:rStyle w:val="BlankWord111"/>
                       <w:iCs/>
                       <w:szCs w:val="23"/>
-                      <w:bdr w:val="none" w:sz="0" w:space="0" w:color="auto"/>
-                      <w:shd w:val="clear" w:color="auto" w:fill="auto"/>
-                      <w14:textOutline w14:w="0" w14:cap="rnd" w14:cmpd="sng" w14:algn="ctr">
-                        <w14:noFill/>
-                        <w14:prstDash w14:val="solid"/>
-                        <w14:bevel/>
-                      </w14:textOutline>
                     </w:rPr>
                   </w:pPr>
                   <w:r>
@@ -31298,16 +30736,8 @@
                 <w:p>
                   <w:pPr>
                     <w:rPr>
-                      <w:rStyle w:val="BlankWord111"/>
                       <w:iCs/>
                       <w:szCs w:val="23"/>
-                      <w:bdr w:val="none" w:sz="0" w:space="0" w:color="auto"/>
-                      <w:shd w:val="clear" w:color="auto" w:fill="auto"/>
-                      <w14:textOutline w14:w="0" w14:cap="rnd" w14:cmpd="sng" w14:algn="ctr">
-                        <w14:noFill/>
-                        <w14:prstDash w14:val="solid"/>
-                        <w14:bevel/>
-                      </w14:textOutline>
                     </w:rPr>
                   </w:pPr>
                   <w:r>
@@ -31326,16 +30756,8 @@
                 <w:p>
                   <w:pPr>
                     <w:rPr>
-                      <w:rStyle w:val="BlankWord111"/>
                       <w:iCs/>
                       <w:szCs w:val="23"/>
-                      <w:bdr w:val="none" w:sz="0" w:space="0" w:color="auto"/>
-                      <w:shd w:val="clear" w:color="auto" w:fill="auto"/>
-                      <w14:textOutline w14:w="0" w14:cap="rnd" w14:cmpd="sng" w14:algn="ctr">
-                        <w14:noFill/>
-                        <w14:prstDash w14:val="solid"/>
-                        <w14:bevel/>
-                      </w14:textOutline>
                     </w:rPr>
                   </w:pPr>
                   <w:r>
@@ -31354,16 +30776,8 @@
                 <w:p>
                   <w:pPr>
                     <w:rPr>
-                      <w:rStyle w:val="BlankWord111"/>
                       <w:iCs/>
                       <w:szCs w:val="23"/>
-                      <w:bdr w:val="none" w:sz="0" w:space="0" w:color="auto"/>
-                      <w:shd w:val="clear" w:color="auto" w:fill="auto"/>
-                      <w14:textOutline w14:w="0" w14:cap="rnd" w14:cmpd="sng" w14:algn="ctr">
-                        <w14:noFill/>
-                        <w14:prstDash w14:val="solid"/>
-                        <w14:bevel/>
-                      </w14:textOutline>
                     </w:rPr>
                   </w:pPr>
                   <w:r>
@@ -31379,15 +30793,7 @@
                   <w:pPr>
                     <w:pStyle w:val="SS3-115"/>
                     <w:rPr>
-                      <w:rStyle w:val="BlankWord111"/>
                       <w:iCs/>
-                      <w:bdr w:val="none" w:sz="0" w:space="0" w:color="auto"/>
-                      <w:shd w:val="clear" w:color="auto" w:fill="auto"/>
-                      <w14:textOutline w14:w="0" w14:cap="rnd" w14:cmpd="sng" w14:algn="ctr">
-                        <w14:noFill/>
-                        <w14:prstDash w14:val="solid"/>
-                        <w14:bevel/>
-                      </w14:textOutline>
                     </w:rPr>
                   </w:pPr>
                   <w:r>
@@ -32991,16 +32397,8 @@
                 <w:p>
                   <w:pPr>
                     <w:rPr>
-                      <w:rStyle w:val="BlankWord111"/>
                       <w:iCs/>
                       <w:szCs w:val="23"/>
-                      <w:bdr w:val="none" w:sz="0" w:space="0" w:color="auto"/>
-                      <w:shd w:val="clear" w:color="auto" w:fill="auto"/>
-                      <w14:textOutline w14:w="0" w14:cap="rnd" w14:cmpd="sng" w14:algn="ctr">
-                        <w14:noFill/>
-                        <w14:prstDash w14:val="solid"/>
-                        <w14:bevel/>
-                      </w14:textOutline>
                     </w:rPr>
                   </w:pPr>
                   <w:r>
@@ -33019,16 +32417,8 @@
                 <w:p>
                   <w:pPr>
                     <w:rPr>
-                      <w:rStyle w:val="BlankWord111"/>
                       <w:iCs/>
                       <w:szCs w:val="23"/>
-                      <w:bdr w:val="none" w:sz="0" w:space="0" w:color="auto"/>
-                      <w:shd w:val="clear" w:color="auto" w:fill="auto"/>
-                      <w14:textOutline w14:w="0" w14:cap="rnd" w14:cmpd="sng" w14:algn="ctr">
-                        <w14:noFill/>
-                        <w14:prstDash w14:val="solid"/>
-                        <w14:bevel/>
-                      </w14:textOutline>
                     </w:rPr>
                   </w:pPr>
                   <w:r>
@@ -33047,16 +32437,8 @@
                 <w:p>
                   <w:pPr>
                     <w:rPr>
-                      <w:rStyle w:val="BlankWord111"/>
                       <w:iCs/>
                       <w:szCs w:val="23"/>
-                      <w:bdr w:val="none" w:sz="0" w:space="0" w:color="auto"/>
-                      <w:shd w:val="clear" w:color="auto" w:fill="auto"/>
-                      <w14:textOutline w14:w="0" w14:cap="rnd" w14:cmpd="sng" w14:algn="ctr">
-                        <w14:noFill/>
-                        <w14:prstDash w14:val="solid"/>
-                        <w14:bevel/>
-                      </w14:textOutline>
                     </w:rPr>
                   </w:pPr>
                   <w:r>
@@ -33075,16 +32457,8 @@
                 <w:p>
                   <w:pPr>
                     <w:rPr>
-                      <w:rStyle w:val="BlankWord111"/>
                       <w:iCs/>
                       <w:szCs w:val="23"/>
-                      <w:bdr w:val="none" w:sz="0" w:space="0" w:color="auto"/>
-                      <w:shd w:val="clear" w:color="auto" w:fill="auto"/>
-                      <w14:textOutline w14:w="0" w14:cap="rnd" w14:cmpd="sng" w14:algn="ctr">
-                        <w14:noFill/>
-                        <w14:prstDash w14:val="solid"/>
-                        <w14:bevel/>
-                      </w14:textOutline>
                     </w:rPr>
                   </w:pPr>
                   <w:r>
@@ -33104,15 +32478,7 @@
                   <w:pPr>
                     <w:pStyle w:val="SS3-115"/>
                     <w:rPr>
-                      <w:rStyle w:val="BlankWord111"/>
                       <w:iCs/>
-                      <w:bdr w:val="none" w:sz="0" w:space="0" w:color="auto"/>
-                      <w:shd w:val="clear" w:color="auto" w:fill="auto"/>
-                      <w14:textOutline w14:w="0" w14:cap="rnd" w14:cmpd="sng" w14:algn="ctr">
-                        <w14:noFill/>
-                        <w14:prstDash w14:val="solid"/>
-                        <w14:bevel/>
-                      </w14:textOutline>
                     </w:rPr>
                   </w:pPr>
                   <w:r>
@@ -33127,16 +32493,8 @@
                 <w:p>
                   <w:pPr>
                     <w:rPr>
-                      <w:rStyle w:val="BlankWord111"/>
                       <w:iCs/>
                       <w:szCs w:val="23"/>
-                      <w:bdr w:val="none" w:sz="0" w:space="0" w:color="auto"/>
-                      <w:shd w:val="clear" w:color="auto" w:fill="auto"/>
-                      <w14:textOutline w14:w="0" w14:cap="rnd" w14:cmpd="sng" w14:algn="ctr">
-                        <w14:noFill/>
-                        <w14:prstDash w14:val="solid"/>
-                        <w14:bevel/>
-                      </w14:textOutline>
                     </w:rPr>
                   </w:pPr>
                   <w:r>
@@ -33308,7 +32666,6 @@
                 <w:p>
                   <w:pPr>
                     <w:pStyle w:val="SS3-115"/>
-                    <w:spacing w:after="0"/>
                     <w:jc w:val="right"/>
                     <w:rPr>
                       <w:sz w:val="21"/>
@@ -33326,7 +32683,6 @@
                 <w:p>
                   <w:pPr>
                     <w:pStyle w:val="SS3-115"/>
-                    <w:spacing w:after="0"/>
                     <w:rPr>
                       <w:sz w:val="21"/>
                       <w:szCs w:val="21"/>
@@ -33378,7 +32734,6 @@
                 <w:p>
                   <w:pPr>
                     <w:pStyle w:val="SS3-115"/>
-                    <w:spacing w:after="0"/>
                     <w:rPr>
                       <w:sz w:val="21"/>
                       <w:szCs w:val="21"/>
@@ -33395,7 +32750,6 @@
                 <w:p>
                   <w:pPr>
                     <w:pStyle w:val="SS3-115"/>
-                    <w:spacing w:after="0"/>
                     <w:rPr>
                       <w:sz w:val="21"/>
                       <w:szCs w:val="21"/>
@@ -33412,7 +32766,6 @@
                 <w:p>
                   <w:pPr>
                     <w:pStyle w:val="SS3-115"/>
-                    <w:spacing w:after="0"/>
                     <w:rPr>
                       <w:sz w:val="21"/>
                       <w:szCs w:val="21"/>
@@ -33429,7 +32782,6 @@
                 <w:p>
                   <w:pPr>
                     <w:pStyle w:val="SS3-115"/>
-                    <w:spacing w:after="0"/>
                     <w:rPr>
                       <w:sz w:val="21"/>
                       <w:szCs w:val="21"/>
@@ -33446,7 +32798,6 @@
                 <w:p>
                   <w:pPr>
                     <w:pStyle w:val="SS3-115"/>
-                    <w:spacing w:after="0"/>
                     <w:rPr>
                       <w:sz w:val="21"/>
                       <w:szCs w:val="21"/>
@@ -33463,7 +32814,6 @@
                 <w:p>
                   <w:pPr>
                     <w:pStyle w:val="SS3-115"/>
-                    <w:spacing w:after="0"/>
                     <w:rPr>
                       <w:sz w:val="21"/>
                       <w:szCs w:val="21"/>
@@ -33480,7 +32830,6 @@
                 <w:p>
                   <w:pPr>
                     <w:pStyle w:val="SS3-115"/>
-                    <w:spacing w:after="0"/>
                     <w:rPr>
                       <w:sz w:val="21"/>
                       <w:szCs w:val="21"/>
@@ -33502,7 +32851,6 @@
                 <w:p>
                   <w:pPr>
                     <w:pStyle w:val="SS3-115"/>
-                    <w:spacing w:after="0"/>
                     <w:jc w:val="right"/>
                     <w:rPr>
                       <w:sz w:val="21"/>
@@ -33527,7 +32875,6 @@
                 <w:p>
                   <w:pPr>
                     <w:pStyle w:val="SS3-115"/>
-                    <w:spacing w:after="0"/>
                     <w:rPr>
                       <w:sz w:val="21"/>
                       <w:szCs w:val="21"/>
@@ -33579,7 +32926,6 @@
                 <w:p>
                   <w:pPr>
                     <w:pStyle w:val="SS3-115"/>
-                    <w:spacing w:after="0"/>
                     <w:rPr>
                       <w:sz w:val="21"/>
                       <w:szCs w:val="21"/>
@@ -33596,7 +32942,6 @@
                 <w:p>
                   <w:pPr>
                     <w:pStyle w:val="SS3-115"/>
-                    <w:spacing w:after="0"/>
                     <w:rPr>
                       <w:sz w:val="21"/>
                       <w:szCs w:val="21"/>
@@ -33613,7 +32958,6 @@
                 <w:p>
                   <w:pPr>
                     <w:pStyle w:val="SS3-115"/>
-                    <w:spacing w:after="0"/>
                     <w:rPr>
                       <w:sz w:val="21"/>
                       <w:szCs w:val="21"/>
@@ -33630,7 +32974,6 @@
                 <w:p>
                   <w:pPr>
                     <w:pStyle w:val="SS3-115"/>
-                    <w:spacing w:after="0"/>
                     <w:rPr>
                       <w:sz w:val="21"/>
                       <w:szCs w:val="21"/>
@@ -33647,7 +32990,6 @@
                 <w:p>
                   <w:pPr>
                     <w:pStyle w:val="SS3-115"/>
-                    <w:spacing w:after="0"/>
                     <w:rPr>
                       <w:sz w:val="21"/>
                       <w:szCs w:val="21"/>
@@ -33664,7 +33006,6 @@
                 <w:p>
                   <w:pPr>
                     <w:pStyle w:val="SS3-115"/>
-                    <w:spacing w:after="0"/>
                     <w:rPr>
                       <w:sz w:val="21"/>
                       <w:szCs w:val="21"/>
@@ -33681,7 +33022,6 @@
                 <w:p>
                   <w:pPr>
                     <w:pStyle w:val="SS3-115"/>
-                    <w:spacing w:after="0"/>
                     <w:rPr>
                       <w:sz w:val="21"/>
                       <w:szCs w:val="21"/>
@@ -33713,7 +33053,6 @@
                 <w:ilvl w:val="0"/>
                 <w:numId w:val="89"/>
               </w:numPr>
-              <w:spacing w:after="0"/>
               <w:ind w:left="227" w:hanging="227"/>
             </w:pPr>
             <w:r>
@@ -33727,7 +33066,6 @@
                 <w:ilvl w:val="0"/>
                 <w:numId w:val="89"/>
               </w:numPr>
-              <w:spacing w:after="0"/>
               <w:ind w:left="227" w:hanging="227"/>
             </w:pPr>
             <w:r>
@@ -33741,7 +33079,6 @@
                 <w:ilvl w:val="0"/>
                 <w:numId w:val="89"/>
               </w:numPr>
-              <w:spacing w:after="0"/>
               <w:ind w:left="227" w:hanging="227"/>
             </w:pPr>
             <w:r>
@@ -33755,7 +33092,6 @@
                 <w:ilvl w:val="0"/>
                 <w:numId w:val="89"/>
               </w:numPr>
-              <w:spacing w:after="0"/>
               <w:ind w:left="227" w:hanging="227"/>
             </w:pPr>
             <w:r>
@@ -35495,16 +34831,8 @@
               </w:numPr>
               <w:ind w:left="284" w:hanging="284"/>
               <w:rPr>
-                <w:rStyle w:val="BlankWord111"/>
                 <w:iCs/>
-                <w:bdr w:val="none" w:sz="0" w:space="0" w:color="auto"/>
-                <w:shd w:val="clear" w:color="auto" w:fill="auto"/>
                 <w:rtl/>
-                <w14:textOutline w14:w="0" w14:cap="rnd" w14:cmpd="sng" w14:algn="ctr">
-                  <w14:noFill/>
-                  <w14:prstDash w14:val="solid"/>
-                  <w14:bevel/>
-                </w14:textOutline>
               </w:rPr>
             </w:pPr>
             <w:r>
@@ -35770,7 +35098,15 @@
             </w:r>
             <w:proofErr w:type="gramEnd"/>
             <w:r>
-              <w:t xml:space="preserve"> ... ] w __ an 'e' or without?</w:t>
+              <w:t xml:space="preserve"> </w:t>
+            </w:r>
+            <w:proofErr w:type="gramStart"/>
+            <w:r>
+              <w:t>... ]</w:t>
+            </w:r>
+            <w:proofErr w:type="gramEnd"/>
+            <w:r>
+              <w:t xml:space="preserve"> w __ an 'e' or without?</w:t>
             </w:r>
           </w:p>
           <w:p>
@@ -35807,7 +35143,15 @@
             </w:r>
             <w:proofErr w:type="gramEnd"/>
             <w:r>
-              <w:t xml:space="preserve"> ... ] with ad __ 'd', did you say?</w:t>
+              <w:t xml:space="preserve"> </w:t>
+            </w:r>
+            <w:proofErr w:type="gramStart"/>
+            <w:r>
+              <w:t>... ]</w:t>
+            </w:r>
+            <w:proofErr w:type="gramEnd"/>
+            <w:r>
+              <w:t xml:space="preserve"> with ad __ 'd', did you say?</w:t>
             </w:r>
           </w:p>
         </w:tc>
@@ -38726,16 +38070,8 @@
               </w:numPr>
               <w:ind w:left="284" w:hanging="284"/>
               <w:rPr>
-                <w:rStyle w:val="BlankWord111"/>
                 <w:iCs/>
-                <w:bdr w:val="none" w:sz="0" w:space="0" w:color="auto"/>
-                <w:shd w:val="clear" w:color="auto" w:fill="auto"/>
                 <w:rtl/>
-                <w14:textOutline w14:w="0" w14:cap="rnd" w14:cmpd="sng" w14:algn="ctr">
-                  <w14:noFill/>
-                  <w14:prstDash w14:val="solid"/>
-                  <w14:bevel/>
-                </w14:textOutline>
               </w:rPr>
             </w:pPr>
             <w:r>
@@ -39124,15 +38460,7 @@
                 <w:p>
                   <w:pPr>
                     <w:rPr>
-                      <w:rStyle w:val="BlankWord111"/>
                       <w:iCs/>
-                      <w:bdr w:val="none" w:sz="0" w:space="0" w:color="auto"/>
-                      <w:shd w:val="clear" w:color="auto" w:fill="auto"/>
-                      <w14:textOutline w14:w="0" w14:cap="rnd" w14:cmpd="sng" w14:algn="ctr">
-                        <w14:noFill/>
-                        <w14:prstDash w14:val="solid"/>
-                        <w14:bevel/>
-                      </w14:textOutline>
                     </w:rPr>
                   </w:pPr>
                   <w:r>
@@ -39169,15 +38497,7 @@
                 <w:p>
                   <w:pPr>
                     <w:rPr>
-                      <w:rStyle w:val="BlankWord111"/>
                       <w:iCs/>
-                      <w:bdr w:val="none" w:sz="0" w:space="0" w:color="auto"/>
-                      <w:shd w:val="clear" w:color="auto" w:fill="auto"/>
-                      <w14:textOutline w14:w="0" w14:cap="rnd" w14:cmpd="sng" w14:algn="ctr">
-                        <w14:noFill/>
-                        <w14:prstDash w14:val="solid"/>
-                        <w14:bevel/>
-                      </w14:textOutline>
                     </w:rPr>
                   </w:pPr>
                   <w:r>
@@ -39197,15 +38517,7 @@
                 <w:p>
                   <w:pPr>
                     <w:rPr>
-                      <w:rStyle w:val="BlankWord111"/>
                       <w:iCs/>
-                      <w:bdr w:val="none" w:sz="0" w:space="0" w:color="auto"/>
-                      <w:shd w:val="clear" w:color="auto" w:fill="auto"/>
-                      <w14:textOutline w14:w="0" w14:cap="rnd" w14:cmpd="sng" w14:algn="ctr">
-                        <w14:noFill/>
-                        <w14:prstDash w14:val="solid"/>
-                        <w14:bevel/>
-                      </w14:textOutline>
                     </w:rPr>
                   </w:pPr>
                   <w:r>
@@ -39225,15 +38537,7 @@
                 <w:p>
                   <w:pPr>
                     <w:rPr>
-                      <w:rStyle w:val="BlankWord111"/>
                       <w:iCs/>
-                      <w:bdr w:val="none" w:sz="0" w:space="0" w:color="auto"/>
-                      <w:shd w:val="clear" w:color="auto" w:fill="auto"/>
-                      <w14:textOutline w14:w="0" w14:cap="rnd" w14:cmpd="sng" w14:algn="ctr">
-                        <w14:noFill/>
-                        <w14:prstDash w14:val="solid"/>
-                        <w14:bevel/>
-                      </w14:textOutline>
                     </w:rPr>
                   </w:pPr>
                   <w:r>
@@ -39809,15 +39113,7 @@
                 <w:p>
                   <w:pPr>
                     <w:rPr>
-                      <w:rStyle w:val="BlankWord111"/>
                       <w:iCs/>
-                      <w:bdr w:val="none" w:sz="0" w:space="0" w:color="auto"/>
-                      <w:shd w:val="clear" w:color="auto" w:fill="auto"/>
-                      <w14:textOutline w14:w="0" w14:cap="rnd" w14:cmpd="sng" w14:algn="ctr">
-                        <w14:noFill/>
-                        <w14:prstDash w14:val="solid"/>
-                        <w14:bevel/>
-                      </w14:textOutline>
                     </w:rPr>
                   </w:pPr>
                   <w:r>
@@ -39836,15 +39132,7 @@
                 <w:p>
                   <w:pPr>
                     <w:rPr>
-                      <w:rStyle w:val="BlankWord111"/>
                       <w:iCs/>
-                      <w:bdr w:val="none" w:sz="0" w:space="0" w:color="auto"/>
-                      <w:shd w:val="clear" w:color="auto" w:fill="auto"/>
-                      <w14:textOutline w14:w="0" w14:cap="rnd" w14:cmpd="sng" w14:algn="ctr">
-                        <w14:noFill/>
-                        <w14:prstDash w14:val="solid"/>
-                        <w14:bevel/>
-                      </w14:textOutline>
                     </w:rPr>
                   </w:pPr>
                   <w:r>
@@ -39863,15 +39151,7 @@
                 <w:p>
                   <w:pPr>
                     <w:rPr>
-                      <w:rStyle w:val="BlankWord111"/>
                       <w:iCs/>
-                      <w:bdr w:val="none" w:sz="0" w:space="0" w:color="auto"/>
-                      <w:shd w:val="clear" w:color="auto" w:fill="auto"/>
-                      <w14:textOutline w14:w="0" w14:cap="rnd" w14:cmpd="sng" w14:algn="ctr">
-                        <w14:noFill/>
-                        <w14:prstDash w14:val="solid"/>
-                        <w14:bevel/>
-                      </w14:textOutline>
                     </w:rPr>
                   </w:pPr>
                   <w:r>
@@ -39890,16 +39170,8 @@
                 <w:p>
                   <w:pPr>
                     <w:rPr>
-                      <w:rStyle w:val="BlankWord111"/>
                       <w:iCs/>
                       <w:strike/>
-                      <w:bdr w:val="none" w:sz="0" w:space="0" w:color="auto"/>
-                      <w:shd w:val="clear" w:color="auto" w:fill="auto"/>
-                      <w14:textOutline w14:w="0" w14:cap="rnd" w14:cmpd="sng" w14:algn="ctr">
-                        <w14:noFill/>
-                        <w14:prstDash w14:val="solid"/>
-                        <w14:bevel/>
-                      </w14:textOutline>
                     </w:rPr>
                   </w:pPr>
                   <w:r>
@@ -39977,17 +39249,9 @@
                 <w:p>
                   <w:pPr>
                     <w:rPr>
-                      <w:rStyle w:val="BlankWord111"/>
                       <w:b/>
                       <w:bCs/>
                       <w:iCs/>
-                      <w:bdr w:val="none" w:sz="0" w:space="0" w:color="auto"/>
-                      <w:shd w:val="clear" w:color="auto" w:fill="auto"/>
-                      <w14:textOutline w14:w="0" w14:cap="rnd" w14:cmpd="sng" w14:algn="ctr">
-                        <w14:noFill/>
-                        <w14:prstDash w14:val="solid"/>
-                        <w14:bevel/>
-                      </w14:textOutline>
                     </w:rPr>
                   </w:pPr>
                   <w:r>
@@ -40026,17 +39290,9 @@
                 <w:p>
                   <w:pPr>
                     <w:rPr>
-                      <w:rStyle w:val="BlankWord111"/>
                       <w:b/>
                       <w:bCs/>
                       <w:iCs/>
-                      <w:bdr w:val="none" w:sz="0" w:space="0" w:color="auto"/>
-                      <w:shd w:val="clear" w:color="auto" w:fill="auto"/>
-                      <w14:textOutline w14:w="0" w14:cap="rnd" w14:cmpd="sng" w14:algn="ctr">
-                        <w14:noFill/>
-                        <w14:prstDash w14:val="solid"/>
-                        <w14:bevel/>
-                      </w14:textOutline>
                     </w:rPr>
                   </w:pPr>
                   <w:r>
@@ -40070,17 +39326,9 @@
                 <w:p>
                   <w:pPr>
                     <w:rPr>
-                      <w:rStyle w:val="BlankWord111"/>
                       <w:b/>
                       <w:bCs/>
                       <w:iCs/>
-                      <w:bdr w:val="none" w:sz="0" w:space="0" w:color="auto"/>
-                      <w:shd w:val="clear" w:color="auto" w:fill="auto"/>
-                      <w14:textOutline w14:w="0" w14:cap="rnd" w14:cmpd="sng" w14:algn="ctr">
-                        <w14:noFill/>
-                        <w14:prstDash w14:val="solid"/>
-                        <w14:bevel/>
-                      </w14:textOutline>
                     </w:rPr>
                   </w:pPr>
                   <w:r>
@@ -40114,17 +39362,9 @@
                 <w:p>
                   <w:pPr>
                     <w:rPr>
-                      <w:rStyle w:val="BlankWord111"/>
                       <w:b/>
                       <w:bCs/>
                       <w:iCs/>
-                      <w:bdr w:val="none" w:sz="0" w:space="0" w:color="auto"/>
-                      <w:shd w:val="clear" w:color="auto" w:fill="auto"/>
-                      <w14:textOutline w14:w="0" w14:cap="rnd" w14:cmpd="sng" w14:algn="ctr">
-                        <w14:noFill/>
-                        <w14:prstDash w14:val="solid"/>
-                        <w14:bevel/>
-                      </w14:textOutline>
                     </w:rPr>
                   </w:pPr>
                   <w:r>
@@ -40573,18 +39813,10 @@
           <w:p>
             <w:pPr>
               <w:rPr>
-                <w:rStyle w:val="BlankWord111"/>
                 <w:b/>
                 <w:bCs/>
                 <w:szCs w:val="23"/>
-                <w:bdr w:val="none" w:sz="0" w:space="0" w:color="auto"/>
-                <w:shd w:val="clear" w:color="auto" w:fill="auto"/>
                 <w:rtl/>
-                <w14:textOutline w14:w="0" w14:cap="rnd" w14:cmpd="sng" w14:algn="ctr">
-                  <w14:noFill/>
-                  <w14:prstDash w14:val="solid"/>
-                  <w14:bevel/>
-                </w14:textOutline>
               </w:rPr>
             </w:pPr>
           </w:p>
@@ -40866,17 +40098,9 @@
               <w:pStyle w:val="SS3M-115"/>
               <w:spacing w:before="240"/>
               <w:rPr>
-                <w:rStyle w:val="BlankWord111"/>
                 <w:b w:val="0"/>
                 <w:bCs w:val="0"/>
-                <w:bdr w:val="none" w:sz="0" w:space="0" w:color="auto"/>
-                <w:shd w:val="clear" w:color="auto" w:fill="auto"/>
                 <w:rtl/>
-                <w14:textOutline w14:w="0" w14:cap="rnd" w14:cmpd="sng" w14:algn="ctr">
-                  <w14:noFill/>
-                  <w14:prstDash w14:val="solid"/>
-                  <w14:bevel/>
-                </w14:textOutline>
               </w:rPr>
             </w:pPr>
             <w:r>
@@ -40975,7 +40199,6 @@
                 <w:ilvl w:val="0"/>
                 <w:numId w:val="102"/>
               </w:numPr>
-              <w:spacing w:after="0"/>
             </w:pPr>
             <w:r>
               <w:t>I come from a very modern city. You can see</w:t>
@@ -41000,7 +40223,6 @@
                 <w:ilvl w:val="0"/>
                 <w:numId w:val="102"/>
               </w:numPr>
-              <w:spacing w:after="0"/>
             </w:pPr>
             <w:r>
               <w:t>In summer it's very wet and uncomfortable in my town. It's very</w:t>
@@ -41022,7 +40244,6 @@
                 <w:ilvl w:val="0"/>
                 <w:numId w:val="102"/>
               </w:numPr>
-              <w:spacing w:after="0"/>
             </w:pPr>
             <w:r>
               <w:t xml:space="preserve">There's usually a light breeze from the sea, so it's very </w:t>
@@ -41044,7 +40265,6 @@
                 <w:ilvl w:val="0"/>
                 <w:numId w:val="102"/>
               </w:numPr>
-              <w:spacing w:after="0"/>
             </w:pPr>
             <w:r>
               <w:t>There's a lot of rubbish on the streets. It's quite</w:t>
@@ -41066,7 +40286,6 @@
                 <w:ilvl w:val="0"/>
                 <w:numId w:val="102"/>
               </w:numPr>
-              <w:spacing w:after="0"/>
             </w:pPr>
             <w:r>
               <w:t>There's a great atmosphere in my city, especially at night. It's very</w:t>
@@ -41764,15 +40983,7 @@
                 <w:p>
                   <w:pPr>
                     <w:rPr>
-                      <w:rStyle w:val="BlankWord111"/>
                       <w:iCs/>
-                      <w:bdr w:val="none" w:sz="0" w:space="0" w:color="auto"/>
-                      <w:shd w:val="clear" w:color="auto" w:fill="auto"/>
-                      <w14:textOutline w14:w="0" w14:cap="rnd" w14:cmpd="sng" w14:algn="ctr">
-                        <w14:noFill/>
-                        <w14:prstDash w14:val="solid"/>
-                        <w14:bevel/>
-                      </w14:textOutline>
                     </w:rPr>
                   </w:pPr>
                   <w:r>
@@ -41787,15 +40998,7 @@
                 <w:p>
                   <w:pPr>
                     <w:rPr>
-                      <w:rStyle w:val="BlankWord111"/>
                       <w:iCs/>
-                      <w:bdr w:val="none" w:sz="0" w:space="0" w:color="auto"/>
-                      <w:shd w:val="clear" w:color="auto" w:fill="auto"/>
-                      <w14:textOutline w14:w="0" w14:cap="rnd" w14:cmpd="sng" w14:algn="ctr">
-                        <w14:noFill/>
-                        <w14:prstDash w14:val="solid"/>
-                        <w14:bevel/>
-                      </w14:textOutline>
                     </w:rPr>
                   </w:pPr>
                   <w:r>
@@ -41810,15 +41013,7 @@
                 <w:p>
                   <w:pPr>
                     <w:rPr>
-                      <w:rStyle w:val="BlankWord111"/>
                       <w:iCs/>
-                      <w:bdr w:val="none" w:sz="0" w:space="0" w:color="auto"/>
-                      <w:shd w:val="clear" w:color="auto" w:fill="auto"/>
-                      <w14:textOutline w14:w="0" w14:cap="rnd" w14:cmpd="sng" w14:algn="ctr">
-                        <w14:noFill/>
-                        <w14:prstDash w14:val="solid"/>
-                        <w14:bevel/>
-                      </w14:textOutline>
                     </w:rPr>
                   </w:pPr>
                   <w:r>
@@ -42125,16 +41320,8 @@
                   <w:pPr>
                     <w:pStyle w:val="SS3-115"/>
                     <w:rPr>
-                      <w:rStyle w:val="BlankWord111"/>
                       <w:b/>
                       <w:bCs/>
-                      <w:bdr w:val="none" w:sz="0" w:space="0" w:color="auto"/>
-                      <w:shd w:val="clear" w:color="auto" w:fill="auto"/>
-                      <w14:textOutline w14:w="0" w14:cap="rnd" w14:cmpd="sng" w14:algn="ctr">
-                        <w14:noFill/>
-                        <w14:prstDash w14:val="solid"/>
-                        <w14:bevel/>
-                      </w14:textOutline>
                     </w:rPr>
                   </w:pPr>
                   <w:r>
@@ -42153,16 +41340,6 @@
                 <w:p>
                   <w:pPr>
                     <w:pStyle w:val="SS3-115"/>
-                    <w:rPr>
-                      <w:rStyle w:val="BlankWord111"/>
-                      <w:bdr w:val="none" w:sz="0" w:space="0" w:color="auto"/>
-                      <w:shd w:val="clear" w:color="auto" w:fill="auto"/>
-                      <w14:textOutline w14:w="0" w14:cap="rnd" w14:cmpd="sng" w14:algn="ctr">
-                        <w14:noFill/>
-                        <w14:prstDash w14:val="solid"/>
-                        <w14:bevel/>
-                      </w14:textOutline>
-                    </w:rPr>
                   </w:pPr>
                   <w:r>
                     <w:t>Where were you born?</w:t>
@@ -42179,16 +41356,8 @@
                   <w:pPr>
                     <w:pStyle w:val="SS3-115"/>
                     <w:rPr>
-                      <w:rStyle w:val="BlankWord111"/>
                       <w:b/>
                       <w:bCs/>
-                      <w:bdr w:val="none" w:sz="0" w:space="0" w:color="auto"/>
-                      <w:shd w:val="clear" w:color="auto" w:fill="auto"/>
-                      <w14:textOutline w14:w="0" w14:cap="rnd" w14:cmpd="sng" w14:algn="ctr">
-                        <w14:noFill/>
-                        <w14:prstDash w14:val="solid"/>
-                        <w14:bevel/>
-                      </w14:textOutline>
                     </w:rPr>
                   </w:pPr>
                   <w:r>
@@ -42280,16 +41449,8 @@
                   <w:pPr>
                     <w:pStyle w:val="SS3-115"/>
                     <w:rPr>
-                      <w:rStyle w:val="BlankWord111"/>
                       <w:b/>
                       <w:bCs/>
-                      <w:bdr w:val="none" w:sz="0" w:space="0" w:color="auto"/>
-                      <w:shd w:val="clear" w:color="auto" w:fill="auto"/>
-                      <w14:textOutline w14:w="0" w14:cap="rnd" w14:cmpd="sng" w14:algn="ctr">
-                        <w14:noFill/>
-                        <w14:prstDash w14:val="solid"/>
-                        <w14:bevel/>
-                      </w14:textOutline>
                     </w:rPr>
                   </w:pPr>
                   <w:r>
@@ -42324,16 +41485,8 @@
                   <w:pPr>
                     <w:pStyle w:val="SS3-115"/>
                     <w:rPr>
-                      <w:rStyle w:val="BlankWord111"/>
                       <w:b/>
                       <w:bCs/>
-                      <w:bdr w:val="none" w:sz="0" w:space="0" w:color="auto"/>
-                      <w:shd w:val="clear" w:color="auto" w:fill="auto"/>
-                      <w14:textOutline w14:w="0" w14:cap="rnd" w14:cmpd="sng" w14:algn="ctr">
-                        <w14:noFill/>
-                        <w14:prstDash w14:val="solid"/>
-                        <w14:bevel/>
-                      </w14:textOutline>
                     </w:rPr>
                   </w:pPr>
                   <w:r>
@@ -42352,16 +41505,6 @@
                 <w:p>
                   <w:pPr>
                     <w:pStyle w:val="SS3-115"/>
-                    <w:rPr>
-                      <w:rStyle w:val="BlankWord111"/>
-                      <w:bdr w:val="none" w:sz="0" w:space="0" w:color="auto"/>
-                      <w:shd w:val="clear" w:color="auto" w:fill="auto"/>
-                      <w14:textOutline w14:w="0" w14:cap="rnd" w14:cmpd="sng" w14:algn="ctr">
-                        <w14:noFill/>
-                        <w14:prstDash w14:val="solid"/>
-                        <w14:bevel/>
-                      </w14:textOutline>
-                    </w:rPr>
                   </w:pPr>
                   <w:r>
                     <w:t xml:space="preserve">I </w:t>
@@ -42452,16 +41595,8 @@
                   <w:pPr>
                     <w:pStyle w:val="SS3-115"/>
                     <w:rPr>
-                      <w:rStyle w:val="BlankWord111"/>
                       <w:b/>
                       <w:bCs/>
-                      <w:bdr w:val="none" w:sz="0" w:space="0" w:color="auto"/>
-                      <w:shd w:val="clear" w:color="auto" w:fill="auto"/>
-                      <w14:textOutline w14:w="0" w14:cap="rnd" w14:cmpd="sng" w14:algn="ctr">
-                        <w14:noFill/>
-                        <w14:prstDash w14:val="solid"/>
-                        <w14:bevel/>
-                      </w14:textOutline>
                     </w:rPr>
                   </w:pPr>
                   <w:r>
@@ -42480,16 +41615,6 @@
                 <w:p>
                   <w:pPr>
                     <w:pStyle w:val="SS3-115"/>
-                    <w:rPr>
-                      <w:rStyle w:val="BlankWord111"/>
-                      <w:bdr w:val="none" w:sz="0" w:space="0" w:color="auto"/>
-                      <w:shd w:val="clear" w:color="auto" w:fill="auto"/>
-                      <w14:textOutline w14:w="0" w14:cap="rnd" w14:cmpd="sng" w14:algn="ctr">
-                        <w14:noFill/>
-                        <w14:prstDash w14:val="solid"/>
-                        <w14:bevel/>
-                      </w14:textOutline>
-                    </w:rPr>
                   </w:pPr>
                   <w:r>
                     <w:t>Has your home town changed much since you were a child?</w:t>
@@ -42506,16 +41631,8 @@
                   <w:pPr>
                     <w:pStyle w:val="SS3-115"/>
                     <w:rPr>
-                      <w:rStyle w:val="BlankWord111"/>
                       <w:b/>
                       <w:bCs/>
-                      <w:bdr w:val="none" w:sz="0" w:space="0" w:color="auto"/>
-                      <w:shd w:val="clear" w:color="auto" w:fill="auto"/>
-                      <w14:textOutline w14:w="0" w14:cap="rnd" w14:cmpd="sng" w14:algn="ctr">
-                        <w14:noFill/>
-                        <w14:prstDash w14:val="solid"/>
-                        <w14:bevel/>
-                      </w14:textOutline>
                     </w:rPr>
                   </w:pPr>
                   <w:r>
@@ -42534,16 +41651,6 @@
                 <w:p>
                   <w:pPr>
                     <w:pStyle w:val="SS3-115"/>
-                    <w:rPr>
-                      <w:rStyle w:val="BlankWord111"/>
-                      <w:bdr w:val="none" w:sz="0" w:space="0" w:color="auto"/>
-                      <w:shd w:val="clear" w:color="auto" w:fill="auto"/>
-                      <w14:textOutline w14:w="0" w14:cap="rnd" w14:cmpd="sng" w14:algn="ctr">
-                        <w14:noFill/>
-                        <w14:prstDash w14:val="solid"/>
-                        <w14:bevel/>
-                      </w14:textOutline>
-                    </w:rPr>
                   </w:pPr>
                   <w:r>
                     <w:t xml:space="preserve">In the last ten years Baku </w:t>
@@ -42679,16 +41786,8 @@
                   <w:pPr>
                     <w:pStyle w:val="SS3-115"/>
                     <w:rPr>
-                      <w:rStyle w:val="BlankWord111"/>
                       <w:b/>
                       <w:bCs/>
-                      <w:bdr w:val="none" w:sz="0" w:space="0" w:color="auto"/>
-                      <w:shd w:val="clear" w:color="auto" w:fill="auto"/>
-                      <w14:textOutline w14:w="0" w14:cap="rnd" w14:cmpd="sng" w14:algn="ctr">
-                        <w14:noFill/>
-                        <w14:prstDash w14:val="solid"/>
-                        <w14:bevel/>
-                      </w14:textOutline>
                     </w:rPr>
                   </w:pPr>
                   <w:r>
@@ -42707,16 +41806,6 @@
                 <w:p>
                   <w:pPr>
                     <w:pStyle w:val="SS3-115"/>
-                    <w:rPr>
-                      <w:rStyle w:val="BlankWord111"/>
-                      <w:bdr w:val="none" w:sz="0" w:space="0" w:color="auto"/>
-                      <w:shd w:val="clear" w:color="auto" w:fill="auto"/>
-                      <w14:textOutline w14:w="0" w14:cap="rnd" w14:cmpd="sng" w14:algn="ctr">
-                        <w14:noFill/>
-                        <w14:prstDash w14:val="solid"/>
-                        <w14:bevel/>
-                      </w14:textOutline>
-                    </w:rPr>
                   </w:pPr>
                   <w:r>
                     <w:t>Is there anything that you used to do in your home town that you don't do now?</w:t>
@@ -42733,16 +41822,8 @@
                   <w:pPr>
                     <w:pStyle w:val="SS3-115"/>
                     <w:rPr>
-                      <w:rStyle w:val="BlankWord111"/>
                       <w:b/>
                       <w:bCs/>
-                      <w:bdr w:val="none" w:sz="0" w:space="0" w:color="auto"/>
-                      <w:shd w:val="clear" w:color="auto" w:fill="auto"/>
-                      <w14:textOutline w14:w="0" w14:cap="rnd" w14:cmpd="sng" w14:algn="ctr">
-                        <w14:noFill/>
-                        <w14:prstDash w14:val="solid"/>
-                        <w14:bevel/>
-                      </w14:textOutline>
                     </w:rPr>
                   </w:pPr>
                   <w:r>
@@ -42761,16 +41842,6 @@
                 <w:p>
                   <w:pPr>
                     <w:pStyle w:val="SS3-115"/>
-                    <w:rPr>
-                      <w:rStyle w:val="BlankWord111"/>
-                      <w:bdr w:val="none" w:sz="0" w:space="0" w:color="auto"/>
-                      <w:shd w:val="clear" w:color="auto" w:fill="auto"/>
-                      <w14:textOutline w14:w="0" w14:cap="rnd" w14:cmpd="sng" w14:algn="ctr">
-                        <w14:noFill/>
-                        <w14:prstDash w14:val="solid"/>
-                        <w14:bevel/>
-                      </w14:textOutline>
-                    </w:rPr>
                   </w:pPr>
                   <w:r>
                     <w:t xml:space="preserve">Well, I </w:t>
@@ -45128,7 +44199,7 @@
       <w:footerReference w:type="default" r:id="rId74"/>
       <w:pgSz w:w="15842" w:h="30147" w:code="3"/>
       <w:pgMar w:top="720" w:right="720" w:bottom="720" w:left="720" w:header="284" w:footer="284" w:gutter="0"/>
-      <w:pgNumType w:start="8"/>
+      <w:pgNumType w:start="1"/>
       <w:cols w:space="720"/>
       <w:docGrid w:linePitch="360"/>
     </w:sectPr>
@@ -45137,7 +44208,7 @@
 </file>
 
 <file path=word/endnotes.xml><?xml version="1.0" encoding="utf-8"?>
-<w:endnotes xmlns:wpc="http://schemas.microsoft.com/office/word/2010/wordprocessingCanvas" xmlns:cx="http://schemas.microsoft.com/office/drawing/2014/chartex" xmlns:cx1="http://schemas.microsoft.com/office/drawing/2015/9/8/chartex" xmlns:cx2="http://schemas.microsoft.com/office/drawing/2015/10/21/chartex" xmlns:cx3="http://schemas.microsoft.com/office/drawing/2016/5/9/chartex" xmlns:cx4="http://schemas.microsoft.com/office/drawing/2016/5/10/chartex" xmlns:cx5="http://schemas.microsoft.com/office/drawing/2016/5/11/chartex" xmlns:cx6="http://schemas.microsoft.com/office/drawing/2016/5/12/chartex" xmlns:cx7="http://schemas.microsoft.com/office/drawing/2016/5/13/chartex" xmlns:cx8="http://schemas.microsoft.com/office/drawing/2016/5/14/chartex" xmlns:mc="http://schemas.openxmlformats.org/markup-compatibility/2006" xmlns:aink="http://schemas.microsoft.com/office/drawing/2016/ink" xmlns:am3d="http://schemas.microsoft.com/office/drawing/2017/model3d" xmlns:o="urn:schemas-microsoft-com:office:office" xmlns:oel="http://schemas.microsoft.com/office/2019/extlst" xmlns:r="http://schemas.openxmlformats.org/officeDocument/2006/relationships" xmlns:m="http://schemas.openxmlformats.org/officeDocument/2006/math" xmlns:v="urn:schemas-microsoft-com:vml" xmlns:wp14="http://schemas.microsoft.com/office/word/2010/wordprocessingDrawing" xmlns:wp="http://schemas.openxmlformats.org/drawingml/2006/wordprocessingDrawing" xmlns:w10="urn:schemas-microsoft-com:office:word" xmlns:w="http://schemas.openxmlformats.org/wordprocessingml/2006/main" xmlns:w14="http://schemas.microsoft.com/office/word/2010/wordml" xmlns:w15="http://schemas.microsoft.com/office/word/2012/wordml" xmlns:w16cex="http://schemas.microsoft.com/office/word/2018/wordml/cex" xmlns:w16cid="http://schemas.microsoft.com/office/word/2016/wordml/cid" xmlns:w16="http://schemas.microsoft.com/office/word/2018/wordml" xmlns:w16sdtdh="http://schemas.microsoft.com/office/word/2020/wordml/sdtdatahash" xmlns:w16se="http://schemas.microsoft.com/office/word/2015/wordml/symex" xmlns:wpg="http://schemas.microsoft.com/office/word/2010/wordprocessingGroup" xmlns:wpi="http://schemas.microsoft.com/office/word/2010/wordprocessingInk" xmlns:wne="http://schemas.microsoft.com/office/word/2006/wordml" xmlns:wps="http://schemas.microsoft.com/office/word/2010/wordprocessingShape" mc:Ignorable="w14 w15 w16se w16cid w16 w16cex w16sdtdh wp14">
+<w:endnotes xmlns:wpc="http://schemas.microsoft.com/office/word/2010/wordprocessingCanvas" xmlns:cx="http://schemas.microsoft.com/office/drawing/2014/chartex" xmlns:cx1="http://schemas.microsoft.com/office/drawing/2015/9/8/chartex" xmlns:cx2="http://schemas.microsoft.com/office/drawing/2015/10/21/chartex" xmlns:cx3="http://schemas.microsoft.com/office/drawing/2016/5/9/chartex" xmlns:cx4="http://schemas.microsoft.com/office/drawing/2016/5/10/chartex" xmlns:cx5="http://schemas.microsoft.com/office/drawing/2016/5/11/chartex" xmlns:cx6="http://schemas.microsoft.com/office/drawing/2016/5/12/chartex" xmlns:cx7="http://schemas.microsoft.com/office/drawing/2016/5/13/chartex" xmlns:cx8="http://schemas.microsoft.com/office/drawing/2016/5/14/chartex" xmlns:mc="http://schemas.openxmlformats.org/markup-compatibility/2006" xmlns:aink="http://schemas.microsoft.com/office/drawing/2016/ink" xmlns:am3d="http://schemas.microsoft.com/office/drawing/2017/model3d" xmlns:o="urn:schemas-microsoft-com:office:office" xmlns:oel="http://schemas.microsoft.com/office/2019/extlst" xmlns:r="http://schemas.openxmlformats.org/officeDocument/2006/relationships" xmlns:m="http://schemas.openxmlformats.org/officeDocument/2006/math" xmlns:v="urn:schemas-microsoft-com:vml" xmlns:wp14="http://schemas.microsoft.com/office/word/2010/wordprocessingDrawing" xmlns:wp="http://schemas.openxmlformats.org/drawingml/2006/wordprocessingDrawing" xmlns:w10="urn:schemas-microsoft-com:office:word" xmlns:w="http://schemas.openxmlformats.org/wordprocessingml/2006/main" xmlns:w14="http://schemas.microsoft.com/office/word/2010/wordml" xmlns:w15="http://schemas.microsoft.com/office/word/2012/wordml" xmlns:w16cei="http://schemas.microsoft.com/office/word/2026/wordml/cei" xmlns:w16cex="http://schemas.microsoft.com/office/word/2018/wordml/cex" xmlns:w16cid="http://schemas.microsoft.com/office/word/2016/wordml/cid" xmlns:w16="http://schemas.microsoft.com/office/word/2018/wordml" xmlns:w16du="http://schemas.microsoft.com/office/word/2023/wordml/word16du" xmlns:w16sdtdh="http://schemas.microsoft.com/office/word/2020/wordml/sdtdatahash" xmlns:w16sdtfl="http://schemas.microsoft.com/office/word/2024/wordml/sdtformatlock" xmlns:w16se="http://schemas.microsoft.com/office/word/2015/wordml/symex" xmlns:wpg="http://schemas.microsoft.com/office/word/2010/wordprocessingGroup" xmlns:wpi="http://schemas.microsoft.com/office/word/2010/wordprocessingInk" xmlns:wne="http://schemas.microsoft.com/office/word/2006/wordml" xmlns:wps="http://schemas.microsoft.com/office/word/2010/wordprocessingShape" mc:Ignorable="w14 w15 w16se w16cid w16 w16cex w16sdtdh w16sdtfl w16du wp14">
   <w:endnote w:type="separator" w:id="-1">
     <w:p>
       <w:pPr>
@@ -45162,7 +44233,7 @@
 </file>
 
 <file path=word/footer1.xml><?xml version="1.0" encoding="utf-8"?>
-<w:ftr xmlns:wpc="http://schemas.microsoft.com/office/word/2010/wordprocessingCanvas" xmlns:cx="http://schemas.microsoft.com/office/drawing/2014/chartex" xmlns:cx1="http://schemas.microsoft.com/office/drawing/2015/9/8/chartex" xmlns:cx2="http://schemas.microsoft.com/office/drawing/2015/10/21/chartex" xmlns:cx3="http://schemas.microsoft.com/office/drawing/2016/5/9/chartex" xmlns:cx4="http://schemas.microsoft.com/office/drawing/2016/5/10/chartex" xmlns:cx5="http://schemas.microsoft.com/office/drawing/2016/5/11/chartex" xmlns:cx6="http://schemas.microsoft.com/office/drawing/2016/5/12/chartex" xmlns:cx7="http://schemas.microsoft.com/office/drawing/2016/5/13/chartex" xmlns:cx8="http://schemas.microsoft.com/office/drawing/2016/5/14/chartex" xmlns:mc="http://schemas.openxmlformats.org/markup-compatibility/2006" xmlns:aink="http://schemas.microsoft.com/office/drawing/2016/ink" xmlns:am3d="http://schemas.microsoft.com/office/drawing/2017/model3d" xmlns:o="urn:schemas-microsoft-com:office:office" xmlns:oel="http://schemas.microsoft.com/office/2019/extlst" xmlns:r="http://schemas.openxmlformats.org/officeDocument/2006/relationships" xmlns:m="http://schemas.openxmlformats.org/officeDocument/2006/math" xmlns:v="urn:schemas-microsoft-com:vml" xmlns:wp14="http://schemas.microsoft.com/office/word/2010/wordprocessingDrawing" xmlns:wp="http://schemas.openxmlformats.org/drawingml/2006/wordprocessingDrawing" xmlns:w10="urn:schemas-microsoft-com:office:word" xmlns:w="http://schemas.openxmlformats.org/wordprocessingml/2006/main" xmlns:w14="http://schemas.microsoft.com/office/word/2010/wordml" xmlns:w15="http://schemas.microsoft.com/office/word/2012/wordml" xmlns:w16cex="http://schemas.microsoft.com/office/word/2018/wordml/cex" xmlns:w16cid="http://schemas.microsoft.com/office/word/2016/wordml/cid" xmlns:w16="http://schemas.microsoft.com/office/word/2018/wordml" xmlns:w16sdtdh="http://schemas.microsoft.com/office/word/2020/wordml/sdtdatahash" xmlns:w16se="http://schemas.microsoft.com/office/word/2015/wordml/symex" xmlns:wpg="http://schemas.microsoft.com/office/word/2010/wordprocessingGroup" xmlns:wpi="http://schemas.microsoft.com/office/word/2010/wordprocessingInk" xmlns:wne="http://schemas.microsoft.com/office/word/2006/wordml" xmlns:wps="http://schemas.microsoft.com/office/word/2010/wordprocessingShape" mc:Ignorable="w14 w15 w16se w16cid w16 w16cex w16sdtdh wp14">
+<w:ftr xmlns:wpc="http://schemas.microsoft.com/office/word/2010/wordprocessingCanvas" xmlns:cx="http://schemas.microsoft.com/office/drawing/2014/chartex" xmlns:cx1="http://schemas.microsoft.com/office/drawing/2015/9/8/chartex" xmlns:cx2="http://schemas.microsoft.com/office/drawing/2015/10/21/chartex" xmlns:cx3="http://schemas.microsoft.com/office/drawing/2016/5/9/chartex" xmlns:cx4="http://schemas.microsoft.com/office/drawing/2016/5/10/chartex" xmlns:cx5="http://schemas.microsoft.com/office/drawing/2016/5/11/chartex" xmlns:cx6="http://schemas.microsoft.com/office/drawing/2016/5/12/chartex" xmlns:cx7="http://schemas.microsoft.com/office/drawing/2016/5/13/chartex" xmlns:cx8="http://schemas.microsoft.com/office/drawing/2016/5/14/chartex" xmlns:mc="http://schemas.openxmlformats.org/markup-compatibility/2006" xmlns:aink="http://schemas.microsoft.com/office/drawing/2016/ink" xmlns:am3d="http://schemas.microsoft.com/office/drawing/2017/model3d" xmlns:o="urn:schemas-microsoft-com:office:office" xmlns:oel="http://schemas.microsoft.com/office/2019/extlst" xmlns:r="http://schemas.openxmlformats.org/officeDocument/2006/relationships" xmlns:m="http://schemas.openxmlformats.org/officeDocument/2006/math" xmlns:v="urn:schemas-microsoft-com:vml" xmlns:wp14="http://schemas.microsoft.com/office/word/2010/wordprocessingDrawing" xmlns:wp="http://schemas.openxmlformats.org/drawingml/2006/wordprocessingDrawing" xmlns:w10="urn:schemas-microsoft-com:office:word" xmlns:w="http://schemas.openxmlformats.org/wordprocessingml/2006/main" xmlns:w14="http://schemas.microsoft.com/office/word/2010/wordml" xmlns:w15="http://schemas.microsoft.com/office/word/2012/wordml" xmlns:w16cei="http://schemas.microsoft.com/office/word/2026/wordml/cei" xmlns:w16cex="http://schemas.microsoft.com/office/word/2018/wordml/cex" xmlns:w16cid="http://schemas.microsoft.com/office/word/2016/wordml/cid" xmlns:w16="http://schemas.microsoft.com/office/word/2018/wordml" xmlns:w16du="http://schemas.microsoft.com/office/word/2023/wordml/word16du" xmlns:w16sdtdh="http://schemas.microsoft.com/office/word/2020/wordml/sdtdatahash" xmlns:w16sdtfl="http://schemas.microsoft.com/office/word/2024/wordml/sdtformatlock" xmlns:w16se="http://schemas.microsoft.com/office/word/2015/wordml/symex" xmlns:wpg="http://schemas.microsoft.com/office/word/2010/wordprocessingGroup" xmlns:wpi="http://schemas.microsoft.com/office/word/2010/wordprocessingInk" xmlns:wne="http://schemas.microsoft.com/office/word/2006/wordml" xmlns:wps="http://schemas.microsoft.com/office/word/2010/wordprocessingShape" mc:Ignorable="w14 w15 w16se w16cid w16 w16cex w16sdtdh w16sdtfl w16du wp14">
   <w:sdt>
     <w:sdtPr>
       <w:id w:val="-1056395714"/>
@@ -45215,7 +44286,7 @@
 </file>
 
 <file path=word/footnotes.xml><?xml version="1.0" encoding="utf-8"?>
-<w:footnotes xmlns:wpc="http://schemas.microsoft.com/office/word/2010/wordprocessingCanvas" xmlns:cx="http://schemas.microsoft.com/office/drawing/2014/chartex" xmlns:cx1="http://schemas.microsoft.com/office/drawing/2015/9/8/chartex" xmlns:cx2="http://schemas.microsoft.com/office/drawing/2015/10/21/chartex" xmlns:cx3="http://schemas.microsoft.com/office/drawing/2016/5/9/chartex" xmlns:cx4="http://schemas.microsoft.com/office/drawing/2016/5/10/chartex" xmlns:cx5="http://schemas.microsoft.com/office/drawing/2016/5/11/chartex" xmlns:cx6="http://schemas.microsoft.com/office/drawing/2016/5/12/chartex" xmlns:cx7="http://schemas.microsoft.com/office/drawing/2016/5/13/chartex" xmlns:cx8="http://schemas.microsoft.com/office/drawing/2016/5/14/chartex" xmlns:mc="http://schemas.openxmlformats.org/markup-compatibility/2006" xmlns:aink="http://schemas.microsoft.com/office/drawing/2016/ink" xmlns:am3d="http://schemas.microsoft.com/office/drawing/2017/model3d" xmlns:o="urn:schemas-microsoft-com:office:office" xmlns:oel="http://schemas.microsoft.com/office/2019/extlst" xmlns:r="http://schemas.openxmlformats.org/officeDocument/2006/relationships" xmlns:m="http://schemas.openxmlformats.org/officeDocument/2006/math" xmlns:v="urn:schemas-microsoft-com:vml" xmlns:wp14="http://schemas.microsoft.com/office/word/2010/wordprocessingDrawing" xmlns:wp="http://schemas.openxmlformats.org/drawingml/2006/wordprocessingDrawing" xmlns:w10="urn:schemas-microsoft-com:office:word" xmlns:w="http://schemas.openxmlformats.org/wordprocessingml/2006/main" xmlns:w14="http://schemas.microsoft.com/office/word/2010/wordml" xmlns:w15="http://schemas.microsoft.com/office/word/2012/wordml" xmlns:w16cex="http://schemas.microsoft.com/office/word/2018/wordml/cex" xmlns:w16cid="http://schemas.microsoft.com/office/word/2016/wordml/cid" xmlns:w16="http://schemas.microsoft.com/office/word/2018/wordml" xmlns:w16sdtdh="http://schemas.microsoft.com/office/word/2020/wordml/sdtdatahash" xmlns:w16se="http://schemas.microsoft.com/office/word/2015/wordml/symex" xmlns:wpg="http://schemas.microsoft.com/office/word/2010/wordprocessingGroup" xmlns:wpi="http://schemas.microsoft.com/office/word/2010/wordprocessingInk" xmlns:wne="http://schemas.microsoft.com/office/word/2006/wordml" xmlns:wps="http://schemas.microsoft.com/office/word/2010/wordprocessingShape" mc:Ignorable="w14 w15 w16se w16cid w16 w16cex w16sdtdh wp14">
+<w:footnotes xmlns:wpc="http://schemas.microsoft.com/office/word/2010/wordprocessingCanvas" xmlns:cx="http://schemas.microsoft.com/office/drawing/2014/chartex" xmlns:cx1="http://schemas.microsoft.com/office/drawing/2015/9/8/chartex" xmlns:cx2="http://schemas.microsoft.com/office/drawing/2015/10/21/chartex" xmlns:cx3="http://schemas.microsoft.com/office/drawing/2016/5/9/chartex" xmlns:cx4="http://schemas.microsoft.com/office/drawing/2016/5/10/chartex" xmlns:cx5="http://schemas.microsoft.com/office/drawing/2016/5/11/chartex" xmlns:cx6="http://schemas.microsoft.com/office/drawing/2016/5/12/chartex" xmlns:cx7="http://schemas.microsoft.com/office/drawing/2016/5/13/chartex" xmlns:cx8="http://schemas.microsoft.com/office/drawing/2016/5/14/chartex" xmlns:mc="http://schemas.openxmlformats.org/markup-compatibility/2006" xmlns:aink="http://schemas.microsoft.com/office/drawing/2016/ink" xmlns:am3d="http://schemas.microsoft.com/office/drawing/2017/model3d" xmlns:o="urn:schemas-microsoft-com:office:office" xmlns:oel="http://schemas.microsoft.com/office/2019/extlst" xmlns:r="http://schemas.openxmlformats.org/officeDocument/2006/relationships" xmlns:m="http://schemas.openxmlformats.org/officeDocument/2006/math" xmlns:v="urn:schemas-microsoft-com:vml" xmlns:wp14="http://schemas.microsoft.com/office/word/2010/wordprocessingDrawing" xmlns:wp="http://schemas.openxmlformats.org/drawingml/2006/wordprocessingDrawing" xmlns:w10="urn:schemas-microsoft-com:office:word" xmlns:w="http://schemas.openxmlformats.org/wordprocessingml/2006/main" xmlns:w14="http://schemas.microsoft.com/office/word/2010/wordml" xmlns:w15="http://schemas.microsoft.com/office/word/2012/wordml" xmlns:w16cei="http://schemas.microsoft.com/office/word/2026/wordml/cei" xmlns:w16cex="http://schemas.microsoft.com/office/word/2018/wordml/cex" xmlns:w16cid="http://schemas.microsoft.com/office/word/2016/wordml/cid" xmlns:w16="http://schemas.microsoft.com/office/word/2018/wordml" xmlns:w16du="http://schemas.microsoft.com/office/word/2023/wordml/word16du" xmlns:w16sdtdh="http://schemas.microsoft.com/office/word/2020/wordml/sdtdatahash" xmlns:w16sdtfl="http://schemas.microsoft.com/office/word/2024/wordml/sdtformatlock" xmlns:w16se="http://schemas.microsoft.com/office/word/2015/wordml/symex" xmlns:wpg="http://schemas.microsoft.com/office/word/2010/wordprocessingGroup" xmlns:wpi="http://schemas.microsoft.com/office/word/2010/wordprocessingInk" xmlns:wne="http://schemas.microsoft.com/office/word/2006/wordml" xmlns:wps="http://schemas.microsoft.com/office/word/2010/wordprocessingShape" mc:Ignorable="w14 w15 w16se w16cid w16 w16cex w16sdtdh w16sdtfl w16du wp14">
   <w:footnote w:type="separator" w:id="-1">
     <w:p>
       <w:pPr>
@@ -45240,7 +44311,7 @@
 </file>
 
 <file path=word/numbering.xml><?xml version="1.0" encoding="utf-8"?>
-<w:numbering xmlns:wpc="http://schemas.microsoft.com/office/word/2010/wordprocessingCanvas" xmlns:cx="http://schemas.microsoft.com/office/drawing/2014/chartex" xmlns:cx1="http://schemas.microsoft.com/office/drawing/2015/9/8/chartex" xmlns:cx2="http://schemas.microsoft.com/office/drawing/2015/10/21/chartex" xmlns:cx3="http://schemas.microsoft.com/office/drawing/2016/5/9/chartex" xmlns:cx4="http://schemas.microsoft.com/office/drawing/2016/5/10/chartex" xmlns:cx5="http://schemas.microsoft.com/office/drawing/2016/5/11/chartex" xmlns:cx6="http://schemas.microsoft.com/office/drawing/2016/5/12/chartex" xmlns:cx7="http://schemas.microsoft.com/office/drawing/2016/5/13/chartex" xmlns:cx8="http://schemas.microsoft.com/office/drawing/2016/5/14/chartex" xmlns:mc="http://schemas.openxmlformats.org/markup-compatibility/2006" xmlns:aink="http://schemas.microsoft.com/office/drawing/2016/ink" xmlns:am3d="http://schemas.microsoft.com/office/drawing/2017/model3d" xmlns:o="urn:schemas-microsoft-com:office:office" xmlns:oel="http://schemas.microsoft.com/office/2019/extlst" xmlns:r="http://schemas.openxmlformats.org/officeDocument/2006/relationships" xmlns:m="http://schemas.openxmlformats.org/officeDocument/2006/math" xmlns:v="urn:schemas-microsoft-com:vml" xmlns:wp14="http://schemas.microsoft.com/office/word/2010/wordprocessingDrawing" xmlns:wp="http://schemas.openxmlformats.org/drawingml/2006/wordprocessingDrawing" xmlns:w10="urn:schemas-microsoft-com:office:word" xmlns:w="http://schemas.openxmlformats.org/wordprocessingml/2006/main" xmlns:w14="http://schemas.microsoft.com/office/word/2010/wordml" xmlns:w15="http://schemas.microsoft.com/office/word/2012/wordml" xmlns:w16cex="http://schemas.microsoft.com/office/word/2018/wordml/cex" xmlns:w16cid="http://schemas.microsoft.com/office/word/2016/wordml/cid" xmlns:w16="http://schemas.microsoft.com/office/word/2018/wordml" xmlns:w16sdtdh="http://schemas.microsoft.com/office/word/2020/wordml/sdtdatahash" xmlns:w16se="http://schemas.microsoft.com/office/word/2015/wordml/symex" xmlns:wpg="http://schemas.microsoft.com/office/word/2010/wordprocessingGroup" xmlns:wpi="http://schemas.microsoft.com/office/word/2010/wordprocessingInk" xmlns:wne="http://schemas.microsoft.com/office/word/2006/wordml" xmlns:wps="http://schemas.microsoft.com/office/word/2010/wordprocessingShape" mc:Ignorable="w14 w15 w16se w16cid w16 w16cex w16sdtdh wp14">
+<w:numbering xmlns:wpc="http://schemas.microsoft.com/office/word/2010/wordprocessingCanvas" xmlns:cx="http://schemas.microsoft.com/office/drawing/2014/chartex" xmlns:cx1="http://schemas.microsoft.com/office/drawing/2015/9/8/chartex" xmlns:cx2="http://schemas.microsoft.com/office/drawing/2015/10/21/chartex" xmlns:cx3="http://schemas.microsoft.com/office/drawing/2016/5/9/chartex" xmlns:cx4="http://schemas.microsoft.com/office/drawing/2016/5/10/chartex" xmlns:cx5="http://schemas.microsoft.com/office/drawing/2016/5/11/chartex" xmlns:cx6="http://schemas.microsoft.com/office/drawing/2016/5/12/chartex" xmlns:cx7="http://schemas.microsoft.com/office/drawing/2016/5/13/chartex" xmlns:cx8="http://schemas.microsoft.com/office/drawing/2016/5/14/chartex" xmlns:mc="http://schemas.openxmlformats.org/markup-compatibility/2006" xmlns:aink="http://schemas.microsoft.com/office/drawing/2016/ink" xmlns:am3d="http://schemas.microsoft.com/office/drawing/2017/model3d" xmlns:o="urn:schemas-microsoft-com:office:office" xmlns:oel="http://schemas.microsoft.com/office/2019/extlst" xmlns:r="http://schemas.openxmlformats.org/officeDocument/2006/relationships" xmlns:m="http://schemas.openxmlformats.org/officeDocument/2006/math" xmlns:v="urn:schemas-microsoft-com:vml" xmlns:wp14="http://schemas.microsoft.com/office/word/2010/wordprocessingDrawing" xmlns:wp="http://schemas.openxmlformats.org/drawingml/2006/wordprocessingDrawing" xmlns:w10="urn:schemas-microsoft-com:office:word" xmlns:w="http://schemas.openxmlformats.org/wordprocessingml/2006/main" xmlns:w14="http://schemas.microsoft.com/office/word/2010/wordml" xmlns:w15="http://schemas.microsoft.com/office/word/2012/wordml" xmlns:w16cei="http://schemas.microsoft.com/office/word/2026/wordml/cei" xmlns:w16cex="http://schemas.microsoft.com/office/word/2018/wordml/cex" xmlns:w16cid="http://schemas.microsoft.com/office/word/2016/wordml/cid" xmlns:w16="http://schemas.microsoft.com/office/word/2018/wordml" xmlns:w16du="http://schemas.microsoft.com/office/word/2023/wordml/word16du" xmlns:w16sdtdh="http://schemas.microsoft.com/office/word/2020/wordml/sdtdatahash" xmlns:w16sdtfl="http://schemas.microsoft.com/office/word/2024/wordml/sdtformatlock" xmlns:w16se="http://schemas.microsoft.com/office/word/2015/wordml/symex" xmlns:wpg="http://schemas.microsoft.com/office/word/2010/wordprocessingGroup" xmlns:wpi="http://schemas.microsoft.com/office/word/2010/wordprocessingInk" xmlns:wne="http://schemas.microsoft.com/office/word/2006/wordml" xmlns:wps="http://schemas.microsoft.com/office/word/2010/wordprocessingShape" mc:Ignorable="w14 w15 w16se w16cid w16 w16cex w16sdtdh w16sdtfl w16du wp14">
   <w:abstractNum w:abstractNumId="0" w15:restartNumberingAfterBreak="0">
     <w:nsid w:val="012C25CA"/>
     <w:multiLevelType w:val="hybridMultilevel"/>
@@ -47501,6 +46572,97 @@
     </w:lvl>
   </w:abstractNum>
   <w:abstractNum w:abstractNumId="24" w15:restartNumberingAfterBreak="0">
+    <w:nsid w:val="20760AD2"/>
+    <w:multiLevelType w:val="multilevel"/>
+    <w:tmpl w:val="03C4C43A"/>
+    <w:lvl w:ilvl="0">
+      <w:start w:val="1"/>
+      <w:numFmt w:val="decimal"/>
+      <w:lvlText w:val="%1:"/>
+      <w:lvlJc w:val="left"/>
+      <w:pPr>
+        <w:ind w:left="360" w:hanging="360"/>
+      </w:pPr>
+      <w:rPr>
+        <w:rFonts w:ascii="Source Sans 3" w:hAnsi="Source Sans 3" w:cstheme="minorBidi" w:hint="default"/>
+        <w:b/>
+        <w:bCs/>
+      </w:rPr>
+    </w:lvl>
+    <w:lvl w:ilvl="1">
+      <w:start w:val="1"/>
+      <w:numFmt w:val="lowerLetter"/>
+      <w:lvlText w:val="%2."/>
+      <w:lvlJc w:val="left"/>
+      <w:pPr>
+        <w:ind w:left="1080" w:hanging="360"/>
+      </w:pPr>
+    </w:lvl>
+    <w:lvl w:ilvl="2">
+      <w:start w:val="1"/>
+      <w:numFmt w:val="lowerRoman"/>
+      <w:lvlText w:val="%3."/>
+      <w:lvlJc w:val="right"/>
+      <w:pPr>
+        <w:ind w:left="1800" w:hanging="180"/>
+      </w:pPr>
+    </w:lvl>
+    <w:lvl w:ilvl="3">
+      <w:start w:val="1"/>
+      <w:numFmt w:val="decimal"/>
+      <w:lvlText w:val="%4."/>
+      <w:lvlJc w:val="left"/>
+      <w:pPr>
+        <w:ind w:left="2520" w:hanging="360"/>
+      </w:pPr>
+    </w:lvl>
+    <w:lvl w:ilvl="4">
+      <w:start w:val="1"/>
+      <w:numFmt w:val="lowerLetter"/>
+      <w:lvlText w:val="%5."/>
+      <w:lvlJc w:val="left"/>
+      <w:pPr>
+        <w:ind w:left="3240" w:hanging="360"/>
+      </w:pPr>
+    </w:lvl>
+    <w:lvl w:ilvl="5">
+      <w:start w:val="1"/>
+      <w:numFmt w:val="lowerRoman"/>
+      <w:lvlText w:val="%6."/>
+      <w:lvlJc w:val="right"/>
+      <w:pPr>
+        <w:ind w:left="3960" w:hanging="180"/>
+      </w:pPr>
+    </w:lvl>
+    <w:lvl w:ilvl="6">
+      <w:start w:val="1"/>
+      <w:numFmt w:val="decimal"/>
+      <w:lvlText w:val="%7."/>
+      <w:lvlJc w:val="left"/>
+      <w:pPr>
+        <w:ind w:left="4680" w:hanging="360"/>
+      </w:pPr>
+    </w:lvl>
+    <w:lvl w:ilvl="7">
+      <w:start w:val="1"/>
+      <w:numFmt w:val="lowerLetter"/>
+      <w:lvlText w:val="%8."/>
+      <w:lvlJc w:val="left"/>
+      <w:pPr>
+        <w:ind w:left="5400" w:hanging="360"/>
+      </w:pPr>
+    </w:lvl>
+    <w:lvl w:ilvl="8">
+      <w:start w:val="1"/>
+      <w:numFmt w:val="lowerRoman"/>
+      <w:lvlText w:val="%9."/>
+      <w:lvlJc w:val="right"/>
+      <w:pPr>
+        <w:ind w:left="6120" w:hanging="180"/>
+      </w:pPr>
+    </w:lvl>
+  </w:abstractNum>
+  <w:abstractNum w:abstractNumId="25" w15:restartNumberingAfterBreak="0">
     <w:nsid w:val="212E1A90"/>
     <w:multiLevelType w:val="hybridMultilevel"/>
     <w:tmpl w:val="8EA8656A"/>
@@ -47594,7 +46756,7 @@
       </w:pPr>
     </w:lvl>
   </w:abstractNum>
-  <w:abstractNum w:abstractNumId="25" w15:restartNumberingAfterBreak="0">
+  <w:abstractNum w:abstractNumId="26" w15:restartNumberingAfterBreak="0">
     <w:nsid w:val="215C02CE"/>
     <w:multiLevelType w:val="hybridMultilevel"/>
     <w:tmpl w:val="831E8BA6"/>
@@ -47685,7 +46847,7 @@
       </w:pPr>
     </w:lvl>
   </w:abstractNum>
-  <w:abstractNum w:abstractNumId="26" w15:restartNumberingAfterBreak="0">
+  <w:abstractNum w:abstractNumId="27" w15:restartNumberingAfterBreak="0">
     <w:nsid w:val="21C77491"/>
     <w:multiLevelType w:val="hybridMultilevel"/>
     <w:tmpl w:val="41D60EA4"/>
@@ -47798,7 +46960,7 @@
       </w:rPr>
     </w:lvl>
   </w:abstractNum>
-  <w:abstractNum w:abstractNumId="27" w15:restartNumberingAfterBreak="0">
+  <w:abstractNum w:abstractNumId="28" w15:restartNumberingAfterBreak="0">
     <w:nsid w:val="236D57C6"/>
     <w:multiLevelType w:val="hybridMultilevel"/>
     <w:tmpl w:val="35FA33C8"/>
@@ -47892,7 +47054,7 @@
       </w:pPr>
     </w:lvl>
   </w:abstractNum>
-  <w:abstractNum w:abstractNumId="28" w15:restartNumberingAfterBreak="0">
+  <w:abstractNum w:abstractNumId="29" w15:restartNumberingAfterBreak="0">
     <w:nsid w:val="24AF7A7E"/>
     <w:multiLevelType w:val="hybridMultilevel"/>
     <w:tmpl w:val="0BB804AE"/>
@@ -47986,7 +47148,7 @@
       </w:pPr>
     </w:lvl>
   </w:abstractNum>
-  <w:abstractNum w:abstractNumId="29" w15:restartNumberingAfterBreak="0">
+  <w:abstractNum w:abstractNumId="30" w15:restartNumberingAfterBreak="0">
     <w:nsid w:val="25277E32"/>
     <w:multiLevelType w:val="hybridMultilevel"/>
     <w:tmpl w:val="59B4B60E"/>
@@ -48101,7 +47263,7 @@
       </w:rPr>
     </w:lvl>
   </w:abstractNum>
-  <w:abstractNum w:abstractNumId="30" w15:restartNumberingAfterBreak="0">
+  <w:abstractNum w:abstractNumId="31" w15:restartNumberingAfterBreak="0">
     <w:nsid w:val="269C62FD"/>
     <w:multiLevelType w:val="hybridMultilevel"/>
     <w:tmpl w:val="93F0E5FE"/>
@@ -48195,7 +47357,7 @@
       </w:pPr>
     </w:lvl>
   </w:abstractNum>
-  <w:abstractNum w:abstractNumId="31" w15:restartNumberingAfterBreak="0">
+  <w:abstractNum w:abstractNumId="32" w15:restartNumberingAfterBreak="0">
     <w:nsid w:val="294C7B15"/>
     <w:multiLevelType w:val="hybridMultilevel"/>
     <w:tmpl w:val="3870A6A6"/>
@@ -48287,7 +47449,7 @@
       </w:pPr>
     </w:lvl>
   </w:abstractNum>
-  <w:abstractNum w:abstractNumId="32" w15:restartNumberingAfterBreak="0">
+  <w:abstractNum w:abstractNumId="33" w15:restartNumberingAfterBreak="0">
     <w:nsid w:val="29F6737C"/>
     <w:multiLevelType w:val="hybridMultilevel"/>
     <w:tmpl w:val="4AFC3BC4"/>
@@ -48400,7 +47562,7 @@
       </w:rPr>
     </w:lvl>
   </w:abstractNum>
-  <w:abstractNum w:abstractNumId="33" w15:restartNumberingAfterBreak="0">
+  <w:abstractNum w:abstractNumId="34" w15:restartNumberingAfterBreak="0">
     <w:nsid w:val="2B801813"/>
     <w:multiLevelType w:val="hybridMultilevel"/>
     <w:tmpl w:val="9F54F31E"/>
@@ -48494,7 +47656,7 @@
       </w:pPr>
     </w:lvl>
   </w:abstractNum>
-  <w:abstractNum w:abstractNumId="34" w15:restartNumberingAfterBreak="0">
+  <w:abstractNum w:abstractNumId="35" w15:restartNumberingAfterBreak="0">
     <w:nsid w:val="2C9C19B8"/>
     <w:multiLevelType w:val="hybridMultilevel"/>
     <w:tmpl w:val="868E8FCE"/>
@@ -48588,7 +47750,7 @@
       </w:pPr>
     </w:lvl>
   </w:abstractNum>
-  <w:abstractNum w:abstractNumId="35" w15:restartNumberingAfterBreak="0">
+  <w:abstractNum w:abstractNumId="36" w15:restartNumberingAfterBreak="0">
     <w:nsid w:val="2CB4375C"/>
     <w:multiLevelType w:val="hybridMultilevel"/>
     <w:tmpl w:val="291A30C6"/>
@@ -48679,7 +47841,7 @@
       </w:pPr>
     </w:lvl>
   </w:abstractNum>
-  <w:abstractNum w:abstractNumId="36" w15:restartNumberingAfterBreak="0">
+  <w:abstractNum w:abstractNumId="37" w15:restartNumberingAfterBreak="0">
     <w:nsid w:val="2E454F3D"/>
     <w:multiLevelType w:val="hybridMultilevel"/>
     <w:tmpl w:val="7DE094FA"/>
@@ -48773,7 +47935,7 @@
       </w:pPr>
     </w:lvl>
   </w:abstractNum>
-  <w:abstractNum w:abstractNumId="37" w15:restartNumberingAfterBreak="0">
+  <w:abstractNum w:abstractNumId="38" w15:restartNumberingAfterBreak="0">
     <w:nsid w:val="2F0E685D"/>
     <w:multiLevelType w:val="hybridMultilevel"/>
     <w:tmpl w:val="09DA465E"/>
@@ -48864,7 +48026,7 @@
       </w:pPr>
     </w:lvl>
   </w:abstractNum>
-  <w:abstractNum w:abstractNumId="38" w15:restartNumberingAfterBreak="0">
+  <w:abstractNum w:abstractNumId="39" w15:restartNumberingAfterBreak="0">
     <w:nsid w:val="2F510531"/>
     <w:multiLevelType w:val="hybridMultilevel"/>
     <w:tmpl w:val="C02AAC0A"/>
@@ -48955,7 +48117,7 @@
       </w:pPr>
     </w:lvl>
   </w:abstractNum>
-  <w:abstractNum w:abstractNumId="39" w15:restartNumberingAfterBreak="0">
+  <w:abstractNum w:abstractNumId="40" w15:restartNumberingAfterBreak="0">
     <w:nsid w:val="30991922"/>
     <w:multiLevelType w:val="hybridMultilevel"/>
     <w:tmpl w:val="E6FAC71C"/>
@@ -49049,7 +48211,7 @@
       </w:pPr>
     </w:lvl>
   </w:abstractNum>
-  <w:abstractNum w:abstractNumId="40" w15:restartNumberingAfterBreak="0">
+  <w:abstractNum w:abstractNumId="41" w15:restartNumberingAfterBreak="0">
     <w:nsid w:val="34555D51"/>
     <w:multiLevelType w:val="hybridMultilevel"/>
     <w:tmpl w:val="8C28476E"/>
@@ -49140,7 +48302,7 @@
       </w:pPr>
     </w:lvl>
   </w:abstractNum>
-  <w:abstractNum w:abstractNumId="41" w15:restartNumberingAfterBreak="0">
+  <w:abstractNum w:abstractNumId="42" w15:restartNumberingAfterBreak="0">
     <w:nsid w:val="3492787E"/>
     <w:multiLevelType w:val="hybridMultilevel"/>
     <w:tmpl w:val="A33A8498"/>
@@ -49253,7 +48415,7 @@
       </w:rPr>
     </w:lvl>
   </w:abstractNum>
-  <w:abstractNum w:abstractNumId="42" w15:restartNumberingAfterBreak="0">
+  <w:abstractNum w:abstractNumId="43" w15:restartNumberingAfterBreak="0">
     <w:nsid w:val="358B4BB3"/>
     <w:multiLevelType w:val="hybridMultilevel"/>
     <w:tmpl w:val="A678E960"/>
@@ -49347,7 +48509,7 @@
       </w:pPr>
     </w:lvl>
   </w:abstractNum>
-  <w:abstractNum w:abstractNumId="43" w15:restartNumberingAfterBreak="0">
+  <w:abstractNum w:abstractNumId="44" w15:restartNumberingAfterBreak="0">
     <w:nsid w:val="36A87A90"/>
     <w:multiLevelType w:val="hybridMultilevel"/>
     <w:tmpl w:val="6BC60C50"/>
@@ -49438,7 +48600,7 @@
       </w:pPr>
     </w:lvl>
   </w:abstractNum>
-  <w:abstractNum w:abstractNumId="44" w15:restartNumberingAfterBreak="0">
+  <w:abstractNum w:abstractNumId="45" w15:restartNumberingAfterBreak="0">
     <w:nsid w:val="38025215"/>
     <w:multiLevelType w:val="hybridMultilevel"/>
     <w:tmpl w:val="01022858"/>
@@ -49532,7 +48694,7 @@
       </w:pPr>
     </w:lvl>
   </w:abstractNum>
-  <w:abstractNum w:abstractNumId="45" w15:restartNumberingAfterBreak="0">
+  <w:abstractNum w:abstractNumId="46" w15:restartNumberingAfterBreak="0">
     <w:nsid w:val="393324DC"/>
     <w:multiLevelType w:val="hybridMultilevel"/>
     <w:tmpl w:val="90B613DA"/>
@@ -49626,7 +48788,7 @@
       </w:pPr>
     </w:lvl>
   </w:abstractNum>
-  <w:abstractNum w:abstractNumId="46" w15:restartNumberingAfterBreak="0">
+  <w:abstractNum w:abstractNumId="47" w15:restartNumberingAfterBreak="0">
     <w:nsid w:val="3B3A6776"/>
     <w:multiLevelType w:val="hybridMultilevel"/>
     <w:tmpl w:val="BEA6841C"/>
@@ -49722,7 +48884,7 @@
       </w:pPr>
     </w:lvl>
   </w:abstractNum>
-  <w:abstractNum w:abstractNumId="47" w15:restartNumberingAfterBreak="0">
+  <w:abstractNum w:abstractNumId="48" w15:restartNumberingAfterBreak="0">
     <w:nsid w:val="3CDC7B7F"/>
     <w:multiLevelType w:val="hybridMultilevel"/>
     <w:tmpl w:val="F9EC833C"/>
@@ -49835,7 +48997,7 @@
       </w:rPr>
     </w:lvl>
   </w:abstractNum>
-  <w:abstractNum w:abstractNumId="48" w15:restartNumberingAfterBreak="0">
+  <w:abstractNum w:abstractNumId="49" w15:restartNumberingAfterBreak="0">
     <w:nsid w:val="3F584A02"/>
     <w:multiLevelType w:val="hybridMultilevel"/>
     <w:tmpl w:val="B5B08E1E"/>
@@ -49929,7 +49091,7 @@
       </w:pPr>
     </w:lvl>
   </w:abstractNum>
-  <w:abstractNum w:abstractNumId="49" w15:restartNumberingAfterBreak="0">
+  <w:abstractNum w:abstractNumId="50" w15:restartNumberingAfterBreak="0">
     <w:nsid w:val="40232E52"/>
     <w:multiLevelType w:val="hybridMultilevel"/>
     <w:tmpl w:val="95C88A56"/>
@@ -50023,7 +49185,7 @@
       </w:pPr>
     </w:lvl>
   </w:abstractNum>
-  <w:abstractNum w:abstractNumId="50" w15:restartNumberingAfterBreak="0">
+  <w:abstractNum w:abstractNumId="51" w15:restartNumberingAfterBreak="0">
     <w:nsid w:val="4089054E"/>
     <w:multiLevelType w:val="hybridMultilevel"/>
     <w:tmpl w:val="84A422E8"/>
@@ -50117,7 +49279,7 @@
       </w:pPr>
     </w:lvl>
   </w:abstractNum>
-  <w:abstractNum w:abstractNumId="51" w15:restartNumberingAfterBreak="0">
+  <w:abstractNum w:abstractNumId="52" w15:restartNumberingAfterBreak="0">
     <w:nsid w:val="42BB40CA"/>
     <w:multiLevelType w:val="hybridMultilevel"/>
     <w:tmpl w:val="91F045C8"/>
@@ -50211,7 +49373,7 @@
       </w:pPr>
     </w:lvl>
   </w:abstractNum>
-  <w:abstractNum w:abstractNumId="52" w15:restartNumberingAfterBreak="0">
+  <w:abstractNum w:abstractNumId="53" w15:restartNumberingAfterBreak="0">
     <w:nsid w:val="477D5AA2"/>
     <w:multiLevelType w:val="hybridMultilevel"/>
     <w:tmpl w:val="882EE4CC"/>
@@ -50302,7 +49464,7 @@
       </w:pPr>
     </w:lvl>
   </w:abstractNum>
-  <w:abstractNum w:abstractNumId="53" w15:restartNumberingAfterBreak="0">
+  <w:abstractNum w:abstractNumId="54" w15:restartNumberingAfterBreak="0">
     <w:nsid w:val="48220F39"/>
     <w:multiLevelType w:val="hybridMultilevel"/>
     <w:tmpl w:val="67164D22"/>
@@ -50393,7 +49555,7 @@
       </w:pPr>
     </w:lvl>
   </w:abstractNum>
-  <w:abstractNum w:abstractNumId="54" w15:restartNumberingAfterBreak="0">
+  <w:abstractNum w:abstractNumId="55" w15:restartNumberingAfterBreak="0">
     <w:nsid w:val="493E0CCB"/>
     <w:multiLevelType w:val="hybridMultilevel"/>
     <w:tmpl w:val="DE1A3DA8"/>
@@ -50509,7 +49671,7 @@
       </w:rPr>
     </w:lvl>
   </w:abstractNum>
-  <w:abstractNum w:abstractNumId="55" w15:restartNumberingAfterBreak="0">
+  <w:abstractNum w:abstractNumId="56" w15:restartNumberingAfterBreak="0">
     <w:nsid w:val="49837B45"/>
     <w:multiLevelType w:val="hybridMultilevel"/>
     <w:tmpl w:val="9916547A"/>
@@ -50603,7 +49765,7 @@
       </w:pPr>
     </w:lvl>
   </w:abstractNum>
-  <w:abstractNum w:abstractNumId="56" w15:restartNumberingAfterBreak="0">
+  <w:abstractNum w:abstractNumId="57" w15:restartNumberingAfterBreak="0">
     <w:nsid w:val="4A2A784D"/>
     <w:multiLevelType w:val="hybridMultilevel"/>
     <w:tmpl w:val="D04A441C"/>
@@ -50695,7 +49857,7 @@
       </w:pPr>
     </w:lvl>
   </w:abstractNum>
-  <w:abstractNum w:abstractNumId="57" w15:restartNumberingAfterBreak="0">
+  <w:abstractNum w:abstractNumId="58" w15:restartNumberingAfterBreak="0">
     <w:nsid w:val="4A62576A"/>
     <w:multiLevelType w:val="hybridMultilevel"/>
     <w:tmpl w:val="B096158E"/>
@@ -50786,7 +49948,7 @@
       </w:pPr>
     </w:lvl>
   </w:abstractNum>
-  <w:abstractNum w:abstractNumId="58" w15:restartNumberingAfterBreak="0">
+  <w:abstractNum w:abstractNumId="59" w15:restartNumberingAfterBreak="0">
     <w:nsid w:val="4B327DE5"/>
     <w:multiLevelType w:val="hybridMultilevel"/>
     <w:tmpl w:val="3006C858"/>
@@ -50877,7 +50039,7 @@
       </w:pPr>
     </w:lvl>
   </w:abstractNum>
-  <w:abstractNum w:abstractNumId="59" w15:restartNumberingAfterBreak="0">
+  <w:abstractNum w:abstractNumId="60" w15:restartNumberingAfterBreak="0">
     <w:nsid w:val="4F2C1F73"/>
     <w:multiLevelType w:val="hybridMultilevel"/>
     <w:tmpl w:val="67164D22"/>
@@ -50968,7 +50130,7 @@
       </w:pPr>
     </w:lvl>
   </w:abstractNum>
-  <w:abstractNum w:abstractNumId="60" w15:restartNumberingAfterBreak="0">
+  <w:abstractNum w:abstractNumId="61" w15:restartNumberingAfterBreak="0">
     <w:nsid w:val="50C14BCA"/>
     <w:multiLevelType w:val="hybridMultilevel"/>
     <w:tmpl w:val="57F843B4"/>
@@ -51059,7 +50221,7 @@
       </w:pPr>
     </w:lvl>
   </w:abstractNum>
-  <w:abstractNum w:abstractNumId="61" w15:restartNumberingAfterBreak="0">
+  <w:abstractNum w:abstractNumId="62" w15:restartNumberingAfterBreak="0">
     <w:nsid w:val="52D04E3D"/>
     <w:multiLevelType w:val="hybridMultilevel"/>
     <w:tmpl w:val="7012BE88"/>
@@ -51150,7 +50312,7 @@
       </w:pPr>
     </w:lvl>
   </w:abstractNum>
-  <w:abstractNum w:abstractNumId="62" w15:restartNumberingAfterBreak="0">
+  <w:abstractNum w:abstractNumId="63" w15:restartNumberingAfterBreak="0">
     <w:nsid w:val="54B149BE"/>
     <w:multiLevelType w:val="hybridMultilevel"/>
     <w:tmpl w:val="7D56C986"/>
@@ -51268,7 +50430,7 @@
       </w:rPr>
     </w:lvl>
   </w:abstractNum>
-  <w:abstractNum w:abstractNumId="63" w15:restartNumberingAfterBreak="0">
+  <w:abstractNum w:abstractNumId="64" w15:restartNumberingAfterBreak="0">
     <w:nsid w:val="55F60A70"/>
     <w:multiLevelType w:val="hybridMultilevel"/>
     <w:tmpl w:val="291A30C6"/>
@@ -51359,7 +50521,7 @@
       </w:pPr>
     </w:lvl>
   </w:abstractNum>
-  <w:abstractNum w:abstractNumId="64" w15:restartNumberingAfterBreak="0">
+  <w:abstractNum w:abstractNumId="65" w15:restartNumberingAfterBreak="0">
     <w:nsid w:val="562B77A1"/>
     <w:multiLevelType w:val="hybridMultilevel"/>
     <w:tmpl w:val="81B45C5E"/>
@@ -51455,10 +50617,102 @@
       </w:pPr>
     </w:lvl>
   </w:abstractNum>
-  <w:abstractNum w:abstractNumId="65" w15:restartNumberingAfterBreak="0">
+  <w:abstractNum w:abstractNumId="66" w15:restartNumberingAfterBreak="0">
     <w:nsid w:val="56425BE9"/>
     <w:multiLevelType w:val="hybridMultilevel"/>
-    <w:tmpl w:val="67547132"/>
+    <w:tmpl w:val="AF2A6220"/>
+    <w:lvl w:ilvl="0" w:tplc="BB728E48">
+      <w:start w:val="1"/>
+      <w:numFmt w:val="decimal"/>
+      <w:pStyle w:val="BlkLp"/>
+      <w:lvlText w:val="%1:"/>
+      <w:lvlJc w:val="left"/>
+      <w:pPr>
+        <w:ind w:left="360" w:hanging="360"/>
+      </w:pPr>
+      <w:rPr>
+        <w:rFonts w:ascii="Source Sans 3" w:hAnsi="Source Sans 3" w:cstheme="minorBidi" w:hint="default"/>
+        <w:b/>
+        <w:bCs/>
+      </w:rPr>
+    </w:lvl>
+    <w:lvl w:ilvl="1" w:tplc="04090019" w:tentative="1">
+      <w:start w:val="1"/>
+      <w:numFmt w:val="lowerLetter"/>
+      <w:lvlText w:val="%2."/>
+      <w:lvlJc w:val="left"/>
+      <w:pPr>
+        <w:ind w:left="1080" w:hanging="360"/>
+      </w:pPr>
+    </w:lvl>
+    <w:lvl w:ilvl="2" w:tplc="0409001B" w:tentative="1">
+      <w:start w:val="1"/>
+      <w:numFmt w:val="lowerRoman"/>
+      <w:lvlText w:val="%3."/>
+      <w:lvlJc w:val="right"/>
+      <w:pPr>
+        <w:ind w:left="1800" w:hanging="180"/>
+      </w:pPr>
+    </w:lvl>
+    <w:lvl w:ilvl="3" w:tplc="0409000F" w:tentative="1">
+      <w:start w:val="1"/>
+      <w:numFmt w:val="decimal"/>
+      <w:lvlText w:val="%4."/>
+      <w:lvlJc w:val="left"/>
+      <w:pPr>
+        <w:ind w:left="2520" w:hanging="360"/>
+      </w:pPr>
+    </w:lvl>
+    <w:lvl w:ilvl="4" w:tplc="04090019" w:tentative="1">
+      <w:start w:val="1"/>
+      <w:numFmt w:val="lowerLetter"/>
+      <w:lvlText w:val="%5."/>
+      <w:lvlJc w:val="left"/>
+      <w:pPr>
+        <w:ind w:left="3240" w:hanging="360"/>
+      </w:pPr>
+    </w:lvl>
+    <w:lvl w:ilvl="5" w:tplc="0409001B" w:tentative="1">
+      <w:start w:val="1"/>
+      <w:numFmt w:val="lowerRoman"/>
+      <w:lvlText w:val="%6."/>
+      <w:lvlJc w:val="right"/>
+      <w:pPr>
+        <w:ind w:left="3960" w:hanging="180"/>
+      </w:pPr>
+    </w:lvl>
+    <w:lvl w:ilvl="6" w:tplc="0409000F" w:tentative="1">
+      <w:start w:val="1"/>
+      <w:numFmt w:val="decimal"/>
+      <w:lvlText w:val="%7."/>
+      <w:lvlJc w:val="left"/>
+      <w:pPr>
+        <w:ind w:left="4680" w:hanging="360"/>
+      </w:pPr>
+    </w:lvl>
+    <w:lvl w:ilvl="7" w:tplc="04090019" w:tentative="1">
+      <w:start w:val="1"/>
+      <w:numFmt w:val="lowerLetter"/>
+      <w:lvlText w:val="%8."/>
+      <w:lvlJc w:val="left"/>
+      <w:pPr>
+        <w:ind w:left="5400" w:hanging="360"/>
+      </w:pPr>
+    </w:lvl>
+    <w:lvl w:ilvl="8" w:tplc="0409001B" w:tentative="1">
+      <w:start w:val="1"/>
+      <w:numFmt w:val="lowerRoman"/>
+      <w:lvlText w:val="%9."/>
+      <w:lvlJc w:val="right"/>
+      <w:pPr>
+        <w:ind w:left="6120" w:hanging="180"/>
+      </w:pPr>
+    </w:lvl>
+  </w:abstractNum>
+  <w:abstractNum w:abstractNumId="67" w15:restartNumberingAfterBreak="0">
+    <w:nsid w:val="5767473C"/>
+    <w:multiLevelType w:val="hybridMultilevel"/>
+    <w:tmpl w:val="3104F218"/>
     <w:lvl w:ilvl="0" w:tplc="72A80D18">
       <w:start w:val="1"/>
       <w:numFmt w:val="decimal"/>
@@ -51546,98 +50800,7 @@
       </w:pPr>
     </w:lvl>
   </w:abstractNum>
-  <w:abstractNum w:abstractNumId="66" w15:restartNumberingAfterBreak="0">
-    <w:nsid w:val="5767473C"/>
-    <w:multiLevelType w:val="hybridMultilevel"/>
-    <w:tmpl w:val="3104F218"/>
-    <w:lvl w:ilvl="0" w:tplc="72A80D18">
-      <w:start w:val="1"/>
-      <w:numFmt w:val="decimal"/>
-      <w:lvlText w:val="%1:"/>
-      <w:lvlJc w:val="left"/>
-      <w:pPr>
-        <w:ind w:left="360" w:hanging="360"/>
-      </w:pPr>
-      <w:rPr>
-        <w:rFonts w:ascii="Source Sans 3 Bold" w:hAnsi="Source Sans 3 Bold" w:cstheme="minorBidi" w:hint="default"/>
-        <w:b/>
-        <w:bCs/>
-      </w:rPr>
-    </w:lvl>
-    <w:lvl w:ilvl="1" w:tplc="04090019" w:tentative="1">
-      <w:start w:val="1"/>
-      <w:numFmt w:val="lowerLetter"/>
-      <w:lvlText w:val="%2."/>
-      <w:lvlJc w:val="left"/>
-      <w:pPr>
-        <w:ind w:left="1080" w:hanging="360"/>
-      </w:pPr>
-    </w:lvl>
-    <w:lvl w:ilvl="2" w:tplc="0409001B" w:tentative="1">
-      <w:start w:val="1"/>
-      <w:numFmt w:val="lowerRoman"/>
-      <w:lvlText w:val="%3."/>
-      <w:lvlJc w:val="right"/>
-      <w:pPr>
-        <w:ind w:left="1800" w:hanging="180"/>
-      </w:pPr>
-    </w:lvl>
-    <w:lvl w:ilvl="3" w:tplc="0409000F" w:tentative="1">
-      <w:start w:val="1"/>
-      <w:numFmt w:val="decimal"/>
-      <w:lvlText w:val="%4."/>
-      <w:lvlJc w:val="left"/>
-      <w:pPr>
-        <w:ind w:left="2520" w:hanging="360"/>
-      </w:pPr>
-    </w:lvl>
-    <w:lvl w:ilvl="4" w:tplc="04090019" w:tentative="1">
-      <w:start w:val="1"/>
-      <w:numFmt w:val="lowerLetter"/>
-      <w:lvlText w:val="%5."/>
-      <w:lvlJc w:val="left"/>
-      <w:pPr>
-        <w:ind w:left="3240" w:hanging="360"/>
-      </w:pPr>
-    </w:lvl>
-    <w:lvl w:ilvl="5" w:tplc="0409001B" w:tentative="1">
-      <w:start w:val="1"/>
-      <w:numFmt w:val="lowerRoman"/>
-      <w:lvlText w:val="%6."/>
-      <w:lvlJc w:val="right"/>
-      <w:pPr>
-        <w:ind w:left="3960" w:hanging="180"/>
-      </w:pPr>
-    </w:lvl>
-    <w:lvl w:ilvl="6" w:tplc="0409000F" w:tentative="1">
-      <w:start w:val="1"/>
-      <w:numFmt w:val="decimal"/>
-      <w:lvlText w:val="%7."/>
-      <w:lvlJc w:val="left"/>
-      <w:pPr>
-        <w:ind w:left="4680" w:hanging="360"/>
-      </w:pPr>
-    </w:lvl>
-    <w:lvl w:ilvl="7" w:tplc="04090019" w:tentative="1">
-      <w:start w:val="1"/>
-      <w:numFmt w:val="lowerLetter"/>
-      <w:lvlText w:val="%8."/>
-      <w:lvlJc w:val="left"/>
-      <w:pPr>
-        <w:ind w:left="5400" w:hanging="360"/>
-      </w:pPr>
-    </w:lvl>
-    <w:lvl w:ilvl="8" w:tplc="0409001B" w:tentative="1">
-      <w:start w:val="1"/>
-      <w:numFmt w:val="lowerRoman"/>
-      <w:lvlText w:val="%9."/>
-      <w:lvlJc w:val="right"/>
-      <w:pPr>
-        <w:ind w:left="6120" w:hanging="180"/>
-      </w:pPr>
-    </w:lvl>
-  </w:abstractNum>
-  <w:abstractNum w:abstractNumId="67" w15:restartNumberingAfterBreak="0">
+  <w:abstractNum w:abstractNumId="68" w15:restartNumberingAfterBreak="0">
     <w:nsid w:val="577C7F3A"/>
     <w:multiLevelType w:val="hybridMultilevel"/>
     <w:tmpl w:val="67164D22"/>
@@ -51728,7 +50891,7 @@
       </w:pPr>
     </w:lvl>
   </w:abstractNum>
-  <w:abstractNum w:abstractNumId="68" w15:restartNumberingAfterBreak="0">
+  <w:abstractNum w:abstractNumId="69" w15:restartNumberingAfterBreak="0">
     <w:nsid w:val="586431B8"/>
     <w:multiLevelType w:val="hybridMultilevel"/>
     <w:tmpl w:val="81B45C5E"/>
@@ -51824,7 +50987,7 @@
       </w:pPr>
     </w:lvl>
   </w:abstractNum>
-  <w:abstractNum w:abstractNumId="69" w15:restartNumberingAfterBreak="0">
+  <w:abstractNum w:abstractNumId="70" w15:restartNumberingAfterBreak="0">
     <w:nsid w:val="59BD6BAB"/>
     <w:multiLevelType w:val="hybridMultilevel"/>
     <w:tmpl w:val="77D22F20"/>
@@ -51916,7 +51079,7 @@
       </w:pPr>
     </w:lvl>
   </w:abstractNum>
-  <w:abstractNum w:abstractNumId="70" w15:restartNumberingAfterBreak="0">
+  <w:abstractNum w:abstractNumId="71" w15:restartNumberingAfterBreak="0">
     <w:nsid w:val="59D910B2"/>
     <w:multiLevelType w:val="hybridMultilevel"/>
     <w:tmpl w:val="678CE024"/>
@@ -52007,7 +51170,7 @@
       </w:pPr>
     </w:lvl>
   </w:abstractNum>
-  <w:abstractNum w:abstractNumId="71" w15:restartNumberingAfterBreak="0">
+  <w:abstractNum w:abstractNumId="72" w15:restartNumberingAfterBreak="0">
     <w:nsid w:val="5A0D78FF"/>
     <w:multiLevelType w:val="hybridMultilevel"/>
     <w:tmpl w:val="E84C2A80"/>
@@ -52101,7 +51264,7 @@
       </w:pPr>
     </w:lvl>
   </w:abstractNum>
-  <w:abstractNum w:abstractNumId="72" w15:restartNumberingAfterBreak="0">
+  <w:abstractNum w:abstractNumId="73" w15:restartNumberingAfterBreak="0">
     <w:nsid w:val="5B1160CF"/>
     <w:multiLevelType w:val="hybridMultilevel"/>
     <w:tmpl w:val="57F843B4"/>
@@ -52192,7 +51355,7 @@
       </w:pPr>
     </w:lvl>
   </w:abstractNum>
-  <w:abstractNum w:abstractNumId="73" w15:restartNumberingAfterBreak="0">
+  <w:abstractNum w:abstractNumId="74" w15:restartNumberingAfterBreak="0">
     <w:nsid w:val="5B8014C5"/>
     <w:multiLevelType w:val="hybridMultilevel"/>
     <w:tmpl w:val="D5FA519C"/>
@@ -52305,7 +51468,7 @@
       </w:rPr>
     </w:lvl>
   </w:abstractNum>
-  <w:abstractNum w:abstractNumId="74" w15:restartNumberingAfterBreak="0">
+  <w:abstractNum w:abstractNumId="75" w15:restartNumberingAfterBreak="0">
     <w:nsid w:val="5D096BE3"/>
     <w:multiLevelType w:val="hybridMultilevel"/>
     <w:tmpl w:val="7758F8FE"/>
@@ -52399,7 +51562,7 @@
       </w:pPr>
     </w:lvl>
   </w:abstractNum>
-  <w:abstractNum w:abstractNumId="75" w15:restartNumberingAfterBreak="0">
+  <w:abstractNum w:abstractNumId="76" w15:restartNumberingAfterBreak="0">
     <w:nsid w:val="5EBE5C6C"/>
     <w:multiLevelType w:val="hybridMultilevel"/>
     <w:tmpl w:val="882EE4CC"/>
@@ -52490,7 +51653,7 @@
       </w:pPr>
     </w:lvl>
   </w:abstractNum>
-  <w:abstractNum w:abstractNumId="76" w15:restartNumberingAfterBreak="0">
+  <w:abstractNum w:abstractNumId="77" w15:restartNumberingAfterBreak="0">
     <w:nsid w:val="60097C00"/>
     <w:multiLevelType w:val="hybridMultilevel"/>
     <w:tmpl w:val="D7A0B374"/>
@@ -52603,7 +51766,7 @@
       </w:rPr>
     </w:lvl>
   </w:abstractNum>
-  <w:abstractNum w:abstractNumId="77" w15:restartNumberingAfterBreak="0">
+  <w:abstractNum w:abstractNumId="78" w15:restartNumberingAfterBreak="0">
     <w:nsid w:val="60E466AB"/>
     <w:multiLevelType w:val="hybridMultilevel"/>
     <w:tmpl w:val="59B4B60E"/>
@@ -52718,7 +51881,7 @@
       </w:rPr>
     </w:lvl>
   </w:abstractNum>
-  <w:abstractNum w:abstractNumId="78" w15:restartNumberingAfterBreak="0">
+  <w:abstractNum w:abstractNumId="79" w15:restartNumberingAfterBreak="0">
     <w:nsid w:val="61164B02"/>
     <w:multiLevelType w:val="hybridMultilevel"/>
     <w:tmpl w:val="C602D860"/>
@@ -52809,7 +51972,7 @@
       </w:pPr>
     </w:lvl>
   </w:abstractNum>
-  <w:abstractNum w:abstractNumId="79" w15:restartNumberingAfterBreak="0">
+  <w:abstractNum w:abstractNumId="80" w15:restartNumberingAfterBreak="0">
     <w:nsid w:val="61857FFC"/>
     <w:multiLevelType w:val="hybridMultilevel"/>
     <w:tmpl w:val="861438B8"/>
@@ -52900,7 +52063,7 @@
       </w:pPr>
     </w:lvl>
   </w:abstractNum>
-  <w:abstractNum w:abstractNumId="80" w15:restartNumberingAfterBreak="0">
+  <w:abstractNum w:abstractNumId="81" w15:restartNumberingAfterBreak="0">
     <w:nsid w:val="621E53DB"/>
     <w:multiLevelType w:val="hybridMultilevel"/>
     <w:tmpl w:val="6C1CF1A0"/>
@@ -52994,7 +52157,7 @@
       </w:pPr>
     </w:lvl>
   </w:abstractNum>
-  <w:abstractNum w:abstractNumId="81" w15:restartNumberingAfterBreak="0">
+  <w:abstractNum w:abstractNumId="82" w15:restartNumberingAfterBreak="0">
     <w:nsid w:val="6388234C"/>
     <w:multiLevelType w:val="hybridMultilevel"/>
     <w:tmpl w:val="678CE024"/>
@@ -53085,7 +52248,7 @@
       </w:pPr>
     </w:lvl>
   </w:abstractNum>
-  <w:abstractNum w:abstractNumId="82" w15:restartNumberingAfterBreak="0">
+  <w:abstractNum w:abstractNumId="83" w15:restartNumberingAfterBreak="0">
     <w:nsid w:val="63BD094B"/>
     <w:multiLevelType w:val="hybridMultilevel"/>
     <w:tmpl w:val="5038DECC"/>
@@ -53179,7 +52342,7 @@
       </w:pPr>
     </w:lvl>
   </w:abstractNum>
-  <w:abstractNum w:abstractNumId="83" w15:restartNumberingAfterBreak="0">
+  <w:abstractNum w:abstractNumId="84" w15:restartNumberingAfterBreak="0">
     <w:nsid w:val="6491516F"/>
     <w:multiLevelType w:val="hybridMultilevel"/>
     <w:tmpl w:val="A1804C88"/>
@@ -53292,7 +52455,7 @@
       </w:rPr>
     </w:lvl>
   </w:abstractNum>
-  <w:abstractNum w:abstractNumId="84" w15:restartNumberingAfterBreak="0">
+  <w:abstractNum w:abstractNumId="85" w15:restartNumberingAfterBreak="0">
     <w:nsid w:val="64D45578"/>
     <w:multiLevelType w:val="hybridMultilevel"/>
     <w:tmpl w:val="670CB506"/>
@@ -53405,7 +52568,7 @@
       </w:rPr>
     </w:lvl>
   </w:abstractNum>
-  <w:abstractNum w:abstractNumId="85" w15:restartNumberingAfterBreak="0">
+  <w:abstractNum w:abstractNumId="86" w15:restartNumberingAfterBreak="0">
     <w:nsid w:val="65B06E36"/>
     <w:multiLevelType w:val="hybridMultilevel"/>
     <w:tmpl w:val="4C640FB4"/>
@@ -53496,7 +52659,7 @@
       </w:pPr>
     </w:lvl>
   </w:abstractNum>
-  <w:abstractNum w:abstractNumId="86" w15:restartNumberingAfterBreak="0">
+  <w:abstractNum w:abstractNumId="87" w15:restartNumberingAfterBreak="0">
     <w:nsid w:val="65C45C9E"/>
     <w:multiLevelType w:val="hybridMultilevel"/>
     <w:tmpl w:val="D68C57F0"/>
@@ -53587,7 +52750,7 @@
       </w:pPr>
     </w:lvl>
   </w:abstractNum>
-  <w:abstractNum w:abstractNumId="87" w15:restartNumberingAfterBreak="0">
+  <w:abstractNum w:abstractNumId="88" w15:restartNumberingAfterBreak="0">
     <w:nsid w:val="66A46C02"/>
     <w:multiLevelType w:val="hybridMultilevel"/>
     <w:tmpl w:val="92B0FC20"/>
@@ -53681,7 +52844,7 @@
       </w:pPr>
     </w:lvl>
   </w:abstractNum>
-  <w:abstractNum w:abstractNumId="88" w15:restartNumberingAfterBreak="0">
+  <w:abstractNum w:abstractNumId="89" w15:restartNumberingAfterBreak="0">
     <w:nsid w:val="66F75F44"/>
     <w:multiLevelType w:val="hybridMultilevel"/>
     <w:tmpl w:val="F774CC24"/>
@@ -53772,7 +52935,7 @@
       </w:pPr>
     </w:lvl>
   </w:abstractNum>
-  <w:abstractNum w:abstractNumId="89" w15:restartNumberingAfterBreak="0">
+  <w:abstractNum w:abstractNumId="90" w15:restartNumberingAfterBreak="0">
     <w:nsid w:val="681A0CDC"/>
     <w:multiLevelType w:val="hybridMultilevel"/>
     <w:tmpl w:val="3072FDB4"/>
@@ -53866,7 +53029,7 @@
       </w:pPr>
     </w:lvl>
   </w:abstractNum>
-  <w:abstractNum w:abstractNumId="90" w15:restartNumberingAfterBreak="0">
+  <w:abstractNum w:abstractNumId="91" w15:restartNumberingAfterBreak="0">
     <w:nsid w:val="68930CE9"/>
     <w:multiLevelType w:val="hybridMultilevel"/>
     <w:tmpl w:val="C2D02C52"/>
@@ -53958,7 +53121,7 @@
       </w:pPr>
     </w:lvl>
   </w:abstractNum>
-  <w:abstractNum w:abstractNumId="91" w15:restartNumberingAfterBreak="0">
+  <w:abstractNum w:abstractNumId="92" w15:restartNumberingAfterBreak="0">
     <w:nsid w:val="69CF734A"/>
     <w:multiLevelType w:val="hybridMultilevel"/>
     <w:tmpl w:val="3B687E36"/>
@@ -54052,7 +53215,7 @@
       </w:pPr>
     </w:lvl>
   </w:abstractNum>
-  <w:abstractNum w:abstractNumId="92" w15:restartNumberingAfterBreak="0">
+  <w:abstractNum w:abstractNumId="93" w15:restartNumberingAfterBreak="0">
     <w:nsid w:val="6F816CC4"/>
     <w:multiLevelType w:val="hybridMultilevel"/>
     <w:tmpl w:val="D3AE3B5E"/>
@@ -54145,7 +53308,7 @@
       </w:pPr>
     </w:lvl>
   </w:abstractNum>
-  <w:abstractNum w:abstractNumId="93" w15:restartNumberingAfterBreak="0">
+  <w:abstractNum w:abstractNumId="94" w15:restartNumberingAfterBreak="0">
     <w:nsid w:val="71772F4E"/>
     <w:multiLevelType w:val="hybridMultilevel"/>
     <w:tmpl w:val="E53273C8"/>
@@ -54236,7 +53399,7 @@
       </w:pPr>
     </w:lvl>
   </w:abstractNum>
-  <w:abstractNum w:abstractNumId="94" w15:restartNumberingAfterBreak="0">
+  <w:abstractNum w:abstractNumId="95" w15:restartNumberingAfterBreak="0">
     <w:nsid w:val="718670CF"/>
     <w:multiLevelType w:val="hybridMultilevel"/>
     <w:tmpl w:val="FE56AE90"/>
@@ -54330,7 +53493,7 @@
       </w:pPr>
     </w:lvl>
   </w:abstractNum>
-  <w:abstractNum w:abstractNumId="95" w15:restartNumberingAfterBreak="0">
+  <w:abstractNum w:abstractNumId="96" w15:restartNumberingAfterBreak="0">
     <w:nsid w:val="727E12B2"/>
     <w:multiLevelType w:val="hybridMultilevel"/>
     <w:tmpl w:val="F87E8022"/>
@@ -54421,7 +53584,7 @@
       </w:pPr>
     </w:lvl>
   </w:abstractNum>
-  <w:abstractNum w:abstractNumId="96" w15:restartNumberingAfterBreak="0">
+  <w:abstractNum w:abstractNumId="97" w15:restartNumberingAfterBreak="0">
     <w:nsid w:val="72A749C7"/>
     <w:multiLevelType w:val="hybridMultilevel"/>
     <w:tmpl w:val="56A69A5C"/>
@@ -54512,7 +53675,7 @@
       </w:pPr>
     </w:lvl>
   </w:abstractNum>
-  <w:abstractNum w:abstractNumId="97" w15:restartNumberingAfterBreak="0">
+  <w:abstractNum w:abstractNumId="98" w15:restartNumberingAfterBreak="0">
     <w:nsid w:val="741800C0"/>
     <w:multiLevelType w:val="hybridMultilevel"/>
     <w:tmpl w:val="F3021D0C"/>
@@ -54625,7 +53788,7 @@
       </w:rPr>
     </w:lvl>
   </w:abstractNum>
-  <w:abstractNum w:abstractNumId="98" w15:restartNumberingAfterBreak="0">
+  <w:abstractNum w:abstractNumId="99" w15:restartNumberingAfterBreak="0">
     <w:nsid w:val="760D120B"/>
     <w:multiLevelType w:val="hybridMultilevel"/>
     <w:tmpl w:val="19F07996"/>
@@ -54719,7 +53882,7 @@
       </w:pPr>
     </w:lvl>
   </w:abstractNum>
-  <w:abstractNum w:abstractNumId="99" w15:restartNumberingAfterBreak="0">
+  <w:abstractNum w:abstractNumId="100" w15:restartNumberingAfterBreak="0">
     <w:nsid w:val="764873C4"/>
     <w:multiLevelType w:val="hybridMultilevel"/>
     <w:tmpl w:val="08D655B4"/>
@@ -54813,7 +53976,7 @@
       </w:pPr>
     </w:lvl>
   </w:abstractNum>
-  <w:abstractNum w:abstractNumId="100" w15:restartNumberingAfterBreak="0">
+  <w:abstractNum w:abstractNumId="101" w15:restartNumberingAfterBreak="0">
     <w:nsid w:val="765A1B30"/>
     <w:multiLevelType w:val="hybridMultilevel"/>
     <w:tmpl w:val="BEA6841C"/>
@@ -54909,7 +54072,7 @@
       </w:pPr>
     </w:lvl>
   </w:abstractNum>
-  <w:abstractNum w:abstractNumId="101" w15:restartNumberingAfterBreak="0">
+  <w:abstractNum w:abstractNumId="102" w15:restartNumberingAfterBreak="0">
     <w:nsid w:val="77CD49EA"/>
     <w:multiLevelType w:val="hybridMultilevel"/>
     <w:tmpl w:val="9D949C3A"/>
@@ -55001,7 +54164,7 @@
       </w:pPr>
     </w:lvl>
   </w:abstractNum>
-  <w:abstractNum w:abstractNumId="102" w15:restartNumberingAfterBreak="0">
+  <w:abstractNum w:abstractNumId="103" w15:restartNumberingAfterBreak="0">
     <w:nsid w:val="78F06410"/>
     <w:multiLevelType w:val="hybridMultilevel"/>
     <w:tmpl w:val="C602D860"/>
@@ -55092,7 +54255,7 @@
       </w:pPr>
     </w:lvl>
   </w:abstractNum>
-  <w:abstractNum w:abstractNumId="103" w15:restartNumberingAfterBreak="0">
+  <w:abstractNum w:abstractNumId="104" w15:restartNumberingAfterBreak="0">
     <w:nsid w:val="79313269"/>
     <w:multiLevelType w:val="hybridMultilevel"/>
     <w:tmpl w:val="279E3142"/>
@@ -55183,7 +54346,7 @@
       </w:pPr>
     </w:lvl>
   </w:abstractNum>
-  <w:abstractNum w:abstractNumId="104" w15:restartNumberingAfterBreak="0">
+  <w:abstractNum w:abstractNumId="105" w15:restartNumberingAfterBreak="0">
     <w:nsid w:val="7A2B05E5"/>
     <w:multiLevelType w:val="hybridMultilevel"/>
     <w:tmpl w:val="8D20ABDC"/>
@@ -55277,7 +54440,7 @@
       </w:pPr>
     </w:lvl>
   </w:abstractNum>
-  <w:abstractNum w:abstractNumId="105" w15:restartNumberingAfterBreak="0">
+  <w:abstractNum w:abstractNumId="106" w15:restartNumberingAfterBreak="0">
     <w:nsid w:val="7A902B9B"/>
     <w:multiLevelType w:val="hybridMultilevel"/>
     <w:tmpl w:val="BEA6841C"/>
@@ -55373,7 +54536,7 @@
       </w:pPr>
     </w:lvl>
   </w:abstractNum>
-  <w:abstractNum w:abstractNumId="106" w15:restartNumberingAfterBreak="0">
+  <w:abstractNum w:abstractNumId="107" w15:restartNumberingAfterBreak="0">
     <w:nsid w:val="7EA67624"/>
     <w:multiLevelType w:val="hybridMultilevel"/>
     <w:tmpl w:val="291A30C6"/>
@@ -55465,28 +54628,28 @@
     </w:lvl>
   </w:abstractNum>
   <w:num w:numId="1" w16cid:durableId="667248184">
-    <w:abstractNumId w:val="54"/>
+    <w:abstractNumId w:val="55"/>
   </w:num>
   <w:num w:numId="2" w16cid:durableId="1226453288">
     <w:abstractNumId w:val="8"/>
   </w:num>
   <w:num w:numId="3" w16cid:durableId="1752239720">
-    <w:abstractNumId w:val="78"/>
+    <w:abstractNumId w:val="79"/>
   </w:num>
   <w:num w:numId="4" w16cid:durableId="1882479073">
-    <w:abstractNumId w:val="70"/>
+    <w:abstractNumId w:val="71"/>
   </w:num>
   <w:num w:numId="5" w16cid:durableId="1829439796">
-    <w:abstractNumId w:val="48"/>
+    <w:abstractNumId w:val="49"/>
   </w:num>
   <w:num w:numId="6" w16cid:durableId="1824153588">
-    <w:abstractNumId w:val="72"/>
+    <w:abstractNumId w:val="73"/>
   </w:num>
   <w:num w:numId="7" w16cid:durableId="1059717416">
     <w:abstractNumId w:val="16"/>
   </w:num>
   <w:num w:numId="8" w16cid:durableId="1735008323">
-    <w:abstractNumId w:val="97"/>
+    <w:abstractNumId w:val="98"/>
   </w:num>
   <w:num w:numId="9" w16cid:durableId="1612975694">
     <w:abstractNumId w:val="0"/>
@@ -55495,10 +54658,10 @@
     <w:abstractNumId w:val="21"/>
   </w:num>
   <w:num w:numId="11" w16cid:durableId="699669721">
-    <w:abstractNumId w:val="76"/>
+    <w:abstractNumId w:val="77"/>
   </w:num>
   <w:num w:numId="12" w16cid:durableId="385908283">
-    <w:abstractNumId w:val="95"/>
+    <w:abstractNumId w:val="96"/>
   </w:num>
   <w:num w:numId="13" w16cid:durableId="1986542515">
     <w:abstractNumId w:val="15"/>
@@ -55507,40 +54670,40 @@
     <w:abstractNumId w:val="2"/>
   </w:num>
   <w:num w:numId="15" w16cid:durableId="1264069730">
+    <w:abstractNumId w:val="92"/>
+  </w:num>
+  <w:num w:numId="16" w16cid:durableId="1546023152">
     <w:abstractNumId w:val="91"/>
   </w:num>
-  <w:num w:numId="16" w16cid:durableId="1546023152">
+  <w:num w:numId="17" w16cid:durableId="195582916">
+    <w:abstractNumId w:val="30"/>
+  </w:num>
+  <w:num w:numId="18" w16cid:durableId="1166481521">
+    <w:abstractNumId w:val="57"/>
+  </w:num>
+  <w:num w:numId="19" w16cid:durableId="439492112">
+    <w:abstractNumId w:val="102"/>
+  </w:num>
+  <w:num w:numId="20" w16cid:durableId="997658750">
+    <w:abstractNumId w:val="70"/>
+  </w:num>
+  <w:num w:numId="21" w16cid:durableId="1445492604">
+    <w:abstractNumId w:val="32"/>
+  </w:num>
+  <w:num w:numId="22" w16cid:durableId="1324813548">
+    <w:abstractNumId w:val="97"/>
+  </w:num>
+  <w:num w:numId="23" w16cid:durableId="1995328297">
+    <w:abstractNumId w:val="33"/>
+  </w:num>
+  <w:num w:numId="24" w16cid:durableId="1538278096">
     <w:abstractNumId w:val="90"/>
   </w:num>
-  <w:num w:numId="17" w16cid:durableId="195582916">
-    <w:abstractNumId w:val="29"/>
-  </w:num>
-  <w:num w:numId="18" w16cid:durableId="1166481521">
-    <w:abstractNumId w:val="56"/>
-  </w:num>
-  <w:num w:numId="19" w16cid:durableId="439492112">
-    <w:abstractNumId w:val="101"/>
-  </w:num>
-  <w:num w:numId="20" w16cid:durableId="997658750">
-    <w:abstractNumId w:val="69"/>
-  </w:num>
-  <w:num w:numId="21" w16cid:durableId="1445492604">
-    <w:abstractNumId w:val="31"/>
-  </w:num>
-  <w:num w:numId="22" w16cid:durableId="1324813548">
-    <w:abstractNumId w:val="96"/>
-  </w:num>
-  <w:num w:numId="23" w16cid:durableId="1995328297">
-    <w:abstractNumId w:val="32"/>
-  </w:num>
-  <w:num w:numId="24" w16cid:durableId="1538278096">
-    <w:abstractNumId w:val="89"/>
-  </w:num>
   <w:num w:numId="25" w16cid:durableId="1605729890">
-    <w:abstractNumId w:val="61"/>
+    <w:abstractNumId w:val="62"/>
   </w:num>
   <w:num w:numId="26" w16cid:durableId="613176844">
-    <w:abstractNumId w:val="74"/>
+    <w:abstractNumId w:val="75"/>
   </w:num>
   <w:num w:numId="27" w16cid:durableId="1832410741">
     <w:abstractNumId w:val="7"/>
@@ -55549,178 +54712,178 @@
     <w:abstractNumId w:val="17"/>
   </w:num>
   <w:num w:numId="29" w16cid:durableId="259028912">
-    <w:abstractNumId w:val="103"/>
+    <w:abstractNumId w:val="104"/>
   </w:num>
   <w:num w:numId="30" w16cid:durableId="618530009">
     <w:abstractNumId w:val="14"/>
   </w:num>
   <w:num w:numId="31" w16cid:durableId="2050913877">
-    <w:abstractNumId w:val="88"/>
+    <w:abstractNumId w:val="89"/>
   </w:num>
   <w:num w:numId="32" w16cid:durableId="795563217">
-    <w:abstractNumId w:val="24"/>
+    <w:abstractNumId w:val="25"/>
   </w:num>
   <w:num w:numId="33" w16cid:durableId="28991042">
-    <w:abstractNumId w:val="66"/>
+    <w:abstractNumId w:val="67"/>
   </w:num>
   <w:num w:numId="34" w16cid:durableId="951788158">
     <w:abstractNumId w:val="5"/>
   </w:num>
   <w:num w:numId="35" w16cid:durableId="886261180">
-    <w:abstractNumId w:val="99"/>
+    <w:abstractNumId w:val="100"/>
   </w:num>
   <w:num w:numId="36" w16cid:durableId="1665552601">
-    <w:abstractNumId w:val="57"/>
+    <w:abstractNumId w:val="58"/>
   </w:num>
   <w:num w:numId="37" w16cid:durableId="1373191236">
-    <w:abstractNumId w:val="37"/>
+    <w:abstractNumId w:val="38"/>
   </w:num>
   <w:num w:numId="38" w16cid:durableId="1206874510">
-    <w:abstractNumId w:val="40"/>
+    <w:abstractNumId w:val="41"/>
   </w:num>
   <w:num w:numId="39" w16cid:durableId="1185636100">
-    <w:abstractNumId w:val="86"/>
+    <w:abstractNumId w:val="87"/>
   </w:num>
   <w:num w:numId="40" w16cid:durableId="333799131">
-    <w:abstractNumId w:val="44"/>
+    <w:abstractNumId w:val="45"/>
   </w:num>
   <w:num w:numId="41" w16cid:durableId="214898011">
-    <w:abstractNumId w:val="63"/>
+    <w:abstractNumId w:val="64"/>
   </w:num>
   <w:num w:numId="42" w16cid:durableId="29763134">
-    <w:abstractNumId w:val="52"/>
+    <w:abstractNumId w:val="53"/>
   </w:num>
   <w:num w:numId="43" w16cid:durableId="314339201">
     <w:abstractNumId w:val="11"/>
   </w:num>
   <w:num w:numId="44" w16cid:durableId="1770811348">
-    <w:abstractNumId w:val="75"/>
+    <w:abstractNumId w:val="76"/>
   </w:num>
   <w:num w:numId="45" w16cid:durableId="360473341">
-    <w:abstractNumId w:val="35"/>
+    <w:abstractNumId w:val="36"/>
   </w:num>
   <w:num w:numId="46" w16cid:durableId="69236877">
-    <w:abstractNumId w:val="106"/>
+    <w:abstractNumId w:val="107"/>
   </w:num>
   <w:num w:numId="47" w16cid:durableId="1814908951">
-    <w:abstractNumId w:val="47"/>
+    <w:abstractNumId w:val="48"/>
   </w:num>
   <w:num w:numId="48" w16cid:durableId="471602117">
     <w:abstractNumId w:val="18"/>
   </w:num>
   <w:num w:numId="49" w16cid:durableId="76555911">
-    <w:abstractNumId w:val="77"/>
+    <w:abstractNumId w:val="78"/>
   </w:num>
   <w:num w:numId="50" w16cid:durableId="995885420">
-    <w:abstractNumId w:val="62"/>
+    <w:abstractNumId w:val="63"/>
   </w:num>
   <w:num w:numId="51" w16cid:durableId="1752507585">
-    <w:abstractNumId w:val="42"/>
+    <w:abstractNumId w:val="43"/>
   </w:num>
   <w:num w:numId="52" w16cid:durableId="1231427931">
-    <w:abstractNumId w:val="92"/>
+    <w:abstractNumId w:val="93"/>
   </w:num>
   <w:num w:numId="53" w16cid:durableId="717049857">
     <w:abstractNumId w:val="4"/>
   </w:num>
   <w:num w:numId="54" w16cid:durableId="893321363">
-    <w:abstractNumId w:val="46"/>
+    <w:abstractNumId w:val="47"/>
   </w:num>
   <w:num w:numId="55" w16cid:durableId="517475190">
-    <w:abstractNumId w:val="68"/>
+    <w:abstractNumId w:val="69"/>
   </w:num>
   <w:num w:numId="56" w16cid:durableId="945579164">
-    <w:abstractNumId w:val="64"/>
+    <w:abstractNumId w:val="65"/>
   </w:num>
   <w:num w:numId="57" w16cid:durableId="1837259727">
     <w:abstractNumId w:val="10"/>
   </w:num>
   <w:num w:numId="58" w16cid:durableId="799567825">
-    <w:abstractNumId w:val="100"/>
+    <w:abstractNumId w:val="101"/>
   </w:num>
   <w:num w:numId="59" w16cid:durableId="138963974">
-    <w:abstractNumId w:val="105"/>
+    <w:abstractNumId w:val="106"/>
   </w:num>
   <w:num w:numId="60" w16cid:durableId="629746881">
-    <w:abstractNumId w:val="38"/>
+    <w:abstractNumId w:val="39"/>
   </w:num>
   <w:num w:numId="61" w16cid:durableId="1004745968">
     <w:abstractNumId w:val="12"/>
   </w:num>
   <w:num w:numId="62" w16cid:durableId="1279874749">
-    <w:abstractNumId w:val="65"/>
+    <w:abstractNumId w:val="66"/>
   </w:num>
   <w:num w:numId="63" w16cid:durableId="742483299">
+    <w:abstractNumId w:val="85"/>
+  </w:num>
+  <w:num w:numId="64" w16cid:durableId="1672560278">
+    <w:abstractNumId w:val="56"/>
+  </w:num>
+  <w:num w:numId="65" w16cid:durableId="2141456029">
+    <w:abstractNumId w:val="83"/>
+  </w:num>
+  <w:num w:numId="66" w16cid:durableId="1634872801">
+    <w:abstractNumId w:val="68"/>
+  </w:num>
+  <w:num w:numId="67" w16cid:durableId="1757899179">
+    <w:abstractNumId w:val="28"/>
+  </w:num>
+  <w:num w:numId="68" w16cid:durableId="795297587">
+    <w:abstractNumId w:val="60"/>
+  </w:num>
+  <w:num w:numId="69" w16cid:durableId="658776858">
+    <w:abstractNumId w:val="54"/>
+  </w:num>
+  <w:num w:numId="70" w16cid:durableId="647438927">
+    <w:abstractNumId w:val="88"/>
+  </w:num>
+  <w:num w:numId="71" w16cid:durableId="1444035556">
     <w:abstractNumId w:val="84"/>
   </w:num>
-  <w:num w:numId="64" w16cid:durableId="1672560278">
-    <w:abstractNumId w:val="55"/>
-  </w:num>
-  <w:num w:numId="65" w16cid:durableId="2141456029">
-    <w:abstractNumId w:val="82"/>
-  </w:num>
-  <w:num w:numId="66" w16cid:durableId="1634872801">
-    <w:abstractNumId w:val="67"/>
-  </w:num>
-  <w:num w:numId="67" w16cid:durableId="1757899179">
-    <w:abstractNumId w:val="27"/>
-  </w:num>
-  <w:num w:numId="68" w16cid:durableId="795297587">
-    <w:abstractNumId w:val="59"/>
-  </w:num>
-  <w:num w:numId="69" w16cid:durableId="658776858">
-    <w:abstractNumId w:val="53"/>
-  </w:num>
-  <w:num w:numId="70" w16cid:durableId="647438927">
-    <w:abstractNumId w:val="87"/>
-  </w:num>
-  <w:num w:numId="71" w16cid:durableId="1444035556">
-    <w:abstractNumId w:val="83"/>
-  </w:num>
   <w:num w:numId="72" w16cid:durableId="569465742">
-    <w:abstractNumId w:val="33"/>
+    <w:abstractNumId w:val="34"/>
   </w:num>
   <w:num w:numId="73" w16cid:durableId="1314094488">
-    <w:abstractNumId w:val="94"/>
+    <w:abstractNumId w:val="95"/>
   </w:num>
   <w:num w:numId="74" w16cid:durableId="69279948">
-    <w:abstractNumId w:val="102"/>
+    <w:abstractNumId w:val="103"/>
   </w:num>
   <w:num w:numId="75" w16cid:durableId="2074544202">
-    <w:abstractNumId w:val="30"/>
+    <w:abstractNumId w:val="31"/>
   </w:num>
   <w:num w:numId="76" w16cid:durableId="948439523">
     <w:abstractNumId w:val="9"/>
   </w:num>
   <w:num w:numId="77" w16cid:durableId="870580505">
-    <w:abstractNumId w:val="51"/>
+    <w:abstractNumId w:val="52"/>
   </w:num>
   <w:num w:numId="78" w16cid:durableId="1967856371">
     <w:abstractNumId w:val="19"/>
   </w:num>
   <w:num w:numId="79" w16cid:durableId="1286546230">
-    <w:abstractNumId w:val="85"/>
+    <w:abstractNumId w:val="86"/>
   </w:num>
   <w:num w:numId="80" w16cid:durableId="391654865">
-    <w:abstractNumId w:val="71"/>
+    <w:abstractNumId w:val="72"/>
   </w:num>
   <w:num w:numId="81" w16cid:durableId="1353991129">
-    <w:abstractNumId w:val="81"/>
+    <w:abstractNumId w:val="82"/>
   </w:num>
   <w:num w:numId="82" w16cid:durableId="261453933">
     <w:abstractNumId w:val="22"/>
   </w:num>
   <w:num w:numId="83" w16cid:durableId="1963729847">
-    <w:abstractNumId w:val="58"/>
+    <w:abstractNumId w:val="59"/>
   </w:num>
   <w:num w:numId="84" w16cid:durableId="341471403">
-    <w:abstractNumId w:val="25"/>
+    <w:abstractNumId w:val="26"/>
   </w:num>
   <w:num w:numId="85" w16cid:durableId="198787135">
     <w:abstractNumId w:val="13"/>
   </w:num>
   <w:num w:numId="86" w16cid:durableId="1443694159">
-    <w:abstractNumId w:val="41"/>
+    <w:abstractNumId w:val="42"/>
   </w:num>
   <w:num w:numId="87" w16cid:durableId="1935019435">
     <w:abstractNumId w:val="3"/>
@@ -55732,19 +54895,19 @@
     <w:abstractNumId w:val="23"/>
   </w:num>
   <w:num w:numId="90" w16cid:durableId="1353461263">
-    <w:abstractNumId w:val="39"/>
+    <w:abstractNumId w:val="40"/>
   </w:num>
   <w:num w:numId="91" w16cid:durableId="1698390398">
-    <w:abstractNumId w:val="79"/>
+    <w:abstractNumId w:val="80"/>
   </w:num>
   <w:num w:numId="92" w16cid:durableId="1169324276">
-    <w:abstractNumId w:val="104"/>
+    <w:abstractNumId w:val="105"/>
   </w:num>
   <w:num w:numId="93" w16cid:durableId="2139564923">
-    <w:abstractNumId w:val="45"/>
+    <w:abstractNumId w:val="46"/>
   </w:num>
   <w:num w:numId="94" w16cid:durableId="1810437231">
-    <w:abstractNumId w:val="26"/>
+    <w:abstractNumId w:val="27"/>
   </w:num>
   <w:num w:numId="95" w16cid:durableId="441463227">
     <w:abstractNumId w:val="6"/>
@@ -55753,44 +54916,59 @@
     <w:abstractNumId w:val="20"/>
   </w:num>
   <w:num w:numId="97" w16cid:durableId="1617104256">
-    <w:abstractNumId w:val="98"/>
+    <w:abstractNumId w:val="99"/>
   </w:num>
   <w:num w:numId="98" w16cid:durableId="1143235242">
-    <w:abstractNumId w:val="73"/>
+    <w:abstractNumId w:val="74"/>
   </w:num>
   <w:num w:numId="99" w16cid:durableId="1784570657">
-    <w:abstractNumId w:val="34"/>
+    <w:abstractNumId w:val="35"/>
   </w:num>
   <w:num w:numId="100" w16cid:durableId="124935720">
-    <w:abstractNumId w:val="93"/>
+    <w:abstractNumId w:val="94"/>
   </w:num>
   <w:num w:numId="101" w16cid:durableId="860902453">
-    <w:abstractNumId w:val="43"/>
+    <w:abstractNumId w:val="44"/>
   </w:num>
   <w:num w:numId="102" w16cid:durableId="769737276">
-    <w:abstractNumId w:val="36"/>
+    <w:abstractNumId w:val="37"/>
   </w:num>
   <w:num w:numId="103" w16cid:durableId="271667215">
-    <w:abstractNumId w:val="28"/>
+    <w:abstractNumId w:val="29"/>
   </w:num>
   <w:num w:numId="104" w16cid:durableId="698354005">
+    <w:abstractNumId w:val="51"/>
+  </w:num>
+  <w:num w:numId="105" w16cid:durableId="1055930026">
+    <w:abstractNumId w:val="81"/>
+  </w:num>
+  <w:num w:numId="106" w16cid:durableId="1933732799">
     <w:abstractNumId w:val="50"/>
   </w:num>
-  <w:num w:numId="105" w16cid:durableId="1055930026">
-    <w:abstractNumId w:val="80"/>
+  <w:num w:numId="107" w16cid:durableId="1324892449">
+    <w:abstractNumId w:val="61"/>
   </w:num>
-  <w:num w:numId="106" w16cid:durableId="1933732799">
-    <w:abstractNumId w:val="49"/>
+  <w:num w:numId="108" w16cid:durableId="708989774">
+    <w:abstractNumId w:val="24"/>
   </w:num>
-  <w:num w:numId="107" w16cid:durableId="1324892449">
-    <w:abstractNumId w:val="60"/>
+  <w:num w:numId="109" w16cid:durableId="919367504">
+    <w:abstractNumId w:val="66"/>
+    <w:lvlOverride w:ilvl="0">
+      <w:startOverride w:val="1"/>
+    </w:lvlOverride>
+  </w:num>
+  <w:num w:numId="110" w16cid:durableId="1864859483">
+    <w:abstractNumId w:val="66"/>
+    <w:lvlOverride w:ilvl="0">
+      <w:startOverride w:val="1"/>
+    </w:lvlOverride>
   </w:num>
   <w:numIdMacAtCleanup w:val="106"/>
 </w:numbering>
 </file>
 
 <file path=word/styles.xml><?xml version="1.0" encoding="utf-8"?>
-<w:styles xmlns:mc="http://schemas.openxmlformats.org/markup-compatibility/2006" xmlns:r="http://schemas.openxmlformats.org/officeDocument/2006/relationships" xmlns:w="http://schemas.openxmlformats.org/wordprocessingml/2006/main" xmlns:w14="http://schemas.microsoft.com/office/word/2010/wordml" xmlns:w15="http://schemas.microsoft.com/office/word/2012/wordml" xmlns:w16cex="http://schemas.microsoft.com/office/word/2018/wordml/cex" xmlns:w16cid="http://schemas.microsoft.com/office/word/2016/wordml/cid" xmlns:w16="http://schemas.microsoft.com/office/word/2018/wordml" xmlns:w16sdtdh="http://schemas.microsoft.com/office/word/2020/wordml/sdtdatahash" xmlns:w16se="http://schemas.microsoft.com/office/word/2015/wordml/symex" mc:Ignorable="w14 w15 w16se w16cid w16 w16cex w16sdtdh">
+<w:styles xmlns:mc="http://schemas.openxmlformats.org/markup-compatibility/2006" xmlns:r="http://schemas.openxmlformats.org/officeDocument/2006/relationships" xmlns:w="http://schemas.openxmlformats.org/wordprocessingml/2006/main" xmlns:w14="http://schemas.microsoft.com/office/word/2010/wordml" xmlns:w15="http://schemas.microsoft.com/office/word/2012/wordml" xmlns:w16cex="http://schemas.microsoft.com/office/word/2018/wordml/cex" xmlns:w16cid="http://schemas.microsoft.com/office/word/2016/wordml/cid" xmlns:w16="http://schemas.microsoft.com/office/word/2018/wordml" xmlns:w16du="http://schemas.microsoft.com/office/word/2023/wordml/word16du" xmlns:w16sdtdh="http://schemas.microsoft.com/office/word/2020/wordml/sdtdatahash" xmlns:w16sdtfl="http://schemas.microsoft.com/office/word/2024/wordml/sdtformatlock" xmlns:w16se="http://schemas.microsoft.com/office/word/2015/wordml/symex" mc:Ignorable="w14 w15 w16se w16cid w16 w16cex w16sdtdh w16sdtfl w16du">
   <w:docDefaults>
     <w:rPrDefault>
       <w:rPr>
@@ -56194,7 +55372,6 @@
   <w:style w:type="character" w:default="1" w:styleId="DefaultParagraphFont">
     <w:name w:val="Default Paragraph Font"/>
     <w:uiPriority w:val="1"/>
-    <w:semiHidden/>
     <w:unhideWhenUsed/>
   </w:style>
   <w:style w:type="table" w:default="1" w:styleId="TableNormal">
@@ -56326,21 +55503,19 @@
       </w:tblCellMar>
     </w:tblPr>
   </w:style>
-  <w:style w:type="character" w:customStyle="1" w:styleId="BlankWord111">
-    <w:name w:val="BlankWord111"/>
-    <w:basedOn w:val="DefaultParagraphFont"/>
+  <w:style w:type="character" w:customStyle="1" w:styleId="BlkCh">
+    <w:name w:val="BlkCh"/>
+    <w:basedOn w:val="SS3-115Char"/>
     <w:uiPriority w:val="1"/>
-    <w:rsid w:val="00BF6E69"/>
+    <w:qFormat/>
+    <w:rsid w:val="007B4E4E"/>
     <w:rPr>
       <w:rFonts w:ascii="Source Sans 3" w:hAnsi="Source Sans 3"/>
-      <w:sz w:val="23"/>
-      <w:bdr w:val="dashSmallGap" w:sz="12" w:space="0" w:color="ED7D31" w:themeColor="accent2"/>
-      <w:shd w:val="pct5" w:color="auto" w:fill="FFF2CC" w:themeFill="accent4" w:themeFillTint="33"/>
-      <w14:textOutline w14:w="9525" w14:cap="rnd" w14:cmpd="sng" w14:algn="ctr">
-        <w14:noFill/>
-        <w14:prstDash w14:val="solid"/>
-        <w14:bevel/>
-      </w14:textOutline>
+      <w:sz w:val="24"/>
+      <w:szCs w:val="23"/>
+      <w:bdr w:val="dotted" w:sz="18" w:space="0" w:color="EE0000"/>
+      <w:shd w:val="clear" w:color="auto" w:fill="FFFFFF" w:themeFill="background1"/>
+      <w:lang w:bidi="ar-SA"/>
     </w:rPr>
   </w:style>
   <w:style w:type="table" w:customStyle="1" w:styleId="BorderedTable">
@@ -56388,25 +55563,22 @@
       <w:shd w:val="clear" w:color="auto" w:fill="E1DFDD"/>
     </w:rPr>
   </w:style>
-  <w:style w:type="paragraph" w:customStyle="1" w:styleId="BlankWord222">
-    <w:name w:val="BlankWord222"/>
-    <w:basedOn w:val="Normal"/>
-    <w:rsid w:val="00BF6E69"/>
+  <w:style w:type="paragraph" w:customStyle="1" w:styleId="BlkLp">
+    <w:name w:val="BlkLp"/>
+    <w:basedOn w:val="ListParagraph"/>
+    <w:qFormat/>
+    <w:rsid w:val="004A3BD7"/>
     <w:pPr>
-      <w:spacing w:after="0" w:line="240" w:lineRule="auto"/>
+      <w:numPr>
+        <w:numId w:val="62"/>
+      </w:numPr>
+      <w:ind w:left="284" w:hanging="284"/>
     </w:pPr>
     <w:rPr>
-      <w:rFonts w:ascii="Source Sans 3" w:hAnsi="Source Sans 3" w:cs="B Zar"/>
-      <w:sz w:val="23"/>
-      <w:szCs w:val="21"/>
-      <w:bdr w:val="dashSmallGap" w:sz="12" w:space="0" w:color="ED7D31" w:themeColor="accent2"/>
-      <w:shd w:val="pct5" w:color="auto" w:fill="FFF2CC" w:themeFill="accent4" w:themeFillTint="33"/>
-      <w:lang w:bidi="ar-SA"/>
-      <w14:textOutline w14:w="9525" w14:cap="rnd" w14:cmpd="sng" w14:algn="ctr">
-        <w14:noFill/>
-        <w14:prstDash w14:val="solid"/>
-        <w14:bevel/>
-      </w14:textOutline>
+      <w:rFonts w:ascii="Source Sans 3" w:hAnsi="Source Sans 3"/>
+      <w:sz w:val="24"/>
+      <w:szCs w:val="23"/>
+      <w:bdr w:val="dashSmallGap" w:sz="8" w:space="0" w:color="EE0000"/>
     </w:rPr>
   </w:style>
   <w:style w:type="table" w:customStyle="1" w:styleId="ColumnStackTable">
@@ -56635,24 +55807,6 @@
       </w:tblBorders>
     </w:tblPr>
   </w:style>
-  <w:style w:type="paragraph" w:customStyle="1" w:styleId="BlkLp">
-    <w:name w:val="BlkLp"/>
-    <w:basedOn w:val="ListParagraph"/>
-    <w:link w:val="BlkLpChar"/>
-    <w:qFormat/>
-    <w:rsid w:val="0036092A"/>
-    <w:pPr>
-      <w:spacing w:after="120"/>
-      <w:ind w:left="0"/>
-    </w:pPr>
-    <w:rPr>
-      <w:rFonts w:ascii="Source Sans 3 Medium" w:hAnsi="Source Sans 3 Medium" w:cs="Source Sans 3"/>
-      <w:sz w:val="23"/>
-      <w:szCs w:val="23"/>
-      <w:bdr w:val="dotDash" w:sz="4" w:space="0" w:color="BFB599"/>
-      <w:shd w:val="clear" w:color="auto" w:fill="FFC9C9"/>
-    </w:rPr>
-  </w:style>
   <w:style w:type="character" w:customStyle="1" w:styleId="ListParagraphChar">
     <w:name w:val="List Paragraph Char"/>
     <w:basedOn w:val="DefaultParagraphFont"/>
@@ -56662,21 +55816,6 @@
     <w:rPr>
       <w:rFonts w:ascii="Calibri" w:eastAsia="Calibri" w:hAnsi="Calibri" w:cs="Calibri"/>
       <w:kern w:val="0"/>
-      <w:lang w:bidi="ar-SA"/>
-      <w14:ligatures w14:val="none"/>
-    </w:rPr>
-  </w:style>
-  <w:style w:type="character" w:customStyle="1" w:styleId="BlkLpChar">
-    <w:name w:val="BlkLp Char"/>
-    <w:basedOn w:val="ListParagraphChar"/>
-    <w:link w:val="BlkLp"/>
-    <w:rsid w:val="0036092A"/>
-    <w:rPr>
-      <w:rFonts w:ascii="Source Sans 3 Medium" w:eastAsia="Calibri" w:hAnsi="Source Sans 3 Medium" w:cs="Source Sans 3"/>
-      <w:kern w:val="0"/>
-      <w:sz w:val="23"/>
-      <w:szCs w:val="23"/>
-      <w:bdr w:val="dotDash" w:sz="4" w:space="0" w:color="BFB599"/>
       <w:lang w:bidi="ar-SA"/>
       <w14:ligatures w14:val="none"/>
     </w:rPr>
@@ -56888,9 +56027,9 @@
     <w:basedOn w:val="Normal"/>
     <w:link w:val="SS3-115Char"/>
     <w:qFormat/>
-    <w:rsid w:val="00A35A9F"/>
+    <w:rsid w:val="007B4E4E"/>
     <w:pPr>
-      <w:spacing w:after="120" w:line="240" w:lineRule="auto"/>
+      <w:spacing w:after="0" w:line="240" w:lineRule="auto"/>
     </w:pPr>
     <w:rPr>
       <w:rFonts w:ascii="Source Sans 3" w:hAnsi="Source Sans 3"/>
@@ -56903,7 +56042,7 @@
     <w:name w:val="SS3-11.5 Char"/>
     <w:basedOn w:val="DefaultParagraphFont"/>
     <w:link w:val="SS3-115"/>
-    <w:rsid w:val="00A35A9F"/>
+    <w:rsid w:val="007B4E4E"/>
     <w:rPr>
       <w:rFonts w:ascii="Source Sans 3" w:hAnsi="Source Sans 3"/>
       <w:sz w:val="23"/>
@@ -57013,42 +56152,16 @@
       <w:shd w:val="clear" w:color="auto" w:fill="auto"/>
     </w:tcPr>
   </w:style>
-  <w:style w:type="paragraph" w:customStyle="1" w:styleId="BlP">
-    <w:name w:val="BlP"/>
-    <w:basedOn w:val="Normal"/>
-    <w:rsid w:val="0009783A"/>
-    <w:rPr>
-      <w:rFonts w:cs="Source Sans 3"/>
-      <w:szCs w:val="23"/>
-      <w:bdr w:val="doubleWave" w:sz="6" w:space="0" w:color="FF0066"/>
-      <w:shd w:val="clear" w:color="auto" w:fill="F7CAAC" w:themeFill="accent2" w:themeFillTint="66"/>
-    </w:rPr>
-  </w:style>
   <w:style w:type="paragraph" w:customStyle="1" w:styleId="BlkPa">
     <w:name w:val="BlkPa"/>
-    <w:basedOn w:val="Normal"/>
+    <w:basedOn w:val="SS3-115"/>
     <w:qFormat/>
-    <w:rsid w:val="00D073E7"/>
+    <w:rsid w:val="00403DD7"/>
     <w:rPr>
-      <w:rFonts w:cs="Source Sans 3"/>
-      <w:szCs w:val="25"/>
-      <w:bdr w:val="dashed" w:sz="4" w:space="0" w:color="FF0000"/>
-      <w:shd w:val="clear" w:color="auto" w:fill="FBE4D5" w:themeFill="accent2" w:themeFillTint="33"/>
-    </w:rPr>
-  </w:style>
-  <w:style w:type="character" w:customStyle="1" w:styleId="BlkCh">
-    <w:name w:val="BlkCh"/>
-    <w:basedOn w:val="DefaultParagraphFont"/>
-    <w:uiPriority w:val="1"/>
-    <w:qFormat/>
-    <w:rsid w:val="00B27DA1"/>
-    <w:rPr>
-      <w:rFonts w:ascii="Source Sans 3" w:hAnsi="Source Sans 3"/>
-      <w:sz w:val="25"/>
-      <w:szCs w:val="25"/>
-      <w:bdr w:val="dotted" w:sz="12" w:space="0" w:color="FF0000"/>
-      <w:shd w:val="clear" w:color="auto" w:fill="FFF2CC" w:themeFill="accent4" w:themeFillTint="33"/>
-      <w:lang w:bidi="ar-SA"/>
+      <w:iCs/>
+      <w:sz w:val="24"/>
+      <w:bdr w:val="dotted" w:sz="18" w:space="0" w:color="ED7D31" w:themeColor="accent2"/>
+      <w:shd w:val="clear" w:color="auto" w:fill="FFFFFF" w:themeFill="background1"/>
     </w:rPr>
   </w:style>
 </w:styles>

--- a/assets/data/Mindset 01/Mindset1- Custom- Units 01-02.docx
+++ b/assets/data/Mindset 01/Mindset1- Custom- Units 01-02.docx
@@ -428,7 +428,6 @@
             <w:pPr>
               <w:pStyle w:val="SS3-115"/>
             </w:pPr>
-            <w:proofErr w:type="gramStart"/>
             <w:r>
               <w:rPr>
                 <w:b/>
@@ -437,11 +436,7 @@
               <w:t>brother</w:t>
             </w:r>
             <w:r>
-              <w:t xml:space="preserve"> :</w:t>
-            </w:r>
-            <w:proofErr w:type="gramEnd"/>
-            <w:r>
-              <w:t xml:space="preserve"> </w:t>
+              <w:t xml:space="preserve"> : </w:t>
             </w:r>
             <w:r>
               <w:rPr>
@@ -457,7 +452,6 @@
                 <w:rStyle w:val="BlkCh"/>
               </w:rPr>
             </w:pPr>
-            <w:proofErr w:type="gramStart"/>
             <w:r>
               <w:rPr>
                 <w:b/>
@@ -466,11 +460,7 @@
               <w:t>cousin</w:t>
             </w:r>
             <w:r>
-              <w:t xml:space="preserve"> :</w:t>
-            </w:r>
-            <w:proofErr w:type="gramEnd"/>
-            <w:r>
-              <w:t xml:space="preserve"> </w:t>
+              <w:t xml:space="preserve"> : </w:t>
             </w:r>
             <w:r>
               <w:rPr>
@@ -507,7 +497,6 @@
             <w:pPr>
               <w:pStyle w:val="SS3-115"/>
             </w:pPr>
-            <w:proofErr w:type="gramStart"/>
             <w:r>
               <w:rPr>
                 <w:b/>
@@ -516,11 +505,7 @@
               <w:t>grandfather</w:t>
             </w:r>
             <w:r>
-              <w:t xml:space="preserve"> :</w:t>
-            </w:r>
-            <w:proofErr w:type="gramEnd"/>
-            <w:r>
-              <w:t xml:space="preserve"> </w:t>
+              <w:t xml:space="preserve"> : </w:t>
             </w:r>
             <w:r>
               <w:rPr>
@@ -536,7 +521,6 @@
                 <w:rStyle w:val="BlkCh"/>
               </w:rPr>
             </w:pPr>
-            <w:proofErr w:type="gramStart"/>
             <w:r>
               <w:rPr>
                 <w:b/>
@@ -545,11 +529,7 @@
               <w:t>uncle</w:t>
             </w:r>
             <w:r>
-              <w:t xml:space="preserve"> :</w:t>
-            </w:r>
-            <w:proofErr w:type="gramEnd"/>
-            <w:r>
-              <w:t xml:space="preserve"> </w:t>
+              <w:t xml:space="preserve"> : </w:t>
             </w:r>
             <w:r>
               <w:rPr>
@@ -565,7 +545,6 @@
                 <w:rStyle w:val="BlkCh"/>
               </w:rPr>
             </w:pPr>
-            <w:proofErr w:type="gramStart"/>
             <w:r>
               <w:rPr>
                 <w:b/>
@@ -574,11 +553,7 @@
               <w:t>aunt</w:t>
             </w:r>
             <w:r>
-              <w:t xml:space="preserve"> :</w:t>
-            </w:r>
-            <w:proofErr w:type="gramEnd"/>
-            <w:r>
-              <w:t xml:space="preserve"> </w:t>
+              <w:t xml:space="preserve"> : </w:t>
             </w:r>
             <w:r>
               <w:rPr>
@@ -591,7 +566,6 @@
             <w:pPr>
               <w:pStyle w:val="SS3-115"/>
             </w:pPr>
-            <w:proofErr w:type="gramStart"/>
             <w:r>
               <w:rPr>
                 <w:b/>
@@ -600,11 +574,7 @@
               <w:t>nephew</w:t>
             </w:r>
             <w:r>
-              <w:t xml:space="preserve"> :</w:t>
-            </w:r>
-            <w:proofErr w:type="gramEnd"/>
-            <w:r>
-              <w:t xml:space="preserve"> </w:t>
+              <w:t xml:space="preserve"> : </w:t>
             </w:r>
             <w:r>
               <w:rPr>
@@ -617,7 +587,6 @@
             <w:pPr>
               <w:pStyle w:val="SS3-115"/>
             </w:pPr>
-            <w:proofErr w:type="gramStart"/>
             <w:r>
               <w:rPr>
                 <w:b/>
@@ -626,11 +595,7 @@
               <w:t>niece</w:t>
             </w:r>
             <w:r>
-              <w:t xml:space="preserve"> :</w:t>
-            </w:r>
-            <w:proofErr w:type="gramEnd"/>
-            <w:r>
-              <w:t xml:space="preserve"> </w:t>
+              <w:t xml:space="preserve"> : </w:t>
             </w:r>
             <w:r>
               <w:rPr>
@@ -648,22 +613,10 @@
                 <w:b/>
                 <w:bCs/>
               </w:rPr>
-              <w:t>great-</w:t>
-            </w:r>
-            <w:proofErr w:type="gramStart"/>
-            <w:r>
-              <w:rPr>
-                <w:b/>
-                <w:bCs/>
-              </w:rPr>
-              <w:t>aunt</w:t>
-            </w:r>
-            <w:r>
-              <w:t xml:space="preserve"> :</w:t>
-            </w:r>
-            <w:proofErr w:type="gramEnd"/>
-            <w:r>
-              <w:t xml:space="preserve"> </w:t>
+              <w:t>great-aunt</w:t>
+            </w:r>
+            <w:r>
+              <w:t xml:space="preserve"> : </w:t>
             </w:r>
             <w:r>
               <w:rPr>
@@ -676,7 +629,6 @@
             <w:pPr>
               <w:pStyle w:val="SS3-115"/>
             </w:pPr>
-            <w:proofErr w:type="gramStart"/>
             <w:r>
               <w:rPr>
                 <w:b/>
@@ -685,11 +637,7 @@
               <w:t>grandmother</w:t>
             </w:r>
             <w:r>
-              <w:t xml:space="preserve"> :</w:t>
-            </w:r>
-            <w:proofErr w:type="gramEnd"/>
-            <w:r>
-              <w:t xml:space="preserve"> </w:t>
+              <w:t xml:space="preserve"> : </w:t>
             </w:r>
             <w:r>
               <w:rPr>
@@ -1518,79 +1466,7 @@
                 <w:sz w:val="23"/>
                 <w:szCs w:val="23"/>
               </w:rPr>
-              <w:t xml:space="preserve"> says, 'Se non </w:t>
-            </w:r>
-            <w:proofErr w:type="spellStart"/>
-            <w:r>
-              <w:rPr>
-                <w:rFonts w:ascii="Source Sans 3" w:hAnsi="Source Sans 3"/>
-                <w:sz w:val="23"/>
-                <w:szCs w:val="23"/>
-              </w:rPr>
-              <w:t>sta</w:t>
-            </w:r>
-            <w:proofErr w:type="spellEnd"/>
-            <w:r>
-              <w:rPr>
-                <w:rFonts w:ascii="Source Sans 3" w:hAnsi="Source Sans 3"/>
-                <w:sz w:val="23"/>
-                <w:szCs w:val="23"/>
-              </w:rPr>
-              <w:t xml:space="preserve"> </w:t>
-            </w:r>
-            <w:proofErr w:type="spellStart"/>
-            <w:r>
-              <w:rPr>
-                <w:rFonts w:ascii="Source Sans 3" w:hAnsi="Source Sans 3"/>
-                <w:sz w:val="23"/>
-                <w:szCs w:val="23"/>
-              </w:rPr>
-              <w:t>andando</w:t>
-            </w:r>
-            <w:proofErr w:type="spellEnd"/>
-            <w:r>
-              <w:rPr>
-                <w:rFonts w:ascii="Source Sans 3" w:hAnsi="Source Sans 3"/>
-                <w:sz w:val="23"/>
-                <w:szCs w:val="23"/>
-              </w:rPr>
-              <w:t xml:space="preserve"> bene </w:t>
-            </w:r>
-            <w:proofErr w:type="spellStart"/>
-            <w:r>
-              <w:rPr>
-                <w:rFonts w:ascii="Source Sans 3" w:hAnsi="Source Sans 3"/>
-                <w:sz w:val="23"/>
-                <w:szCs w:val="23"/>
-              </w:rPr>
-              <w:t>chiamare</w:t>
-            </w:r>
-            <w:proofErr w:type="spellEnd"/>
-            <w:r>
-              <w:rPr>
-                <w:rFonts w:ascii="Source Sans 3" w:hAnsi="Source Sans 3"/>
-                <w:sz w:val="23"/>
-                <w:szCs w:val="23"/>
-              </w:rPr>
-              <w:t xml:space="preserve"> la </w:t>
-            </w:r>
-            <w:proofErr w:type="spellStart"/>
-            <w:r>
-              <w:rPr>
-                <w:rFonts w:ascii="Source Sans 3" w:hAnsi="Source Sans 3"/>
-                <w:sz w:val="23"/>
-                <w:szCs w:val="23"/>
-              </w:rPr>
-              <w:t>nonna</w:t>
-            </w:r>
-            <w:proofErr w:type="spellEnd"/>
-            <w:r>
-              <w:rPr>
-                <w:rFonts w:ascii="Source Sans 3" w:hAnsi="Source Sans 3"/>
-                <w:sz w:val="23"/>
-                <w:szCs w:val="23"/>
-              </w:rPr>
-              <w:t>.'- 'If things aren't going well, call your grandmother."</w:t>
+              <w:t xml:space="preserve"> says, 'Se non sta andando bene chiamare la nonna.'- 'If things aren't going well, call your grandmother."</w:t>
             </w:r>
           </w:p>
         </w:tc>
@@ -2300,25 +2176,7 @@
                       <w:sz w:val="23"/>
                       <w:szCs w:val="23"/>
                     </w:rPr>
-                    <w:t xml:space="preserve">caring only about yourself and </w:t>
-                  </w:r>
-                  <w:proofErr w:type="spellStart"/>
-                  <w:r>
-                    <w:rPr>
-                      <w:rFonts w:ascii="Source Sans 3" w:hAnsi="Source Sans 3"/>
-                      <w:sz w:val="23"/>
-                      <w:szCs w:val="23"/>
-                    </w:rPr>
-                    <w:t>not</w:t>
-                  </w:r>
-                  <w:proofErr w:type="spellEnd"/>
-                  <w:r>
-                    <w:rPr>
-                      <w:rFonts w:ascii="Source Sans 3" w:hAnsi="Source Sans 3"/>
-                      <w:sz w:val="23"/>
-                      <w:szCs w:val="23"/>
-                    </w:rPr>
-                    <w:t xml:space="preserve"> other people</w:t>
+                    <w:t>caring only about yourself and not other people</w:t>
                   </w:r>
                 </w:p>
                 <w:p>
@@ -2565,29 +2423,7 @@
                 <w:sz w:val="23"/>
                 <w:szCs w:val="23"/>
               </w:rPr>
-              <w:t xml:space="preserve">To </w:t>
-            </w:r>
-            <w:proofErr w:type="spellStart"/>
-            <w:r>
-              <w:rPr>
-                <w:rFonts w:ascii="Source Sans 3 Medium" w:hAnsi="Source Sans 3 Medium"/>
-                <w:b/>
-                <w:bCs/>
-                <w:sz w:val="23"/>
-                <w:szCs w:val="23"/>
-              </w:rPr>
-              <w:t>practise</w:t>
-            </w:r>
-            <w:proofErr w:type="spellEnd"/>
-            <w:r>
-              <w:rPr>
-                <w:rFonts w:ascii="Source Sans 3 Medium" w:hAnsi="Source Sans 3 Medium"/>
-                <w:b/>
-                <w:bCs/>
-                <w:sz w:val="23"/>
-                <w:szCs w:val="23"/>
-              </w:rPr>
-              <w:t xml:space="preserve"> finding information quickly, have a race with your partner to find the following phrases in the text. They are not in order.</w:t>
+              <w:t>To practise finding information quickly, have a race with your partner to find the following phrases in the text. They are not in order.</w:t>
             </w:r>
           </w:p>
           <w:p>
@@ -3696,7 +3532,7 @@
               <w:pStyle w:val="BlkLp"/>
               <w:numPr>
                 <w:ilvl w:val="0"/>
-                <w:numId w:val="109"/>
+                <w:numId w:val="106"/>
               </w:numPr>
               <w:ind w:left="284" w:hanging="284"/>
             </w:pPr>
@@ -3769,16 +3605,8 @@
               <w:rPr>
                 <w:u w:val="single"/>
               </w:rPr>
-              <w:t xml:space="preserve">Answer 2: grandparents </w:t>
-            </w:r>
-            <w:proofErr w:type="spellStart"/>
-            <w:r>
-              <w:rPr>
-                <w:u w:val="single"/>
-              </w:rPr>
-              <w:t>storys</w:t>
-            </w:r>
-            <w:proofErr w:type="spellEnd"/>
+              <w:t>Answer 2: grandparents storys</w:t>
+            </w:r>
           </w:p>
           <w:p>
             <w:pPr>
@@ -4073,7 +3901,7 @@
               <w:pStyle w:val="BlkLp"/>
               <w:numPr>
                 <w:ilvl w:val="0"/>
-                <w:numId w:val="110"/>
+                <w:numId w:val="107"/>
               </w:numPr>
               <w:ind w:left="284" w:hanging="284"/>
             </w:pPr>
@@ -4672,23 +4500,7 @@
                       <w:sz w:val="21"/>
                       <w:szCs w:val="21"/>
                     </w:rPr>
-                    <w:t xml:space="preserve">is an adverb of frequency. It gives us an idea of how often something happens. The present </w:t>
-                  </w:r>
-                  <w:proofErr w:type="gramStart"/>
-                  <w:r>
-                    <w:rPr>
-                      <w:sz w:val="21"/>
-                      <w:szCs w:val="21"/>
-                    </w:rPr>
-                    <w:t>simple</w:t>
-                  </w:r>
-                  <w:proofErr w:type="gramEnd"/>
-                  <w:r>
-                    <w:rPr>
-                      <w:sz w:val="21"/>
-                      <w:szCs w:val="21"/>
-                    </w:rPr>
-                    <w:t xml:space="preserve"> tells us about regular events, and adverbs of frequency are common with this tense</w:t>
+                    <w:t>is an adverb of frequency. It gives us an idea of how often something happens. The present simple tells us about regular events, and adverbs of frequency are common with this tense</w:t>
                   </w:r>
                   <w:r>
                     <w:rPr>
@@ -5214,15 +5026,7 @@
               <w:ind w:left="284" w:hanging="284"/>
             </w:pPr>
             <w:r>
-              <w:t xml:space="preserve">What work-related problem </w:t>
-            </w:r>
-            <w:proofErr w:type="gramStart"/>
-            <w:r>
-              <w:t>do</w:t>
-            </w:r>
-            <w:proofErr w:type="gramEnd"/>
-            <w:r>
-              <w:t xml:space="preserve"> people have that makes them less likely to form friendships?</w:t>
+              <w:t>What work-related problem do people have that makes them less likely to form friendships?</w:t>
             </w:r>
           </w:p>
           <w:p>
@@ -5785,51 +5589,7 @@
                 <w:sz w:val="23"/>
                 <w:szCs w:val="23"/>
               </w:rPr>
-              <w:t xml:space="preserve">In Sri Lanka, a family meal often includes </w:t>
-            </w:r>
-            <w:proofErr w:type="spellStart"/>
-            <w:r>
-              <w:rPr>
-                <w:rFonts w:ascii="Source Sans 3 Medium" w:hAnsi="Source Sans 3 Medium"/>
-                <w:b/>
-                <w:bCs/>
-                <w:sz w:val="23"/>
-                <w:szCs w:val="23"/>
-              </w:rPr>
-              <w:t>stringhoppers</w:t>
-            </w:r>
-            <w:proofErr w:type="spellEnd"/>
-            <w:r>
-              <w:rPr>
-                <w:rFonts w:ascii="Source Sans 3 Medium" w:hAnsi="Source Sans 3 Medium"/>
-                <w:b/>
-                <w:bCs/>
-                <w:sz w:val="23"/>
-                <w:szCs w:val="23"/>
-              </w:rPr>
-              <w:t xml:space="preserve">. To make </w:t>
-            </w:r>
-            <w:proofErr w:type="spellStart"/>
-            <w:r>
-              <w:rPr>
-                <w:rFonts w:ascii="Source Sans 3 Medium" w:hAnsi="Source Sans 3 Medium"/>
-                <w:b/>
-                <w:bCs/>
-                <w:sz w:val="23"/>
-                <w:szCs w:val="23"/>
-              </w:rPr>
-              <w:t>stringhoppers</w:t>
-            </w:r>
-            <w:proofErr w:type="spellEnd"/>
-            <w:r>
-              <w:rPr>
-                <w:rFonts w:ascii="Source Sans 3 Medium" w:hAnsi="Source Sans 3 Medium"/>
-                <w:b/>
-                <w:bCs/>
-                <w:sz w:val="23"/>
-                <w:szCs w:val="23"/>
-              </w:rPr>
-              <w:t xml:space="preserve"> you need some special equipment. Choose the best description of each piece of equipment.</w:t>
+              <w:t>In Sri Lanka, a family meal often includes stringhoppers. To make stringhoppers you need some special equipment. Choose the best description of each piece of equipment.</w:t>
             </w:r>
           </w:p>
           <w:p>
@@ -5989,13 +5749,17 @@
                       <w:numId w:val="29"/>
                     </w:numPr>
                   </w:pPr>
-                  <w:proofErr w:type="spellStart"/>
-                  <w:r>
-                    <w:t>Stringhopper</w:t>
-                  </w:r>
-                  <w:proofErr w:type="spellEnd"/>
-                  <w:r>
-                    <w:t xml:space="preserve"> press</w:t>
+                  <w:r>
+                    <w:t>Stringhopper press</w:t>
+                  </w:r>
+                  <w:r>
+                    <w:t xml:space="preserve"> </w:t>
+                  </w:r>
+                  <w:r>
+                    <w:rPr>
+                      <w:rStyle w:val="BlkCh"/>
+                    </w:rPr>
+                    <w:t>B</w:t>
                   </w:r>
                 </w:p>
                 <w:p>
@@ -6021,23 +5785,7 @@
                     <w:ind w:left="454" w:hanging="284"/>
                   </w:pPr>
                   <w:r>
-                    <w:t xml:space="preserve">It's made of heavy metal and has two parts which are similar in shape. The </w:t>
-                  </w:r>
-                  <w:proofErr w:type="spellStart"/>
-                  <w:r>
-                    <w:t>centre</w:t>
-                  </w:r>
-                  <w:proofErr w:type="spellEnd"/>
-                  <w:r>
-                    <w:t xml:space="preserve"> is round and there are handles on each side. </w:t>
-                  </w:r>
-                  <w:proofErr w:type="gramStart"/>
-                  <w:r>
-                    <w:t>One part</w:t>
-                  </w:r>
-                  <w:proofErr w:type="gramEnd"/>
-                  <w:r>
-                    <w:t xml:space="preserve"> fits into the other.</w:t>
+                    <w:t>It's made of heavy metal and has two parts which are similar in shape. The centre is round and there are handles on each side. One part fits into the other.</w:t>
                   </w:r>
                 </w:p>
                 <w:p>
@@ -6179,16 +5927,20 @@
                       <w:numId w:val="29"/>
                     </w:numPr>
                   </w:pPr>
-                  <w:proofErr w:type="spellStart"/>
-                  <w:r>
-                    <w:t>Stringhopper</w:t>
-                  </w:r>
-                  <w:proofErr w:type="spellEnd"/>
+                  <w:r>
+                    <w:t xml:space="preserve">Stringhopper </w:t>
+                  </w:r>
+                  <w:r>
+                    <w:t>mats</w:t>
+                  </w:r>
                   <w:r>
                     <w:t xml:space="preserve"> </w:t>
                   </w:r>
                   <w:r>
-                    <w:t>mats</w:t>
+                    <w:rPr>
+                      <w:rStyle w:val="BlkCh"/>
+                    </w:rPr>
+                    <w:t>A</w:t>
                   </w:r>
                 </w:p>
                 <w:p>
@@ -6201,15 +5953,7 @@
                     <w:ind w:left="454" w:hanging="284"/>
                   </w:pPr>
                   <w:r>
-                    <w:t xml:space="preserve">These are round shallow baskets made of thin pieces of wood. The wood is in a </w:t>
-                  </w:r>
-                  <w:proofErr w:type="spellStart"/>
-                  <w:r>
-                    <w:t>criss-cross</w:t>
-                  </w:r>
-                  <w:proofErr w:type="spellEnd"/>
-                  <w:r>
-                    <w:t xml:space="preserve"> pattern to form large holes.</w:t>
+                    <w:t>These are round shallow baskets made of thin pieces of wood. The wood is in a criss-cross pattern to form large holes.</w:t>
                   </w:r>
                 </w:p>
                 <w:p>
@@ -6333,16 +6077,20 @@
                       <w:numId w:val="29"/>
                     </w:numPr>
                   </w:pPr>
-                  <w:proofErr w:type="spellStart"/>
-                  <w:r>
-                    <w:t>Stringhopper</w:t>
-                  </w:r>
-                  <w:proofErr w:type="spellEnd"/>
+                  <w:r>
+                    <w:t xml:space="preserve">Stringhopper </w:t>
+                  </w:r>
+                  <w:r>
+                    <w:t>mats</w:t>
+                  </w:r>
                   <w:r>
                     <w:t xml:space="preserve"> </w:t>
                   </w:r>
                   <w:r>
-                    <w:t>mats</w:t>
+                    <w:rPr>
+                      <w:rStyle w:val="BlkCh"/>
+                    </w:rPr>
+                    <w:t>C</w:t>
                   </w:r>
                 </w:p>
                 <w:p>
@@ -6532,7 +6280,7 @@
             <w:tblGrid>
               <w:gridCol w:w="1188"/>
               <w:gridCol w:w="1073"/>
-              <w:gridCol w:w="994"/>
+              <w:gridCol w:w="1527"/>
             </w:tblGrid>
             <w:tr>
               <w:tc>
@@ -6640,6 +6388,30 @@
                     <w:t>Plastic</w:t>
                   </w:r>
                 </w:p>
+                <w:p>
+                  <w:pPr>
+                    <w:pStyle w:val="BlkPa"/>
+                  </w:pPr>
+                  <w:r>
+                    <w:t>metal</w:t>
+                  </w:r>
+                </w:p>
+                <w:p>
+                  <w:pPr>
+                    <w:pStyle w:val="BlkPa"/>
+                  </w:pPr>
+                  <w:r>
+                    <w:t>wood</w:t>
+                  </w:r>
+                </w:p>
+                <w:p>
+                  <w:pPr>
+                    <w:pStyle w:val="BlkPa"/>
+                  </w:pPr>
+                  <w:r>
+                    <w:t>cloth</w:t>
+                  </w:r>
+                </w:p>
               </w:tc>
               <w:tc>
                 <w:tcPr>
@@ -6662,6 +6434,22 @@
                     <w:t>Handles</w:t>
                   </w:r>
                 </w:p>
+                <w:p>
+                  <w:pPr>
+                    <w:pStyle w:val="BlkPa"/>
+                  </w:pPr>
+                  <w:r>
+                    <w:t>base</w:t>
+                  </w:r>
+                </w:p>
+                <w:p>
+                  <w:pPr>
+                    <w:pStyle w:val="BlkPa"/>
+                  </w:pPr>
+                  <w:r>
+                    <w:t>tray</w:t>
+                  </w:r>
+                </w:p>
               </w:tc>
               <w:tc>
                 <w:tcPr>
@@ -6682,6 +6470,30 @@
                       <w:szCs w:val="23"/>
                     </w:rPr>
                     <w:t>round</w:t>
+                  </w:r>
+                </w:p>
+                <w:p>
+                  <w:pPr>
+                    <w:pStyle w:val="BlkPa"/>
+                  </w:pPr>
+                  <w:r>
+                    <w:t>square</w:t>
+                  </w:r>
+                </w:p>
+                <w:p>
+                  <w:pPr>
+                    <w:pStyle w:val="BlkPa"/>
+                  </w:pPr>
+                  <w:r>
+                    <w:t>triangle</w:t>
+                  </w:r>
+                </w:p>
+                <w:p>
+                  <w:pPr>
+                    <w:pStyle w:val="BlkPa"/>
+                  </w:pPr>
+                  <w:r>
+                    <w:t>rectangular</w:t>
                   </w:r>
                 </w:p>
               </w:tc>
@@ -6845,10 +6657,12 @@
                 <w:sz w:val="23"/>
                 <w:szCs w:val="23"/>
               </w:rPr>
-              <w:t xml:space="preserve">The pictures show the process of making </w:t>
-            </w:r>
-            <w:proofErr w:type="spellStart"/>
-            <w:r>
+              <w:t>The pictures show the process of making stringhoppers.</w:t>
+            </w:r>
+          </w:p>
+          <w:p>
+            <w:pPr>
+              <w:spacing w:after="120"/>
               <w:rPr>
                 <w:rFonts w:ascii="Source Sans 3 Medium" w:hAnsi="Source Sans 3 Medium"/>
                 <w:b/>
@@ -6856,9 +6670,7 @@
                 <w:sz w:val="23"/>
                 <w:szCs w:val="23"/>
               </w:rPr>
-              <w:t>stringhoppers</w:t>
-            </w:r>
-            <w:proofErr w:type="spellEnd"/>
+            </w:pPr>
             <w:r>
               <w:rPr>
                 <w:rFonts w:ascii="Source Sans 3 Medium" w:hAnsi="Source Sans 3 Medium"/>
@@ -6867,28 +6679,83 @@
                 <w:sz w:val="23"/>
                 <w:szCs w:val="23"/>
               </w:rPr>
-              <w:t>.</w:t>
-            </w:r>
-          </w:p>
-          <w:p>
-            <w:pPr>
-              <w:spacing w:after="120"/>
-              <w:rPr>
-                <w:rFonts w:ascii="Source Sans 3 Medium" w:hAnsi="Source Sans 3 Medium"/>
-                <w:b/>
-                <w:bCs/>
+              <w:t>Match the short instructions to the pictures.</w:t>
+            </w:r>
+          </w:p>
+          <w:p>
+            <w:pPr>
+              <w:pStyle w:val="BlkLp"/>
+              <w:numPr>
+                <w:ilvl w:val="0"/>
+                <w:numId w:val="108"/>
+              </w:numPr>
+            </w:pPr>
+            <w:r>
+              <w:t>c</w:t>
+            </w:r>
+          </w:p>
+          <w:p>
+            <w:pPr>
+              <w:pStyle w:val="BlkLp"/>
+              <w:numPr>
+                <w:ilvl w:val="0"/>
+                <w:numId w:val="108"/>
+              </w:numPr>
+            </w:pPr>
+            <w:r>
+              <w:t>b</w:t>
+            </w:r>
+          </w:p>
+          <w:p>
+            <w:pPr>
+              <w:pStyle w:val="BlkLp"/>
+              <w:numPr>
+                <w:ilvl w:val="0"/>
+                <w:numId w:val="108"/>
+              </w:numPr>
+            </w:pPr>
+            <w:r>
+              <w:t>f</w:t>
+            </w:r>
+          </w:p>
+          <w:p>
+            <w:pPr>
+              <w:pStyle w:val="BlkLp"/>
+              <w:numPr>
+                <w:ilvl w:val="0"/>
+                <w:numId w:val="108"/>
+              </w:numPr>
+            </w:pPr>
+            <w:r>
+              <w:t>a</w:t>
+            </w:r>
+          </w:p>
+          <w:p>
+            <w:pPr>
+              <w:pStyle w:val="BlkLp"/>
+              <w:numPr>
+                <w:ilvl w:val="0"/>
+                <w:numId w:val="108"/>
+              </w:numPr>
+            </w:pPr>
+            <w:r>
+              <w:t>d</w:t>
+            </w:r>
+          </w:p>
+          <w:p>
+            <w:pPr>
+              <w:pStyle w:val="BlkLp"/>
+              <w:numPr>
+                <w:ilvl w:val="0"/>
+                <w:numId w:val="108"/>
+              </w:numPr>
+              <w:spacing w:after="240"/>
+              <w:rPr>
                 <w:rtl/>
               </w:rPr>
             </w:pPr>
             <w:r>
-              <w:rPr>
-                <w:rFonts w:ascii="Source Sans 3 Medium" w:hAnsi="Source Sans 3 Medium"/>
-                <w:b/>
-                <w:bCs/>
-                <w:sz w:val="23"/>
-                <w:szCs w:val="23"/>
-              </w:rPr>
-              <w:t>Match the short instructions to the pictures.</w:t>
+              <w:t>e</w:t>
             </w:r>
           </w:p>
         </w:tc>
@@ -7434,26 +7301,13 @@
               <w:ind w:left="284" w:hanging="284"/>
             </w:pPr>
             <w:r>
-              <w:t xml:space="preserve">push through the </w:t>
-            </w:r>
-            <w:proofErr w:type="spellStart"/>
-            <w:r>
-              <w:t>stringhopper</w:t>
-            </w:r>
-            <w:proofErr w:type="spellEnd"/>
-            <w:r>
-              <w:t xml:space="preserve"> press onto the</w:t>
+              <w:t>push through the stringhopper press onto the</w:t>
             </w:r>
             <w:r>
               <w:t xml:space="preserve"> </w:t>
             </w:r>
-            <w:proofErr w:type="spellStart"/>
-            <w:r>
-              <w:t>stringhopper</w:t>
-            </w:r>
-            <w:proofErr w:type="spellEnd"/>
-            <w:r>
-              <w:t xml:space="preserve"> mats</w:t>
+            <w:r>
+              <w:t>stringhopper mats</w:t>
             </w:r>
           </w:p>
           <w:p>
@@ -7859,7 +7713,16 @@
               <w:pStyle w:val="SS3-115"/>
             </w:pPr>
             <w:r>
-              <w:t>Tea leaves _________ (</w:t>
+              <w:t xml:space="preserve">Tea leaves </w:t>
+            </w:r>
+            <w:r>
+              <w:rPr>
+                <w:rStyle w:val="BlkCh"/>
+              </w:rPr>
+              <w:t>are picked</w:t>
+            </w:r>
+            <w:r>
+              <w:t>(</w:t>
             </w:r>
             <w:r>
               <w:rPr>
@@ -7877,7 +7740,16 @@
               <w:pStyle w:val="SS3-115"/>
             </w:pPr>
             <w:r>
-              <w:t>Only the best leaves (</w:t>
+              <w:t xml:space="preserve">Only the best leaves </w:t>
+            </w:r>
+            <w:r>
+              <w:rPr>
+                <w:rStyle w:val="BlkCh"/>
+              </w:rPr>
+              <w:t>are used</w:t>
+            </w:r>
+            <w:r>
+              <w:t>(</w:t>
             </w:r>
             <w:r>
               <w:rPr>
@@ -7895,7 +7767,16 @@
               <w:pStyle w:val="SS3-115"/>
             </w:pPr>
             <w:r>
-              <w:t>A lot of water (</w:t>
+              <w:t xml:space="preserve">A lot of water </w:t>
+            </w:r>
+            <w:r>
+              <w:rPr>
+                <w:rStyle w:val="BlkCh"/>
+              </w:rPr>
+              <w:t>is needed</w:t>
+            </w:r>
+            <w:r>
+              <w:t>(</w:t>
             </w:r>
             <w:r>
               <w:rPr>
@@ -7913,7 +7794,16 @@
               <w:pStyle w:val="SS3-115"/>
             </w:pPr>
             <w:r>
-              <w:t>A lot of tea ___ _____ (</w:t>
+              <w:t xml:space="preserve">A lot of tea </w:t>
+            </w:r>
+            <w:r>
+              <w:rPr>
+                <w:rStyle w:val="BlkCh"/>
+              </w:rPr>
+              <w:t>is grown</w:t>
+            </w:r>
+            <w:r>
+              <w:t>(</w:t>
             </w:r>
             <w:r>
               <w:rPr>
@@ -8093,31 +7983,7 @@
                 <w:spacing w:val="-2"/>
                 <w:w w:val="105"/>
               </w:rPr>
-              <w:t xml:space="preserve">Complete the sentences about making </w:t>
-            </w:r>
-            <w:proofErr w:type="spellStart"/>
-            <w:r>
-              <w:rPr>
-                <w:rFonts w:ascii="Source Sans 3 Medium" w:hAnsi="Source Sans 3 Medium"/>
-                <w:b/>
-                <w:bCs/>
-                <w:color w:val="101312"/>
-                <w:spacing w:val="-2"/>
-                <w:w w:val="105"/>
-              </w:rPr>
-              <w:t>stringhoppers</w:t>
-            </w:r>
-            <w:proofErr w:type="spellEnd"/>
-            <w:r>
-              <w:rPr>
-                <w:rFonts w:ascii="Source Sans 3 Medium" w:hAnsi="Source Sans 3 Medium"/>
-                <w:b/>
-                <w:bCs/>
-                <w:color w:val="101312"/>
-                <w:spacing w:val="-2"/>
-                <w:w w:val="105"/>
-              </w:rPr>
-              <w:t xml:space="preserve"> with words from the box.</w:t>
+              <w:t>Complete the sentences about making stringhoppers with words from the box.</w:t>
             </w:r>
           </w:p>
           <w:tbl>
@@ -8174,7 +8040,6 @@
                       <w:szCs w:val="23"/>
                     </w:rPr>
                   </w:pPr>
-                  <w:proofErr w:type="gramStart"/>
                   <w:r>
                     <w:rPr>
                       <w:sz w:val="23"/>
@@ -8182,7 +8047,6 @@
                     </w:rPr>
                     <w:t>Finally</w:t>
                   </w:r>
-                  <w:proofErr w:type="gramEnd"/>
                 </w:p>
               </w:tc>
               <w:tc>
@@ -8272,7 +8136,13 @@
               </w:numPr>
             </w:pPr>
             <w:r>
-              <w:t>, the rice is put through a grinder.:</w:t>
+              <w:rPr>
+                <w:rStyle w:val="BlkCh"/>
+              </w:rPr>
+              <w:t>First</w:t>
+            </w:r>
+            <w:r>
+              <w:t>, the rice is put through a grinder.</w:t>
             </w:r>
           </w:p>
           <w:p>
@@ -8284,6 +8154,15 @@
               </w:numPr>
             </w:pPr>
             <w:r>
+              <w:rPr>
+                <w:rStyle w:val="BlkCh"/>
+              </w:rPr>
+              <w:t>After</w:t>
+            </w:r>
+            <w:r>
+              <w:t xml:space="preserve"> </w:t>
+            </w:r>
+            <w:r>
               <w:t>that, water is added to the flour.</w:t>
             </w:r>
           </w:p>
@@ -8296,6 +8175,15 @@
               </w:numPr>
             </w:pPr>
             <w:r>
+              <w:rPr>
+                <w:rStyle w:val="BlkCh"/>
+              </w:rPr>
+              <w:t>Then/ Next</w:t>
+            </w:r>
+            <w:r>
+              <w:t xml:space="preserve"> </w:t>
+            </w:r>
+            <w:r>
               <w:t>it is mixed and made into a dough.</w:t>
             </w:r>
           </w:p>
@@ -8308,15 +8196,16 @@
               </w:numPr>
             </w:pPr>
             <w:r>
-              <w:t xml:space="preserve">is to push the dough through the </w:t>
-            </w:r>
-            <w:proofErr w:type="spellStart"/>
-            <w:r>
-              <w:t>stringhopper</w:t>
-            </w:r>
-            <w:proofErr w:type="spellEnd"/>
-            <w:r>
-              <w:t xml:space="preserve"> press.</w:t>
+              <w:rPr>
+                <w:rStyle w:val="BlkCh"/>
+              </w:rPr>
+              <w:t>The next stage</w:t>
+            </w:r>
+            <w:r>
+              <w:t xml:space="preserve"> </w:t>
+            </w:r>
+            <w:r>
+              <w:t>is to push the dough through the stringhopper press.</w:t>
             </w:r>
           </w:p>
           <w:p>
@@ -8328,15 +8217,16 @@
               </w:numPr>
             </w:pPr>
             <w:r>
-              <w:t xml:space="preserve">the </w:t>
-            </w:r>
-            <w:proofErr w:type="spellStart"/>
-            <w:r>
-              <w:t>stringhoppers</w:t>
-            </w:r>
-            <w:proofErr w:type="spellEnd"/>
-            <w:r>
-              <w:t xml:space="preserve"> are placed in a steamer.</w:t>
+              <w:rPr>
+                <w:rStyle w:val="BlkCh"/>
+              </w:rPr>
+              <w:t>Next I Then</w:t>
+            </w:r>
+            <w:r>
+              <w:t xml:space="preserve"> </w:t>
+            </w:r>
+            <w:r>
+              <w:t>the stringhoppers are placed in a steamer.</w:t>
             </w:r>
           </w:p>
           <w:p>
@@ -8347,6 +8237,12 @@
                 <w:numId w:val="33"/>
               </w:numPr>
             </w:pPr>
+            <w:r>
+              <w:rPr>
+                <w:rStyle w:val="BlkCh"/>
+              </w:rPr>
+              <w:t>Finally</w:t>
+            </w:r>
             <w:r>
               <w:t>, they are served with spicy curries.</w:t>
             </w:r>
@@ -8636,23 +8532,16 @@
               <w:ind w:left="284" w:hanging="284"/>
             </w:pPr>
             <w:r>
-              <w:t xml:space="preserve">There are six stages in the process of making </w:t>
-            </w:r>
-            <w:proofErr w:type="spellStart"/>
-            <w:r>
-              <w:t>stringhoppers</w:t>
-            </w:r>
-            <w:proofErr w:type="spellEnd"/>
-            <w:r>
-              <w:t xml:space="preserve">, beginning with grinding the rice and making a dough and ending with using a steamer to cook the </w:t>
-            </w:r>
-            <w:proofErr w:type="spellStart"/>
-            <w:r>
-              <w:t>stringhoppers</w:t>
-            </w:r>
-            <w:proofErr w:type="spellEnd"/>
-            <w:r>
-              <w:t>.</w:t>
+              <w:t>There are six stages in the process of making stringhoppers, beginning with grinding the rice and making a dough and ending with using a steamer to cook the stringhoppers.</w:t>
+            </w:r>
+          </w:p>
+          <w:p>
+            <w:pPr>
+              <w:pStyle w:val="BlkPa"/>
+              <w:ind w:left="284"/>
+            </w:pPr>
+            <w:r>
+              <w:t>overview</w:t>
             </w:r>
           </w:p>
           <w:p>
@@ -8665,15 +8554,16 @@
               <w:ind w:left="284" w:hanging="284"/>
             </w:pPr>
             <w:r>
-              <w:t xml:space="preserve">The diagram demonstrates the process of preparing </w:t>
-            </w:r>
-            <w:proofErr w:type="spellStart"/>
-            <w:r>
-              <w:t>stringhoppers</w:t>
-            </w:r>
-            <w:proofErr w:type="spellEnd"/>
-            <w:r>
-              <w:t>, a kind of noodle.</w:t>
+              <w:t>The diagram demonstrates the process of preparing stringhoppers, a kind of noodle.</w:t>
+            </w:r>
+          </w:p>
+          <w:p>
+            <w:pPr>
+              <w:pStyle w:val="BlkPa"/>
+              <w:ind w:left="284"/>
+            </w:pPr>
+            <w:r>
+              <w:t>introduction</w:t>
             </w:r>
           </w:p>
         </w:tc>
@@ -8864,6 +8754,21 @@
           </w:p>
           <w:p>
             <w:pPr>
+              <w:pStyle w:val="BlkPa"/>
+              <w:spacing w:before="120" w:after="120"/>
+              <w:rPr>
+                <w:w w:val="105"/>
+              </w:rPr>
+            </w:pPr>
+            <w:r>
+              <w:rPr>
+                <w:w w:val="105"/>
+              </w:rPr>
+              <w:t>a and d are not overviews</w:t>
+            </w:r>
+          </w:p>
+          <w:p>
+            <w:pPr>
               <w:pStyle w:val="SS3-115"/>
               <w:numPr>
                 <w:ilvl w:val="0"/>
@@ -8885,15 +8790,7 @@
               <w:ind w:left="284" w:hanging="284"/>
             </w:pPr>
             <w:r>
-              <w:t xml:space="preserve">To make a perfect </w:t>
-            </w:r>
-            <w:proofErr w:type="spellStart"/>
-            <w:r>
-              <w:t>omelette</w:t>
-            </w:r>
-            <w:proofErr w:type="spellEnd"/>
-            <w:r>
-              <w:t xml:space="preserve"> you need fresh ingredients, the right equipment and the correct technique. You must also cook it for the correct amount of time and pay attention to the temperature.</w:t>
+              <w:t>To make a perfect omelette you need fresh ingredients, the right equipment and the correct technique. You must also cook it for the correct amount of time and pay attention to the temperature.</w:t>
             </w:r>
           </w:p>
           <w:p>
@@ -9117,6 +9014,15 @@
           </w:p>
           <w:p>
             <w:pPr>
+              <w:pStyle w:val="BlkPa"/>
+              <w:ind w:left="284"/>
+            </w:pPr>
+            <w:r>
+              <w:t>The diagram demonstrates the process of preparing stringhoppers, a kind of noodle dish.</w:t>
+            </w:r>
+          </w:p>
+          <w:p>
+            <w:pPr>
               <w:pStyle w:val="SS3-115"/>
               <w:numPr>
                 <w:ilvl w:val="0"/>
@@ -9130,6 +9036,15 @@
           </w:p>
           <w:p>
             <w:pPr>
+              <w:pStyle w:val="BlkPa"/>
+              <w:ind w:left="284"/>
+            </w:pPr>
+            <w:r>
+              <w:t>There are six main stages in the process, beginning with grinding the rice and making a dough and ending with using a steamer to cook the stringhoppers.</w:t>
+            </w:r>
+          </w:p>
+          <w:p>
+            <w:pPr>
               <w:pStyle w:val="SS3-115"/>
               <w:numPr>
                 <w:ilvl w:val="0"/>
@@ -9143,6 +9058,15 @@
           </w:p>
           <w:p>
             <w:pPr>
+              <w:pStyle w:val="BlkPa"/>
+              <w:ind w:left="284"/>
+            </w:pPr>
+            <w:r>
+              <w:t>First, Next, After that, then, The final stage is</w:t>
+            </w:r>
+          </w:p>
+          <w:p>
+            <w:pPr>
               <w:pStyle w:val="SS3-115"/>
               <w:numPr>
                 <w:ilvl w:val="0"/>
@@ -9156,6 +9080,15 @@
           </w:p>
           <w:p>
             <w:pPr>
+              <w:pStyle w:val="BlkPa"/>
+              <w:ind w:left="284"/>
+            </w:pPr>
+            <w:r>
+              <w:t>is put, is mixed, (is) formed, is put, is pushed, are placed, are... cooked</w:t>
+            </w:r>
+          </w:p>
+          <w:p>
+            <w:pPr>
               <w:pStyle w:val="SS3-115"/>
               <w:numPr>
                 <w:ilvl w:val="0"/>
@@ -9169,6 +9102,15 @@
           </w:p>
           <w:p>
             <w:pPr>
+              <w:pStyle w:val="BlkPa"/>
+              <w:ind w:left="284"/>
+            </w:pPr>
+            <w:r>
+              <w:t>a metal piece of equipment with two handles and holes in it; round baskets made of thin pieces of wood</w:t>
+            </w:r>
+          </w:p>
+          <w:p>
+            <w:pPr>
               <w:pStyle w:val="SS3-115"/>
               <w:numPr>
                 <w:ilvl w:val="0"/>
@@ -9178,6 +9120,15 @@
             </w:pPr>
             <w:r>
               <w:t>vocabulary from the short instructions</w:t>
+            </w:r>
+          </w:p>
+          <w:p>
+            <w:pPr>
+              <w:pStyle w:val="BlkPa"/>
+              <w:ind w:left="284"/>
+            </w:pPr>
+            <w:r>
+              <w:t>grind, rice, dough, steamer, grinder, flour, stringhopper press, stringhopper mats, cook, serve, spicy, curries</w:t>
             </w:r>
           </w:p>
           <w:p>
@@ -9284,39 +9235,7 @@
                       <w:sz w:val="21"/>
                       <w:szCs w:val="21"/>
                     </w:rPr>
-                    <w:t xml:space="preserve"> the process of preparing </w:t>
-                  </w:r>
-                  <w:proofErr w:type="spellStart"/>
-                  <w:r>
-                    <w:rPr>
-                      <w:sz w:val="21"/>
-                      <w:szCs w:val="21"/>
-                    </w:rPr>
-                    <w:t>stringhoppers</w:t>
-                  </w:r>
-                  <w:proofErr w:type="spellEnd"/>
-                  <w:r>
-                    <w:rPr>
-                      <w:sz w:val="21"/>
-                      <w:szCs w:val="21"/>
-                    </w:rPr>
-                    <w:t xml:space="preserve">. a kind of noodle dish. There are six main stages in the process, beginning with grinding the rice and making a dough and ending with using a steamer to cook the </w:t>
-                  </w:r>
-                  <w:proofErr w:type="spellStart"/>
-                  <w:r>
-                    <w:rPr>
-                      <w:sz w:val="21"/>
-                      <w:szCs w:val="21"/>
-                    </w:rPr>
-                    <w:t>stringhoppers</w:t>
-                  </w:r>
-                  <w:proofErr w:type="spellEnd"/>
-                  <w:r>
-                    <w:rPr>
-                      <w:sz w:val="21"/>
-                      <w:szCs w:val="21"/>
-                    </w:rPr>
-                    <w:t>.</w:t>
+                    <w:t xml:space="preserve"> the process of preparing stringhoppers. a kind of noodle dish. There are six main stages in the process, beginning with grinding the rice and making a dough and ending with using a steamer to cook the stringhoppers.</w:t>
                   </w:r>
                 </w:p>
                 <w:p>
@@ -9332,55 +9251,7 @@
                       <w:sz w:val="21"/>
                       <w:szCs w:val="21"/>
                     </w:rPr>
-                    <w:t xml:space="preserve">First, the dry rice is put into a rice grinder to make it into flour. Next, the flour is mixed with water and formed into dough. After that, the dough is put into a </w:t>
-                  </w:r>
-                  <w:proofErr w:type="spellStart"/>
-                  <w:r>
-                    <w:rPr>
-                      <w:sz w:val="21"/>
-                      <w:szCs w:val="21"/>
-                    </w:rPr>
-                    <w:t>stringhopper</w:t>
-                  </w:r>
-                  <w:proofErr w:type="spellEnd"/>
-                  <w:r>
-                    <w:rPr>
-                      <w:sz w:val="21"/>
-                      <w:szCs w:val="21"/>
-                    </w:rPr>
-                    <w:t xml:space="preserve"> press, which is a metal piece of equipment with two handles and holes in it. The dough is pushed through the holes and it comes out as thin noodles. The noodle 'nests' are placed onto individual </w:t>
-                  </w:r>
-                  <w:proofErr w:type="spellStart"/>
-                  <w:r>
-                    <w:rPr>
-                      <w:sz w:val="21"/>
-                      <w:szCs w:val="21"/>
-                    </w:rPr>
-                    <w:t>stringhopper</w:t>
-                  </w:r>
-                  <w:proofErr w:type="spellEnd"/>
-                  <w:r>
-                    <w:rPr>
-                      <w:sz w:val="21"/>
-                      <w:szCs w:val="21"/>
-                    </w:rPr>
-                    <w:t xml:space="preserve"> mats, which are round baskets made of thin pieces of wood. They are then cooked in a steamer until they are ready. The final stage is to serve the </w:t>
-                  </w:r>
-                  <w:proofErr w:type="spellStart"/>
-                  <w:r>
-                    <w:rPr>
-                      <w:sz w:val="21"/>
-                      <w:szCs w:val="21"/>
-                    </w:rPr>
-                    <w:t>stringhoppers</w:t>
-                  </w:r>
-                  <w:proofErr w:type="spellEnd"/>
-                  <w:r>
-                    <w:rPr>
-                      <w:sz w:val="21"/>
-                      <w:szCs w:val="21"/>
-                    </w:rPr>
-                    <w:t xml:space="preserve"> with a variety of spicy curries.</w:t>
+                    <w:t>First, the dry rice is put into a rice grinder to make it into flour. Next, the flour is mixed with water and formed into dough. After that, the dough is put into a stringhopper press, which is a metal piece of equipment with two handles and holes in it. The dough is pushed through the holes and it comes out as thin noodles. The noodle 'nests' are placed onto individual stringhopper mats, which are round baskets made of thin pieces of wood. They are then cooked in a steamer until they are ready. The final stage is to serve the stringhoppers with a variety of spicy curries.</w:t>
                   </w:r>
                 </w:p>
               </w:tc>
@@ -10438,7 +10309,34 @@
               </w:numPr>
             </w:pPr>
             <w:r>
-              <w:t>A sheet is _______ on the ground and the tree is _______ to get the cherries.</w:t>
+              <w:t xml:space="preserve">A sheet is </w:t>
+            </w:r>
+            <w:r>
+              <w:rPr>
+                <w:rStyle w:val="BlkCh"/>
+              </w:rPr>
+              <w:t>spread</w:t>
+            </w:r>
+            <w:r>
+              <w:rPr>
+                <w:w w:val="105"/>
+              </w:rPr>
+              <w:t xml:space="preserve"> </w:t>
+            </w:r>
+            <w:r>
+              <w:t xml:space="preserve">on the ground and the tree is </w:t>
+            </w:r>
+            <w:r>
+              <w:rPr>
+                <w:rStyle w:val="BlkCh"/>
+              </w:rPr>
+              <w:t>shaken</w:t>
+            </w:r>
+            <w:r>
+              <w:t xml:space="preserve"> </w:t>
+            </w:r>
+            <w:r>
+              <w:t>to get the cherries.</w:t>
             </w:r>
           </w:p>
           <w:p>
@@ -10450,7 +10348,31 @@
               </w:numPr>
             </w:pPr>
             <w:r>
-              <w:t>The cherries are and are _______ to the processing plant.</w:t>
+              <w:t xml:space="preserve">The cherries are </w:t>
+            </w:r>
+            <w:r>
+              <w:rPr>
+                <w:rStyle w:val="BlkCh"/>
+              </w:rPr>
+              <w:t>collected</w:t>
+            </w:r>
+            <w:r>
+              <w:t xml:space="preserve"> </w:t>
+            </w:r>
+            <w:r>
+              <w:t xml:space="preserve">and are </w:t>
+            </w:r>
+            <w:r>
+              <w:rPr>
+                <w:rStyle w:val="BlkCh"/>
+              </w:rPr>
+              <w:t>transported / taken</w:t>
+            </w:r>
+            <w:r>
+              <w:t xml:space="preserve"> </w:t>
+            </w:r>
+            <w:r>
+              <w:t>to the processing plant.</w:t>
             </w:r>
           </w:p>
           <w:p>
@@ -10462,7 +10384,13 @@
               </w:numPr>
             </w:pPr>
             <w:r>
-              <w:t xml:space="preserve">The leaves and stems are ------- </w:t>
+              <w:t xml:space="preserve">The leaves and stems are </w:t>
+            </w:r>
+            <w:r>
+              <w:rPr>
+                <w:rStyle w:val="BlkCh"/>
+              </w:rPr>
+              <w:t>removed</w:t>
             </w:r>
           </w:p>
           <w:p>
@@ -10474,7 +10402,16 @@
               </w:numPr>
             </w:pPr>
             <w:r>
-              <w:t xml:space="preserve">The cherries are ______ _ </w:t>
+              <w:t xml:space="preserve">The cherries are </w:t>
+            </w:r>
+            <w:r>
+              <w:rPr>
+                <w:rStyle w:val="BlkCh"/>
+              </w:rPr>
+              <w:t>washed</w:t>
+            </w:r>
+            <w:r>
+              <w:t xml:space="preserve"> </w:t>
             </w:r>
           </w:p>
           <w:p>
@@ -10486,7 +10423,19 @@
               </w:numPr>
             </w:pPr>
             <w:r>
-              <w:t>The stone is _______ out of the middle of the cherry.</w:t>
+              <w:t xml:space="preserve">The stone is </w:t>
+            </w:r>
+            <w:r>
+              <w:rPr>
+                <w:rStyle w:val="BlkCh"/>
+              </w:rPr>
+              <w:t>taken out</w:t>
+            </w:r>
+            <w:r>
+              <w:t xml:space="preserve"> </w:t>
+            </w:r>
+            <w:r>
+              <w:t>of the middle of the cherry.</w:t>
             </w:r>
           </w:p>
           <w:p>
@@ -10498,7 +10447,28 @@
               </w:numPr>
             </w:pPr>
             <w:r>
-              <w:t>The cherries are and extra ingredients are ______ _</w:t>
+              <w:t>The cherries are</w:t>
+            </w:r>
+            <w:r>
+              <w:t xml:space="preserve"> </w:t>
+            </w:r>
+            <w:r>
+              <w:rPr>
+                <w:rStyle w:val="BlkCh"/>
+              </w:rPr>
+              <w:t>cooked</w:t>
+            </w:r>
+            <w:r>
+              <w:t xml:space="preserve"> and extra ingredients are </w:t>
+            </w:r>
+            <w:r>
+              <w:rPr>
+                <w:rStyle w:val="BlkCh"/>
+              </w:rPr>
+              <w:t>added</w:t>
+            </w:r>
+            <w:r>
+              <w:t>.</w:t>
             </w:r>
           </w:p>
           <w:p>
@@ -10510,7 +10480,13 @@
               </w:numPr>
             </w:pPr>
             <w:r>
-              <w:t>The quality of the jam is ______ _</w:t>
+              <w:t xml:space="preserve">The quality of the jam is </w:t>
+            </w:r>
+            <w:r>
+              <w:rPr>
+                <w:rStyle w:val="BlkCh"/>
+              </w:rPr>
+              <w:t>checked</w:t>
             </w:r>
           </w:p>
           <w:p>
@@ -10522,7 +10498,16 @@
               </w:numPr>
             </w:pPr>
             <w:r>
-              <w:t>The jam is _______ into jars.</w:t>
+              <w:t xml:space="preserve">The jam is </w:t>
+            </w:r>
+            <w:r>
+              <w:rPr>
+                <w:rStyle w:val="BlkCh"/>
+              </w:rPr>
+              <w:t>put</w:t>
+            </w:r>
+            <w:r>
+              <w:t xml:space="preserve"> into jars.</w:t>
             </w:r>
           </w:p>
           <w:p>
@@ -10534,7 +10519,19 @@
               </w:numPr>
             </w:pPr>
             <w:r>
-              <w:t>A label is on the jars.</w:t>
+              <w:t xml:space="preserve">A label is </w:t>
+            </w:r>
+            <w:r>
+              <w:rPr>
+                <w:rStyle w:val="BlkCh"/>
+              </w:rPr>
+              <w:t>stuck</w:t>
+            </w:r>
+            <w:r>
+              <w:t xml:space="preserve"> </w:t>
+            </w:r>
+            <w:r>
+              <w:t>on the jars.</w:t>
             </w:r>
           </w:p>
         </w:tc>
@@ -10785,6 +10782,38 @@
               <w:t>write 150 words.</w:t>
             </w:r>
           </w:p>
+          <w:p>
+            <w:pPr>
+              <w:pStyle w:val="BlkPa"/>
+              <w:rPr>
+                <w:i/>
+                <w:iCs w:val="0"/>
+              </w:rPr>
+            </w:pPr>
+            <w:r>
+              <w:rPr>
+                <w:i/>
+                <w:iCs w:val="0"/>
+              </w:rPr>
+              <w:t>Sample answer</w:t>
+            </w:r>
+          </w:p>
+          <w:p>
+            <w:pPr>
+              <w:pStyle w:val="BlkPa"/>
+            </w:pPr>
+            <w:r>
+              <w:t>The pictures show the stages in the production of cherry jam. There are a number of processes involved, from picking the fruit from the tree to putting it into jars ready to sell.</w:t>
+            </w:r>
+          </w:p>
+          <w:p>
+            <w:pPr>
+              <w:pStyle w:val="BlkPa"/>
+            </w:pPr>
+            <w:r>
+              <w:t>First, a sheet is spread on the ground under the tree and the tree is shaken by a mechanical arm to get the cherries down from the tree. Then, the cherries are collected and transported by lorry to the processing plant. There the leaves and the stems are removed and then the stone is taken out with a metal spike. Next, sugar, lemon juice and pectin are added to the cherries and the jam is cooked. After that, the quality of the jam is checked and then the jam is put into jars. A lid is put on top of the jars to keep the jam fresh. Finally, a label is added and the jam is ready to be sold in the shops.</w:t>
+            </w:r>
+          </w:p>
         </w:tc>
         <w:tc>
           <w:tcPr>
@@ -11245,6 +11274,7 @@
                 <w:b/>
                 <w:bCs/>
                 <w:sz w:val="23"/>
+                <w:szCs w:val="23"/>
               </w:rPr>
             </w:pPr>
             <w:r>
@@ -11255,9 +11285,8 @@
                 <w:sz w:val="23"/>
                 <w:szCs w:val="23"/>
               </w:rPr>
-              <w:t xml:space="preserve">In Section 1 of the Listening </w:t>
-            </w:r>
-            <w:proofErr w:type="gramStart"/>
+              <w:t>In Section 1 of the Listening test you will hear two people talking in everyday situations. Tick TWO situations that could be in Section 1 of the Listening test</w:t>
+            </w:r>
             <w:r>
               <w:rPr>
                 <w:rFonts w:ascii="Source Sans 3 Medium" w:hAnsi="Source Sans 3 Medium"/>
@@ -11266,28 +11295,21 @@
                 <w:sz w:val="23"/>
                 <w:szCs w:val="23"/>
               </w:rPr>
-              <w:t>test</w:t>
-            </w:r>
-            <w:proofErr w:type="gramEnd"/>
-            <w:r>
-              <w:rPr>
-                <w:rFonts w:ascii="Source Sans 3 Medium" w:hAnsi="Source Sans 3 Medium"/>
-                <w:b/>
-                <w:bCs/>
-                <w:sz w:val="23"/>
-                <w:szCs w:val="23"/>
-              </w:rPr>
-              <w:t xml:space="preserve"> you will hear two people talking in everyday situations. Tick TWO situations that could be in Section 1 of the Listening test</w:t>
-            </w:r>
-            <w:r>
-              <w:rPr>
-                <w:rFonts w:ascii="Source Sans 3 Medium" w:hAnsi="Source Sans 3 Medium"/>
-                <w:b/>
-                <w:bCs/>
-                <w:sz w:val="23"/>
-                <w:szCs w:val="23"/>
-              </w:rPr>
               <w:t>.</w:t>
+            </w:r>
+          </w:p>
+          <w:p>
+            <w:pPr>
+              <w:pStyle w:val="BlkPa"/>
+            </w:pPr>
+            <w:r>
+              <w:t>C,</w:t>
+            </w:r>
+            <w:r>
+              <w:t xml:space="preserve"> </w:t>
+            </w:r>
+            <w:r>
+              <w:t>D</w:t>
             </w:r>
           </w:p>
           <w:p>
@@ -11491,7 +11513,31 @@
               <w:pStyle w:val="SS3-115"/>
             </w:pPr>
             <w:r>
-              <w:t>Conversation 1 _______ _ Conversation 2 _</w:t>
+              <w:t>Conversation 1</w:t>
+            </w:r>
+            <w:r>
+              <w:t>:</w:t>
+            </w:r>
+            <w:r>
+              <w:t xml:space="preserve"> </w:t>
+            </w:r>
+            <w:r>
+              <w:rPr>
+                <w:rStyle w:val="BlkCh"/>
+              </w:rPr>
+              <w:t>D</w:t>
+            </w:r>
+            <w:r>
+              <w:t xml:space="preserve"> Conversation 2</w:t>
+            </w:r>
+            <w:r>
+              <w:t xml:space="preserve">: </w:t>
+            </w:r>
+            <w:r>
+              <w:rPr>
+                <w:rStyle w:val="BlkCh"/>
+              </w:rPr>
+              <w:t>C</w:t>
             </w:r>
           </w:p>
         </w:tc>
@@ -11720,7 +11766,7 @@
             </w:tblPr>
             <w:tblGrid>
               <w:gridCol w:w="1720"/>
-              <w:gridCol w:w="2082"/>
+              <w:gridCol w:w="2076"/>
               <w:gridCol w:w="3436"/>
             </w:tblGrid>
             <w:tr>
@@ -11848,10 +11894,9 @@
                   </w:r>
                   <w:r>
                     <w:rPr>
-                      <w:iCs/>
-                      <w:sz w:val="23"/>
-                    </w:rPr>
-                    <w:t>---</w:t>
+                      <w:rStyle w:val="BlkCh"/>
+                    </w:rPr>
+                    <w:t>M</w:t>
                   </w:r>
                 </w:p>
                 <w:p>
@@ -11881,7 +11926,13 @@
                       <w:iCs/>
                       <w:sz w:val="23"/>
                     </w:rPr>
-                    <w:t xml:space="preserve"> ---</w:t>
+                    <w:t xml:space="preserve"> </w:t>
+                  </w:r>
+                  <w:r>
+                    <w:rPr>
+                      <w:rStyle w:val="BlkCh"/>
+                    </w:rPr>
+                    <w:t>F</w:t>
                   </w:r>
                 </w:p>
               </w:tc>
@@ -12017,7 +12068,13 @@
                       <w:iCs/>
                       <w:sz w:val="23"/>
                     </w:rPr>
-                    <w:t xml:space="preserve"> ---</w:t>
+                    <w:t xml:space="preserve"> </w:t>
+                  </w:r>
+                  <w:r>
+                    <w:rPr>
+                      <w:rStyle w:val="BlkCh"/>
+                    </w:rPr>
+                    <w:t>F</w:t>
                   </w:r>
                 </w:p>
                 <w:p>
@@ -12054,7 +12111,13 @@
                       <w:iCs/>
                       <w:sz w:val="23"/>
                     </w:rPr>
-                    <w:t xml:space="preserve"> ---</w:t>
+                    <w:t xml:space="preserve"> </w:t>
+                  </w:r>
+                  <w:r>
+                    <w:rPr>
+                      <w:rStyle w:val="BlkCh"/>
+                    </w:rPr>
+                    <w:t>M</w:t>
                   </w:r>
                 </w:p>
               </w:tc>
@@ -12327,6 +12390,30 @@
                 <w:szCs w:val="23"/>
               </w:rPr>
               <w:t>.</w:t>
+            </w:r>
+          </w:p>
+          <w:p>
+            <w:pPr>
+              <w:pStyle w:val="BlkLp"/>
+              <w:numPr>
+                <w:ilvl w:val="0"/>
+                <w:numId w:val="109"/>
+              </w:numPr>
+            </w:pPr>
+            <w:r>
+              <w:t>A</w:t>
+            </w:r>
+          </w:p>
+          <w:p>
+            <w:pPr>
+              <w:pStyle w:val="BlkLp"/>
+              <w:numPr>
+                <w:ilvl w:val="0"/>
+                <w:numId w:val="109"/>
+              </w:numPr>
+            </w:pPr>
+            <w:r>
+              <w:t>B</w:t>
             </w:r>
           </w:p>
           <w:p>
@@ -12593,7 +12680,6 @@
                       <w:ilvl w:val="0"/>
                       <w:numId w:val="40"/>
                     </w:numPr>
-                    <w:spacing w:after="120"/>
                     <w:ind w:left="170" w:hanging="170"/>
                     <w:rPr>
                       <w:iCs/>
@@ -12604,6 +12690,15 @@
                       <w:iCs/>
                     </w:rPr>
                     <w:t>1st/3rd</w:t>
+                  </w:r>
+                </w:p>
+                <w:p>
+                  <w:pPr>
+                    <w:pStyle w:val="BlkPa"/>
+                    <w:ind w:left="170"/>
+                  </w:pPr>
+                  <w:r>
+                    <w:t>3rd</w:t>
                   </w:r>
                 </w:p>
                 <w:p>
@@ -12612,7 +12707,6 @@
                       <w:ilvl w:val="0"/>
                       <w:numId w:val="40"/>
                     </w:numPr>
-                    <w:spacing w:after="120"/>
                     <w:ind w:left="170" w:hanging="170"/>
                     <w:rPr>
                       <w:iCs/>
@@ -12623,6 +12717,15 @@
                       <w:iCs/>
                     </w:rPr>
                     <w:t>$ 10.5 /$10.15</w:t>
+                  </w:r>
+                </w:p>
+                <w:p>
+                  <w:pPr>
+                    <w:pStyle w:val="BlkPa"/>
+                    <w:ind w:left="170"/>
+                  </w:pPr>
+                  <w:r>
+                    <w:t>$ 10.5</w:t>
                   </w:r>
                 </w:p>
                 <w:p>
@@ -12631,7 +12734,6 @@
                       <w:ilvl w:val="0"/>
                       <w:numId w:val="40"/>
                     </w:numPr>
-                    <w:spacing w:after="120"/>
                     <w:ind w:left="170" w:hanging="170"/>
                   </w:pPr>
                   <w:r>
@@ -12639,6 +12741,15 @@
                       <w:iCs/>
                     </w:rPr>
                     <w:t>6th/5th</w:t>
+                  </w:r>
+                </w:p>
+                <w:p>
+                  <w:pPr>
+                    <w:pStyle w:val="BlkPa"/>
+                    <w:ind w:left="170"/>
+                  </w:pPr>
+                  <w:r>
+                    <w:t>6th</w:t>
                   </w:r>
                 </w:p>
                 <w:p>
@@ -12647,7 +12758,6 @@
                       <w:ilvl w:val="0"/>
                       <w:numId w:val="40"/>
                     </w:numPr>
-                    <w:spacing w:after="120"/>
                     <w:ind w:left="170" w:hanging="170"/>
                   </w:pPr>
                   <w:r>
@@ -12655,6 +12765,15 @@
                       <w:iCs/>
                     </w:rPr>
                     <w:t>17/70</w:t>
+                  </w:r>
+                </w:p>
+                <w:p>
+                  <w:pPr>
+                    <w:pStyle w:val="BlkPa"/>
+                    <w:ind w:left="170"/>
+                  </w:pPr>
+                  <w:r>
+                    <w:t>70</w:t>
                   </w:r>
                 </w:p>
               </w:tc>
@@ -12668,7 +12787,6 @@
                       <w:ilvl w:val="0"/>
                       <w:numId w:val="40"/>
                     </w:numPr>
-                    <w:spacing w:after="120"/>
                     <w:ind w:left="170" w:hanging="170"/>
                     <w:rPr>
                       <w:iCs/>
@@ -12679,6 +12797,15 @@
                       <w:iCs/>
                     </w:rPr>
                     <w:t>19/90</w:t>
+                  </w:r>
+                </w:p>
+                <w:p>
+                  <w:pPr>
+                    <w:pStyle w:val="BlkPa"/>
+                    <w:ind w:left="170"/>
+                  </w:pPr>
+                  <w:r>
+                    <w:t>19</w:t>
                   </w:r>
                 </w:p>
                 <w:p>
@@ -12687,7 +12814,6 @@
                       <w:ilvl w:val="0"/>
                       <w:numId w:val="40"/>
                     </w:numPr>
-                    <w:spacing w:after="120"/>
                     <w:ind w:left="170" w:hanging="170"/>
                     <w:rPr>
                       <w:iCs/>
@@ -12698,6 +12824,15 @@
                       <w:iCs/>
                     </w:rPr>
                     <w:t>52/62</w:t>
+                  </w:r>
+                </w:p>
+                <w:p>
+                  <w:pPr>
+                    <w:pStyle w:val="BlkPa"/>
+                    <w:ind w:left="170"/>
+                  </w:pPr>
+                  <w:r>
+                    <w:t>62</w:t>
                   </w:r>
                 </w:p>
                 <w:p>
@@ -12706,7 +12841,6 @@
                       <w:ilvl w:val="0"/>
                       <w:numId w:val="40"/>
                     </w:numPr>
-                    <w:spacing w:after="120"/>
                     <w:ind w:left="170" w:hanging="170"/>
                   </w:pPr>
                   <w:r>
@@ -12714,6 +12848,15 @@
                       <w:iCs/>
                     </w:rPr>
                     <w:t>£110/£810</w:t>
+                  </w:r>
+                </w:p>
+                <w:p>
+                  <w:pPr>
+                    <w:pStyle w:val="BlkPa"/>
+                    <w:ind w:left="170"/>
+                  </w:pPr>
+                  <w:r>
+                    <w:t>£110</w:t>
                   </w:r>
                 </w:p>
                 <w:p>
@@ -12722,7 +12865,6 @@
                       <w:ilvl w:val="0"/>
                       <w:numId w:val="40"/>
                     </w:numPr>
-                    <w:spacing w:after="120"/>
                     <w:ind w:left="170" w:hanging="170"/>
                   </w:pPr>
                   <w:r>
@@ -12730,6 +12872,15 @@
                       <w:iCs/>
                     </w:rPr>
                     <w:t>22nd/27th</w:t>
+                  </w:r>
+                </w:p>
+                <w:p>
+                  <w:pPr>
+                    <w:pStyle w:val="BlkPa"/>
+                    <w:ind w:left="170"/>
+                  </w:pPr>
+                  <w:r>
+                    <w:t>27th</w:t>
                   </w:r>
                 </w:p>
               </w:tc>
@@ -12955,10 +13106,23 @@
           <w:p>
             <w:pPr>
               <w:pStyle w:val="SS3-115"/>
+              <w:numPr>
+                <w:ilvl w:val="0"/>
+                <w:numId w:val="110"/>
+              </w:numPr>
               <w:spacing w:before="240"/>
             </w:pPr>
             <w:r>
               <w:t>How many people does the woman want to make the booking for?</w:t>
+            </w:r>
+          </w:p>
+          <w:p>
+            <w:pPr>
+              <w:pStyle w:val="BlkPa"/>
+              <w:ind w:left="360"/>
+            </w:pPr>
+            <w:r>
+              <w:t>B</w:t>
             </w:r>
           </w:p>
           <w:tbl>
@@ -13061,10 +13225,23 @@
           <w:p>
             <w:pPr>
               <w:pStyle w:val="SS3-115"/>
+              <w:numPr>
+                <w:ilvl w:val="0"/>
+                <w:numId w:val="110"/>
+              </w:numPr>
               <w:spacing w:before="240"/>
             </w:pPr>
             <w:r>
               <w:t>What is the date of the booking?</w:t>
+            </w:r>
+          </w:p>
+          <w:p>
+            <w:pPr>
+              <w:pStyle w:val="BlkPa"/>
+              <w:ind w:left="360"/>
+            </w:pPr>
+            <w:r>
+              <w:t>C</w:t>
             </w:r>
           </w:p>
           <w:tbl>
@@ -13425,6 +13602,15 @@
           </w:p>
           <w:p>
             <w:pPr>
+              <w:pStyle w:val="BlkPa"/>
+              <w:ind w:left="284"/>
+            </w:pPr>
+            <w:r>
+              <w:t>17th</w:t>
+            </w:r>
+          </w:p>
+          <w:p>
+            <w:pPr>
               <w:pStyle w:val="SS3-115"/>
               <w:numPr>
                 <w:ilvl w:val="0"/>
@@ -13451,6 +13637,15 @@
                 <w:bCs/>
               </w:rPr>
               <w:t>12/20</w:t>
+            </w:r>
+          </w:p>
+          <w:p>
+            <w:pPr>
+              <w:pStyle w:val="BlkPa"/>
+              <w:ind w:left="284"/>
+            </w:pPr>
+            <w:r>
+              <w:t>20</w:t>
             </w:r>
           </w:p>
         </w:tc>
@@ -13589,6 +13784,14 @@
               <w:t>How much is the total cost of the booking?</w:t>
             </w:r>
           </w:p>
+          <w:p>
+            <w:pPr>
+              <w:pStyle w:val="BlkPa"/>
+            </w:pPr>
+            <w:r>
+              <w:t>B</w:t>
+            </w:r>
+          </w:p>
           <w:tbl>
             <w:tblPr>
               <w:tblStyle w:val="CommonTable"/>
@@ -13846,6 +14049,21 @@
               <w:t xml:space="preserve"> ---</w:t>
             </w:r>
           </w:p>
+          <w:p>
+            <w:pPr>
+              <w:pStyle w:val="SS3-115"/>
+              <w:ind w:left="360"/>
+              <w:rPr>
+                <w:rStyle w:val="BlkCh"/>
+              </w:rPr>
+            </w:pPr>
+            <w:r>
+              <w:rPr>
+                <w:rStyle w:val="BlkCh"/>
+              </w:rPr>
+              <w:t>B</w:t>
+            </w:r>
+          </w:p>
           <w:tbl>
             <w:tblPr>
               <w:tblStyle w:val="CommonTable"/>
@@ -13978,6 +14196,21 @@
             </w:pPr>
             <w:r>
               <w:t>How much does the customer pay for the gift wrapping?</w:t>
+            </w:r>
+          </w:p>
+          <w:p>
+            <w:pPr>
+              <w:pStyle w:val="SS3-115"/>
+              <w:ind w:left="360"/>
+              <w:rPr>
+                <w:rStyle w:val="BlkCh"/>
+              </w:rPr>
+            </w:pPr>
+            <w:r>
+              <w:rPr>
+                <w:rStyle w:val="BlkCh"/>
+              </w:rPr>
+              <w:t>B</w:t>
             </w:r>
           </w:p>
           <w:tbl>
@@ -14316,7 +14549,13 @@
                     <w:t xml:space="preserve"> </w:t>
                   </w:r>
                   <w:r>
-                    <w:t xml:space="preserve">--- </w:t>
+                    <w:rPr>
+                      <w:rStyle w:val="BlkCh"/>
+                    </w:rPr>
+                    <w:t>30 / thirty</w:t>
+                  </w:r>
+                  <w:r>
+                    <w:t xml:space="preserve"> </w:t>
                   </w:r>
                   <w:r>
                     <w:t xml:space="preserve">moment, so they're a little cheaper - only </w:t>
@@ -14329,19 +14568,35 @@
                     <w:t>2</w:t>
                   </w:r>
                   <w:r>
-                    <w:t xml:space="preserve"> ---</w:t>
-                  </w:r>
-                  <w:r>
-                    <w:t xml:space="preserve"> pounds, but actually we've got a sale on at the pounds. </w:t>
-                  </w:r>
-                  <w:proofErr w:type="gramStart"/>
-                  <w:r>
-                    <w:t>S</w:t>
+                    <w:t xml:space="preserve"> </w:t>
+                  </w:r>
+                  <w:r>
+                    <w:rPr>
+                      <w:rStyle w:val="BlkCh"/>
+                    </w:rPr>
+                    <w:t xml:space="preserve">20 </w:t>
+                  </w:r>
+                  <w:r>
+                    <w:rPr>
+                      <w:rStyle w:val="BlkCh"/>
+                    </w:rPr>
+                    <w:t>/</w:t>
+                  </w:r>
+                  <w:r>
+                    <w:rPr>
+                      <w:rStyle w:val="BlkCh"/>
+                    </w:rPr>
+                    <w:t xml:space="preserve"> twenty</w:t>
+                  </w:r>
+                  <w:r>
+                    <w:t xml:space="preserve"> </w:t>
+                  </w:r>
+                  <w:r>
+                    <w:t>pounds, but actually we've got a sale on at the pounds. S</w:t>
                   </w:r>
                   <w:r>
                     <w:t>o</w:t>
                   </w:r>
-                  <w:proofErr w:type="gramEnd"/>
                   <w:r>
                     <w:t xml:space="preserve"> you can save </w:t>
                   </w:r>
@@ -14353,10 +14608,31 @@
                     <w:t>3</w:t>
                   </w:r>
                   <w:r>
-                    <w:t xml:space="preserve"> ---</w:t>
-                  </w:r>
-                  <w:r>
-                    <w:t xml:space="preserve"> pounds!</w:t>
+                    <w:t xml:space="preserve"> </w:t>
+                  </w:r>
+                  <w:r>
+                    <w:rPr>
+                      <w:rStyle w:val="BlkCh"/>
+                    </w:rPr>
+                    <w:t xml:space="preserve">10 </w:t>
+                  </w:r>
+                  <w:r>
+                    <w:rPr>
+                      <w:rStyle w:val="BlkCh"/>
+                    </w:rPr>
+                    <w:t>/</w:t>
+                  </w:r>
+                  <w:r>
+                    <w:rPr>
+                      <w:rStyle w:val="BlkCh"/>
+                    </w:rPr>
+                    <w:t xml:space="preserve"> ten</w:t>
+                  </w:r>
+                  <w:r>
+                    <w:t xml:space="preserve"> </w:t>
+                  </w:r>
+                  <w:r>
+                    <w:t>pounds!</w:t>
                   </w:r>
                 </w:p>
               </w:tc>
@@ -14725,13 +15001,16 @@
                 <w:p>
                   <w:pPr>
                     <w:pStyle w:val="SS3-115"/>
-                    <w:numPr>
-                      <w:ilvl w:val="0"/>
-                      <w:numId w:val="49"/>
-                    </w:numPr>
-                  </w:pPr>
-                  <w:r>
-                    <w:t>a soccer game</w:t>
+                    <w:ind w:left="360"/>
+                    <w:rPr>
+                      <w:rStyle w:val="BlkCh"/>
+                    </w:rPr>
+                  </w:pPr>
+                  <w:r>
+                    <w:rPr>
+                      <w:rStyle w:val="BlkCh"/>
+                    </w:rPr>
+                    <w:t>c</w:t>
                   </w:r>
                 </w:p>
                 <w:p>
@@ -14743,7 +15022,22 @@
                     </w:numPr>
                   </w:pPr>
                   <w:r>
-                    <w:t>a celebration</w:t>
+                    <w:t>a soccer game</w:t>
+                  </w:r>
+                </w:p>
+                <w:p>
+                  <w:pPr>
+                    <w:pStyle w:val="SS3-115"/>
+                    <w:ind w:left="360"/>
+                    <w:rPr>
+                      <w:rStyle w:val="BlkCh"/>
+                    </w:rPr>
+                  </w:pPr>
+                  <w:r>
+                    <w:rPr>
+                      <w:rStyle w:val="BlkCh"/>
+                    </w:rPr>
+                    <w:t>e</w:t>
                   </w:r>
                 </w:p>
                 <w:p>
@@ -14755,7 +15049,22 @@
                     </w:numPr>
                   </w:pPr>
                   <w:r>
-                    <w:t>brother and sister</w:t>
+                    <w:t>a celebration</w:t>
+                  </w:r>
+                </w:p>
+                <w:p>
+                  <w:pPr>
+                    <w:pStyle w:val="SS3-115"/>
+                    <w:ind w:left="360"/>
+                    <w:rPr>
+                      <w:rStyle w:val="BlkCh"/>
+                    </w:rPr>
+                  </w:pPr>
+                  <w:r>
+                    <w:rPr>
+                      <w:rStyle w:val="BlkCh"/>
+                    </w:rPr>
+                    <w:t>d</w:t>
                   </w:r>
                 </w:p>
                 <w:p>
@@ -14767,7 +15076,49 @@
                     </w:numPr>
                   </w:pPr>
                   <w:r>
+                    <w:t>brother and sister</w:t>
+                  </w:r>
+                </w:p>
+                <w:p>
+                  <w:pPr>
+                    <w:pStyle w:val="SS3-115"/>
+                    <w:ind w:left="360"/>
+                    <w:rPr>
+                      <w:rStyle w:val="BlkCh"/>
+                    </w:rPr>
+                  </w:pPr>
+                  <w:r>
+                    <w:rPr>
+                      <w:rStyle w:val="BlkCh"/>
+                    </w:rPr>
+                    <w:t>a</w:t>
+                  </w:r>
+                </w:p>
+                <w:p>
+                  <w:pPr>
+                    <w:pStyle w:val="SS3-115"/>
+                    <w:numPr>
+                      <w:ilvl w:val="0"/>
+                      <w:numId w:val="49"/>
+                    </w:numPr>
+                  </w:pPr>
+                  <w:r>
                     <w:t>work in the same office</w:t>
+                  </w:r>
+                </w:p>
+                <w:p>
+                  <w:pPr>
+                    <w:pStyle w:val="SS3-115"/>
+                    <w:ind w:left="360"/>
+                    <w:rPr>
+                      <w:rStyle w:val="BlkCh"/>
+                    </w:rPr>
+                  </w:pPr>
+                  <w:r>
+                    <w:rPr>
+                      <w:rStyle w:val="BlkCh"/>
+                    </w:rPr>
+                    <w:t>b</w:t>
                   </w:r>
                 </w:p>
               </w:tc>
@@ -15039,6 +15390,79 @@
               <w:t>.</w:t>
             </w:r>
           </w:p>
+          <w:p>
+            <w:pPr>
+              <w:pStyle w:val="BlkLp"/>
+              <w:numPr>
+                <w:ilvl w:val="0"/>
+                <w:numId w:val="111"/>
+              </w:numPr>
+            </w:pPr>
+            <w:r>
+              <w:t>The relationship between the people</w:t>
+            </w:r>
+          </w:p>
+          <w:p>
+            <w:pPr>
+              <w:pStyle w:val="BlkLp"/>
+              <w:numPr>
+                <w:ilvl w:val="0"/>
+                <w:numId w:val="111"/>
+              </w:numPr>
+            </w:pPr>
+            <w:r>
+              <w:t>The type of event</w:t>
+            </w:r>
+          </w:p>
+          <w:p>
+            <w:pPr>
+              <w:pStyle w:val="BlkLp"/>
+              <w:numPr>
+                <w:ilvl w:val="0"/>
+                <w:numId w:val="111"/>
+              </w:numPr>
+            </w:pPr>
+            <w:r>
+              <w:t>Colour</w:t>
+            </w:r>
+          </w:p>
+          <w:p>
+            <w:pPr>
+              <w:pStyle w:val="BlkLp"/>
+              <w:numPr>
+                <w:ilvl w:val="0"/>
+                <w:numId w:val="111"/>
+              </w:numPr>
+            </w:pPr>
+            <w:r>
+              <w:t>The meaning of something</w:t>
+            </w:r>
+          </w:p>
+          <w:p>
+            <w:pPr>
+              <w:pStyle w:val="BlkLp"/>
+              <w:numPr>
+                <w:ilvl w:val="0"/>
+                <w:numId w:val="111"/>
+              </w:numPr>
+            </w:pPr>
+            <w:r>
+              <w:t>Food</w:t>
+            </w:r>
+          </w:p>
+          <w:p>
+            <w:pPr>
+              <w:pStyle w:val="BlkLp"/>
+              <w:numPr>
+                <w:ilvl w:val="0"/>
+                <w:numId w:val="111"/>
+              </w:numPr>
+              <w:spacing w:after="240"/>
+            </w:pPr>
+            <w:r>
+              <w:t>Presents</w:t>
+            </w:r>
+          </w:p>
           <w:tbl>
             <w:tblPr>
               <w:tblStyle w:val="CommonTable"/>
@@ -15074,7 +15498,6 @@
                       <w:lang w:bidi="ar-SA"/>
                     </w:rPr>
                   </w:pPr>
-                  <w:proofErr w:type="spellStart"/>
                   <w:r>
                     <w:rPr>
                       <w:rFonts w:ascii="Source Sans 3 Medium" w:hAnsi="Source Sans 3 Medium"/>
@@ -15084,7 +15507,6 @@
                     </w:rPr>
                     <w:t>Colour</w:t>
                   </w:r>
-                  <w:proofErr w:type="spellEnd"/>
                 </w:p>
               </w:tc>
               <w:tc>
@@ -15449,14 +15871,16 @@
                 <w:p>
                   <w:pPr>
                     <w:pStyle w:val="SS3-115"/>
-                    <w:numPr>
-                      <w:ilvl w:val="0"/>
-                      <w:numId w:val="53"/>
-                    </w:numPr>
-                    <w:ind w:left="454" w:hanging="227"/>
-                  </w:pPr>
-                  <w:r>
-                    <w:t>good friends</w:t>
+                    <w:ind w:left="227"/>
+                    <w:rPr>
+                      <w:rStyle w:val="BlkCh"/>
+                    </w:rPr>
+                  </w:pPr>
+                  <w:r>
+                    <w:rPr>
+                      <w:rStyle w:val="BlkCh"/>
+                    </w:rPr>
+                    <w:t>A</w:t>
                   </w:r>
                 </w:p>
                 <w:p>
@@ -15469,7 +15893,7 @@
                     <w:ind w:left="454" w:hanging="227"/>
                   </w:pPr>
                   <w:r>
-                    <w:t>work colleagues</w:t>
+                    <w:t>good friends</w:t>
                   </w:r>
                 </w:p>
                 <w:p>
@@ -15480,6 +15904,19 @@
                       <w:numId w:val="53"/>
                     </w:numPr>
                     <w:ind w:left="454" w:hanging="227"/>
+                  </w:pPr>
+                  <w:r>
+                    <w:t>work colleagues</w:t>
+                  </w:r>
+                </w:p>
+                <w:p>
+                  <w:pPr>
+                    <w:pStyle w:val="SS3-115"/>
+                    <w:numPr>
+                      <w:ilvl w:val="0"/>
+                      <w:numId w:val="53"/>
+                    </w:numPr>
+                    <w:ind w:left="454" w:hanging="227"/>
                     <w:rPr>
                       <w:b/>
                       <w:bCs/>
@@ -15513,6 +15950,21 @@
                       <w:bCs/>
                     </w:rPr>
                     <w:t>The purse represents</w:t>
+                  </w:r>
+                </w:p>
+                <w:p>
+                  <w:pPr>
+                    <w:pStyle w:val="SS3-115"/>
+                    <w:ind w:left="227"/>
+                    <w:rPr>
+                      <w:rStyle w:val="BlkCh"/>
+                    </w:rPr>
+                  </w:pPr>
+                  <w:r>
+                    <w:rPr>
+                      <w:rStyle w:val="BlkCh"/>
+                    </w:rPr>
+                    <w:t>B</w:t>
                   </w:r>
                 </w:p>
                 <w:p>
@@ -15589,14 +16041,16 @@
                 <w:p>
                   <w:pPr>
                     <w:pStyle w:val="SS3-115"/>
-                    <w:numPr>
-                      <w:ilvl w:val="0"/>
-                      <w:numId w:val="55"/>
-                    </w:numPr>
-                    <w:ind w:left="454" w:hanging="227"/>
-                  </w:pPr>
-                  <w:r>
-                    <w:t>good friends</w:t>
+                    <w:ind w:left="227"/>
+                    <w:rPr>
+                      <w:rStyle w:val="BlkCh"/>
+                    </w:rPr>
+                  </w:pPr>
+                  <w:r>
+                    <w:rPr>
+                      <w:rStyle w:val="BlkCh"/>
+                    </w:rPr>
+                    <w:t>A</w:t>
                   </w:r>
                 </w:p>
                 <w:p>
@@ -15609,7 +16063,7 @@
                     <w:ind w:left="454" w:hanging="227"/>
                   </w:pPr>
                   <w:r>
-                    <w:t>work colleagues</w:t>
+                    <w:t>good friends</w:t>
                   </w:r>
                 </w:p>
                 <w:p>
@@ -15620,6 +16074,19 @@
                       <w:numId w:val="55"/>
                     </w:numPr>
                     <w:ind w:left="454" w:hanging="227"/>
+                  </w:pPr>
+                  <w:r>
+                    <w:t>work colleagues</w:t>
+                  </w:r>
+                </w:p>
+                <w:p>
+                  <w:pPr>
+                    <w:pStyle w:val="SS3-115"/>
+                    <w:numPr>
+                      <w:ilvl w:val="0"/>
+                      <w:numId w:val="55"/>
+                    </w:numPr>
+                    <w:ind w:left="454" w:hanging="227"/>
                     <w:rPr>
                       <w:b/>
                       <w:bCs/>
@@ -15653,6 +16120,21 @@
                       <w:bCs/>
                     </w:rPr>
                     <w:t>What food do guests</w:t>
+                  </w:r>
+                </w:p>
+                <w:p>
+                  <w:pPr>
+                    <w:pStyle w:val="SS3-115"/>
+                    <w:ind w:left="227"/>
+                    <w:rPr>
+                      <w:rStyle w:val="BlkCh"/>
+                    </w:rPr>
+                  </w:pPr>
+                  <w:r>
+                    <w:rPr>
+                      <w:rStyle w:val="BlkCh"/>
+                    </w:rPr>
+                    <w:t>C</w:t>
                   </w:r>
                 </w:p>
                 <w:p>
@@ -15729,14 +16211,16 @@
                 <w:p>
                   <w:pPr>
                     <w:pStyle w:val="SS3-115"/>
-                    <w:numPr>
-                      <w:ilvl w:val="0"/>
-                      <w:numId w:val="56"/>
-                    </w:numPr>
-                    <w:ind w:left="454" w:hanging="227"/>
-                  </w:pPr>
-                  <w:r>
-                    <w:t>good friends</w:t>
+                    <w:ind w:left="227"/>
+                    <w:rPr>
+                      <w:rStyle w:val="BlkCh"/>
+                    </w:rPr>
+                  </w:pPr>
+                  <w:r>
+                    <w:rPr>
+                      <w:rStyle w:val="BlkCh"/>
+                    </w:rPr>
+                    <w:t>C</w:t>
                   </w:r>
                 </w:p>
                 <w:p>
@@ -15749,7 +16233,7 @@
                     <w:ind w:left="454" w:hanging="227"/>
                   </w:pPr>
                   <w:r>
-                    <w:t>work colleagues</w:t>
+                    <w:t>good friends</w:t>
                   </w:r>
                 </w:p>
                 <w:p>
@@ -15760,6 +16244,19 @@
                       <w:numId w:val="56"/>
                     </w:numPr>
                     <w:ind w:left="454" w:hanging="227"/>
+                  </w:pPr>
+                  <w:r>
+                    <w:t>work colleagues</w:t>
+                  </w:r>
+                </w:p>
+                <w:p>
+                  <w:pPr>
+                    <w:pStyle w:val="SS3-115"/>
+                    <w:numPr>
+                      <w:ilvl w:val="0"/>
+                      <w:numId w:val="56"/>
+                    </w:numPr>
+                    <w:ind w:left="454" w:hanging="227"/>
                     <w:rPr>
                       <w:b/>
                       <w:bCs/>
@@ -15793,6 +16290,21 @@
                       <w:bCs/>
                     </w:rPr>
                     <w:t>The purse represents</w:t>
+                  </w:r>
+                </w:p>
+                <w:p>
+                  <w:pPr>
+                    <w:pStyle w:val="SS3-115"/>
+                    <w:ind w:left="227"/>
+                    <w:rPr>
+                      <w:rStyle w:val="BlkCh"/>
+                    </w:rPr>
+                  </w:pPr>
+                  <w:r>
+                    <w:rPr>
+                      <w:rStyle w:val="BlkCh"/>
+                    </w:rPr>
+                    <w:t>B</w:t>
                   </w:r>
                 </w:p>
                 <w:p>
@@ -16371,19 +16883,11 @@
             <w:r>
               <w:t xml:space="preserve">I </w:t>
             </w:r>
-            <w:proofErr w:type="gramStart"/>
             <w:r>
               <w:rPr>
                 <w:i/>
               </w:rPr>
-              <w:t>other</w:t>
-            </w:r>
-            <w:proofErr w:type="gramEnd"/>
-            <w:r>
-              <w:rPr>
-                <w:i/>
-              </w:rPr>
-              <w:t xml:space="preserve"> daughter</w:t>
+              <w:t>other daughter</w:t>
             </w:r>
             <w:r>
               <w:rPr>
@@ -16708,6 +17212,14 @@
           </w:p>
           <w:p>
             <w:pPr>
+              <w:pStyle w:val="BlkPa"/>
+            </w:pPr>
+            <w:r>
+              <w:t>(not) a large family, a small family, a typical family, a close, happy family</w:t>
+            </w:r>
+          </w:p>
+          <w:p>
+            <w:pPr>
               <w:spacing w:after="120"/>
             </w:pPr>
             <w:hyperlink r:id="rId35" w:history="1">
@@ -17177,6 +17689,14 @@
                 <w:szCs w:val="23"/>
               </w:rPr>
               <w:t>Which adjective in the box can you NOT use in this sentence?</w:t>
+            </w:r>
+          </w:p>
+          <w:p>
+            <w:pPr>
+              <w:pStyle w:val="BlkPa"/>
+            </w:pPr>
+            <w:r>
+              <w:t>You can't say 'a best family'.</w:t>
             </w:r>
           </w:p>
           <w:tbl>
@@ -17711,6 +18231,15 @@
           </w:p>
           <w:p>
             <w:pPr>
+              <w:pStyle w:val="BlkPa"/>
+              <w:ind w:left="284"/>
+            </w:pPr>
+            <w:r>
+              <w:t>once a week</w:t>
+            </w:r>
+          </w:p>
+          <w:p>
+            <w:pPr>
               <w:pStyle w:val="SS3-115"/>
               <w:numPr>
                 <w:ilvl w:val="0"/>
@@ -17724,6 +18253,15 @@
           </w:p>
           <w:p>
             <w:pPr>
+              <w:pStyle w:val="BlkPa"/>
+              <w:ind w:left="284"/>
+            </w:pPr>
+            <w:r>
+              <w:t>on Saturdays or Sundays/ at weekends</w:t>
+            </w:r>
+          </w:p>
+          <w:p>
+            <w:pPr>
               <w:pStyle w:val="SS3-115"/>
               <w:numPr>
                 <w:ilvl w:val="0"/>
@@ -17737,6 +18275,15 @@
           </w:p>
           <w:p>
             <w:pPr>
+              <w:pStyle w:val="BlkPa"/>
+              <w:ind w:left="284"/>
+            </w:pPr>
+            <w:r>
+              <w:t>to the beach</w:t>
+            </w:r>
+          </w:p>
+          <w:p>
+            <w:pPr>
               <w:pStyle w:val="SS3-115"/>
               <w:numPr>
                 <w:ilvl w:val="0"/>
@@ -17750,6 +18297,15 @@
           </w:p>
           <w:p>
             <w:pPr>
+              <w:pStyle w:val="BlkPa"/>
+              <w:ind w:left="284"/>
+            </w:pPr>
+            <w:r>
+              <w:t>They usually go for a long walk.</w:t>
+            </w:r>
+          </w:p>
+          <w:p>
+            <w:pPr>
               <w:pStyle w:val="SS3-115"/>
               <w:numPr>
                 <w:ilvl w:val="0"/>
@@ -17759,11 +18315,24 @@
               <w:rPr>
                 <w:b/>
                 <w:bCs/>
+              </w:rPr>
+            </w:pPr>
+            <w:r>
+              <w:t>Who sometimes comes with them?</w:t>
+            </w:r>
+          </w:p>
+          <w:p>
+            <w:pPr>
+              <w:pStyle w:val="BlkPa"/>
+              <w:ind w:left="284"/>
+              <w:rPr>
+                <w:bdr w:val="none" w:sz="0" w:space="0" w:color="auto"/>
+                <w:shd w:val="clear" w:color="auto" w:fill="auto"/>
                 <w:rtl/>
               </w:rPr>
             </w:pPr>
             <w:r>
-              <w:t>Who sometimes comes with them?</w:t>
+              <w:t>His cousin sometimes comes with them.</w:t>
             </w:r>
           </w:p>
         </w:tc>
@@ -18121,14 +18690,16 @@
           <w:p>
             <w:pPr>
               <w:pStyle w:val="SS3-115"/>
-              <w:numPr>
-                <w:ilvl w:val="0"/>
-                <w:numId w:val="6"/>
-              </w:numPr>
-              <w:ind w:left="284" w:hanging="284"/>
-            </w:pPr>
-            <w:r>
-              <w:t>asks you about your personal preferences?</w:t>
+              <w:ind w:left="284"/>
+              <w:rPr>
+                <w:rStyle w:val="BlkCh"/>
+              </w:rPr>
+            </w:pPr>
+            <w:r>
+              <w:rPr>
+                <w:rStyle w:val="BlkCh"/>
+              </w:rPr>
+              <w:t>c</w:t>
             </w:r>
           </w:p>
           <w:p>
@@ -18141,7 +18712,22 @@
               <w:ind w:left="284" w:hanging="284"/>
             </w:pPr>
             <w:r>
-              <w:t>asks you how regularly you do something?</w:t>
+              <w:t>asks you about your personal preferences?</w:t>
+            </w:r>
+          </w:p>
+          <w:p>
+            <w:pPr>
+              <w:pStyle w:val="SS3-115"/>
+              <w:ind w:left="284"/>
+              <w:rPr>
+                <w:rStyle w:val="BlkCh"/>
+              </w:rPr>
+            </w:pPr>
+            <w:r>
+              <w:rPr>
+                <w:rStyle w:val="BlkCh"/>
+              </w:rPr>
+              <w:t>d</w:t>
             </w:r>
           </w:p>
           <w:p>
@@ -18154,7 +18740,64 @@
               <w:ind w:left="284" w:hanging="284"/>
             </w:pPr>
             <w:r>
+              <w:t>asks you how regularly you do something?</w:t>
+            </w:r>
+          </w:p>
+          <w:p>
+            <w:pPr>
+              <w:pStyle w:val="SS3-115"/>
+              <w:ind w:left="284"/>
+              <w:rPr>
+                <w:rStyle w:val="BlkCh"/>
+              </w:rPr>
+            </w:pPr>
+            <w:r>
+              <w:rPr>
+                <w:rStyle w:val="BlkCh"/>
+              </w:rPr>
+              <w:t>b</w:t>
+            </w:r>
+          </w:p>
+          <w:p>
+            <w:pPr>
+              <w:pStyle w:val="SS3-115"/>
+              <w:numPr>
+                <w:ilvl w:val="0"/>
+                <w:numId w:val="6"/>
+              </w:numPr>
+              <w:ind w:left="284" w:hanging="284"/>
+            </w:pPr>
+            <w:r>
               <w:t>asks you to talk about who you are like in your family?</w:t>
+            </w:r>
+          </w:p>
+          <w:p>
+            <w:pPr>
+              <w:pStyle w:val="SS3-115"/>
+              <w:ind w:left="284"/>
+              <w:rPr>
+                <w:rStyle w:val="BlkCh"/>
+              </w:rPr>
+            </w:pPr>
+            <w:r>
+              <w:rPr>
+                <w:rStyle w:val="BlkCh"/>
+              </w:rPr>
+              <w:t>a</w:t>
+            </w:r>
+          </w:p>
+          <w:p>
+            <w:pPr>
+              <w:pStyle w:val="SS3-115"/>
+              <w:numPr>
+                <w:ilvl w:val="0"/>
+                <w:numId w:val="7"/>
+              </w:numPr>
+              <w:spacing w:before="240"/>
+              <w:ind w:left="284" w:hanging="284"/>
+            </w:pPr>
+            <w:r>
+              <w:t>Are you more similar to your mother or your father?</w:t>
             </w:r>
           </w:p>
           <w:p>
@@ -18167,7 +18810,7 @@
               <w:ind w:left="284" w:hanging="284"/>
             </w:pPr>
             <w:r>
-              <w:t>Are you more similar to your mother or your father?</w:t>
+              <w:t>How often do you go out with your family?</w:t>
             </w:r>
           </w:p>
           <w:p>
@@ -18180,7 +18823,7 @@
               <w:ind w:left="284" w:hanging="284"/>
             </w:pPr>
             <w:r>
-              <w:t>How often do you go out with your family?</w:t>
+              <w:t>What do you enjoy doing with your family?</w:t>
             </w:r>
           </w:p>
           <w:p>
@@ -18193,24 +18836,12 @@
               <w:ind w:left="284" w:hanging="284"/>
             </w:pPr>
             <w:r>
-              <w:t>What do you enjoy doing with your family?</w:t>
-            </w:r>
-          </w:p>
-          <w:p>
-            <w:pPr>
-              <w:pStyle w:val="SS3-115"/>
-              <w:numPr>
-                <w:ilvl w:val="0"/>
-                <w:numId w:val="7"/>
-              </w:numPr>
-              <w:ind w:left="284" w:hanging="284"/>
-            </w:pPr>
-            <w:r>
               <w:t>Do you prefer spending time with your family or your friends?</w:t>
             </w:r>
           </w:p>
           <w:p>
             <w:pPr>
+              <w:spacing w:before="240"/>
               <w:rPr>
                 <w:rFonts w:ascii="Source Sans 3 Medium" w:hAnsi="Source Sans 3 Medium"/>
                 <w:b/>
@@ -18560,7 +19191,13 @@
               <w:t xml:space="preserve"> </w:t>
             </w:r>
             <w:r>
-              <w:t xml:space="preserve">--- </w:t>
+              <w:rPr>
+                <w:rStyle w:val="BlkCh"/>
+              </w:rPr>
+              <w:t>close</w:t>
+            </w:r>
+            <w:r>
+              <w:t xml:space="preserve"> </w:t>
             </w:r>
             <w:r>
               <w:t>happy family.</w:t>
@@ -18586,7 +19223,13 @@
               <w:t>3</w:t>
             </w:r>
             <w:r>
-              <w:t xml:space="preserve"> ---</w:t>
+              <w:t xml:space="preserve"> </w:t>
+            </w:r>
+            <w:r>
+              <w:rPr>
+                <w:rStyle w:val="BlkCh"/>
+              </w:rPr>
+              <w:t>eating</w:t>
             </w:r>
             <w:r>
               <w:t xml:space="preserve"> it.</w:t>
@@ -18615,7 +19258,13 @@
               <w:t xml:space="preserve"> </w:t>
             </w:r>
             <w:r>
-              <w:t xml:space="preserve">--- </w:t>
+              <w:rPr>
+                <w:rStyle w:val="BlkCh"/>
+              </w:rPr>
+              <w:t>cook</w:t>
+            </w:r>
+            <w:r>
+              <w:t xml:space="preserve"> </w:t>
             </w:r>
             <w:r>
               <w:t>than her mother.</w:t>
@@ -18644,7 +19293,13 @@
               <w:t xml:space="preserve"> </w:t>
             </w:r>
             <w:r>
-              <w:t xml:space="preserve">--- </w:t>
+              <w:rPr>
+                <w:rStyle w:val="BlkCh"/>
+              </w:rPr>
+              <w:t>married</w:t>
+            </w:r>
+            <w:r>
+              <w:t xml:space="preserve"> </w:t>
             </w:r>
             <w:r>
               <w:t>next year.</w:t>
@@ -18670,10 +19325,19 @@
               <w:t>6</w:t>
             </w:r>
             <w:r>
-              <w:t xml:space="preserve"> ---</w:t>
-            </w:r>
-            <w:r>
-              <w:t xml:space="preserve"> or </w:t>
+              <w:t xml:space="preserve"> </w:t>
+            </w:r>
+            <w:r>
+              <w:rPr>
+                <w:rStyle w:val="BlkCh"/>
+              </w:rPr>
+              <w:t>niece</w:t>
+            </w:r>
+            <w:r>
+              <w:t xml:space="preserve"> </w:t>
+            </w:r>
+            <w:r>
+              <w:t xml:space="preserve">or </w:t>
             </w:r>
             <w:r>
               <w:rPr>
@@ -18686,7 +19350,13 @@
               <w:t xml:space="preserve"> </w:t>
             </w:r>
             <w:r>
-              <w:t xml:space="preserve">--- </w:t>
+              <w:rPr>
+                <w:rStyle w:val="BlkCh"/>
+              </w:rPr>
+              <w:t>nephew</w:t>
+            </w:r>
+            <w:r>
+              <w:t xml:space="preserve"> </w:t>
             </w:r>
             <w:r>
               <w:t>one day.</w:t>
@@ -18928,6 +19598,15 @@
           </w:p>
           <w:p>
             <w:pPr>
+              <w:pStyle w:val="BlkPa"/>
+              <w:ind w:left="284"/>
+            </w:pPr>
+            <w:r>
+              <w:t>Student B</w:t>
+            </w:r>
+          </w:p>
+          <w:p>
+            <w:pPr>
               <w:pStyle w:val="SS3-115"/>
               <w:numPr>
                 <w:ilvl w:val="0"/>
@@ -18941,6 +19620,18 @@
           </w:p>
           <w:p>
             <w:pPr>
+              <w:pStyle w:val="BlkPa"/>
+              <w:ind w:left="284"/>
+            </w:pPr>
+            <w:r>
+              <w:t xml:space="preserve">Student </w:t>
+            </w:r>
+            <w:r>
+              <w:t>A</w:t>
+            </w:r>
+          </w:p>
+          <w:p>
+            <w:pPr>
               <w:pStyle w:val="SS3-115"/>
               <w:numPr>
                 <w:ilvl w:val="0"/>
@@ -18950,6 +19641,19 @@
             </w:pPr>
             <w:r>
               <w:t>Which student's answer was the best?</w:t>
+            </w:r>
+          </w:p>
+          <w:p>
+            <w:pPr>
+              <w:pStyle w:val="BlkPa"/>
+              <w:spacing w:after="240"/>
+              <w:ind w:left="284"/>
+            </w:pPr>
+            <w:r>
+              <w:t xml:space="preserve">Student </w:t>
+            </w:r>
+            <w:r>
+              <w:t>C</w:t>
             </w:r>
           </w:p>
           <w:tbl>
@@ -19330,25 +20034,7 @@
                       <w:sz w:val="21"/>
                       <w:szCs w:val="21"/>
                     </w:rPr>
-                    <w:t xml:space="preserve">do not try to </w:t>
-                  </w:r>
-                  <w:proofErr w:type="spellStart"/>
-                  <w:r>
-                    <w:rPr>
-                      <w:rFonts w:ascii="Source Sans 3" w:hAnsi="Source Sans 3"/>
-                      <w:sz w:val="21"/>
-                      <w:szCs w:val="21"/>
-                    </w:rPr>
-                    <w:t>memorise</w:t>
-                  </w:r>
-                  <w:proofErr w:type="spellEnd"/>
-                  <w:r>
-                    <w:rPr>
-                      <w:rFonts w:ascii="Source Sans 3" w:hAnsi="Source Sans 3"/>
-                      <w:sz w:val="21"/>
-                      <w:szCs w:val="21"/>
-                    </w:rPr>
-                    <w:t xml:space="preserve"> answers to questions.</w:t>
+                    <w:t>do not try to memorise answers to questions.</w:t>
                   </w:r>
                 </w:p>
               </w:tc>
@@ -19437,23 +20123,7 @@
                       <w:sz w:val="21"/>
                       <w:szCs w:val="21"/>
                     </w:rPr>
-                    <w:t xml:space="preserve">In Part 1 you need to give full answers to the questions, but don't talk for too long. Three sentences </w:t>
-                  </w:r>
-                  <w:proofErr w:type="gramStart"/>
-                  <w:r>
-                    <w:rPr>
-                      <w:sz w:val="21"/>
-                      <w:szCs w:val="21"/>
-                    </w:rPr>
-                    <w:t>is</w:t>
-                  </w:r>
-                  <w:proofErr w:type="gramEnd"/>
-                  <w:r>
-                    <w:rPr>
-                      <w:sz w:val="21"/>
-                      <w:szCs w:val="21"/>
-                    </w:rPr>
-                    <w:t xml:space="preserve"> plenty. You have chances to speak for longer in Parts 2 and 3.</w:t>
+                    <w:t>In Part 1 you need to give full answers to the questions, but don't talk for too long. Three sentences is plenty. You have chances to speak for longer in Parts 2 and 3.</w:t>
                   </w:r>
                 </w:p>
               </w:tc>
@@ -19482,12 +20152,12 @@
               <w:tblStyle w:val="CompactTable"/>
               <w:tblW w:w="0" w:type="auto"/>
               <w:tblBorders>
-                <w:top w:val="single" w:sz="18" w:space="0" w:color="B01070"/>
-                <w:left w:val="single" w:sz="18" w:space="0" w:color="B01070"/>
-                <w:bottom w:val="single" w:sz="18" w:space="0" w:color="B01070"/>
-                <w:right w:val="single" w:sz="18" w:space="0" w:color="B01070"/>
-                <w:insideH w:val="single" w:sz="18" w:space="0" w:color="B01070"/>
-                <w:insideV w:val="single" w:sz="18" w:space="0" w:color="B01070"/>
+                <w:top w:val="single" w:sz="18" w:space="0" w:color="0C78BC"/>
+                <w:left w:val="single" w:sz="18" w:space="0" w:color="0C78BC"/>
+                <w:bottom w:val="single" w:sz="18" w:space="0" w:color="0C78BC"/>
+                <w:right w:val="single" w:sz="18" w:space="0" w:color="0C78BC"/>
+                <w:insideH w:val="single" w:sz="18" w:space="0" w:color="0C78BC"/>
+                <w:insideV w:val="single" w:sz="18" w:space="0" w:color="0C78BC"/>
               </w:tblBorders>
               <w:tblLook w:val="04A0" w:firstRow="1" w:lastRow="0" w:firstColumn="1" w:lastColumn="0" w:noHBand="0" w:noVBand="1"/>
             </w:tblPr>
@@ -19498,12 +20168,6 @@
               <w:tc>
                 <w:tcPr>
                   <w:tcW w:w="385" w:type="dxa"/>
-                  <w:tcBorders>
-                    <w:top w:val="single" w:sz="18" w:space="0" w:color="0C78BC"/>
-                    <w:left w:val="single" w:sz="18" w:space="0" w:color="0C78BC"/>
-                    <w:bottom w:val="single" w:sz="18" w:space="0" w:color="0C78BC"/>
-                    <w:right w:val="single" w:sz="18" w:space="0" w:color="0C78BC"/>
-                  </w:tcBorders>
                 </w:tcPr>
                 <w:p>
                   <w:pPr>
@@ -19537,7 +20201,8 @@
         </w:tc>
         <w:tc>
           <w:tcPr>
-            <w:tcW w:w="10134" w:type="dxa"/>
+            <w:tcW w:w="13742" w:type="dxa"/>
+            <w:gridSpan w:val="2"/>
           </w:tcPr>
           <w:p>
             <w:pPr>
@@ -19568,6 +20233,88 @@
                 <w:szCs w:val="23"/>
               </w:rPr>
               <w:t>.</w:t>
+            </w:r>
+          </w:p>
+          <w:p>
+            <w:pPr>
+              <w:pStyle w:val="BlkPa"/>
+              <w:rPr>
+                <w:i/>
+                <w:iCs w:val="0"/>
+              </w:rPr>
+            </w:pPr>
+            <w:r>
+              <w:rPr>
+                <w:i/>
+                <w:iCs w:val="0"/>
+              </w:rPr>
+              <w:t>Sample answers, but many others are possible</w:t>
+            </w:r>
+          </w:p>
+          <w:p>
+            <w:pPr>
+              <w:pStyle w:val="BlkPa"/>
+              <w:numPr>
+                <w:ilvl w:val="0"/>
+                <w:numId w:val="112"/>
+              </w:numPr>
+              <w:ind w:left="284" w:hanging="284"/>
+            </w:pPr>
+            <w:r>
+              <w:t>… because they are the most important people in my life.</w:t>
+            </w:r>
+          </w:p>
+          <w:p>
+            <w:pPr>
+              <w:pStyle w:val="BlkPa"/>
+              <w:numPr>
+                <w:ilvl w:val="0"/>
+                <w:numId w:val="112"/>
+              </w:numPr>
+              <w:ind w:left="284" w:hanging="284"/>
+            </w:pPr>
+            <w:r>
+              <w:t>… but we still get along very well.</w:t>
+            </w:r>
+          </w:p>
+          <w:p>
+            <w:pPr>
+              <w:pStyle w:val="BlkPa"/>
+              <w:numPr>
+                <w:ilvl w:val="0"/>
+                <w:numId w:val="112"/>
+              </w:numPr>
+              <w:ind w:left="284" w:hanging="284"/>
+            </w:pPr>
+            <w:r>
+              <w:t>… and she is going to move to a different city with her husband.</w:t>
+            </w:r>
+          </w:p>
+          <w:p>
+            <w:pPr>
+              <w:pStyle w:val="BlkPa"/>
+              <w:numPr>
+                <w:ilvl w:val="0"/>
+                <w:numId w:val="112"/>
+              </w:numPr>
+              <w:ind w:left="284" w:hanging="284"/>
+            </w:pPr>
+            <w:r>
+              <w:t>… so I don't spend as much time with him as I want to. 4</w:t>
+            </w:r>
+          </w:p>
+          <w:p>
+            <w:pPr>
+              <w:pStyle w:val="BlkPa"/>
+              <w:numPr>
+                <w:ilvl w:val="0"/>
+                <w:numId w:val="112"/>
+              </w:numPr>
+              <w:spacing w:after="240"/>
+              <w:ind w:left="284" w:hanging="284"/>
+            </w:pPr>
+            <w:r>
+              <w:t>… even though he is quite a bit older.</w:t>
             </w:r>
           </w:p>
           <w:tbl>
@@ -19662,6 +20409,7 @@
                 <w:ilvl w:val="0"/>
                 <w:numId w:val="12"/>
               </w:numPr>
+              <w:spacing w:before="240"/>
               <w:ind w:left="284" w:hanging="284"/>
               <w:rPr>
                 <w:rFonts w:ascii="Source Sans 3 Medium" w:hAnsi="Source Sans 3 Medium"/>
@@ -19749,12 +20497,13 @@
           </w:p>
           <w:p>
             <w:pPr>
-              <w:pStyle w:val="ListParagraph"/>
-              <w:numPr>
-                <w:ilvl w:val="0"/>
-                <w:numId w:val="12"/>
-              </w:numPr>
-              <w:ind w:left="284" w:hanging="284"/>
+              <w:rPr>
+                <w:rFonts w:ascii="Source Sans 3 Medium" w:hAnsi="Source Sans 3 Medium"/>
+                <w:b/>
+                <w:bCs/>
+                <w:sz w:val="23"/>
+                <w:szCs w:val="23"/>
+              </w:rPr>
             </w:pPr>
             <w:r>
               <w:rPr>
@@ -19764,22 +20513,6 @@
               </w:rPr>
               <w:t>My brother likes the same things as me,</w:t>
             </w:r>
-          </w:p>
-        </w:tc>
-        <w:tc>
-          <w:tcPr>
-            <w:tcW w:w="3608" w:type="dxa"/>
-          </w:tcPr>
-          <w:p>
-            <w:pPr>
-              <w:rPr>
-                <w:rFonts w:ascii="Source Sans 3 Medium" w:hAnsi="Source Sans 3 Medium"/>
-                <w:b/>
-                <w:bCs/>
-                <w:sz w:val="23"/>
-                <w:szCs w:val="23"/>
-              </w:rPr>
-            </w:pPr>
           </w:p>
         </w:tc>
       </w:tr>
@@ -20128,7 +20861,6 @@
               </w:rPr>
               <w:t>/</w:t>
             </w:r>
-            <w:proofErr w:type="spellStart"/>
             <w:r>
               <w:rPr>
                 <w:b w:val="0"/>
@@ -20141,15 +20873,7 @@
                 <w:b w:val="0"/>
                 <w:bCs w:val="0"/>
               </w:rPr>
-              <w:t>z</w:t>
-            </w:r>
-            <w:proofErr w:type="spellEnd"/>
-            <w:r>
-              <w:rPr>
-                <w:b w:val="0"/>
-                <w:bCs w:val="0"/>
-              </w:rPr>
-              <w:t>/</w:t>
+              <w:t>z/</w:t>
             </w:r>
             <w:r>
               <w:t xml:space="preserve"> according to how the end is pronounced.</w:t>
@@ -20207,16 +20931,11 @@
             <w:r>
               <w:t>/</w:t>
             </w:r>
-            <w:proofErr w:type="spellStart"/>
             <w:r>
               <w:t>ɪ</w:t>
             </w:r>
             <w:r>
-              <w:t>z</w:t>
-            </w:r>
-            <w:proofErr w:type="spellEnd"/>
-            <w:r>
-              <w:t>/</w:t>
+              <w:t>z/</w:t>
             </w:r>
             <w:r>
               <w:t xml:space="preserve">: </w:t>
@@ -20811,15 +21530,7 @@
               <w:ind w:left="284" w:hanging="284"/>
             </w:pPr>
             <w:r>
-              <w:t xml:space="preserve">What type of films </w:t>
-            </w:r>
-            <w:proofErr w:type="gramStart"/>
-            <w:r>
-              <w:t>do</w:t>
-            </w:r>
-            <w:proofErr w:type="gramEnd"/>
-            <w:r>
-              <w:t xml:space="preserve"> different members of your family watch?</w:t>
+              <w:t>What type of films do different members of your family watch?</w:t>
             </w:r>
           </w:p>
           <w:p>
@@ -21324,23 +22035,13 @@
                 <w:szCs w:val="23"/>
               </w:rPr>
             </w:pPr>
-            <w:proofErr w:type="spellStart"/>
             <w:r>
               <w:rPr>
                 <w:rFonts w:ascii="Source Sans 3" w:hAnsi="Source Sans 3"/>
                 <w:sz w:val="23"/>
                 <w:szCs w:val="23"/>
               </w:rPr>
-              <w:t>recognise</w:t>
-            </w:r>
-            <w:proofErr w:type="spellEnd"/>
-            <w:r>
-              <w:rPr>
-                <w:rFonts w:ascii="Source Sans 3" w:hAnsi="Source Sans 3"/>
-                <w:sz w:val="23"/>
-                <w:szCs w:val="23"/>
-              </w:rPr>
-              <w:t xml:space="preserve"> paraphrase</w:t>
+              <w:t>recognise paraphrase</w:t>
             </w:r>
           </w:p>
           <w:p>
@@ -21355,23 +22056,13 @@
                 <w:szCs w:val="26"/>
               </w:rPr>
             </w:pPr>
-            <w:proofErr w:type="spellStart"/>
             <w:r>
               <w:rPr>
                 <w:rFonts w:ascii="Source Sans 3" w:hAnsi="Source Sans 3"/>
                 <w:sz w:val="23"/>
                 <w:szCs w:val="23"/>
               </w:rPr>
-              <w:t>practise</w:t>
-            </w:r>
-            <w:proofErr w:type="spellEnd"/>
-            <w:r>
-              <w:rPr>
-                <w:rFonts w:ascii="Source Sans 3" w:hAnsi="Source Sans 3"/>
-                <w:sz w:val="23"/>
-                <w:szCs w:val="23"/>
-              </w:rPr>
-              <w:t xml:space="preserve"> using the present simple and past simple.</w:t>
+              <w:t>practise using the present simple and past simple.</w:t>
             </w:r>
           </w:p>
         </w:tc>
@@ -22676,7 +23367,7 @@
               <w:pStyle w:val="ListParagraph"/>
               <w:numPr>
                 <w:ilvl w:val="0"/>
-                <w:numId w:val="63"/>
+                <w:numId w:val="61"/>
               </w:numPr>
               <w:ind w:left="227" w:hanging="227"/>
               <w:rPr>
@@ -22707,7 +23398,7 @@
               <w:pStyle w:val="ListParagraph"/>
               <w:numPr>
                 <w:ilvl w:val="0"/>
-                <w:numId w:val="63"/>
+                <w:numId w:val="61"/>
               </w:numPr>
               <w:ind w:left="227" w:hanging="227"/>
               <w:rPr>
@@ -22788,7 +23479,6 @@
               </w:rPr>
               <w:t xml:space="preserve">, </w:t>
             </w:r>
-            <w:proofErr w:type="spellStart"/>
             <w:r>
               <w:rPr>
                 <w:rFonts w:ascii="Source Sans 3" w:hAnsi="Source Sans 3"/>
@@ -22799,7 +23489,6 @@
               </w:rPr>
               <w:t>through</w:t>
             </w:r>
-            <w:proofErr w:type="spellEnd"/>
             <w:r>
               <w:rPr>
                 <w:rFonts w:ascii="Source Sans 3" w:hAnsi="Source Sans 3"/>
@@ -22814,7 +23503,7 @@
               <w:pStyle w:val="ListParagraph"/>
               <w:numPr>
                 <w:ilvl w:val="0"/>
-                <w:numId w:val="63"/>
+                <w:numId w:val="61"/>
               </w:numPr>
               <w:ind w:left="227" w:hanging="227"/>
               <w:rPr>
@@ -22837,7 +23526,7 @@
               <w:pStyle w:val="ListParagraph"/>
               <w:numPr>
                 <w:ilvl w:val="0"/>
-                <w:numId w:val="63"/>
+                <w:numId w:val="61"/>
               </w:numPr>
               <w:ind w:left="227" w:hanging="227"/>
               <w:rPr>
@@ -22860,7 +23549,7 @@
               <w:pStyle w:val="ListParagraph"/>
               <w:numPr>
                 <w:ilvl w:val="0"/>
-                <w:numId w:val="63"/>
+                <w:numId w:val="61"/>
               </w:numPr>
               <w:ind w:left="227" w:hanging="227"/>
               <w:rPr>
@@ -22913,7 +23602,7 @@
               <w:pStyle w:val="ListParagraph"/>
               <w:numPr>
                 <w:ilvl w:val="0"/>
-                <w:numId w:val="63"/>
+                <w:numId w:val="61"/>
               </w:numPr>
               <w:ind w:left="227" w:hanging="227"/>
               <w:rPr>
@@ -23036,7 +23725,7 @@
               <w:pStyle w:val="SS3-115"/>
               <w:numPr>
                 <w:ilvl w:val="0"/>
-                <w:numId w:val="64"/>
+                <w:numId w:val="62"/>
               </w:numPr>
               <w:ind w:left="284" w:hanging="284"/>
             </w:pPr>
@@ -23049,7 +23738,7 @@
               <w:pStyle w:val="SS3-115"/>
               <w:numPr>
                 <w:ilvl w:val="0"/>
-                <w:numId w:val="64"/>
+                <w:numId w:val="62"/>
               </w:numPr>
               <w:ind w:left="284" w:hanging="284"/>
               <w:rPr>
@@ -23220,23 +23909,7 @@
               <w:pStyle w:val="SS3M-115"/>
             </w:pPr>
             <w:r>
-              <w:t xml:space="preserve">Which of the two activities you have just done </w:t>
-            </w:r>
-            <w:proofErr w:type="spellStart"/>
-            <w:r>
-              <w:t>practised</w:t>
-            </w:r>
-            <w:proofErr w:type="spellEnd"/>
-            <w:r>
-              <w:t xml:space="preserve"> scanning? Which </w:t>
-            </w:r>
-            <w:proofErr w:type="spellStart"/>
-            <w:r>
-              <w:t>practised</w:t>
-            </w:r>
-            <w:proofErr w:type="spellEnd"/>
-            <w:r>
-              <w:t xml:space="preserve"> skimming</w:t>
+              <w:t>Which of the two activities you have just done practised scanning? Which practised skimming</w:t>
             </w:r>
             <w:r>
               <w:t>?</w:t>
@@ -23357,7 +24030,7 @@
                     <w:pStyle w:val="ListParagraph"/>
                     <w:numPr>
                       <w:ilvl w:val="0"/>
-                      <w:numId w:val="65"/>
+                      <w:numId w:val="63"/>
                     </w:numPr>
                     <w:ind w:left="397" w:hanging="284"/>
                     <w:jc w:val="both"/>
@@ -23381,7 +24054,7 @@
                     <w:pStyle w:val="ListParagraph"/>
                     <w:numPr>
                       <w:ilvl w:val="0"/>
-                      <w:numId w:val="65"/>
+                      <w:numId w:val="63"/>
                     </w:numPr>
                     <w:ind w:left="397" w:hanging="284"/>
                     <w:jc w:val="both"/>
@@ -23405,7 +24078,7 @@
                     <w:pStyle w:val="ListParagraph"/>
                     <w:numPr>
                       <w:ilvl w:val="0"/>
-                      <w:numId w:val="65"/>
+                      <w:numId w:val="63"/>
                     </w:numPr>
                     <w:ind w:left="397" w:hanging="284"/>
                     <w:jc w:val="both"/>
@@ -23429,7 +24102,7 @@
                     <w:pStyle w:val="ListParagraph"/>
                     <w:numPr>
                       <w:ilvl w:val="0"/>
-                      <w:numId w:val="65"/>
+                      <w:numId w:val="63"/>
                     </w:numPr>
                     <w:ind w:left="397" w:hanging="284"/>
                     <w:jc w:val="both"/>
@@ -23445,25 +24118,7 @@
                       <w:sz w:val="23"/>
                       <w:szCs w:val="23"/>
                     </w:rPr>
-                    <w:t>in Germany, you can stay in a one-</w:t>
-                  </w:r>
-                  <w:proofErr w:type="spellStart"/>
-                  <w:r>
-                    <w:rPr>
-                      <w:rFonts w:ascii="Source Sans 3" w:hAnsi="Source Sans 3"/>
-                      <w:sz w:val="23"/>
-                      <w:szCs w:val="23"/>
-                    </w:rPr>
-                    <w:t>metre</w:t>
-                  </w:r>
-                  <w:proofErr w:type="spellEnd"/>
-                  <w:r>
-                    <w:rPr>
-                      <w:rFonts w:ascii="Source Sans 3" w:hAnsi="Source Sans 3"/>
-                      <w:sz w:val="23"/>
-                      <w:szCs w:val="23"/>
-                    </w:rPr>
-                    <w:t>-square house, the smallest house in the world, called the House NA. Van Bo Le-Mentzel, a refugee from Laos, built it to draw attention to the world housing shortage. It is a wooden structure on wheels and weighs 40 kg. It has a locking door and a window. You can turn it onto its side when you want to lie down. Franz from Munich spent the night in one recently 'just to see what it was like'. He found it a bit uncomfortable!</w:t>
+                    <w:t>in Germany, you can stay in a one-metre-square house, the smallest house in the world, called the House NA. Van Bo Le-Mentzel, a refugee from Laos, built it to draw attention to the world housing shortage. It is a wooden structure on wheels and weighs 40 kg. It has a locking door and a window. You can turn it onto its side when you want to lie down. Franz from Munich spent the night in one recently 'just to see what it was like'. He found it a bit uncomfortable!</w:t>
                   </w:r>
                 </w:p>
                 <w:p>
@@ -23471,7 +24126,7 @@
                     <w:pStyle w:val="ListParagraph"/>
                     <w:numPr>
                       <w:ilvl w:val="0"/>
-                      <w:numId w:val="65"/>
+                      <w:numId w:val="63"/>
                     </w:numPr>
                     <w:ind w:left="397" w:hanging="284"/>
                     <w:jc w:val="both"/>
@@ -23498,7 +24153,7 @@
                     <w:pStyle w:val="ListParagraph"/>
                     <w:numPr>
                       <w:ilvl w:val="0"/>
-                      <w:numId w:val="65"/>
+                      <w:numId w:val="63"/>
                     </w:numPr>
                     <w:ind w:left="397" w:hanging="284"/>
                     <w:jc w:val="both"/>
@@ -23517,25 +24172,7 @@
                       <w:sz w:val="23"/>
                       <w:szCs w:val="23"/>
                     </w:rPr>
-                    <w:t xml:space="preserve">Another couple, Shaun and Rachel from Manchester, enjoyed a recent holiday in a treehouse in Sussex, England. They said, 'It was right up in the trees and had everything we needed, even </w:t>
-                  </w:r>
-                  <w:proofErr w:type="spellStart"/>
-                  <w:r>
-                    <w:rPr>
-                      <w:rFonts w:ascii="Source Sans 3" w:hAnsi="Source Sans 3"/>
-                      <w:sz w:val="23"/>
-                      <w:szCs w:val="23"/>
-                    </w:rPr>
-                    <w:t>wifi</w:t>
-                  </w:r>
-                  <w:proofErr w:type="spellEnd"/>
-                  <w:r>
-                    <w:rPr>
-                      <w:rFonts w:ascii="Source Sans 3" w:hAnsi="Source Sans 3"/>
-                      <w:sz w:val="23"/>
-                      <w:szCs w:val="23"/>
-                    </w:rPr>
-                    <w:t>! It had a small kitchen and we did our own cooking. It was the perfect place to get away from our busy lives.</w:t>
+                    <w:t>Another couple, Shaun and Rachel from Manchester, enjoyed a recent holiday in a treehouse in Sussex, England. They said, 'It was right up in the trees and had everything we needed, even wifi! It had a small kitchen and we did our own cooking. It was the perfect place to get away from our busy lives.</w:t>
                   </w:r>
                 </w:p>
               </w:tc>
@@ -23546,7 +24183,7 @@
               <w:pStyle w:val="SS3M-115"/>
               <w:numPr>
                 <w:ilvl w:val="0"/>
-                <w:numId w:val="65"/>
+                <w:numId w:val="63"/>
               </w:numPr>
               <w:ind w:left="397" w:hanging="284"/>
             </w:pPr>
@@ -24141,12 +24778,64 @@
               <w:pStyle w:val="SS3-115"/>
               <w:numPr>
                 <w:ilvl w:val="0"/>
-                <w:numId w:val="67"/>
+                <w:numId w:val="65"/>
               </w:numPr>
               <w:ind w:left="227" w:hanging="227"/>
             </w:pPr>
             <w:r>
               <w:t>The treehouse had everything we needed.</w:t>
+            </w:r>
+          </w:p>
+          <w:p>
+            <w:pPr>
+              <w:pStyle w:val="SS3-115"/>
+              <w:numPr>
+                <w:ilvl w:val="0"/>
+                <w:numId w:val="64"/>
+              </w:numPr>
+              <w:ind w:left="454" w:hanging="227"/>
+            </w:pPr>
+            <w:r>
+              <w:t>We needed some more things for our stay in the treehouse.</w:t>
+            </w:r>
+          </w:p>
+          <w:p>
+            <w:pPr>
+              <w:pStyle w:val="SS3-115"/>
+              <w:numPr>
+                <w:ilvl w:val="0"/>
+                <w:numId w:val="64"/>
+              </w:numPr>
+              <w:ind w:left="454" w:hanging="227"/>
+            </w:pPr>
+            <w:r>
+              <w:t>The treehouse was very well equipped.</w:t>
+            </w:r>
+          </w:p>
+          <w:p>
+            <w:pPr>
+              <w:pStyle w:val="SS3-115"/>
+              <w:numPr>
+                <w:ilvl w:val="0"/>
+                <w:numId w:val="64"/>
+              </w:numPr>
+              <w:ind w:left="454" w:hanging="227"/>
+            </w:pPr>
+            <w:r>
+              <w:t>We need everything for the treehouse.</w:t>
+            </w:r>
+          </w:p>
+          <w:p>
+            <w:pPr>
+              <w:pStyle w:val="SS3-115"/>
+              <w:numPr>
+                <w:ilvl w:val="0"/>
+                <w:numId w:val="65"/>
+              </w:numPr>
+              <w:ind w:left="227" w:hanging="227"/>
+            </w:pPr>
+            <w:r>
+              <w:t>Some houseboats can be moved to other parts of the river.</w:t>
             </w:r>
           </w:p>
           <w:p>
@@ -24159,7 +24848,7 @@
               <w:ind w:left="454" w:hanging="227"/>
             </w:pPr>
             <w:r>
-              <w:t>We needed some more things for our stay in the treehouse.</w:t>
+              <w:t>Not all houseboats are permanently fixed in one place.</w:t>
             </w:r>
           </w:p>
           <w:p>
@@ -24172,7 +24861,7 @@
               <w:ind w:left="454" w:hanging="227"/>
             </w:pPr>
             <w:r>
-              <w:t>The treehouse was very well equipped.</w:t>
+              <w:t>Only some parts of the river have houseboats.</w:t>
             </w:r>
           </w:p>
           <w:p>
@@ -24185,7 +24874,20 @@
               <w:ind w:left="454" w:hanging="227"/>
             </w:pPr>
             <w:r>
-              <w:t>We need everything for the treehouse.</w:t>
+              <w:t>You can move to a houseboat in another part of the river.</w:t>
+            </w:r>
+          </w:p>
+          <w:p>
+            <w:pPr>
+              <w:pStyle w:val="SS3-115"/>
+              <w:numPr>
+                <w:ilvl w:val="0"/>
+                <w:numId w:val="65"/>
+              </w:numPr>
+              <w:ind w:left="227" w:hanging="227"/>
+            </w:pPr>
+            <w:r>
+              <w:t>One house in Chile was built from 12 containers.</w:t>
             </w:r>
           </w:p>
           <w:p>
@@ -24195,49 +24897,10 @@
                 <w:ilvl w:val="0"/>
                 <w:numId w:val="67"/>
               </w:numPr>
-              <w:ind w:left="227" w:hanging="227"/>
-            </w:pPr>
-            <w:r>
-              <w:t>Some houseboats can be moved to other parts of the river.</w:t>
-            </w:r>
-          </w:p>
-          <w:p>
-            <w:pPr>
-              <w:pStyle w:val="SS3-115"/>
-              <w:numPr>
-                <w:ilvl w:val="0"/>
-                <w:numId w:val="68"/>
-              </w:numPr>
               <w:ind w:left="454" w:hanging="227"/>
             </w:pPr>
             <w:r>
-              <w:t>Not all houseboats are permanently fixed in one place.</w:t>
-            </w:r>
-          </w:p>
-          <w:p>
-            <w:pPr>
-              <w:pStyle w:val="SS3-115"/>
-              <w:numPr>
-                <w:ilvl w:val="0"/>
-                <w:numId w:val="68"/>
-              </w:numPr>
-              <w:ind w:left="454" w:hanging="227"/>
-            </w:pPr>
-            <w:r>
-              <w:t>Only some parts of the river have houseboats.</w:t>
-            </w:r>
-          </w:p>
-          <w:p>
-            <w:pPr>
-              <w:pStyle w:val="SS3-115"/>
-              <w:numPr>
-                <w:ilvl w:val="0"/>
-                <w:numId w:val="68"/>
-              </w:numPr>
-              <w:ind w:left="454" w:hanging="227"/>
-            </w:pPr>
-            <w:r>
-              <w:t>You can move to a houseboat in another part of the river.</w:t>
+              <w:t>There are 12 houses in Chile made from containers.</w:t>
             </w:r>
           </w:p>
           <w:p>
@@ -24247,10 +24910,10 @@
                 <w:ilvl w:val="0"/>
                 <w:numId w:val="67"/>
               </w:numPr>
-              <w:ind w:left="227" w:hanging="227"/>
-            </w:pPr>
-            <w:r>
-              <w:t>One house in Chile was built from 12 containers.</w:t>
+              <w:ind w:left="454" w:hanging="227"/>
+            </w:pPr>
+            <w:r>
+              <w:t>12 containers were used to make one house.</w:t>
             </w:r>
           </w:p>
           <w:p>
@@ -24258,33 +24921,7 @@
               <w:pStyle w:val="SS3-115"/>
               <w:numPr>
                 <w:ilvl w:val="0"/>
-                <w:numId w:val="69"/>
-              </w:numPr>
-              <w:ind w:left="454" w:hanging="227"/>
-            </w:pPr>
-            <w:r>
-              <w:t>There are 12 houses in Chile made from containers.</w:t>
-            </w:r>
-          </w:p>
-          <w:p>
-            <w:pPr>
-              <w:pStyle w:val="SS3-115"/>
-              <w:numPr>
-                <w:ilvl w:val="0"/>
-                <w:numId w:val="69"/>
-              </w:numPr>
-              <w:ind w:left="454" w:hanging="227"/>
-            </w:pPr>
-            <w:r>
-              <w:t>12 containers were used to make one house.</w:t>
-            </w:r>
-          </w:p>
-          <w:p>
-            <w:pPr>
-              <w:pStyle w:val="SS3-115"/>
-              <w:numPr>
-                <w:ilvl w:val="0"/>
-                <w:numId w:val="69"/>
+                <w:numId w:val="67"/>
               </w:numPr>
               <w:ind w:left="454" w:hanging="227"/>
             </w:pPr>
@@ -24725,7 +25362,7 @@
               <w:pStyle w:val="SS3-115"/>
               <w:numPr>
                 <w:ilvl w:val="0"/>
-                <w:numId w:val="70"/>
+                <w:numId w:val="68"/>
               </w:numPr>
               <w:ind w:left="227" w:hanging="227"/>
             </w:pPr>
@@ -24738,7 +25375,7 @@
               <w:pStyle w:val="SS3-115"/>
               <w:numPr>
                 <w:ilvl w:val="0"/>
-                <w:numId w:val="70"/>
+                <w:numId w:val="68"/>
               </w:numPr>
               <w:ind w:left="227" w:hanging="227"/>
             </w:pPr>
@@ -24751,7 +25388,7 @@
               <w:pStyle w:val="SS3-115"/>
               <w:numPr>
                 <w:ilvl w:val="0"/>
-                <w:numId w:val="70"/>
+                <w:numId w:val="68"/>
               </w:numPr>
               <w:ind w:left="227" w:hanging="227"/>
             </w:pPr>
@@ -24764,7 +25401,7 @@
               <w:pStyle w:val="SS3-115"/>
               <w:numPr>
                 <w:ilvl w:val="0"/>
-                <w:numId w:val="70"/>
+                <w:numId w:val="68"/>
               </w:numPr>
               <w:ind w:left="227" w:hanging="227"/>
               <w:rPr>
@@ -24837,7 +25474,7 @@
                     <w:pStyle w:val="ListParagraph"/>
                     <w:numPr>
                       <w:ilvl w:val="0"/>
-                      <w:numId w:val="71"/>
+                      <w:numId w:val="69"/>
                     </w:numPr>
                     <w:ind w:left="170" w:hanging="170"/>
                     <w:rPr>
@@ -24878,7 +25515,7 @@
                     <w:pStyle w:val="ListParagraph"/>
                     <w:numPr>
                       <w:ilvl w:val="0"/>
-                      <w:numId w:val="71"/>
+                      <w:numId w:val="69"/>
                     </w:numPr>
                     <w:ind w:left="170" w:hanging="170"/>
                     <w:rPr>
@@ -24937,7 +25574,7 @@
                     <w:pStyle w:val="ListParagraph"/>
                     <w:numPr>
                       <w:ilvl w:val="0"/>
-                      <w:numId w:val="71"/>
+                      <w:numId w:val="69"/>
                     </w:numPr>
                     <w:ind w:left="170" w:hanging="170"/>
                     <w:rPr>
@@ -25010,7 +25647,7 @@
                     <w:pStyle w:val="ListParagraph"/>
                     <w:numPr>
                       <w:ilvl w:val="0"/>
-                      <w:numId w:val="71"/>
+                      <w:numId w:val="69"/>
                     </w:numPr>
                     <w:ind w:left="170" w:hanging="170"/>
                     <w:rPr>
@@ -25033,7 +25670,7 @@
                     <w:pStyle w:val="ListParagraph"/>
                     <w:numPr>
                       <w:ilvl w:val="0"/>
-                      <w:numId w:val="71"/>
+                      <w:numId w:val="69"/>
                     </w:numPr>
                     <w:ind w:left="170" w:hanging="170"/>
                     <w:rPr>
@@ -25056,7 +25693,7 @@
                     <w:pStyle w:val="ListParagraph"/>
                     <w:numPr>
                       <w:ilvl w:val="0"/>
-                      <w:numId w:val="71"/>
+                      <w:numId w:val="69"/>
                     </w:numPr>
                     <w:ind w:left="170" w:hanging="170"/>
                     <w:rPr>
@@ -25079,7 +25716,7 @@
                     <w:pStyle w:val="ListParagraph"/>
                     <w:numPr>
                       <w:ilvl w:val="0"/>
-                      <w:numId w:val="71"/>
+                      <w:numId w:val="69"/>
                     </w:numPr>
                     <w:ind w:left="170" w:hanging="170"/>
                     <w:rPr>
@@ -25102,7 +25739,7 @@
                     <w:pStyle w:val="ListParagraph"/>
                     <w:numPr>
                       <w:ilvl w:val="0"/>
-                      <w:numId w:val="71"/>
+                      <w:numId w:val="69"/>
                     </w:numPr>
                     <w:ind w:left="170" w:hanging="170"/>
                     <w:rPr>
@@ -25313,7 +25950,7 @@
               <w:pStyle w:val="SS3-115"/>
               <w:numPr>
                 <w:ilvl w:val="0"/>
-                <w:numId w:val="72"/>
+                <w:numId w:val="70"/>
               </w:numPr>
               <w:ind w:left="454" w:hanging="227"/>
             </w:pPr>
@@ -25326,7 +25963,7 @@
               <w:pStyle w:val="SS3-115"/>
               <w:numPr>
                 <w:ilvl w:val="0"/>
-                <w:numId w:val="72"/>
+                <w:numId w:val="70"/>
               </w:numPr>
               <w:ind w:left="454" w:hanging="227"/>
             </w:pPr>
@@ -25339,7 +25976,7 @@
               <w:pStyle w:val="SS3-115"/>
               <w:numPr>
                 <w:ilvl w:val="0"/>
-                <w:numId w:val="72"/>
+                <w:numId w:val="70"/>
               </w:numPr>
               <w:ind w:left="454" w:hanging="227"/>
             </w:pPr>
@@ -25365,7 +26002,7 @@
               <w:pStyle w:val="SS3-115"/>
               <w:numPr>
                 <w:ilvl w:val="0"/>
-                <w:numId w:val="73"/>
+                <w:numId w:val="71"/>
               </w:numPr>
               <w:ind w:left="454" w:hanging="227"/>
             </w:pPr>
@@ -25378,7 +26015,7 @@
               <w:pStyle w:val="SS3-115"/>
               <w:numPr>
                 <w:ilvl w:val="0"/>
-                <w:numId w:val="73"/>
+                <w:numId w:val="71"/>
               </w:numPr>
               <w:ind w:left="454" w:hanging="227"/>
             </w:pPr>
@@ -25391,7 +26028,7 @@
               <w:pStyle w:val="SS3-115"/>
               <w:numPr>
                 <w:ilvl w:val="0"/>
-                <w:numId w:val="73"/>
+                <w:numId w:val="71"/>
               </w:numPr>
               <w:ind w:left="454" w:hanging="227"/>
             </w:pPr>
@@ -25404,7 +26041,7 @@
               <w:pStyle w:val="SS3-115"/>
               <w:numPr>
                 <w:ilvl w:val="0"/>
-                <w:numId w:val="73"/>
+                <w:numId w:val="71"/>
               </w:numPr>
               <w:ind w:left="454" w:hanging="227"/>
             </w:pPr>
@@ -25574,7 +26211,7 @@
               <w:pStyle w:val="SS3-115"/>
               <w:numPr>
                 <w:ilvl w:val="0"/>
-                <w:numId w:val="74"/>
+                <w:numId w:val="72"/>
               </w:numPr>
               <w:ind w:left="227" w:hanging="227"/>
             </w:pPr>
@@ -25607,7 +26244,7 @@
               <w:pStyle w:val="SS3-115"/>
               <w:numPr>
                 <w:ilvl w:val="0"/>
-                <w:numId w:val="74"/>
+                <w:numId w:val="72"/>
               </w:numPr>
               <w:ind w:left="227" w:hanging="227"/>
             </w:pPr>
@@ -25640,7 +26277,7 @@
               <w:pStyle w:val="SS3-115"/>
               <w:numPr>
                 <w:ilvl w:val="0"/>
-                <w:numId w:val="74"/>
+                <w:numId w:val="72"/>
               </w:numPr>
               <w:ind w:left="227" w:hanging="227"/>
             </w:pPr>
@@ -25673,7 +26310,7 @@
               <w:pStyle w:val="SS3-115"/>
               <w:numPr>
                 <w:ilvl w:val="0"/>
-                <w:numId w:val="74"/>
+                <w:numId w:val="72"/>
               </w:numPr>
               <w:ind w:left="227" w:hanging="227"/>
             </w:pPr>
@@ -25706,7 +26343,7 @@
               <w:pStyle w:val="SS3-115"/>
               <w:numPr>
                 <w:ilvl w:val="0"/>
-                <w:numId w:val="74"/>
+                <w:numId w:val="72"/>
               </w:numPr>
               <w:ind w:left="227" w:hanging="227"/>
             </w:pPr>
@@ -25825,7 +26462,7 @@
               <w:pStyle w:val="SS3-115"/>
               <w:numPr>
                 <w:ilvl w:val="0"/>
-                <w:numId w:val="75"/>
+                <w:numId w:val="73"/>
               </w:numPr>
               <w:ind w:left="227" w:hanging="227"/>
             </w:pPr>
@@ -25848,7 +26485,7 @@
               <w:pStyle w:val="SS3-115"/>
               <w:numPr>
                 <w:ilvl w:val="0"/>
-                <w:numId w:val="75"/>
+                <w:numId w:val="73"/>
               </w:numPr>
               <w:ind w:left="227" w:hanging="227"/>
             </w:pPr>
@@ -25871,7 +26508,7 @@
               <w:pStyle w:val="SS3-115"/>
               <w:numPr>
                 <w:ilvl w:val="0"/>
-                <w:numId w:val="75"/>
+                <w:numId w:val="73"/>
               </w:numPr>
               <w:ind w:left="227" w:hanging="227"/>
             </w:pPr>
@@ -25894,7 +26531,7 @@
               <w:pStyle w:val="SS3-115"/>
               <w:numPr>
                 <w:ilvl w:val="0"/>
-                <w:numId w:val="75"/>
+                <w:numId w:val="73"/>
               </w:numPr>
               <w:ind w:left="227" w:hanging="227"/>
             </w:pPr>
@@ -25917,7 +26554,7 @@
               <w:pStyle w:val="SS3-115"/>
               <w:numPr>
                 <w:ilvl w:val="0"/>
-                <w:numId w:val="75"/>
+                <w:numId w:val="73"/>
               </w:numPr>
               <w:ind w:left="227" w:hanging="227"/>
             </w:pPr>
@@ -26209,25 +26846,7 @@
                       <w:sz w:val="23"/>
                       <w:szCs w:val="23"/>
                     </w:rPr>
-                    <w:t>by coach and boat. I was tired and hungry. We went into the school hall, where the host families were waiting to meet us. I wondered which one would be mine. Would they give me dinner at this time and would I be able to eat the unfamiliar food? Suddenly I heard my name called and the name of my exchange partner, Brigitte Schmitt. A pretty, blonde girl stepped forward, smiling widely. Behind her stood her parents, a pleasant-looking couple who were also smiling. They held out their hands and said, '</w:t>
-                  </w:r>
-                  <w:proofErr w:type="spellStart"/>
-                  <w:r>
-                    <w:rPr>
-                      <w:rFonts w:ascii="Source Sans 3" w:hAnsi="Source Sans 3"/>
-                      <w:sz w:val="23"/>
-                      <w:szCs w:val="23"/>
-                    </w:rPr>
-                    <w:t>Wilkommen</w:t>
-                  </w:r>
-                  <w:proofErr w:type="spellEnd"/>
-                  <w:r>
-                    <w:rPr>
-                      <w:rFonts w:ascii="Source Sans 3" w:hAnsi="Source Sans 3"/>
-                      <w:sz w:val="23"/>
-                      <w:szCs w:val="23"/>
-                    </w:rPr>
-                    <w:t xml:space="preserve"> in Deutschland. Welcome to Germany."</w:t>
+                    <w:t>by coach and boat. I was tired and hungry. We went into the school hall, where the host families were waiting to meet us. I wondered which one would be mine. Would they give me dinner at this time and would I be able to eat the unfamiliar food? Suddenly I heard my name called and the name of my exchange partner, Brigitte Schmitt. A pretty, blonde girl stepped forward, smiling widely. Behind her stood her parents, a pleasant-looking couple who were also smiling. They held out their hands and said, 'Wilkommen in Deutschland. Welcome to Germany."</w:t>
                   </w:r>
                 </w:p>
               </w:tc>
@@ -26250,25 +26869,7 @@
                       <w:sz w:val="23"/>
                       <w:szCs w:val="23"/>
                     </w:rPr>
-                    <w:t xml:space="preserve">I spent three happy weeks with the Schmitt family. Brigitte had an elder brother, Hendrik, and a younger sister, Lisa. They had two cats, Ping and Pong, who sat on my lap as I looked into the fire in the evenings. The whole family were kind and welcoming. My room was </w:t>
-                  </w:r>
-                  <w:proofErr w:type="spellStart"/>
-                  <w:r>
-                    <w:rPr>
-                      <w:rFonts w:ascii="Source Sans 3" w:hAnsi="Source Sans 3"/>
-                      <w:sz w:val="23"/>
-                      <w:szCs w:val="23"/>
-                    </w:rPr>
-                    <w:t>cosy</w:t>
-                  </w:r>
-                  <w:proofErr w:type="spellEnd"/>
-                  <w:r>
-                    <w:rPr>
-                      <w:rFonts w:ascii="Source Sans 3" w:hAnsi="Source Sans 3"/>
-                      <w:sz w:val="23"/>
-                      <w:szCs w:val="23"/>
-                    </w:rPr>
-                    <w:t xml:space="preserve"> and warm and looked out onto a forest. The fresh clean smell of the trees</w:t>
+                    <w:t>I spent three happy weeks with the Schmitt family. Brigitte had an elder brother, Hendrik, and a younger sister, Lisa. They had two cats, Ping and Pong, who sat on my lap as I looked into the fire in the evenings. The whole family were kind and welcoming. My room was cosy and warm and looked out onto a forest. The fresh clean smell of the trees</w:t>
                   </w:r>
                   <w:r>
                     <w:rPr>
@@ -26432,7 +27033,7 @@
               <w:pStyle w:val="SS3-115"/>
               <w:numPr>
                 <w:ilvl w:val="0"/>
-                <w:numId w:val="76"/>
+                <w:numId w:val="74"/>
               </w:numPr>
               <w:ind w:left="227" w:hanging="227"/>
             </w:pPr>
@@ -26448,7 +27049,7 @@
               <w:pStyle w:val="SS3-115"/>
               <w:numPr>
                 <w:ilvl w:val="0"/>
-                <w:numId w:val="76"/>
+                <w:numId w:val="74"/>
               </w:numPr>
               <w:ind w:left="227" w:hanging="227"/>
             </w:pPr>
@@ -26464,7 +27065,7 @@
               <w:pStyle w:val="SS3-115"/>
               <w:numPr>
                 <w:ilvl w:val="0"/>
-                <w:numId w:val="76"/>
+                <w:numId w:val="74"/>
               </w:numPr>
               <w:ind w:left="227" w:hanging="227"/>
             </w:pPr>
@@ -26480,7 +27081,7 @@
               <w:pStyle w:val="SS3-115"/>
               <w:numPr>
                 <w:ilvl w:val="0"/>
-                <w:numId w:val="76"/>
+                <w:numId w:val="74"/>
               </w:numPr>
               <w:ind w:left="227" w:hanging="227"/>
             </w:pPr>
@@ -26496,7 +27097,7 @@
               <w:pStyle w:val="SS3-115"/>
               <w:numPr>
                 <w:ilvl w:val="0"/>
-                <w:numId w:val="76"/>
+                <w:numId w:val="74"/>
               </w:numPr>
               <w:ind w:left="227" w:hanging="227"/>
             </w:pPr>
@@ -26512,7 +27113,7 @@
               <w:pStyle w:val="SS3-115"/>
               <w:numPr>
                 <w:ilvl w:val="0"/>
-                <w:numId w:val="76"/>
+                <w:numId w:val="74"/>
               </w:numPr>
               <w:ind w:left="227" w:hanging="227"/>
               <w:rPr>
@@ -27206,51 +27807,7 @@
                 <w:sz w:val="23"/>
                 <w:szCs w:val="23"/>
               </w:rPr>
-              <w:t xml:space="preserve">In Sri Lanka, a family meal often includes </w:t>
-            </w:r>
-            <w:proofErr w:type="spellStart"/>
-            <w:r>
-              <w:rPr>
-                <w:rFonts w:ascii="Source Sans 3 Medium" w:hAnsi="Source Sans 3 Medium"/>
-                <w:b/>
-                <w:bCs/>
-                <w:sz w:val="23"/>
-                <w:szCs w:val="23"/>
-              </w:rPr>
-              <w:t>stringhoppers</w:t>
-            </w:r>
-            <w:proofErr w:type="spellEnd"/>
-            <w:r>
-              <w:rPr>
-                <w:rFonts w:ascii="Source Sans 3 Medium" w:hAnsi="Source Sans 3 Medium"/>
-                <w:b/>
-                <w:bCs/>
-                <w:sz w:val="23"/>
-                <w:szCs w:val="23"/>
-              </w:rPr>
-              <w:t xml:space="preserve">. To make </w:t>
-            </w:r>
-            <w:proofErr w:type="spellStart"/>
-            <w:r>
-              <w:rPr>
-                <w:rFonts w:ascii="Source Sans 3 Medium" w:hAnsi="Source Sans 3 Medium"/>
-                <w:b/>
-                <w:bCs/>
-                <w:sz w:val="23"/>
-                <w:szCs w:val="23"/>
-              </w:rPr>
-              <w:t>stringhoppers</w:t>
-            </w:r>
-            <w:proofErr w:type="spellEnd"/>
-            <w:r>
-              <w:rPr>
-                <w:rFonts w:ascii="Source Sans 3 Medium" w:hAnsi="Source Sans 3 Medium"/>
-                <w:b/>
-                <w:bCs/>
-                <w:sz w:val="23"/>
-                <w:szCs w:val="23"/>
-              </w:rPr>
-              <w:t xml:space="preserve"> you need some special equipment. Choose the best description of each piece of equipment.</w:t>
+              <w:t>In Sri Lanka, a family meal often includes stringhoppers. To make stringhoppers you need some special equipment. Choose the best description of each piece of equipment.</w:t>
             </w:r>
           </w:p>
           <w:tbl>
@@ -27276,21 +27833,12 @@
                       <w:szCs w:val="21"/>
                     </w:rPr>
                   </w:pPr>
-                  <w:proofErr w:type="spellStart"/>
                   <w:r>
                     <w:rPr>
                       <w:sz w:val="21"/>
                       <w:szCs w:val="21"/>
                     </w:rPr>
-                    <w:t>Sunnyhills</w:t>
-                  </w:r>
-                  <w:proofErr w:type="spellEnd"/>
-                  <w:r>
-                    <w:rPr>
-                      <w:sz w:val="21"/>
-                      <w:szCs w:val="21"/>
-                    </w:rPr>
-                    <w:t xml:space="preserve"> University 1995</w:t>
+                    <w:t>Sunnyhills University 1995</w:t>
                   </w:r>
                 </w:p>
                 <w:p>
@@ -27440,21 +27988,12 @@
                       <w:szCs w:val="21"/>
                     </w:rPr>
                   </w:pPr>
-                  <w:proofErr w:type="spellStart"/>
                   <w:r>
                     <w:rPr>
                       <w:sz w:val="21"/>
                       <w:szCs w:val="21"/>
                     </w:rPr>
-                    <w:t>Sunnyhills</w:t>
-                  </w:r>
-                  <w:proofErr w:type="spellEnd"/>
-                  <w:r>
-                    <w:rPr>
-                      <w:sz w:val="21"/>
-                      <w:szCs w:val="21"/>
-                    </w:rPr>
-                    <w:t xml:space="preserve"> University today</w:t>
+                    <w:t>Sunnyhills University today</w:t>
                   </w:r>
                 </w:p>
                 <w:p>
@@ -27780,7 +28319,7 @@
               <w:pStyle w:val="ListParagraph"/>
               <w:numPr>
                 <w:ilvl w:val="0"/>
-                <w:numId w:val="77"/>
+                <w:numId w:val="75"/>
               </w:numPr>
               <w:spacing w:after="120"/>
               <w:ind w:left="227" w:hanging="227"/>
@@ -27804,7 +28343,7 @@
               <w:pStyle w:val="ListParagraph"/>
               <w:numPr>
                 <w:ilvl w:val="0"/>
-                <w:numId w:val="77"/>
+                <w:numId w:val="75"/>
               </w:numPr>
               <w:spacing w:after="120"/>
               <w:ind w:left="227" w:hanging="227"/>
@@ -27828,7 +28367,7 @@
               <w:pStyle w:val="ListParagraph"/>
               <w:numPr>
                 <w:ilvl w:val="0"/>
-                <w:numId w:val="77"/>
+                <w:numId w:val="75"/>
               </w:numPr>
               <w:spacing w:after="120"/>
               <w:ind w:left="227" w:hanging="227"/>
@@ -27852,7 +28391,7 @@
               <w:pStyle w:val="ListParagraph"/>
               <w:numPr>
                 <w:ilvl w:val="0"/>
-                <w:numId w:val="77"/>
+                <w:numId w:val="75"/>
               </w:numPr>
               <w:spacing w:after="120"/>
               <w:ind w:left="227" w:hanging="227"/>
@@ -27876,7 +28415,7 @@
               <w:pStyle w:val="ListParagraph"/>
               <w:numPr>
                 <w:ilvl w:val="0"/>
-                <w:numId w:val="77"/>
+                <w:numId w:val="75"/>
               </w:numPr>
               <w:spacing w:after="120"/>
               <w:ind w:left="227" w:hanging="227"/>
@@ -27900,7 +28439,7 @@
               <w:pStyle w:val="ListParagraph"/>
               <w:numPr>
                 <w:ilvl w:val="0"/>
-                <w:numId w:val="77"/>
+                <w:numId w:val="75"/>
               </w:numPr>
               <w:spacing w:after="120"/>
               <w:ind w:left="227" w:hanging="227"/>
@@ -27924,7 +28463,7 @@
               <w:pStyle w:val="ListParagraph"/>
               <w:numPr>
                 <w:ilvl w:val="0"/>
-                <w:numId w:val="77"/>
+                <w:numId w:val="75"/>
               </w:numPr>
               <w:spacing w:after="120"/>
               <w:ind w:left="227" w:hanging="227"/>
@@ -27948,7 +28487,7 @@
               <w:pStyle w:val="ListParagraph"/>
               <w:numPr>
                 <w:ilvl w:val="0"/>
-                <w:numId w:val="77"/>
+                <w:numId w:val="75"/>
               </w:numPr>
               <w:spacing w:after="120"/>
               <w:ind w:left="227" w:hanging="227"/>
@@ -28363,7 +28902,7 @@
               <w:pStyle w:val="SS3-115"/>
               <w:numPr>
                 <w:ilvl w:val="0"/>
-                <w:numId w:val="78"/>
+                <w:numId w:val="76"/>
               </w:numPr>
               <w:spacing w:before="240"/>
               <w:ind w:left="227" w:hanging="227"/>
@@ -28411,7 +28950,7 @@
               <w:pStyle w:val="SS3-115"/>
               <w:numPr>
                 <w:ilvl w:val="0"/>
-                <w:numId w:val="78"/>
+                <w:numId w:val="76"/>
               </w:numPr>
               <w:ind w:left="227" w:hanging="227"/>
               <w:rPr>
@@ -28458,7 +28997,7 @@
               <w:pStyle w:val="SS3-115"/>
               <w:numPr>
                 <w:ilvl w:val="0"/>
-                <w:numId w:val="78"/>
+                <w:numId w:val="76"/>
               </w:numPr>
               <w:ind w:left="227" w:hanging="227"/>
               <w:rPr>
@@ -28485,7 +29024,7 @@
               <w:pStyle w:val="SS3-115"/>
               <w:numPr>
                 <w:ilvl w:val="0"/>
-                <w:numId w:val="78"/>
+                <w:numId w:val="76"/>
               </w:numPr>
               <w:ind w:left="227" w:hanging="227"/>
               <w:rPr>
@@ -28532,7 +29071,7 @@
               <w:pStyle w:val="SS3-115"/>
               <w:numPr>
                 <w:ilvl w:val="0"/>
-                <w:numId w:val="78"/>
+                <w:numId w:val="76"/>
               </w:numPr>
               <w:ind w:left="227" w:hanging="227"/>
               <w:rPr>
@@ -28559,7 +29098,7 @@
               <w:pStyle w:val="SS3-115"/>
               <w:numPr>
                 <w:ilvl w:val="0"/>
-                <w:numId w:val="78"/>
+                <w:numId w:val="76"/>
               </w:numPr>
               <w:ind w:left="227" w:hanging="227"/>
               <w:rPr>
@@ -28586,7 +29125,7 @@
               <w:pStyle w:val="SS3-115"/>
               <w:numPr>
                 <w:ilvl w:val="0"/>
-                <w:numId w:val="78"/>
+                <w:numId w:val="76"/>
               </w:numPr>
               <w:ind w:left="227" w:hanging="227"/>
               <w:rPr>
@@ -28613,7 +29152,7 @@
               <w:pStyle w:val="SS3-115"/>
               <w:numPr>
                 <w:ilvl w:val="0"/>
-                <w:numId w:val="78"/>
+                <w:numId w:val="76"/>
               </w:numPr>
               <w:ind w:left="227" w:hanging="227"/>
               <w:rPr>
@@ -28907,7 +29446,7 @@
               <w:pStyle w:val="SS3-115"/>
               <w:numPr>
                 <w:ilvl w:val="0"/>
-                <w:numId w:val="79"/>
+                <w:numId w:val="77"/>
               </w:numPr>
               <w:spacing w:before="240"/>
               <w:rPr>
@@ -28944,7 +29483,7 @@
               <w:pStyle w:val="SS3-115"/>
               <w:numPr>
                 <w:ilvl w:val="0"/>
-                <w:numId w:val="79"/>
+                <w:numId w:val="77"/>
               </w:numPr>
               <w:rPr>
                 <w:rFonts w:eastAsia="Calibri" w:cs="Calibri"/>
@@ -28980,7 +29519,7 @@
               <w:pStyle w:val="SS3-115"/>
               <w:numPr>
                 <w:ilvl w:val="0"/>
-                <w:numId w:val="79"/>
+                <w:numId w:val="77"/>
               </w:numPr>
               <w:rPr>
                 <w:rFonts w:eastAsia="Calibri" w:cs="Calibri"/>
@@ -29016,7 +29555,7 @@
               <w:pStyle w:val="SS3-115"/>
               <w:numPr>
                 <w:ilvl w:val="0"/>
-                <w:numId w:val="79"/>
+                <w:numId w:val="77"/>
               </w:numPr>
               <w:rPr>
                 <w:rFonts w:eastAsia="Calibri" w:cs="Calibri"/>
@@ -29052,7 +29591,7 @@
               <w:pStyle w:val="SS3-115"/>
               <w:numPr>
                 <w:ilvl w:val="0"/>
-                <w:numId w:val="79"/>
+                <w:numId w:val="77"/>
               </w:numPr>
               <w:rPr>
                 <w:rFonts w:eastAsia="Calibri" w:cs="Calibri"/>
@@ -29088,7 +29627,7 @@
               <w:pStyle w:val="SS3-115"/>
               <w:numPr>
                 <w:ilvl w:val="0"/>
-                <w:numId w:val="79"/>
+                <w:numId w:val="77"/>
               </w:numPr>
               <w:rPr>
                 <w:rFonts w:ascii="Source Sans 3 Medium" w:hAnsi="Source Sans 3 Medium"/>
@@ -29338,10 +29877,12 @@
                 <w:sz w:val="23"/>
                 <w:szCs w:val="23"/>
               </w:rPr>
-              <w:t xml:space="preserve">Look at the two maps of </w:t>
-            </w:r>
-            <w:proofErr w:type="spellStart"/>
-            <w:r>
+              <w:t>Look at the two maps of Sunnyhills University campus in 1995 and today.</w:t>
+            </w:r>
+          </w:p>
+          <w:p>
+            <w:pPr>
+              <w:spacing w:after="120"/>
               <w:rPr>
                 <w:rFonts w:ascii="Source Sans 3 Medium" w:hAnsi="Source Sans 3 Medium"/>
                 <w:i/>
@@ -29349,9 +29890,7 @@
                 <w:sz w:val="23"/>
                 <w:szCs w:val="23"/>
               </w:rPr>
-              <w:t>Sunnyhills</w:t>
-            </w:r>
-            <w:proofErr w:type="spellEnd"/>
+            </w:pPr>
             <w:r>
               <w:rPr>
                 <w:rFonts w:ascii="Source Sans 3 Medium" w:hAnsi="Source Sans 3 Medium"/>
@@ -29360,41 +29899,7 @@
                 <w:sz w:val="23"/>
                 <w:szCs w:val="23"/>
               </w:rPr>
-              <w:t xml:space="preserve"> University campus in 1995 and today.</w:t>
-            </w:r>
-          </w:p>
-          <w:p>
-            <w:pPr>
-              <w:spacing w:after="120"/>
-              <w:rPr>
-                <w:rFonts w:ascii="Source Sans 3 Medium" w:hAnsi="Source Sans 3 Medium"/>
-                <w:i/>
-                <w:iCs/>
-                <w:sz w:val="23"/>
-                <w:szCs w:val="23"/>
-              </w:rPr>
-            </w:pPr>
-            <w:proofErr w:type="spellStart"/>
-            <w:r>
-              <w:rPr>
-                <w:rFonts w:ascii="Source Sans 3 Medium" w:hAnsi="Source Sans 3 Medium"/>
-                <w:i/>
-                <w:iCs/>
-                <w:sz w:val="23"/>
-                <w:szCs w:val="23"/>
-              </w:rPr>
-              <w:t>Summarise</w:t>
-            </w:r>
-            <w:proofErr w:type="spellEnd"/>
-            <w:r>
-              <w:rPr>
-                <w:rFonts w:ascii="Source Sans 3 Medium" w:hAnsi="Source Sans 3 Medium"/>
-                <w:i/>
-                <w:iCs/>
-                <w:sz w:val="23"/>
-                <w:szCs w:val="23"/>
-              </w:rPr>
-              <w:t xml:space="preserve"> the information by selecting and reporting the main features, and make comparisons where relevant.</w:t>
+              <w:t>Summarise the information by selecting and reporting the main features, and make comparisons where relevant.</w:t>
             </w:r>
           </w:p>
           <w:p>
@@ -29552,7 +30057,7 @@
               <w:pStyle w:val="SS3-115"/>
               <w:numPr>
                 <w:ilvl w:val="0"/>
-                <w:numId w:val="80"/>
+                <w:numId w:val="78"/>
               </w:numPr>
               <w:spacing w:before="240"/>
               <w:ind w:left="227" w:hanging="227"/>
@@ -29566,7 +30071,7 @@
               <w:pStyle w:val="SS3-115"/>
               <w:numPr>
                 <w:ilvl w:val="0"/>
-                <w:numId w:val="80"/>
+                <w:numId w:val="78"/>
               </w:numPr>
               <w:ind w:left="227" w:hanging="227"/>
             </w:pPr>
@@ -29578,7 +30083,7 @@
             <w:pPr>
               <w:numPr>
                 <w:ilvl w:val="0"/>
-                <w:numId w:val="80"/>
+                <w:numId w:val="78"/>
               </w:numPr>
               <w:spacing w:after="120"/>
               <w:ind w:left="227" w:hanging="227"/>
@@ -29666,23 +30171,7 @@
                       <w:sz w:val="21"/>
                       <w:szCs w:val="21"/>
                     </w:rPr>
-                    <w:t xml:space="preserve">The two maps show changes to the campus of </w:t>
-                  </w:r>
-                  <w:proofErr w:type="spellStart"/>
-                  <w:r>
-                    <w:rPr>
-                      <w:sz w:val="21"/>
-                      <w:szCs w:val="21"/>
-                    </w:rPr>
-                    <w:t>Sunnyhills</w:t>
-                  </w:r>
-                  <w:proofErr w:type="spellEnd"/>
-                  <w:r>
-                    <w:rPr>
-                      <w:sz w:val="21"/>
-                      <w:szCs w:val="21"/>
-                    </w:rPr>
-                    <w:t xml:space="preserve"> University between 1995 and today. </w:t>
+                    <w:t xml:space="preserve">The two maps show changes to the campus of Sunnyhills University between 1995 and today. </w:t>
                   </w:r>
                   <w:r>
                     <w:rPr>
@@ -30022,7 +30511,7 @@
               <w:pStyle w:val="SS3-115"/>
               <w:numPr>
                 <w:ilvl w:val="0"/>
-                <w:numId w:val="81"/>
+                <w:numId w:val="79"/>
               </w:numPr>
               <w:ind w:left="227" w:hanging="227"/>
             </w:pPr>
@@ -30035,7 +30524,7 @@
               <w:pStyle w:val="SS3-115"/>
               <w:numPr>
                 <w:ilvl w:val="0"/>
-                <w:numId w:val="81"/>
+                <w:numId w:val="79"/>
               </w:numPr>
               <w:ind w:left="227" w:hanging="227"/>
             </w:pPr>
@@ -30139,7 +30628,7 @@
               <w:pStyle w:val="SS3-115"/>
               <w:numPr>
                 <w:ilvl w:val="0"/>
-                <w:numId w:val="82"/>
+                <w:numId w:val="80"/>
               </w:numPr>
               <w:ind w:left="227" w:hanging="227"/>
             </w:pPr>
@@ -30152,7 +30641,7 @@
               <w:pStyle w:val="SS3-115"/>
               <w:numPr>
                 <w:ilvl w:val="0"/>
-                <w:numId w:val="82"/>
+                <w:numId w:val="80"/>
               </w:numPr>
               <w:ind w:left="227" w:hanging="227"/>
             </w:pPr>
@@ -30165,7 +30654,7 @@
               <w:pStyle w:val="SS3-115"/>
               <w:numPr>
                 <w:ilvl w:val="0"/>
-                <w:numId w:val="82"/>
+                <w:numId w:val="80"/>
               </w:numPr>
               <w:ind w:left="227" w:hanging="227"/>
             </w:pPr>
@@ -30178,7 +30667,7 @@
               <w:pStyle w:val="SS3-115"/>
               <w:numPr>
                 <w:ilvl w:val="0"/>
-                <w:numId w:val="82"/>
+                <w:numId w:val="80"/>
               </w:numPr>
               <w:ind w:left="227" w:hanging="227"/>
               <w:rPr>
@@ -30401,7 +30890,7 @@
               <w:pStyle w:val="ListParagraph"/>
               <w:numPr>
                 <w:ilvl w:val="0"/>
-                <w:numId w:val="83"/>
+                <w:numId w:val="81"/>
               </w:numPr>
               <w:spacing w:after="120"/>
               <w:ind w:left="227" w:hanging="227"/>
@@ -30425,7 +30914,7 @@
               <w:pStyle w:val="ListParagraph"/>
               <w:numPr>
                 <w:ilvl w:val="0"/>
-                <w:numId w:val="83"/>
+                <w:numId w:val="81"/>
               </w:numPr>
               <w:spacing w:after="120"/>
               <w:ind w:left="227" w:hanging="227"/>
@@ -30449,7 +30938,7 @@
               <w:pStyle w:val="ListParagraph"/>
               <w:numPr>
                 <w:ilvl w:val="0"/>
-                <w:numId w:val="83"/>
+                <w:numId w:val="81"/>
               </w:numPr>
               <w:spacing w:after="120"/>
               <w:ind w:left="227" w:hanging="227"/>
@@ -30473,7 +30962,7 @@
               <w:pStyle w:val="SS3-115"/>
               <w:numPr>
                 <w:ilvl w:val="0"/>
-                <w:numId w:val="83"/>
+                <w:numId w:val="81"/>
               </w:numPr>
               <w:ind w:left="227" w:hanging="227"/>
               <w:rPr>
@@ -31000,7 +31489,7 @@
               <w:pStyle w:val="SS3-115"/>
               <w:numPr>
                 <w:ilvl w:val="0"/>
-                <w:numId w:val="84"/>
+                <w:numId w:val="82"/>
               </w:numPr>
               <w:ind w:left="284" w:hanging="284"/>
               <w:rPr>
@@ -31041,7 +31530,7 @@
               <w:pStyle w:val="SS3-115"/>
               <w:numPr>
                 <w:ilvl w:val="0"/>
-                <w:numId w:val="84"/>
+                <w:numId w:val="82"/>
               </w:numPr>
               <w:ind w:left="284" w:hanging="284"/>
               <w:rPr>
@@ -31082,7 +31571,7 @@
               <w:pStyle w:val="SS3-115"/>
               <w:numPr>
                 <w:ilvl w:val="0"/>
-                <w:numId w:val="84"/>
+                <w:numId w:val="82"/>
               </w:numPr>
               <w:ind w:left="284" w:hanging="284"/>
               <w:rPr>
@@ -31123,7 +31612,7 @@
               <w:pStyle w:val="SS3-115"/>
               <w:numPr>
                 <w:ilvl w:val="0"/>
-                <w:numId w:val="84"/>
+                <w:numId w:val="82"/>
               </w:numPr>
               <w:ind w:left="284" w:hanging="284"/>
               <w:rPr>
@@ -31164,7 +31653,7 @@
               <w:pStyle w:val="SS3-115"/>
               <w:numPr>
                 <w:ilvl w:val="0"/>
-                <w:numId w:val="84"/>
+                <w:numId w:val="82"/>
               </w:numPr>
               <w:ind w:left="284" w:hanging="284"/>
               <w:rPr>
@@ -31205,7 +31694,7 @@
               <w:pStyle w:val="SS3-115"/>
               <w:numPr>
                 <w:ilvl w:val="0"/>
-                <w:numId w:val="84"/>
+                <w:numId w:val="82"/>
               </w:numPr>
               <w:ind w:left="284" w:hanging="284"/>
               <w:rPr>
@@ -31246,7 +31735,7 @@
               <w:pStyle w:val="SS3-115"/>
               <w:numPr>
                 <w:ilvl w:val="0"/>
-                <w:numId w:val="84"/>
+                <w:numId w:val="82"/>
               </w:numPr>
               <w:ind w:left="284" w:hanging="284"/>
               <w:rPr>
@@ -31287,7 +31776,7 @@
               <w:pStyle w:val="SS3-115"/>
               <w:numPr>
                 <w:ilvl w:val="0"/>
-                <w:numId w:val="84"/>
+                <w:numId w:val="82"/>
               </w:numPr>
               <w:ind w:left="284" w:hanging="284"/>
               <w:rPr>
@@ -31541,7 +32030,7 @@
               <w:pStyle w:val="SS3-115"/>
               <w:numPr>
                 <w:ilvl w:val="0"/>
-                <w:numId w:val="85"/>
+                <w:numId w:val="83"/>
               </w:numPr>
               <w:ind w:left="227" w:hanging="227"/>
               <w:rPr>
@@ -31564,7 +32053,7 @@
               <w:pStyle w:val="SS3-115"/>
               <w:numPr>
                 <w:ilvl w:val="0"/>
-                <w:numId w:val="85"/>
+                <w:numId w:val="83"/>
               </w:numPr>
               <w:ind w:left="227" w:hanging="227"/>
               <w:rPr>
@@ -31587,7 +32076,7 @@
               <w:pStyle w:val="SS3-115"/>
               <w:numPr>
                 <w:ilvl w:val="0"/>
-                <w:numId w:val="85"/>
+                <w:numId w:val="83"/>
               </w:numPr>
               <w:ind w:left="227" w:hanging="227"/>
               <w:rPr>
@@ -31610,7 +32099,7 @@
               <w:pStyle w:val="SS3-115"/>
               <w:numPr>
                 <w:ilvl w:val="0"/>
-                <w:numId w:val="85"/>
+                <w:numId w:val="83"/>
               </w:numPr>
               <w:ind w:left="227" w:hanging="227"/>
             </w:pPr>
@@ -31710,7 +32199,7 @@
                     <w:pStyle w:val="ListParagraph"/>
                     <w:numPr>
                       <w:ilvl w:val="0"/>
-                      <w:numId w:val="86"/>
+                      <w:numId w:val="84"/>
                     </w:numPr>
                     <w:ind w:left="227" w:hanging="227"/>
                     <w:rPr>
@@ -31751,7 +32240,7 @@
                     <w:pStyle w:val="ListParagraph"/>
                     <w:numPr>
                       <w:ilvl w:val="0"/>
-                      <w:numId w:val="86"/>
+                      <w:numId w:val="84"/>
                     </w:numPr>
                     <w:ind w:left="227" w:hanging="227"/>
                     <w:rPr>
@@ -31831,7 +32320,7 @@
                     <w:pStyle w:val="ListParagraph"/>
                     <w:numPr>
                       <w:ilvl w:val="0"/>
-                      <w:numId w:val="87"/>
+                      <w:numId w:val="85"/>
                     </w:numPr>
                     <w:ind w:left="227" w:hanging="227"/>
                     <w:rPr>
@@ -31890,7 +32379,7 @@
                     <w:pStyle w:val="ListParagraph"/>
                     <w:numPr>
                       <w:ilvl w:val="0"/>
-                      <w:numId w:val="87"/>
+                      <w:numId w:val="85"/>
                     </w:numPr>
                     <w:ind w:left="227" w:hanging="227"/>
                     <w:rPr>
@@ -32053,7 +32542,7 @@
               <w:pStyle w:val="SS3-115"/>
               <w:numPr>
                 <w:ilvl w:val="0"/>
-                <w:numId w:val="88"/>
+                <w:numId w:val="86"/>
               </w:numPr>
               <w:ind w:left="227" w:hanging="227"/>
               <w:rPr>
@@ -32086,7 +32575,7 @@
               <w:pStyle w:val="SS3-115"/>
               <w:numPr>
                 <w:ilvl w:val="0"/>
-                <w:numId w:val="88"/>
+                <w:numId w:val="86"/>
               </w:numPr>
               <w:ind w:left="227" w:hanging="227"/>
               <w:rPr>
@@ -32109,7 +32598,7 @@
               <w:pStyle w:val="SS3-115"/>
               <w:numPr>
                 <w:ilvl w:val="0"/>
-                <w:numId w:val="88"/>
+                <w:numId w:val="86"/>
               </w:numPr>
               <w:ind w:left="227" w:hanging="227"/>
               <w:rPr>
@@ -32132,7 +32621,7 @@
               <w:pStyle w:val="SS3-115"/>
               <w:numPr>
                 <w:ilvl w:val="0"/>
-                <w:numId w:val="88"/>
+                <w:numId w:val="86"/>
               </w:numPr>
               <w:ind w:left="227" w:hanging="227"/>
             </w:pPr>
@@ -32610,7 +33099,6 @@
                       <w:sz w:val="23"/>
                     </w:rPr>
                   </w:pPr>
-                  <w:proofErr w:type="spellStart"/>
                   <w:r>
                     <w:rPr>
                       <w:b/>
@@ -32619,18 +33107,7 @@
                       <w:iCs/>
                       <w:sz w:val="23"/>
                     </w:rPr>
-                    <w:t>Summarise</w:t>
-                  </w:r>
-                  <w:proofErr w:type="spellEnd"/>
-                  <w:r>
-                    <w:rPr>
-                      <w:b/>
-                      <w:bCs/>
-                      <w:i/>
-                      <w:iCs/>
-                      <w:sz w:val="23"/>
-                    </w:rPr>
-                    <w:t xml:space="preserve"> the information by selecting and reporting the main features, and make comparisons where relevant.</w:t>
+                    <w:t>Summarise the information by selecting and reporting the main features, and make comparisons where relevant.</w:t>
                   </w:r>
                 </w:p>
               </w:tc>
@@ -33051,7 +33528,7 @@
               <w:pStyle w:val="SS3-115"/>
               <w:numPr>
                 <w:ilvl w:val="0"/>
-                <w:numId w:val="89"/>
+                <w:numId w:val="87"/>
               </w:numPr>
               <w:ind w:left="227" w:hanging="227"/>
             </w:pPr>
@@ -33064,7 +33541,7 @@
               <w:pStyle w:val="SS3-115"/>
               <w:numPr>
                 <w:ilvl w:val="0"/>
-                <w:numId w:val="89"/>
+                <w:numId w:val="87"/>
               </w:numPr>
               <w:ind w:left="227" w:hanging="227"/>
             </w:pPr>
@@ -33077,7 +33554,7 @@
               <w:pStyle w:val="SS3-115"/>
               <w:numPr>
                 <w:ilvl w:val="0"/>
-                <w:numId w:val="89"/>
+                <w:numId w:val="87"/>
               </w:numPr>
               <w:ind w:left="227" w:hanging="227"/>
             </w:pPr>
@@ -33090,7 +33567,7 @@
               <w:pStyle w:val="SS3-115"/>
               <w:numPr>
                 <w:ilvl w:val="0"/>
-                <w:numId w:val="89"/>
+                <w:numId w:val="87"/>
               </w:numPr>
               <w:ind w:left="227" w:hanging="227"/>
             </w:pPr>
@@ -33580,7 +34057,6 @@
                       <w:sz w:val="23"/>
                     </w:rPr>
                   </w:pPr>
-                  <w:proofErr w:type="spellStart"/>
                   <w:r>
                     <w:rPr>
                       <w:sz w:val="23"/>
@@ -33589,7 +34065,6 @@
                     </w:rPr>
                     <w:t>harbour</w:t>
                   </w:r>
-                  <w:proofErr w:type="spellEnd"/>
                 </w:p>
               </w:tc>
             </w:tr>
@@ -33613,18 +34088,8 @@
                       <w:szCs w:val="24"/>
                       <w:lang w:bidi="ar-SA"/>
                     </w:rPr>
-                    <w:t xml:space="preserve">sports </w:t>
-                  </w:r>
-                  <w:proofErr w:type="spellStart"/>
-                  <w:r>
-                    <w:rPr>
-                      <w:sz w:val="23"/>
-                      <w:szCs w:val="24"/>
-                      <w:lang w:bidi="ar-SA"/>
-                    </w:rPr>
-                    <w:t>centre</w:t>
-                  </w:r>
-                  <w:proofErr w:type="spellEnd"/>
+                    <w:t>sports centre</w:t>
+                  </w:r>
                 </w:p>
               </w:tc>
               <w:tc>
@@ -34258,7 +34723,6 @@
             <w:r>
               <w:t xml:space="preserve">Travel and transport: </w:t>
             </w:r>
-            <w:proofErr w:type="spellStart"/>
             <w:r>
               <w:rPr>
                 <w:rFonts w:ascii="Comic Sans MS" w:hAnsi="Comic Sans MS"/>
@@ -34266,7 +34730,6 @@
               </w:rPr>
               <w:t>harbour</w:t>
             </w:r>
-            <w:proofErr w:type="spellEnd"/>
             <w:r>
               <w:t>, ---. ---</w:t>
             </w:r>
@@ -34276,15 +34739,7 @@
               <w:pStyle w:val="SS3-115"/>
             </w:pPr>
             <w:r>
-              <w:t xml:space="preserve">Sports and </w:t>
-            </w:r>
-            <w:proofErr w:type="gramStart"/>
-            <w:r>
-              <w:t>leisure:---</w:t>
-            </w:r>
-            <w:proofErr w:type="gramEnd"/>
-            <w:r>
-              <w:t>, ---</w:t>
+              <w:t>Sports and leisure:---, ---</w:t>
             </w:r>
           </w:p>
           <w:p>
@@ -34694,7 +35149,7 @@
               <w:pStyle w:val="ListParagraph"/>
               <w:numPr>
                 <w:ilvl w:val="0"/>
-                <w:numId w:val="90"/>
+                <w:numId w:val="88"/>
               </w:numPr>
               <w:ind w:left="284" w:hanging="284"/>
               <w:rPr>
@@ -34732,7 +35187,7 @@
                     <w:pStyle w:val="ListParagraph"/>
                     <w:numPr>
                       <w:ilvl w:val="0"/>
-                      <w:numId w:val="91"/>
+                      <w:numId w:val="89"/>
                     </w:numPr>
                     <w:ind w:left="227" w:hanging="227"/>
                     <w:rPr>
@@ -34760,7 +35215,7 @@
                     <w:pStyle w:val="ListParagraph"/>
                     <w:numPr>
                       <w:ilvl w:val="0"/>
-                      <w:numId w:val="91"/>
+                      <w:numId w:val="89"/>
                     </w:numPr>
                     <w:ind w:left="227" w:hanging="227"/>
                     <w:rPr>
@@ -34804,7 +35259,7 @@
               <w:pStyle w:val="ListParagraph"/>
               <w:numPr>
                 <w:ilvl w:val="0"/>
-                <w:numId w:val="90"/>
+                <w:numId w:val="88"/>
               </w:numPr>
               <w:ind w:left="284" w:hanging="284"/>
               <w:rPr>
@@ -34827,7 +35282,7 @@
               <w:pStyle w:val="ListParagraph"/>
               <w:numPr>
                 <w:ilvl w:val="0"/>
-                <w:numId w:val="90"/>
+                <w:numId w:val="88"/>
               </w:numPr>
               <w:ind w:left="284" w:hanging="284"/>
               <w:rPr>
@@ -34903,23 +35358,7 @@
                       <w:sz w:val="21"/>
                       <w:szCs w:val="21"/>
                     </w:rPr>
-                    <w:t xml:space="preserve">In Section 1 of the Listening test you may have to write the name of a person, a place or a website. </w:t>
-                  </w:r>
-                  <w:proofErr w:type="gramStart"/>
-                  <w:r>
-                    <w:rPr>
-                      <w:sz w:val="21"/>
-                      <w:szCs w:val="21"/>
-                    </w:rPr>
-                    <w:t>Usually</w:t>
-                  </w:r>
-                  <w:proofErr w:type="gramEnd"/>
-                  <w:r>
-                    <w:rPr>
-                      <w:sz w:val="21"/>
-                      <w:szCs w:val="21"/>
-                    </w:rPr>
-                    <w:t xml:space="preserve"> the names will be spelled for you. You need to know the letters of the English alphabet so that you can write the words correctly. If you don't, your answer will be wrong. You will hear the spelling once only.</w:t>
+                    <w:t>In Section 1 of the Listening test you may have to write the name of a person, a place or a website. Usually the names will be spelled for you. You need to know the letters of the English alphabet so that you can write the words correctly. If you don't, your answer will be wrong. You will hear the spelling once only.</w:t>
                   </w:r>
                 </w:p>
               </w:tc>
@@ -35068,45 +35507,24 @@
               <w:pStyle w:val="SS3-115"/>
               <w:numPr>
                 <w:ilvl w:val="0"/>
-                <w:numId w:val="92"/>
+                <w:numId w:val="90"/>
               </w:numPr>
               <w:spacing w:before="240"/>
             </w:pPr>
             <w:r>
-              <w:t>'Get active' - Is that a __ o __ w _</w:t>
-            </w:r>
-            <w:proofErr w:type="gramStart"/>
-            <w:r>
-              <w:t>_ ?</w:t>
-            </w:r>
-            <w:proofErr w:type="gramEnd"/>
+              <w:t>'Get active' - Is that a __ o __ w __ ?</w:t>
+            </w:r>
           </w:p>
           <w:p>
             <w:pPr>
               <w:pStyle w:val="SS3-115"/>
               <w:numPr>
                 <w:ilvl w:val="0"/>
-                <w:numId w:val="92"/>
+                <w:numId w:val="90"/>
               </w:numPr>
             </w:pPr>
             <w:r>
-              <w:t xml:space="preserve">Is </w:t>
-            </w:r>
-            <w:proofErr w:type="gramStart"/>
-            <w:r>
-              <w:t>that[</w:t>
-            </w:r>
-            <w:proofErr w:type="gramEnd"/>
-            <w:r>
-              <w:t xml:space="preserve"> </w:t>
-            </w:r>
-            <w:proofErr w:type="gramStart"/>
-            <w:r>
-              <w:t>... ]</w:t>
-            </w:r>
-            <w:proofErr w:type="gramEnd"/>
-            <w:r>
-              <w:t xml:space="preserve"> w __ an 'e' or without?</w:t>
+              <w:t>Is that[ ... ] w __ an 'e' or without?</w:t>
             </w:r>
           </w:p>
           <w:p>
@@ -35114,44 +35532,23 @@
               <w:pStyle w:val="SS3-115"/>
               <w:numPr>
                 <w:ilvl w:val="0"/>
-                <w:numId w:val="92"/>
+                <w:numId w:val="90"/>
               </w:numPr>
             </w:pPr>
             <w:r>
-              <w:t>It's got an 'e' at the e _</w:t>
-            </w:r>
-            <w:proofErr w:type="gramStart"/>
-            <w:r>
-              <w:t>_ .</w:t>
-            </w:r>
-            <w:proofErr w:type="gramEnd"/>
+              <w:t>It's got an 'e' at the e __ .</w:t>
+            </w:r>
           </w:p>
           <w:p>
             <w:pPr>
               <w:pStyle w:val="SS3-115"/>
               <w:numPr>
                 <w:ilvl w:val="0"/>
-                <w:numId w:val="92"/>
+                <w:numId w:val="90"/>
               </w:numPr>
             </w:pPr>
             <w:r>
-              <w:t xml:space="preserve">Is </w:t>
-            </w:r>
-            <w:proofErr w:type="gramStart"/>
-            <w:r>
-              <w:t>that[</w:t>
-            </w:r>
-            <w:proofErr w:type="gramEnd"/>
-            <w:r>
-              <w:t xml:space="preserve"> </w:t>
-            </w:r>
-            <w:proofErr w:type="gramStart"/>
-            <w:r>
-              <w:t>... ]</w:t>
-            </w:r>
-            <w:proofErr w:type="gramEnd"/>
-            <w:r>
-              <w:t xml:space="preserve"> with ad __ 'd', did you say?</w:t>
+              <w:t>Is that[ ... ] with ad __ 'd', did you say?</w:t>
             </w:r>
           </w:p>
         </w:tc>
@@ -35363,7 +35760,7 @@
               <w:pStyle w:val="SS3-115"/>
               <w:numPr>
                 <w:ilvl w:val="0"/>
-                <w:numId w:val="93"/>
+                <w:numId w:val="91"/>
               </w:numPr>
               <w:ind w:left="284" w:hanging="284"/>
             </w:pPr>
@@ -35391,7 +35788,7 @@
               <w:pStyle w:val="SS3-115"/>
               <w:numPr>
                 <w:ilvl w:val="0"/>
-                <w:numId w:val="93"/>
+                <w:numId w:val="91"/>
               </w:numPr>
               <w:ind w:left="284" w:hanging="284"/>
             </w:pPr>
@@ -35404,7 +35801,7 @@
               <w:pStyle w:val="SS3-115"/>
               <w:numPr>
                 <w:ilvl w:val="0"/>
-                <w:numId w:val="93"/>
+                <w:numId w:val="91"/>
               </w:numPr>
               <w:ind w:left="284" w:hanging="284"/>
             </w:pPr>
@@ -35417,7 +35814,7 @@
               <w:pStyle w:val="SS3-115"/>
               <w:numPr>
                 <w:ilvl w:val="0"/>
-                <w:numId w:val="93"/>
+                <w:numId w:val="91"/>
               </w:numPr>
               <w:ind w:left="284" w:hanging="284"/>
             </w:pPr>
@@ -35430,7 +35827,7 @@
               <w:pStyle w:val="SS3-115"/>
               <w:numPr>
                 <w:ilvl w:val="0"/>
-                <w:numId w:val="93"/>
+                <w:numId w:val="91"/>
               </w:numPr>
               <w:ind w:left="284" w:hanging="284"/>
             </w:pPr>
@@ -35443,7 +35840,7 @@
               <w:pStyle w:val="SS3-115"/>
               <w:numPr>
                 <w:ilvl w:val="0"/>
-                <w:numId w:val="93"/>
+                <w:numId w:val="91"/>
               </w:numPr>
               <w:ind w:left="284" w:hanging="284"/>
             </w:pPr>
@@ -35456,7 +35853,7 @@
               <w:pStyle w:val="SS3-115"/>
               <w:numPr>
                 <w:ilvl w:val="0"/>
-                <w:numId w:val="93"/>
+                <w:numId w:val="91"/>
               </w:numPr>
               <w:ind w:left="284" w:hanging="284"/>
             </w:pPr>
@@ -35469,7 +35866,7 @@
               <w:pStyle w:val="SS3-115"/>
               <w:numPr>
                 <w:ilvl w:val="0"/>
-                <w:numId w:val="93"/>
+                <w:numId w:val="91"/>
               </w:numPr>
               <w:ind w:left="284" w:hanging="284"/>
               <w:rPr>
@@ -35539,23 +35936,7 @@
                       <w:sz w:val="21"/>
                       <w:szCs w:val="21"/>
                     </w:rPr>
-                    <w:t xml:space="preserve">You often use short answers in note completion tasks. In this type of </w:t>
-                  </w:r>
-                  <w:proofErr w:type="gramStart"/>
-                  <w:r>
-                    <w:rPr>
-                      <w:sz w:val="21"/>
-                      <w:szCs w:val="21"/>
-                    </w:rPr>
-                    <w:t>task</w:t>
-                  </w:r>
-                  <w:proofErr w:type="gramEnd"/>
-                  <w:r>
-                    <w:rPr>
-                      <w:sz w:val="21"/>
-                      <w:szCs w:val="21"/>
-                    </w:rPr>
-                    <w:t xml:space="preserve"> you answer questions using up to three words, or two words and/or a number.</w:t>
+                    <w:t>You often use short answers in note completion tasks. In this type of task you answer questions using up to three words, or two words and/or a number.</w:t>
                   </w:r>
                 </w:p>
               </w:tc>
@@ -35741,7 +36122,7 @@
                     <w:pStyle w:val="SS3-115"/>
                     <w:numPr>
                       <w:ilvl w:val="0"/>
-                      <w:numId w:val="94"/>
+                      <w:numId w:val="92"/>
                     </w:numPr>
                     <w:ind w:left="170" w:hanging="170"/>
                   </w:pPr>
@@ -35754,7 +36135,7 @@
                     <w:pStyle w:val="SS3-115"/>
                     <w:numPr>
                       <w:ilvl w:val="0"/>
-                      <w:numId w:val="94"/>
+                      <w:numId w:val="92"/>
                     </w:numPr>
                     <w:ind w:left="170" w:hanging="170"/>
                   </w:pPr>
@@ -35767,7 +36148,7 @@
                     <w:pStyle w:val="SS3-115"/>
                     <w:numPr>
                       <w:ilvl w:val="0"/>
-                      <w:numId w:val="94"/>
+                      <w:numId w:val="92"/>
                     </w:numPr>
                     <w:ind w:left="170" w:hanging="170"/>
                   </w:pPr>
@@ -35780,7 +36161,7 @@
                     <w:pStyle w:val="SS3-115"/>
                     <w:numPr>
                       <w:ilvl w:val="0"/>
-                      <w:numId w:val="94"/>
+                      <w:numId w:val="92"/>
                     </w:numPr>
                     <w:ind w:left="170" w:hanging="170"/>
                   </w:pPr>
@@ -35793,7 +36174,7 @@
                     <w:pStyle w:val="SS3-115"/>
                     <w:numPr>
                       <w:ilvl w:val="0"/>
-                      <w:numId w:val="94"/>
+                      <w:numId w:val="92"/>
                     </w:numPr>
                     <w:ind w:left="170" w:hanging="170"/>
                   </w:pPr>
@@ -35806,7 +36187,7 @@
                     <w:pStyle w:val="SS3-115"/>
                     <w:numPr>
                       <w:ilvl w:val="0"/>
-                      <w:numId w:val="94"/>
+                      <w:numId w:val="92"/>
                     </w:numPr>
                     <w:ind w:left="170" w:hanging="170"/>
                   </w:pPr>
@@ -35819,7 +36200,7 @@
                     <w:pStyle w:val="SS3-115"/>
                     <w:numPr>
                       <w:ilvl w:val="0"/>
-                      <w:numId w:val="94"/>
+                      <w:numId w:val="92"/>
                     </w:numPr>
                     <w:ind w:left="170" w:hanging="170"/>
                   </w:pPr>
@@ -35832,7 +36213,7 @@
                     <w:pStyle w:val="SS3-115"/>
                     <w:numPr>
                       <w:ilvl w:val="0"/>
-                      <w:numId w:val="94"/>
+                      <w:numId w:val="92"/>
                     </w:numPr>
                     <w:ind w:left="170" w:hanging="170"/>
                   </w:pPr>
@@ -36140,7 +36521,7 @@
               <w:pStyle w:val="SS3-115"/>
               <w:numPr>
                 <w:ilvl w:val="0"/>
-                <w:numId w:val="95"/>
+                <w:numId w:val="93"/>
               </w:numPr>
               <w:spacing w:before="240"/>
               <w:ind w:left="284" w:hanging="284"/>
@@ -36154,7 +36535,7 @@
               <w:pStyle w:val="SS3-115"/>
               <w:numPr>
                 <w:ilvl w:val="0"/>
-                <w:numId w:val="95"/>
+                <w:numId w:val="93"/>
               </w:numPr>
               <w:ind w:left="284" w:hanging="284"/>
             </w:pPr>
@@ -36571,7 +36952,7 @@
               <w:pStyle w:val="SS3-115"/>
               <w:numPr>
                 <w:ilvl w:val="0"/>
-                <w:numId w:val="96"/>
+                <w:numId w:val="94"/>
               </w:numPr>
               <w:spacing w:before="240"/>
               <w:ind w:left="284" w:hanging="284"/>
@@ -36586,15 +36967,7 @@
               <w:ind w:left="284"/>
             </w:pPr>
             <w:r>
-              <w:t xml:space="preserve">seven fifteen / seven </w:t>
-            </w:r>
-            <w:proofErr w:type="spellStart"/>
-            <w:r>
-              <w:t>fiftty</w:t>
-            </w:r>
-            <w:proofErr w:type="spellEnd"/>
-            <w:r>
-              <w:t>/7.15/7.50 pm</w:t>
+              <w:t>seven fifteen / seven fiftty/7.15/7.50 pm</w:t>
             </w:r>
           </w:p>
           <w:p>
@@ -36602,7 +36975,7 @@
               <w:pStyle w:val="SS3-115"/>
               <w:numPr>
                 <w:ilvl w:val="0"/>
-                <w:numId w:val="96"/>
+                <w:numId w:val="94"/>
               </w:numPr>
               <w:ind w:left="284" w:hanging="284"/>
             </w:pPr>
@@ -36695,23 +37068,7 @@
                       <w:sz w:val="21"/>
                       <w:szCs w:val="21"/>
                     </w:rPr>
-                    <w:t xml:space="preserve">It is important to check your spelling carefully. If you spell the word incorrectly, your answer will be marked wrong. When you need to answer a question with a number, it is easier and quicker to write it as a number rather than writing it in words. And </w:t>
-                  </w:r>
-                  <w:proofErr w:type="gramStart"/>
-                  <w:r>
-                    <w:rPr>
-                      <w:sz w:val="21"/>
-                      <w:szCs w:val="21"/>
-                    </w:rPr>
-                    <w:t>also</w:t>
-                  </w:r>
-                  <w:proofErr w:type="gramEnd"/>
-                  <w:r>
-                    <w:rPr>
-                      <w:sz w:val="21"/>
-                      <w:szCs w:val="21"/>
-                    </w:rPr>
-                    <w:t xml:space="preserve"> you are less likely to make a mistake.</w:t>
+                    <w:t>It is important to check your spelling carefully. If you spell the word incorrectly, your answer will be marked wrong. When you need to answer a question with a number, it is easier and quicker to write it as a number rather than writing it in words. And also you are less likely to make a mistake.</w:t>
                   </w:r>
                 </w:p>
               </w:tc>
@@ -36900,7 +37257,7 @@
               <w:pStyle w:val="SS3-115"/>
               <w:numPr>
                 <w:ilvl w:val="0"/>
-                <w:numId w:val="97"/>
+                <w:numId w:val="95"/>
               </w:numPr>
               <w:spacing w:before="240"/>
               <w:ind w:left="284" w:hanging="284"/>
@@ -36914,7 +37271,7 @@
               <w:pStyle w:val="SS3-115"/>
               <w:numPr>
                 <w:ilvl w:val="0"/>
-                <w:numId w:val="97"/>
+                <w:numId w:val="95"/>
               </w:numPr>
               <w:ind w:left="284" w:hanging="284"/>
             </w:pPr>
@@ -36927,7 +37284,7 @@
               <w:pStyle w:val="SS3-115"/>
               <w:numPr>
                 <w:ilvl w:val="0"/>
-                <w:numId w:val="97"/>
+                <w:numId w:val="95"/>
               </w:numPr>
               <w:ind w:left="284" w:hanging="284"/>
             </w:pPr>
@@ -36940,7 +37297,7 @@
               <w:pStyle w:val="SS3-115"/>
               <w:numPr>
                 <w:ilvl w:val="0"/>
-                <w:numId w:val="97"/>
+                <w:numId w:val="95"/>
               </w:numPr>
               <w:ind w:left="284" w:hanging="284"/>
             </w:pPr>
@@ -37314,7 +37671,7 @@
               <w:pStyle w:val="SS3-115"/>
               <w:numPr>
                 <w:ilvl w:val="0"/>
-                <w:numId w:val="98"/>
+                <w:numId w:val="96"/>
               </w:numPr>
               <w:spacing w:before="240"/>
               <w:ind w:left="227" w:hanging="227"/>
@@ -37328,7 +37685,7 @@
               <w:pStyle w:val="SS3-115"/>
               <w:numPr>
                 <w:ilvl w:val="0"/>
-                <w:numId w:val="98"/>
+                <w:numId w:val="96"/>
               </w:numPr>
               <w:ind w:left="227" w:hanging="227"/>
             </w:pPr>
@@ -37341,7 +37698,7 @@
               <w:pStyle w:val="SS3-115"/>
               <w:numPr>
                 <w:ilvl w:val="0"/>
-                <w:numId w:val="98"/>
+                <w:numId w:val="96"/>
               </w:numPr>
               <w:ind w:left="227" w:hanging="227"/>
             </w:pPr>
@@ -37404,7 +37761,7 @@
               <w:pStyle w:val="SS3-115"/>
               <w:numPr>
                 <w:ilvl w:val="0"/>
-                <w:numId w:val="99"/>
+                <w:numId w:val="97"/>
               </w:numPr>
               <w:ind w:left="284" w:hanging="284"/>
             </w:pPr>
@@ -37417,7 +37774,7 @@
               <w:pStyle w:val="SS3-115"/>
               <w:numPr>
                 <w:ilvl w:val="0"/>
-                <w:numId w:val="99"/>
+                <w:numId w:val="97"/>
               </w:numPr>
               <w:ind w:left="284" w:hanging="284"/>
             </w:pPr>
@@ -37430,7 +37787,7 @@
               <w:pStyle w:val="SS3-115"/>
               <w:numPr>
                 <w:ilvl w:val="0"/>
-                <w:numId w:val="99"/>
+                <w:numId w:val="97"/>
               </w:numPr>
               <w:ind w:left="284" w:hanging="284"/>
             </w:pPr>
@@ -37443,7 +37800,7 @@
               <w:pStyle w:val="SS3-115"/>
               <w:numPr>
                 <w:ilvl w:val="0"/>
-                <w:numId w:val="99"/>
+                <w:numId w:val="97"/>
               </w:numPr>
               <w:ind w:left="284" w:hanging="284"/>
             </w:pPr>
@@ -37456,7 +37813,7 @@
               <w:pStyle w:val="SS3-115"/>
               <w:numPr>
                 <w:ilvl w:val="0"/>
-                <w:numId w:val="99"/>
+                <w:numId w:val="97"/>
               </w:numPr>
               <w:ind w:left="284" w:hanging="284"/>
             </w:pPr>
@@ -37997,7 +38354,7 @@
               <w:pStyle w:val="SS3-115"/>
               <w:numPr>
                 <w:ilvl w:val="0"/>
-                <w:numId w:val="100"/>
+                <w:numId w:val="98"/>
               </w:numPr>
               <w:ind w:left="284" w:hanging="284"/>
             </w:pPr>
@@ -38010,7 +38367,7 @@
               <w:pStyle w:val="SS3-115"/>
               <w:numPr>
                 <w:ilvl w:val="0"/>
-                <w:numId w:val="100"/>
+                <w:numId w:val="98"/>
               </w:numPr>
               <w:ind w:left="284" w:hanging="284"/>
             </w:pPr>
@@ -38023,7 +38380,7 @@
               <w:pStyle w:val="SS3-115"/>
               <w:numPr>
                 <w:ilvl w:val="0"/>
-                <w:numId w:val="100"/>
+                <w:numId w:val="98"/>
               </w:numPr>
               <w:ind w:left="284" w:hanging="284"/>
               <w:rPr>
@@ -38039,7 +38396,7 @@
               <w:pStyle w:val="SS3-115"/>
               <w:numPr>
                 <w:ilvl w:val="0"/>
-                <w:numId w:val="101"/>
+                <w:numId w:val="99"/>
               </w:numPr>
               <w:spacing w:before="240"/>
               <w:ind w:left="284" w:hanging="284"/>
@@ -38053,7 +38410,7 @@
               <w:pStyle w:val="SS3-115"/>
               <w:numPr>
                 <w:ilvl w:val="0"/>
-                <w:numId w:val="101"/>
+                <w:numId w:val="99"/>
               </w:numPr>
               <w:ind w:left="284" w:hanging="284"/>
             </w:pPr>
@@ -38066,7 +38423,7 @@
               <w:pStyle w:val="SS3-115"/>
               <w:numPr>
                 <w:ilvl w:val="0"/>
-                <w:numId w:val="101"/>
+                <w:numId w:val="99"/>
               </w:numPr>
               <w:ind w:left="284" w:hanging="284"/>
               <w:rPr>
@@ -38572,7 +38929,6 @@
                   <w:tcW w:w="0" w:type="auto"/>
                 </w:tcPr>
                 <w:p>
-                  <w:proofErr w:type="spellStart"/>
                   <w:r>
                     <w:rPr>
                       <w:rFonts w:ascii="Source Sans 3 Medium" w:hAnsi="Source Sans 3 Medium"/>
@@ -38581,7 +38937,6 @@
                     </w:rPr>
                     <w:t>harbour</w:t>
                   </w:r>
-                  <w:proofErr w:type="spellEnd"/>
                 </w:p>
               </w:tc>
               <w:tc>
@@ -38655,79 +39010,25 @@
                       <w:sz w:val="23"/>
                       <w:szCs w:val="23"/>
                     </w:rPr>
-                    <w:t xml:space="preserve">Well, I live in a small town in the north of my country. It has quite a few interesting places to visit. For example, in the </w:t>
-                  </w:r>
-                  <w:proofErr w:type="spellStart"/>
+                    <w:t>Well, I live in a small town in the north of my country. It has quite a few interesting places to visit. For example, in the centre of town, on the north side of the square we have the historic town hall, which was built in 1895. In front of it, there's a beautiful fountain. Opposite the town hall there's the library. Then if you go over the bridge, we have the art gallery, a big modern building, which often has interesting exhibitions. The art gallery is actually between the cinema (to the north) and a big shopping mall, where I often meet up with my friends.</w:t>
+                  </w:r>
+                </w:p>
+                <w:p>
+                  <w:pPr>
+                    <w:jc w:val="both"/>
+                    <w:rPr>
+                      <w:rFonts w:ascii="Source Sans 3 Medium" w:hAnsi="Source Sans 3 Medium"/>
+                      <w:sz w:val="23"/>
+                      <w:szCs w:val="23"/>
+                    </w:rPr>
+                  </w:pPr>
                   <w:r>
                     <w:rPr>
                       <w:rFonts w:ascii="Source Sans 3" w:hAnsi="Source Sans 3"/>
                       <w:sz w:val="23"/>
                       <w:szCs w:val="23"/>
                     </w:rPr>
-                    <w:t>centre</w:t>
-                  </w:r>
-                  <w:proofErr w:type="spellEnd"/>
-                  <w:r>
-                    <w:rPr>
-                      <w:rFonts w:ascii="Source Sans 3" w:hAnsi="Source Sans 3"/>
-                      <w:sz w:val="23"/>
-                      <w:szCs w:val="23"/>
-                    </w:rPr>
-                    <w:t xml:space="preserve"> of town, on the north side of the square we have the historic town hall, which was built in 1895. In front of it, there's a beautiful fountain. Opposite the town hall there's the library. Then if you go over the bridge, we have the art gallery, a big modern building, which often has interesting exhibitions. The art gallery is actually between the cinema (to the north) and a big shopping mall, where I often meet up with my friends.</w:t>
-                  </w:r>
-                </w:p>
-                <w:p>
-                  <w:pPr>
-                    <w:jc w:val="both"/>
-                    <w:rPr>
-                      <w:rFonts w:ascii="Source Sans 3 Medium" w:hAnsi="Source Sans 3 Medium"/>
-                      <w:sz w:val="23"/>
-                      <w:szCs w:val="23"/>
-                    </w:rPr>
-                  </w:pPr>
-                  <w:r>
-                    <w:rPr>
-                      <w:rFonts w:ascii="Source Sans 3" w:hAnsi="Source Sans 3"/>
-                      <w:sz w:val="23"/>
-                      <w:szCs w:val="23"/>
-                    </w:rPr>
-                    <w:t xml:space="preserve">To the south of the town, there's a </w:t>
-                  </w:r>
-                  <w:proofErr w:type="spellStart"/>
-                  <w:r>
-                    <w:rPr>
-                      <w:rFonts w:ascii="Source Sans 3" w:hAnsi="Source Sans 3"/>
-                      <w:sz w:val="23"/>
-                      <w:szCs w:val="23"/>
-                    </w:rPr>
-                    <w:t>harbour</w:t>
-                  </w:r>
-                  <w:proofErr w:type="spellEnd"/>
-                  <w:r>
-                    <w:rPr>
-                      <w:rFonts w:ascii="Source Sans 3" w:hAnsi="Source Sans 3"/>
-                      <w:sz w:val="23"/>
-                      <w:szCs w:val="23"/>
-                    </w:rPr>
-                    <w:t xml:space="preserve">, where you can take a boat to the islands. And then next to the </w:t>
-                  </w:r>
-                  <w:proofErr w:type="spellStart"/>
-                  <w:r>
-                    <w:rPr>
-                      <w:rFonts w:ascii="Source Sans 3" w:hAnsi="Source Sans 3"/>
-                      <w:sz w:val="23"/>
-                      <w:szCs w:val="23"/>
-                    </w:rPr>
-                    <w:t>harbour</w:t>
-                  </w:r>
-                  <w:proofErr w:type="spellEnd"/>
-                  <w:r>
-                    <w:rPr>
-                      <w:rFonts w:ascii="Source Sans 3" w:hAnsi="Source Sans 3"/>
-                      <w:sz w:val="23"/>
-                      <w:szCs w:val="23"/>
-                    </w:rPr>
-                    <w:t xml:space="preserve"> is the stadium, where people go to watch our local football team. And just behind it is the public swimming pool. It's an outdoor pool-lovely in summer, but very chilly the rest of the year.</w:t>
+                    <w:t>To the south of the town, there's a harbour, where you can take a boat to the islands. And then next to the harbour is the stadium, where people go to watch our local football team. And just behind it is the public swimming pool. It's an outdoor pool-lovely in summer, but very chilly the rest of the year.</w:t>
                   </w:r>
                 </w:p>
               </w:tc>
@@ -39474,17 +39775,8 @@
                       <w:sz w:val="23"/>
                       <w:szCs w:val="23"/>
                     </w:rPr>
-                    <w:t xml:space="preserve">in the </w:t>
-                  </w:r>
-                  <w:proofErr w:type="spellStart"/>
-                  <w:r>
-                    <w:rPr>
-                      <w:sz w:val="23"/>
-                      <w:szCs w:val="23"/>
-                    </w:rPr>
-                    <w:t>centre</w:t>
-                  </w:r>
-                  <w:proofErr w:type="spellEnd"/>
+                    <w:t>in the centre</w:t>
+                  </w:r>
                 </w:p>
                 <w:p>
                   <w:pPr>
@@ -39958,11 +40250,9 @@
                   <w:tcW w:w="0" w:type="auto"/>
                 </w:tcPr>
                 <w:p>
-                  <w:proofErr w:type="spellStart"/>
                   <w:r>
                     <w:t>colourful</w:t>
                   </w:r>
-                  <w:proofErr w:type="spellEnd"/>
                 </w:p>
               </w:tc>
               <w:tc>
@@ -40197,7 +40487,7 @@
               <w:pStyle w:val="SS3-115"/>
               <w:numPr>
                 <w:ilvl w:val="0"/>
-                <w:numId w:val="102"/>
+                <w:numId w:val="100"/>
               </w:numPr>
             </w:pPr>
             <w:r>
@@ -40221,7 +40511,7 @@
               <w:pStyle w:val="SS3-115"/>
               <w:numPr>
                 <w:ilvl w:val="0"/>
-                <w:numId w:val="102"/>
+                <w:numId w:val="100"/>
               </w:numPr>
             </w:pPr>
             <w:r>
@@ -40242,7 +40532,7 @@
               <w:pStyle w:val="SS3-115"/>
               <w:numPr>
                 <w:ilvl w:val="0"/>
-                <w:numId w:val="102"/>
+                <w:numId w:val="100"/>
               </w:numPr>
             </w:pPr>
             <w:r>
@@ -40263,7 +40553,7 @@
               <w:pStyle w:val="SS3-115"/>
               <w:numPr>
                 <w:ilvl w:val="0"/>
-                <w:numId w:val="102"/>
+                <w:numId w:val="100"/>
               </w:numPr>
             </w:pPr>
             <w:r>
@@ -40284,7 +40574,7 @@
               <w:pStyle w:val="SS3-115"/>
               <w:numPr>
                 <w:ilvl w:val="0"/>
-                <w:numId w:val="102"/>
+                <w:numId w:val="100"/>
               </w:numPr>
             </w:pPr>
             <w:r>
@@ -40922,7 +41212,7 @@
               <w:pStyle w:val="SS3-115"/>
               <w:numPr>
                 <w:ilvl w:val="0"/>
-                <w:numId w:val="103"/>
+                <w:numId w:val="101"/>
               </w:numPr>
               <w:ind w:left="284" w:hanging="284"/>
             </w:pPr>
@@ -40935,7 +41225,7 @@
               <w:pStyle w:val="SS3-115"/>
               <w:numPr>
                 <w:ilvl w:val="0"/>
-                <w:numId w:val="103"/>
+                <w:numId w:val="101"/>
               </w:numPr>
               <w:ind w:left="284" w:hanging="284"/>
             </w:pPr>
@@ -40948,7 +41238,7 @@
               <w:pStyle w:val="SS3-115"/>
               <w:numPr>
                 <w:ilvl w:val="0"/>
-                <w:numId w:val="103"/>
+                <w:numId w:val="101"/>
               </w:numPr>
               <w:ind w:left="284" w:hanging="284"/>
             </w:pPr>
@@ -41087,23 +41377,7 @@
                       <w:sz w:val="21"/>
                       <w:szCs w:val="21"/>
                     </w:rPr>
-                    <w:t xml:space="preserve">In Part 1 of the Speaking test the examiner will ask you questions about familiar everyday topics such as your home town. To answer the </w:t>
-                  </w:r>
-                  <w:proofErr w:type="gramStart"/>
-                  <w:r>
-                    <w:rPr>
-                      <w:sz w:val="21"/>
-                      <w:szCs w:val="21"/>
-                    </w:rPr>
-                    <w:t>questions</w:t>
-                  </w:r>
-                  <w:proofErr w:type="gramEnd"/>
-                  <w:r>
-                    <w:rPr>
-                      <w:sz w:val="21"/>
-                      <w:szCs w:val="21"/>
-                    </w:rPr>
-                    <w:t xml:space="preserve"> you might need to use a range of tenses.</w:t>
+                    <w:t>In Part 1 of the Speaking test the examiner will ask you questions about familiar everyday topics such as your home town. To answer the questions you might need to use a range of tenses.</w:t>
                   </w:r>
                 </w:p>
               </w:tc>
@@ -41682,13 +41956,8 @@
                   <w:r>
                     <w:t xml:space="preserve"> a lot. Ten years </w:t>
                   </w:r>
-                  <w:proofErr w:type="gramStart"/>
-                  <w:r>
-                    <w:t>ago</w:t>
-                  </w:r>
-                  <w:proofErr w:type="gramEnd"/>
-                  <w:r>
-                    <w:t xml:space="preserve"> </w:t>
+                  <w:r>
+                    <w:t xml:space="preserve">ago </w:t>
                   </w:r>
                   <w:r>
                     <w:t xml:space="preserve">we </w:t>
@@ -42063,7 +42332,6 @@
               </w:rPr>
               <w:t>/</w:t>
             </w:r>
-            <w:proofErr w:type="spellStart"/>
             <w:r>
               <w:rPr>
                 <w:rFonts w:ascii="Source Sans 3 Medium" w:hAnsi="Source Sans 3 Medium"/>
@@ -42078,16 +42346,7 @@
                 <w:sz w:val="23"/>
                 <w:szCs w:val="23"/>
               </w:rPr>
-              <w:t>d</w:t>
-            </w:r>
-            <w:proofErr w:type="spellEnd"/>
-            <w:r>
-              <w:rPr>
-                <w:rFonts w:ascii="Source Sans 3 Medium" w:hAnsi="Source Sans 3 Medium"/>
-                <w:sz w:val="23"/>
-                <w:szCs w:val="23"/>
-              </w:rPr>
-              <w:t>/</w:t>
+              <w:t>d/</w:t>
             </w:r>
             <w:r>
               <w:rPr>
@@ -42241,7 +42500,6 @@
                           </w:rPr>
                           <w:t>/</w:t>
                         </w:r>
-                        <w:proofErr w:type="spellStart"/>
                         <w:r>
                           <w:rPr>
                             <w:rFonts w:ascii="Source Sans 3 Medium" w:hAnsi="Source Sans 3 Medium"/>
@@ -42252,14 +42510,7 @@
                           <w:rPr>
                             <w:rFonts w:ascii="Source Sans 3 Medium" w:hAnsi="Source Sans 3 Medium"/>
                           </w:rPr>
-                          <w:t>d</w:t>
-                        </w:r>
-                        <w:proofErr w:type="spellEnd"/>
-                        <w:r>
-                          <w:rPr>
-                            <w:rFonts w:ascii="Source Sans 3 Medium" w:hAnsi="Source Sans 3 Medium"/>
-                          </w:rPr>
-                          <w:t>/</w:t>
+                          <w:t>d/</w:t>
                         </w:r>
                       </w:p>
                     </w:tc>
@@ -42278,7 +42529,7 @@
                           <w:pStyle w:val="SS3-115"/>
                           <w:numPr>
                             <w:ilvl w:val="0"/>
-                            <w:numId w:val="104"/>
+                            <w:numId w:val="102"/>
                           </w:numPr>
                           <w:ind w:left="227" w:hanging="227"/>
                         </w:pPr>
@@ -42341,7 +42592,7 @@
                           <w:pStyle w:val="SS3-115"/>
                           <w:numPr>
                             <w:ilvl w:val="0"/>
-                            <w:numId w:val="104"/>
+                            <w:numId w:val="102"/>
                           </w:numPr>
                           <w:ind w:left="227" w:hanging="227"/>
                         </w:pPr>
@@ -42395,7 +42646,7 @@
                           <w:pStyle w:val="SS3-115"/>
                           <w:numPr>
                             <w:ilvl w:val="0"/>
-                            <w:numId w:val="104"/>
+                            <w:numId w:val="102"/>
                           </w:numPr>
                           <w:ind w:left="227" w:hanging="227"/>
                         </w:pPr>
@@ -42449,7 +42700,7 @@
                           <w:pStyle w:val="SS3-115"/>
                           <w:numPr>
                             <w:ilvl w:val="0"/>
-                            <w:numId w:val="104"/>
+                            <w:numId w:val="102"/>
                           </w:numPr>
                           <w:ind w:left="227" w:hanging="227"/>
                         </w:pPr>
@@ -42503,7 +42754,7 @@
                           <w:pStyle w:val="SS3-115"/>
                           <w:numPr>
                             <w:ilvl w:val="0"/>
-                            <w:numId w:val="104"/>
+                            <w:numId w:val="102"/>
                           </w:numPr>
                           <w:ind w:left="227" w:hanging="227"/>
                         </w:pPr>
@@ -42557,7 +42808,7 @@
                           <w:pStyle w:val="SS3-115"/>
                           <w:numPr>
                             <w:ilvl w:val="0"/>
-                            <w:numId w:val="104"/>
+                            <w:numId w:val="102"/>
                           </w:numPr>
                           <w:ind w:left="227" w:hanging="227"/>
                         </w:pPr>
@@ -42712,7 +42963,6 @@
                           </w:rPr>
                           <w:t>/</w:t>
                         </w:r>
-                        <w:proofErr w:type="spellStart"/>
                         <w:r>
                           <w:rPr>
                             <w:rFonts w:ascii="Source Sans 3 Medium" w:hAnsi="Source Sans 3 Medium"/>
@@ -42723,14 +42973,7 @@
                           <w:rPr>
                             <w:rFonts w:ascii="Source Sans 3 Medium" w:hAnsi="Source Sans 3 Medium"/>
                           </w:rPr>
-                          <w:t>d</w:t>
-                        </w:r>
-                        <w:proofErr w:type="spellEnd"/>
-                        <w:r>
-                          <w:rPr>
-                            <w:rFonts w:ascii="Source Sans 3 Medium" w:hAnsi="Source Sans 3 Medium"/>
-                          </w:rPr>
-                          <w:t>/</w:t>
+                          <w:t>d/</w:t>
                         </w:r>
                       </w:p>
                     </w:tc>
@@ -42749,7 +42992,7 @@
                           <w:pStyle w:val="SS3-115"/>
                           <w:numPr>
                             <w:ilvl w:val="0"/>
-                            <w:numId w:val="104"/>
+                            <w:numId w:val="102"/>
                           </w:numPr>
                           <w:ind w:left="227" w:hanging="227"/>
                         </w:pPr>
@@ -42812,7 +43055,7 @@
                           <w:pStyle w:val="SS3-115"/>
                           <w:numPr>
                             <w:ilvl w:val="0"/>
-                            <w:numId w:val="104"/>
+                            <w:numId w:val="102"/>
                           </w:numPr>
                           <w:ind w:left="227" w:hanging="227"/>
                         </w:pPr>
@@ -42866,7 +43109,7 @@
                           <w:pStyle w:val="SS3-115"/>
                           <w:numPr>
                             <w:ilvl w:val="0"/>
-                            <w:numId w:val="104"/>
+                            <w:numId w:val="102"/>
                           </w:numPr>
                           <w:ind w:left="227" w:hanging="227"/>
                         </w:pPr>
@@ -42920,7 +43163,7 @@
                           <w:pStyle w:val="SS3-115"/>
                           <w:numPr>
                             <w:ilvl w:val="0"/>
-                            <w:numId w:val="104"/>
+                            <w:numId w:val="102"/>
                           </w:numPr>
                           <w:ind w:left="340" w:hanging="340"/>
                         </w:pPr>
@@ -42974,7 +43217,7 @@
                           <w:pStyle w:val="SS3-115"/>
                           <w:numPr>
                             <w:ilvl w:val="0"/>
-                            <w:numId w:val="104"/>
+                            <w:numId w:val="102"/>
                           </w:numPr>
                           <w:ind w:left="340" w:hanging="340"/>
                         </w:pPr>
@@ -43028,7 +43271,7 @@
                           <w:pStyle w:val="SS3-115"/>
                           <w:numPr>
                             <w:ilvl w:val="0"/>
-                            <w:numId w:val="104"/>
+                            <w:numId w:val="102"/>
                           </w:numPr>
                           <w:ind w:left="340" w:hanging="340"/>
                         </w:pPr>
@@ -43187,7 +43430,6 @@
                     </w:rPr>
                     <w:t>/</w:t>
                   </w:r>
-                  <w:proofErr w:type="spellStart"/>
                   <w:r>
                     <w:rPr>
                       <w:sz w:val="21"/>
@@ -43200,15 +43442,7 @@
                       <w:sz w:val="21"/>
                       <w:szCs w:val="21"/>
                     </w:rPr>
-                    <w:t>d</w:t>
-                  </w:r>
-                  <w:proofErr w:type="spellEnd"/>
-                  <w:r>
-                    <w:rPr>
-                      <w:sz w:val="21"/>
-                      <w:szCs w:val="21"/>
-                    </w:rPr>
-                    <w:t>/.</w:t>
+                    <w:t>d/.</w:t>
                   </w:r>
                 </w:p>
                 <w:p>
@@ -43289,7 +43523,6 @@
                     </w:rPr>
                     <w:t>/</w:t>
                   </w:r>
-                  <w:proofErr w:type="spellStart"/>
                   <w:r>
                     <w:rPr>
                       <w:sz w:val="21"/>
@@ -43302,15 +43535,7 @@
                       <w:sz w:val="21"/>
                       <w:szCs w:val="21"/>
                     </w:rPr>
-                    <w:t>d</w:t>
-                  </w:r>
-                  <w:proofErr w:type="spellEnd"/>
-                  <w:r>
-                    <w:rPr>
-                      <w:sz w:val="21"/>
-                      <w:szCs w:val="21"/>
-                    </w:rPr>
-                    <w:t>/</w:t>
+                    <w:t>d/</w:t>
                   </w:r>
                   <w:r>
                     <w:rPr>
@@ -43450,7 +43675,7 @@
               <w:pStyle w:val="SS3-115"/>
               <w:numPr>
                 <w:ilvl w:val="0"/>
-                <w:numId w:val="105"/>
+                <w:numId w:val="103"/>
               </w:numPr>
               <w:ind w:left="284" w:hanging="284"/>
             </w:pPr>
@@ -43473,7 +43698,7 @@
               <w:pStyle w:val="SS3-115"/>
               <w:numPr>
                 <w:ilvl w:val="0"/>
-                <w:numId w:val="105"/>
+                <w:numId w:val="103"/>
               </w:numPr>
               <w:ind w:left="284" w:hanging="284"/>
             </w:pPr>
@@ -43496,7 +43721,7 @@
               <w:pStyle w:val="SS3-115"/>
               <w:numPr>
                 <w:ilvl w:val="0"/>
-                <w:numId w:val="105"/>
+                <w:numId w:val="103"/>
               </w:numPr>
               <w:ind w:left="284" w:hanging="284"/>
             </w:pPr>
@@ -43519,7 +43744,7 @@
               <w:pStyle w:val="SS3-115"/>
               <w:numPr>
                 <w:ilvl w:val="0"/>
-                <w:numId w:val="105"/>
+                <w:numId w:val="103"/>
               </w:numPr>
               <w:ind w:left="284" w:hanging="284"/>
             </w:pPr>
@@ -43542,7 +43767,7 @@
               <w:pStyle w:val="SS3-115"/>
               <w:numPr>
                 <w:ilvl w:val="0"/>
-                <w:numId w:val="105"/>
+                <w:numId w:val="103"/>
               </w:numPr>
               <w:ind w:left="284" w:hanging="284"/>
             </w:pPr>
@@ -43565,7 +43790,7 @@
               <w:pStyle w:val="SS3-115"/>
               <w:numPr>
                 <w:ilvl w:val="0"/>
-                <w:numId w:val="105"/>
+                <w:numId w:val="103"/>
               </w:numPr>
               <w:ind w:left="284" w:hanging="284"/>
             </w:pPr>
@@ -43588,7 +43813,7 @@
               <w:pStyle w:val="SS3-115"/>
               <w:numPr>
                 <w:ilvl w:val="0"/>
-                <w:numId w:val="105"/>
+                <w:numId w:val="103"/>
               </w:numPr>
               <w:ind w:left="284" w:hanging="284"/>
             </w:pPr>
@@ -43603,15 +43828,7 @@
               <w:t>was/were developed</w:t>
             </w:r>
             <w:r>
-              <w:t xml:space="preserve"> by the </w:t>
-            </w:r>
-            <w:proofErr w:type="spellStart"/>
-            <w:r>
-              <w:t>harbour</w:t>
-            </w:r>
-            <w:proofErr w:type="spellEnd"/>
-            <w:r>
-              <w:t>.</w:t>
+              <w:t xml:space="preserve"> by the harbour.</w:t>
             </w:r>
           </w:p>
           <w:p>
@@ -43619,7 +43836,7 @@
               <w:pStyle w:val="SS3-115"/>
               <w:numPr>
                 <w:ilvl w:val="0"/>
-                <w:numId w:val="105"/>
+                <w:numId w:val="103"/>
               </w:numPr>
               <w:ind w:left="284" w:hanging="284"/>
             </w:pPr>
@@ -43642,7 +43859,7 @@
               <w:pStyle w:val="SS3-115"/>
               <w:numPr>
                 <w:ilvl w:val="0"/>
-                <w:numId w:val="105"/>
+                <w:numId w:val="103"/>
               </w:numPr>
               <w:ind w:left="284" w:hanging="284"/>
             </w:pPr>
@@ -43665,7 +43882,7 @@
               <w:pStyle w:val="SS3-115"/>
               <w:numPr>
                 <w:ilvl w:val="0"/>
-                <w:numId w:val="105"/>
+                <w:numId w:val="103"/>
               </w:numPr>
               <w:ind w:left="284" w:hanging="284"/>
             </w:pPr>
@@ -43688,7 +43905,7 @@
               <w:pStyle w:val="SS3-115"/>
               <w:numPr>
                 <w:ilvl w:val="0"/>
-                <w:numId w:val="105"/>
+                <w:numId w:val="103"/>
               </w:numPr>
               <w:ind w:left="284" w:hanging="284"/>
             </w:pPr>
@@ -43711,7 +43928,7 @@
               <w:pStyle w:val="SS3-115"/>
               <w:numPr>
                 <w:ilvl w:val="0"/>
-                <w:numId w:val="105"/>
+                <w:numId w:val="103"/>
               </w:numPr>
               <w:ind w:left="284" w:hanging="284"/>
               <w:rPr>
@@ -43834,21 +44051,13 @@
               <w:pStyle w:val="SS3-115"/>
               <w:numPr>
                 <w:ilvl w:val="0"/>
-                <w:numId w:val="106"/>
+                <w:numId w:val="104"/>
               </w:numPr>
               <w:spacing w:before="240"/>
               <w:ind w:left="284" w:hanging="284"/>
             </w:pPr>
             <w:r>
-              <w:t xml:space="preserve">What is your </w:t>
-            </w:r>
-            <w:proofErr w:type="spellStart"/>
-            <w:r>
-              <w:t>favourite</w:t>
-            </w:r>
-            <w:proofErr w:type="spellEnd"/>
-            <w:r>
-              <w:t xml:space="preserve"> place in your town?</w:t>
+              <w:t>What is your favourite place in your town?</w:t>
             </w:r>
           </w:p>
           <w:p>
@@ -43856,7 +44065,7 @@
               <w:pStyle w:val="SS3-115"/>
               <w:numPr>
                 <w:ilvl w:val="0"/>
-                <w:numId w:val="106"/>
+                <w:numId w:val="104"/>
               </w:numPr>
               <w:ind w:left="284" w:hanging="284"/>
             </w:pPr>
@@ -43869,7 +44078,7 @@
               <w:pStyle w:val="SS3-115"/>
               <w:numPr>
                 <w:ilvl w:val="0"/>
-                <w:numId w:val="106"/>
+                <w:numId w:val="104"/>
               </w:numPr>
               <w:ind w:left="284" w:hanging="284"/>
             </w:pPr>
@@ -43882,7 +44091,7 @@
               <w:pStyle w:val="SS3-115"/>
               <w:numPr>
                 <w:ilvl w:val="0"/>
-                <w:numId w:val="106"/>
+                <w:numId w:val="104"/>
               </w:numPr>
               <w:ind w:left="284" w:hanging="284"/>
             </w:pPr>
@@ -44087,7 +44296,7 @@
               <w:pStyle w:val="SS3-115"/>
               <w:numPr>
                 <w:ilvl w:val="0"/>
-                <w:numId w:val="107"/>
+                <w:numId w:val="105"/>
               </w:numPr>
             </w:pPr>
             <w:r>
@@ -44099,7 +44308,7 @@
               <w:pStyle w:val="SS3-115"/>
               <w:numPr>
                 <w:ilvl w:val="0"/>
-                <w:numId w:val="107"/>
+                <w:numId w:val="105"/>
               </w:numPr>
               <w:ind w:left="284" w:hanging="284"/>
             </w:pPr>
@@ -44112,7 +44321,7 @@
               <w:pStyle w:val="SS3-115"/>
               <w:numPr>
                 <w:ilvl w:val="0"/>
-                <w:numId w:val="107"/>
+                <w:numId w:val="105"/>
               </w:numPr>
               <w:ind w:left="284" w:hanging="284"/>
             </w:pPr>
@@ -44125,7 +44334,7 @@
               <w:pStyle w:val="SS3-115"/>
               <w:numPr>
                 <w:ilvl w:val="0"/>
-                <w:numId w:val="107"/>
+                <w:numId w:val="105"/>
               </w:numPr>
               <w:ind w:left="284" w:hanging="284"/>
             </w:pPr>
@@ -44138,7 +44347,7 @@
               <w:pStyle w:val="SS3-115"/>
               <w:numPr>
                 <w:ilvl w:val="0"/>
-                <w:numId w:val="107"/>
+                <w:numId w:val="105"/>
               </w:numPr>
               <w:ind w:left="284" w:hanging="284"/>
             </w:pPr>
@@ -44151,7 +44360,7 @@
               <w:pStyle w:val="SS3-115"/>
               <w:numPr>
                 <w:ilvl w:val="0"/>
-                <w:numId w:val="107"/>
+                <w:numId w:val="105"/>
               </w:numPr>
               <w:ind w:left="284" w:hanging="284"/>
             </w:pPr>
@@ -44164,7 +44373,7 @@
               <w:pStyle w:val="SS3-115"/>
               <w:numPr>
                 <w:ilvl w:val="0"/>
-                <w:numId w:val="107"/>
+                <w:numId w:val="105"/>
               </w:numPr>
               <w:ind w:left="284" w:hanging="284"/>
             </w:pPr>
@@ -44177,7 +44386,7 @@
               <w:pStyle w:val="SS3-115"/>
               <w:numPr>
                 <w:ilvl w:val="0"/>
-                <w:numId w:val="107"/>
+                <w:numId w:val="105"/>
               </w:numPr>
               <w:ind w:left="284" w:hanging="284"/>
               <w:rPr>
@@ -45449,10 +45658,10 @@
     </w:lvl>
   </w:abstractNum>
   <w:abstractNum w:abstractNumId="12" w15:restartNumberingAfterBreak="0">
-    <w:nsid w:val="0A1B6A60"/>
+    <w:nsid w:val="0A2A14D9"/>
     <w:multiLevelType w:val="hybridMultilevel"/>
-    <w:tmpl w:val="5B5AF2DC"/>
-    <w:lvl w:ilvl="0" w:tplc="72A80D18">
+    <w:tmpl w:val="831E8BA6"/>
+    <w:lvl w:ilvl="0" w:tplc="FFFFFFFF">
       <w:start w:val="1"/>
       <w:numFmt w:val="decimal"/>
       <w:lvlText w:val="%1:"/>
@@ -45466,7 +45675,7 @@
         <w:bCs/>
       </w:rPr>
     </w:lvl>
-    <w:lvl w:ilvl="1" w:tplc="04090019" w:tentative="1">
+    <w:lvl w:ilvl="1" w:tplc="FFFFFFFF" w:tentative="1">
       <w:start w:val="1"/>
       <w:numFmt w:val="lowerLetter"/>
       <w:lvlText w:val="%2."/>
@@ -45475,7 +45684,7 @@
         <w:ind w:left="1080" w:hanging="360"/>
       </w:pPr>
     </w:lvl>
-    <w:lvl w:ilvl="2" w:tplc="0409001B" w:tentative="1">
+    <w:lvl w:ilvl="2" w:tplc="FFFFFFFF" w:tentative="1">
       <w:start w:val="1"/>
       <w:numFmt w:val="lowerRoman"/>
       <w:lvlText w:val="%3."/>
@@ -45484,7 +45693,7 @@
         <w:ind w:left="1800" w:hanging="180"/>
       </w:pPr>
     </w:lvl>
-    <w:lvl w:ilvl="3" w:tplc="0409000F" w:tentative="1">
+    <w:lvl w:ilvl="3" w:tplc="FFFFFFFF" w:tentative="1">
       <w:start w:val="1"/>
       <w:numFmt w:val="decimal"/>
       <w:lvlText w:val="%4."/>
@@ -45493,7 +45702,7 @@
         <w:ind w:left="2520" w:hanging="360"/>
       </w:pPr>
     </w:lvl>
-    <w:lvl w:ilvl="4" w:tplc="04090019" w:tentative="1">
+    <w:lvl w:ilvl="4" w:tplc="FFFFFFFF" w:tentative="1">
       <w:start w:val="1"/>
       <w:numFmt w:val="lowerLetter"/>
       <w:lvlText w:val="%5."/>
@@ -45502,7 +45711,7 @@
         <w:ind w:left="3240" w:hanging="360"/>
       </w:pPr>
     </w:lvl>
-    <w:lvl w:ilvl="5" w:tplc="0409001B" w:tentative="1">
+    <w:lvl w:ilvl="5" w:tplc="FFFFFFFF" w:tentative="1">
       <w:start w:val="1"/>
       <w:numFmt w:val="lowerRoman"/>
       <w:lvlText w:val="%6."/>
@@ -45511,7 +45720,7 @@
         <w:ind w:left="3960" w:hanging="180"/>
       </w:pPr>
     </w:lvl>
-    <w:lvl w:ilvl="6" w:tplc="0409000F" w:tentative="1">
+    <w:lvl w:ilvl="6" w:tplc="FFFFFFFF" w:tentative="1">
       <w:start w:val="1"/>
       <w:numFmt w:val="decimal"/>
       <w:lvlText w:val="%7."/>
@@ -45520,7 +45729,7 @@
         <w:ind w:left="4680" w:hanging="360"/>
       </w:pPr>
     </w:lvl>
-    <w:lvl w:ilvl="7" w:tplc="04090019" w:tentative="1">
+    <w:lvl w:ilvl="7" w:tplc="FFFFFFFF" w:tentative="1">
       <w:start w:val="1"/>
       <w:numFmt w:val="lowerLetter"/>
       <w:lvlText w:val="%8."/>
@@ -45529,7 +45738,7 @@
         <w:ind w:left="5400" w:hanging="360"/>
       </w:pPr>
     </w:lvl>
-    <w:lvl w:ilvl="8" w:tplc="0409001B" w:tentative="1">
+    <w:lvl w:ilvl="8" w:tplc="FFFFFFFF" w:tentative="1">
       <w:start w:val="1"/>
       <w:numFmt w:val="lowerRoman"/>
       <w:lvlText w:val="%9."/>
@@ -45540,10 +45749,101 @@
     </w:lvl>
   </w:abstractNum>
   <w:abstractNum w:abstractNumId="13" w15:restartNumberingAfterBreak="0">
-    <w:nsid w:val="0A2A14D9"/>
+    <w:nsid w:val="0F253280"/>
     <w:multiLevelType w:val="hybridMultilevel"/>
-    <w:tmpl w:val="831E8BA6"/>
+    <w:tmpl w:val="CA825B1C"/>
     <w:lvl w:ilvl="0" w:tplc="FFFFFFFF">
+      <w:start w:val="1"/>
+      <w:numFmt w:val="upperLetter"/>
+      <w:lvlText w:val="%1:"/>
+      <w:lvlJc w:val="left"/>
+      <w:pPr>
+        <w:ind w:left="360" w:hanging="360"/>
+      </w:pPr>
+      <w:rPr>
+        <w:rFonts w:hint="default"/>
+        <w:b/>
+        <w:bCs/>
+      </w:rPr>
+    </w:lvl>
+    <w:lvl w:ilvl="1" w:tplc="FFFFFFFF" w:tentative="1">
+      <w:start w:val="1"/>
+      <w:numFmt w:val="lowerLetter"/>
+      <w:lvlText w:val="%2."/>
+      <w:lvlJc w:val="left"/>
+      <w:pPr>
+        <w:ind w:left="1080" w:hanging="360"/>
+      </w:pPr>
+    </w:lvl>
+    <w:lvl w:ilvl="2" w:tplc="FFFFFFFF" w:tentative="1">
+      <w:start w:val="1"/>
+      <w:numFmt w:val="lowerRoman"/>
+      <w:lvlText w:val="%3."/>
+      <w:lvlJc w:val="right"/>
+      <w:pPr>
+        <w:ind w:left="1800" w:hanging="180"/>
+      </w:pPr>
+    </w:lvl>
+    <w:lvl w:ilvl="3" w:tplc="FFFFFFFF" w:tentative="1">
+      <w:start w:val="1"/>
+      <w:numFmt w:val="decimal"/>
+      <w:lvlText w:val="%4."/>
+      <w:lvlJc w:val="left"/>
+      <w:pPr>
+        <w:ind w:left="2520" w:hanging="360"/>
+      </w:pPr>
+    </w:lvl>
+    <w:lvl w:ilvl="4" w:tplc="FFFFFFFF" w:tentative="1">
+      <w:start w:val="1"/>
+      <w:numFmt w:val="lowerLetter"/>
+      <w:lvlText w:val="%5."/>
+      <w:lvlJc w:val="left"/>
+      <w:pPr>
+        <w:ind w:left="3240" w:hanging="360"/>
+      </w:pPr>
+    </w:lvl>
+    <w:lvl w:ilvl="5" w:tplc="FFFFFFFF" w:tentative="1">
+      <w:start w:val="1"/>
+      <w:numFmt w:val="lowerRoman"/>
+      <w:lvlText w:val="%6."/>
+      <w:lvlJc w:val="right"/>
+      <w:pPr>
+        <w:ind w:left="3960" w:hanging="180"/>
+      </w:pPr>
+    </w:lvl>
+    <w:lvl w:ilvl="6" w:tplc="FFFFFFFF" w:tentative="1">
+      <w:start w:val="1"/>
+      <w:numFmt w:val="decimal"/>
+      <w:lvlText w:val="%7."/>
+      <w:lvlJc w:val="left"/>
+      <w:pPr>
+        <w:ind w:left="4680" w:hanging="360"/>
+      </w:pPr>
+    </w:lvl>
+    <w:lvl w:ilvl="7" w:tplc="FFFFFFFF" w:tentative="1">
+      <w:start w:val="1"/>
+      <w:numFmt w:val="lowerLetter"/>
+      <w:lvlText w:val="%8."/>
+      <w:lvlJc w:val="left"/>
+      <w:pPr>
+        <w:ind w:left="5400" w:hanging="360"/>
+      </w:pPr>
+    </w:lvl>
+    <w:lvl w:ilvl="8" w:tplc="FFFFFFFF" w:tentative="1">
+      <w:start w:val="1"/>
+      <w:numFmt w:val="lowerRoman"/>
+      <w:lvlText w:val="%9."/>
+      <w:lvlJc w:val="right"/>
+      <w:pPr>
+        <w:ind w:left="6120" w:hanging="180"/>
+      </w:pPr>
+    </w:lvl>
+  </w:abstractNum>
+  <w:abstractNum w:abstractNumId="14" w15:restartNumberingAfterBreak="0">
+    <w:nsid w:val="0F9B58F1"/>
+    <w:multiLevelType w:val="hybridMultilevel"/>
+    <w:tmpl w:val="B6EAD514"/>
+    <w:lvl w:ilvl="0" w:tplc="72A80D18">
       <w:start w:val="1"/>
       <w:numFmt w:val="decimal"/>
       <w:lvlText w:val="%1:"/>
@@ -45557,7 +45857,7 @@
         <w:bCs/>
       </w:rPr>
     </w:lvl>
-    <w:lvl w:ilvl="1" w:tplc="FFFFFFFF" w:tentative="1">
+    <w:lvl w:ilvl="1" w:tplc="04090019" w:tentative="1">
       <w:start w:val="1"/>
       <w:numFmt w:val="lowerLetter"/>
       <w:lvlText w:val="%2."/>
@@ -45566,7 +45866,7 @@
         <w:ind w:left="1080" w:hanging="360"/>
       </w:pPr>
     </w:lvl>
-    <w:lvl w:ilvl="2" w:tplc="FFFFFFFF" w:tentative="1">
+    <w:lvl w:ilvl="2" w:tplc="0409001B" w:tentative="1">
       <w:start w:val="1"/>
       <w:numFmt w:val="lowerRoman"/>
       <w:lvlText w:val="%3."/>
@@ -45575,7 +45875,7 @@
         <w:ind w:left="1800" w:hanging="180"/>
       </w:pPr>
     </w:lvl>
-    <w:lvl w:ilvl="3" w:tplc="FFFFFFFF" w:tentative="1">
+    <w:lvl w:ilvl="3" w:tplc="0409000F" w:tentative="1">
       <w:start w:val="1"/>
       <w:numFmt w:val="decimal"/>
       <w:lvlText w:val="%4."/>
@@ -45584,7 +45884,7 @@
         <w:ind w:left="2520" w:hanging="360"/>
       </w:pPr>
     </w:lvl>
-    <w:lvl w:ilvl="4" w:tplc="FFFFFFFF" w:tentative="1">
+    <w:lvl w:ilvl="4" w:tplc="04090019" w:tentative="1">
       <w:start w:val="1"/>
       <w:numFmt w:val="lowerLetter"/>
       <w:lvlText w:val="%5."/>
@@ -45593,7 +45893,7 @@
         <w:ind w:left="3240" w:hanging="360"/>
       </w:pPr>
     </w:lvl>
-    <w:lvl w:ilvl="5" w:tplc="FFFFFFFF" w:tentative="1">
+    <w:lvl w:ilvl="5" w:tplc="0409001B" w:tentative="1">
       <w:start w:val="1"/>
       <w:numFmt w:val="lowerRoman"/>
       <w:lvlText w:val="%6."/>
@@ -45602,7 +45902,7 @@
         <w:ind w:left="3960" w:hanging="180"/>
       </w:pPr>
     </w:lvl>
-    <w:lvl w:ilvl="6" w:tplc="FFFFFFFF" w:tentative="1">
+    <w:lvl w:ilvl="6" w:tplc="0409000F" w:tentative="1">
       <w:start w:val="1"/>
       <w:numFmt w:val="decimal"/>
       <w:lvlText w:val="%7."/>
@@ -45611,7 +45911,7 @@
         <w:ind w:left="4680" w:hanging="360"/>
       </w:pPr>
     </w:lvl>
-    <w:lvl w:ilvl="7" w:tplc="FFFFFFFF" w:tentative="1">
+    <w:lvl w:ilvl="7" w:tplc="04090019" w:tentative="1">
       <w:start w:val="1"/>
       <w:numFmt w:val="lowerLetter"/>
       <w:lvlText w:val="%8."/>
@@ -45620,7 +45920,7 @@
         <w:ind w:left="5400" w:hanging="360"/>
       </w:pPr>
     </w:lvl>
-    <w:lvl w:ilvl="8" w:tplc="FFFFFFFF" w:tentative="1">
+    <w:lvl w:ilvl="8" w:tplc="0409001B" w:tentative="1">
       <w:start w:val="1"/>
       <w:numFmt w:val="lowerRoman"/>
       <w:lvlText w:val="%9."/>
@@ -45630,101 +45930,10 @@
       </w:pPr>
     </w:lvl>
   </w:abstractNum>
-  <w:abstractNum w:abstractNumId="14" w15:restartNumberingAfterBreak="0">
-    <w:nsid w:val="0F253280"/>
+  <w:abstractNum w:abstractNumId="15" w15:restartNumberingAfterBreak="0">
+    <w:nsid w:val="132C3926"/>
     <w:multiLevelType w:val="hybridMultilevel"/>
-    <w:tmpl w:val="CA825B1C"/>
-    <w:lvl w:ilvl="0" w:tplc="FFFFFFFF">
-      <w:start w:val="1"/>
-      <w:numFmt w:val="upperLetter"/>
-      <w:lvlText w:val="%1:"/>
-      <w:lvlJc w:val="left"/>
-      <w:pPr>
-        <w:ind w:left="360" w:hanging="360"/>
-      </w:pPr>
-      <w:rPr>
-        <w:rFonts w:hint="default"/>
-        <w:b/>
-        <w:bCs/>
-      </w:rPr>
-    </w:lvl>
-    <w:lvl w:ilvl="1" w:tplc="FFFFFFFF" w:tentative="1">
-      <w:start w:val="1"/>
-      <w:numFmt w:val="lowerLetter"/>
-      <w:lvlText w:val="%2."/>
-      <w:lvlJc w:val="left"/>
-      <w:pPr>
-        <w:ind w:left="1080" w:hanging="360"/>
-      </w:pPr>
-    </w:lvl>
-    <w:lvl w:ilvl="2" w:tplc="FFFFFFFF" w:tentative="1">
-      <w:start w:val="1"/>
-      <w:numFmt w:val="lowerRoman"/>
-      <w:lvlText w:val="%3."/>
-      <w:lvlJc w:val="right"/>
-      <w:pPr>
-        <w:ind w:left="1800" w:hanging="180"/>
-      </w:pPr>
-    </w:lvl>
-    <w:lvl w:ilvl="3" w:tplc="FFFFFFFF" w:tentative="1">
-      <w:start w:val="1"/>
-      <w:numFmt w:val="decimal"/>
-      <w:lvlText w:val="%4."/>
-      <w:lvlJc w:val="left"/>
-      <w:pPr>
-        <w:ind w:left="2520" w:hanging="360"/>
-      </w:pPr>
-    </w:lvl>
-    <w:lvl w:ilvl="4" w:tplc="FFFFFFFF" w:tentative="1">
-      <w:start w:val="1"/>
-      <w:numFmt w:val="lowerLetter"/>
-      <w:lvlText w:val="%5."/>
-      <w:lvlJc w:val="left"/>
-      <w:pPr>
-        <w:ind w:left="3240" w:hanging="360"/>
-      </w:pPr>
-    </w:lvl>
-    <w:lvl w:ilvl="5" w:tplc="FFFFFFFF" w:tentative="1">
-      <w:start w:val="1"/>
-      <w:numFmt w:val="lowerRoman"/>
-      <w:lvlText w:val="%6."/>
-      <w:lvlJc w:val="right"/>
-      <w:pPr>
-        <w:ind w:left="3960" w:hanging="180"/>
-      </w:pPr>
-    </w:lvl>
-    <w:lvl w:ilvl="6" w:tplc="FFFFFFFF" w:tentative="1">
-      <w:start w:val="1"/>
-      <w:numFmt w:val="decimal"/>
-      <w:lvlText w:val="%7."/>
-      <w:lvlJc w:val="left"/>
-      <w:pPr>
-        <w:ind w:left="4680" w:hanging="360"/>
-      </w:pPr>
-    </w:lvl>
-    <w:lvl w:ilvl="7" w:tplc="FFFFFFFF" w:tentative="1">
-      <w:start w:val="1"/>
-      <w:numFmt w:val="lowerLetter"/>
-      <w:lvlText w:val="%8."/>
-      <w:lvlJc w:val="left"/>
-      <w:pPr>
-        <w:ind w:left="5400" w:hanging="360"/>
-      </w:pPr>
-    </w:lvl>
-    <w:lvl w:ilvl="8" w:tplc="FFFFFFFF" w:tentative="1">
-      <w:start w:val="1"/>
-      <w:numFmt w:val="lowerRoman"/>
-      <w:lvlText w:val="%9."/>
-      <w:lvlJc w:val="right"/>
-      <w:pPr>
-        <w:ind w:left="6120" w:hanging="180"/>
-      </w:pPr>
-    </w:lvl>
-  </w:abstractNum>
-  <w:abstractNum w:abstractNumId="15" w15:restartNumberingAfterBreak="0">
-    <w:nsid w:val="0F9B58F1"/>
-    <w:multiLevelType w:val="hybridMultilevel"/>
-    <w:tmpl w:val="B6EAD514"/>
+    <w:tmpl w:val="531CD43C"/>
     <w:lvl w:ilvl="0" w:tplc="72A80D18">
       <w:start w:val="1"/>
       <w:numFmt w:val="decimal"/>
@@ -46572,97 +46781,6 @@
     </w:lvl>
   </w:abstractNum>
   <w:abstractNum w:abstractNumId="24" w15:restartNumberingAfterBreak="0">
-    <w:nsid w:val="20760AD2"/>
-    <w:multiLevelType w:val="multilevel"/>
-    <w:tmpl w:val="03C4C43A"/>
-    <w:lvl w:ilvl="0">
-      <w:start w:val="1"/>
-      <w:numFmt w:val="decimal"/>
-      <w:lvlText w:val="%1:"/>
-      <w:lvlJc w:val="left"/>
-      <w:pPr>
-        <w:ind w:left="360" w:hanging="360"/>
-      </w:pPr>
-      <w:rPr>
-        <w:rFonts w:ascii="Source Sans 3" w:hAnsi="Source Sans 3" w:cstheme="minorBidi" w:hint="default"/>
-        <w:b/>
-        <w:bCs/>
-      </w:rPr>
-    </w:lvl>
-    <w:lvl w:ilvl="1">
-      <w:start w:val="1"/>
-      <w:numFmt w:val="lowerLetter"/>
-      <w:lvlText w:val="%2."/>
-      <w:lvlJc w:val="left"/>
-      <w:pPr>
-        <w:ind w:left="1080" w:hanging="360"/>
-      </w:pPr>
-    </w:lvl>
-    <w:lvl w:ilvl="2">
-      <w:start w:val="1"/>
-      <w:numFmt w:val="lowerRoman"/>
-      <w:lvlText w:val="%3."/>
-      <w:lvlJc w:val="right"/>
-      <w:pPr>
-        <w:ind w:left="1800" w:hanging="180"/>
-      </w:pPr>
-    </w:lvl>
-    <w:lvl w:ilvl="3">
-      <w:start w:val="1"/>
-      <w:numFmt w:val="decimal"/>
-      <w:lvlText w:val="%4."/>
-      <w:lvlJc w:val="left"/>
-      <w:pPr>
-        <w:ind w:left="2520" w:hanging="360"/>
-      </w:pPr>
-    </w:lvl>
-    <w:lvl w:ilvl="4">
-      <w:start w:val="1"/>
-      <w:numFmt w:val="lowerLetter"/>
-      <w:lvlText w:val="%5."/>
-      <w:lvlJc w:val="left"/>
-      <w:pPr>
-        <w:ind w:left="3240" w:hanging="360"/>
-      </w:pPr>
-    </w:lvl>
-    <w:lvl w:ilvl="5">
-      <w:start w:val="1"/>
-      <w:numFmt w:val="lowerRoman"/>
-      <w:lvlText w:val="%6."/>
-      <w:lvlJc w:val="right"/>
-      <w:pPr>
-        <w:ind w:left="3960" w:hanging="180"/>
-      </w:pPr>
-    </w:lvl>
-    <w:lvl w:ilvl="6">
-      <w:start w:val="1"/>
-      <w:numFmt w:val="decimal"/>
-      <w:lvlText w:val="%7."/>
-      <w:lvlJc w:val="left"/>
-      <w:pPr>
-        <w:ind w:left="4680" w:hanging="360"/>
-      </w:pPr>
-    </w:lvl>
-    <w:lvl w:ilvl="7">
-      <w:start w:val="1"/>
-      <w:numFmt w:val="lowerLetter"/>
-      <w:lvlText w:val="%8."/>
-      <w:lvlJc w:val="left"/>
-      <w:pPr>
-        <w:ind w:left="5400" w:hanging="360"/>
-      </w:pPr>
-    </w:lvl>
-    <w:lvl w:ilvl="8">
-      <w:start w:val="1"/>
-      <w:numFmt w:val="lowerRoman"/>
-      <w:lvlText w:val="%9."/>
-      <w:lvlJc w:val="right"/>
-      <w:pPr>
-        <w:ind w:left="6120" w:hanging="180"/>
-      </w:pPr>
-    </w:lvl>
-  </w:abstractNum>
-  <w:abstractNum w:abstractNumId="25" w15:restartNumberingAfterBreak="0">
     <w:nsid w:val="212E1A90"/>
     <w:multiLevelType w:val="hybridMultilevel"/>
     <w:tmpl w:val="8EA8656A"/>
@@ -46756,7 +46874,7 @@
       </w:pPr>
     </w:lvl>
   </w:abstractNum>
-  <w:abstractNum w:abstractNumId="26" w15:restartNumberingAfterBreak="0">
+  <w:abstractNum w:abstractNumId="25" w15:restartNumberingAfterBreak="0">
     <w:nsid w:val="215C02CE"/>
     <w:multiLevelType w:val="hybridMultilevel"/>
     <w:tmpl w:val="831E8BA6"/>
@@ -46847,7 +46965,7 @@
       </w:pPr>
     </w:lvl>
   </w:abstractNum>
-  <w:abstractNum w:abstractNumId="27" w15:restartNumberingAfterBreak="0">
+  <w:abstractNum w:abstractNumId="26" w15:restartNumberingAfterBreak="0">
     <w:nsid w:val="21C77491"/>
     <w:multiLevelType w:val="hybridMultilevel"/>
     <w:tmpl w:val="41D60EA4"/>
@@ -46960,7 +47078,7 @@
       </w:rPr>
     </w:lvl>
   </w:abstractNum>
-  <w:abstractNum w:abstractNumId="28" w15:restartNumberingAfterBreak="0">
+  <w:abstractNum w:abstractNumId="27" w15:restartNumberingAfterBreak="0">
     <w:nsid w:val="236D57C6"/>
     <w:multiLevelType w:val="hybridMultilevel"/>
     <w:tmpl w:val="35FA33C8"/>
@@ -47054,7 +47172,7 @@
       </w:pPr>
     </w:lvl>
   </w:abstractNum>
-  <w:abstractNum w:abstractNumId="29" w15:restartNumberingAfterBreak="0">
+  <w:abstractNum w:abstractNumId="28" w15:restartNumberingAfterBreak="0">
     <w:nsid w:val="24AF7A7E"/>
     <w:multiLevelType w:val="hybridMultilevel"/>
     <w:tmpl w:val="0BB804AE"/>
@@ -47148,7 +47266,7 @@
       </w:pPr>
     </w:lvl>
   </w:abstractNum>
-  <w:abstractNum w:abstractNumId="30" w15:restartNumberingAfterBreak="0">
+  <w:abstractNum w:abstractNumId="29" w15:restartNumberingAfterBreak="0">
     <w:nsid w:val="25277E32"/>
     <w:multiLevelType w:val="hybridMultilevel"/>
     <w:tmpl w:val="59B4B60E"/>
@@ -47263,7 +47381,7 @@
       </w:rPr>
     </w:lvl>
   </w:abstractNum>
-  <w:abstractNum w:abstractNumId="31" w15:restartNumberingAfterBreak="0">
+  <w:abstractNum w:abstractNumId="30" w15:restartNumberingAfterBreak="0">
     <w:nsid w:val="269C62FD"/>
     <w:multiLevelType w:val="hybridMultilevel"/>
     <w:tmpl w:val="93F0E5FE"/>
@@ -47357,7 +47475,7 @@
       </w:pPr>
     </w:lvl>
   </w:abstractNum>
-  <w:abstractNum w:abstractNumId="32" w15:restartNumberingAfterBreak="0">
+  <w:abstractNum w:abstractNumId="31" w15:restartNumberingAfterBreak="0">
     <w:nsid w:val="294C7B15"/>
     <w:multiLevelType w:val="hybridMultilevel"/>
     <w:tmpl w:val="3870A6A6"/>
@@ -47449,7 +47567,7 @@
       </w:pPr>
     </w:lvl>
   </w:abstractNum>
-  <w:abstractNum w:abstractNumId="33" w15:restartNumberingAfterBreak="0">
+  <w:abstractNum w:abstractNumId="32" w15:restartNumberingAfterBreak="0">
     <w:nsid w:val="29F6737C"/>
     <w:multiLevelType w:val="hybridMultilevel"/>
     <w:tmpl w:val="4AFC3BC4"/>
@@ -47562,7 +47680,7 @@
       </w:rPr>
     </w:lvl>
   </w:abstractNum>
-  <w:abstractNum w:abstractNumId="34" w15:restartNumberingAfterBreak="0">
+  <w:abstractNum w:abstractNumId="33" w15:restartNumberingAfterBreak="0">
     <w:nsid w:val="2B801813"/>
     <w:multiLevelType w:val="hybridMultilevel"/>
     <w:tmpl w:val="9F54F31E"/>
@@ -47656,7 +47774,7 @@
       </w:pPr>
     </w:lvl>
   </w:abstractNum>
-  <w:abstractNum w:abstractNumId="35" w15:restartNumberingAfterBreak="0">
+  <w:abstractNum w:abstractNumId="34" w15:restartNumberingAfterBreak="0">
     <w:nsid w:val="2C9C19B8"/>
     <w:multiLevelType w:val="hybridMultilevel"/>
     <w:tmpl w:val="868E8FCE"/>
@@ -47750,7 +47868,7 @@
       </w:pPr>
     </w:lvl>
   </w:abstractNum>
-  <w:abstractNum w:abstractNumId="36" w15:restartNumberingAfterBreak="0">
+  <w:abstractNum w:abstractNumId="35" w15:restartNumberingAfterBreak="0">
     <w:nsid w:val="2CB4375C"/>
     <w:multiLevelType w:val="hybridMultilevel"/>
     <w:tmpl w:val="291A30C6"/>
@@ -47841,7 +47959,7 @@
       </w:pPr>
     </w:lvl>
   </w:abstractNum>
-  <w:abstractNum w:abstractNumId="37" w15:restartNumberingAfterBreak="0">
+  <w:abstractNum w:abstractNumId="36" w15:restartNumberingAfterBreak="0">
     <w:nsid w:val="2E454F3D"/>
     <w:multiLevelType w:val="hybridMultilevel"/>
     <w:tmpl w:val="7DE094FA"/>
@@ -47935,7 +48053,7 @@
       </w:pPr>
     </w:lvl>
   </w:abstractNum>
-  <w:abstractNum w:abstractNumId="38" w15:restartNumberingAfterBreak="0">
+  <w:abstractNum w:abstractNumId="37" w15:restartNumberingAfterBreak="0">
     <w:nsid w:val="2F0E685D"/>
     <w:multiLevelType w:val="hybridMultilevel"/>
     <w:tmpl w:val="09DA465E"/>
@@ -48026,98 +48144,7 @@
       </w:pPr>
     </w:lvl>
   </w:abstractNum>
-  <w:abstractNum w:abstractNumId="39" w15:restartNumberingAfterBreak="0">
-    <w:nsid w:val="2F510531"/>
-    <w:multiLevelType w:val="hybridMultilevel"/>
-    <w:tmpl w:val="C02AAC0A"/>
-    <w:lvl w:ilvl="0" w:tplc="72A80D18">
-      <w:start w:val="1"/>
-      <w:numFmt w:val="decimal"/>
-      <w:lvlText w:val="%1:"/>
-      <w:lvlJc w:val="left"/>
-      <w:pPr>
-        <w:ind w:left="360" w:hanging="360"/>
-      </w:pPr>
-      <w:rPr>
-        <w:rFonts w:ascii="Source Sans 3 Bold" w:hAnsi="Source Sans 3 Bold" w:cstheme="minorBidi" w:hint="default"/>
-        <w:b/>
-        <w:bCs/>
-      </w:rPr>
-    </w:lvl>
-    <w:lvl w:ilvl="1" w:tplc="04090019" w:tentative="1">
-      <w:start w:val="1"/>
-      <w:numFmt w:val="lowerLetter"/>
-      <w:lvlText w:val="%2."/>
-      <w:lvlJc w:val="left"/>
-      <w:pPr>
-        <w:ind w:left="1080" w:hanging="360"/>
-      </w:pPr>
-    </w:lvl>
-    <w:lvl w:ilvl="2" w:tplc="0409001B" w:tentative="1">
-      <w:start w:val="1"/>
-      <w:numFmt w:val="lowerRoman"/>
-      <w:lvlText w:val="%3."/>
-      <w:lvlJc w:val="right"/>
-      <w:pPr>
-        <w:ind w:left="1800" w:hanging="180"/>
-      </w:pPr>
-    </w:lvl>
-    <w:lvl w:ilvl="3" w:tplc="0409000F" w:tentative="1">
-      <w:start w:val="1"/>
-      <w:numFmt w:val="decimal"/>
-      <w:lvlText w:val="%4."/>
-      <w:lvlJc w:val="left"/>
-      <w:pPr>
-        <w:ind w:left="2520" w:hanging="360"/>
-      </w:pPr>
-    </w:lvl>
-    <w:lvl w:ilvl="4" w:tplc="04090019" w:tentative="1">
-      <w:start w:val="1"/>
-      <w:numFmt w:val="lowerLetter"/>
-      <w:lvlText w:val="%5."/>
-      <w:lvlJc w:val="left"/>
-      <w:pPr>
-        <w:ind w:left="3240" w:hanging="360"/>
-      </w:pPr>
-    </w:lvl>
-    <w:lvl w:ilvl="5" w:tplc="0409001B" w:tentative="1">
-      <w:start w:val="1"/>
-      <w:numFmt w:val="lowerRoman"/>
-      <w:lvlText w:val="%6."/>
-      <w:lvlJc w:val="right"/>
-      <w:pPr>
-        <w:ind w:left="3960" w:hanging="180"/>
-      </w:pPr>
-    </w:lvl>
-    <w:lvl w:ilvl="6" w:tplc="0409000F" w:tentative="1">
-      <w:start w:val="1"/>
-      <w:numFmt w:val="decimal"/>
-      <w:lvlText w:val="%7."/>
-      <w:lvlJc w:val="left"/>
-      <w:pPr>
-        <w:ind w:left="4680" w:hanging="360"/>
-      </w:pPr>
-    </w:lvl>
-    <w:lvl w:ilvl="7" w:tplc="04090019" w:tentative="1">
-      <w:start w:val="1"/>
-      <w:numFmt w:val="lowerLetter"/>
-      <w:lvlText w:val="%8."/>
-      <w:lvlJc w:val="left"/>
-      <w:pPr>
-        <w:ind w:left="5400" w:hanging="360"/>
-      </w:pPr>
-    </w:lvl>
-    <w:lvl w:ilvl="8" w:tplc="0409001B" w:tentative="1">
-      <w:start w:val="1"/>
-      <w:numFmt w:val="lowerRoman"/>
-      <w:lvlText w:val="%9."/>
-      <w:lvlJc w:val="right"/>
-      <w:pPr>
-        <w:ind w:left="6120" w:hanging="180"/>
-      </w:pPr>
-    </w:lvl>
-  </w:abstractNum>
-  <w:abstractNum w:abstractNumId="40" w15:restartNumberingAfterBreak="0">
+  <w:abstractNum w:abstractNumId="38" w15:restartNumberingAfterBreak="0">
     <w:nsid w:val="30991922"/>
     <w:multiLevelType w:val="hybridMultilevel"/>
     <w:tmpl w:val="E6FAC71C"/>
@@ -48211,10 +48238,10 @@
       </w:pPr>
     </w:lvl>
   </w:abstractNum>
-  <w:abstractNum w:abstractNumId="41" w15:restartNumberingAfterBreak="0">
+  <w:abstractNum w:abstractNumId="39" w15:restartNumberingAfterBreak="0">
     <w:nsid w:val="34555D51"/>
     <w:multiLevelType w:val="hybridMultilevel"/>
-    <w:tmpl w:val="8C28476E"/>
+    <w:tmpl w:val="BE7E596C"/>
     <w:lvl w:ilvl="0" w:tplc="72A80D18">
       <w:start w:val="1"/>
       <w:numFmt w:val="decimal"/>
@@ -48302,7 +48329,7 @@
       </w:pPr>
     </w:lvl>
   </w:abstractNum>
-  <w:abstractNum w:abstractNumId="42" w15:restartNumberingAfterBreak="0">
+  <w:abstractNum w:abstractNumId="40" w15:restartNumberingAfterBreak="0">
     <w:nsid w:val="3492787E"/>
     <w:multiLevelType w:val="hybridMultilevel"/>
     <w:tmpl w:val="A33A8498"/>
@@ -48415,7 +48442,7 @@
       </w:rPr>
     </w:lvl>
   </w:abstractNum>
-  <w:abstractNum w:abstractNumId="43" w15:restartNumberingAfterBreak="0">
+  <w:abstractNum w:abstractNumId="41" w15:restartNumberingAfterBreak="0">
     <w:nsid w:val="358B4BB3"/>
     <w:multiLevelType w:val="hybridMultilevel"/>
     <w:tmpl w:val="A678E960"/>
@@ -48509,7 +48536,7 @@
       </w:pPr>
     </w:lvl>
   </w:abstractNum>
-  <w:abstractNum w:abstractNumId="44" w15:restartNumberingAfterBreak="0">
+  <w:abstractNum w:abstractNumId="42" w15:restartNumberingAfterBreak="0">
     <w:nsid w:val="36A87A90"/>
     <w:multiLevelType w:val="hybridMultilevel"/>
     <w:tmpl w:val="6BC60C50"/>
@@ -48600,7 +48627,7 @@
       </w:pPr>
     </w:lvl>
   </w:abstractNum>
-  <w:abstractNum w:abstractNumId="45" w15:restartNumberingAfterBreak="0">
+  <w:abstractNum w:abstractNumId="43" w15:restartNumberingAfterBreak="0">
     <w:nsid w:val="38025215"/>
     <w:multiLevelType w:val="hybridMultilevel"/>
     <w:tmpl w:val="01022858"/>
@@ -48694,7 +48721,7 @@
       </w:pPr>
     </w:lvl>
   </w:abstractNum>
-  <w:abstractNum w:abstractNumId="46" w15:restartNumberingAfterBreak="0">
+  <w:abstractNum w:abstractNumId="44" w15:restartNumberingAfterBreak="0">
     <w:nsid w:val="393324DC"/>
     <w:multiLevelType w:val="hybridMultilevel"/>
     <w:tmpl w:val="90B613DA"/>
@@ -48788,7 +48815,7 @@
       </w:pPr>
     </w:lvl>
   </w:abstractNum>
-  <w:abstractNum w:abstractNumId="47" w15:restartNumberingAfterBreak="0">
+  <w:abstractNum w:abstractNumId="45" w15:restartNumberingAfterBreak="0">
     <w:nsid w:val="3B3A6776"/>
     <w:multiLevelType w:val="hybridMultilevel"/>
     <w:tmpl w:val="BEA6841C"/>
@@ -48884,7 +48911,7 @@
       </w:pPr>
     </w:lvl>
   </w:abstractNum>
-  <w:abstractNum w:abstractNumId="48" w15:restartNumberingAfterBreak="0">
+  <w:abstractNum w:abstractNumId="46" w15:restartNumberingAfterBreak="0">
     <w:nsid w:val="3CDC7B7F"/>
     <w:multiLevelType w:val="hybridMultilevel"/>
     <w:tmpl w:val="F9EC833C"/>
@@ -48997,7 +49024,7 @@
       </w:rPr>
     </w:lvl>
   </w:abstractNum>
-  <w:abstractNum w:abstractNumId="49" w15:restartNumberingAfterBreak="0">
+  <w:abstractNum w:abstractNumId="47" w15:restartNumberingAfterBreak="0">
     <w:nsid w:val="3F584A02"/>
     <w:multiLevelType w:val="hybridMultilevel"/>
     <w:tmpl w:val="B5B08E1E"/>
@@ -49091,7 +49118,7 @@
       </w:pPr>
     </w:lvl>
   </w:abstractNum>
-  <w:abstractNum w:abstractNumId="50" w15:restartNumberingAfterBreak="0">
+  <w:abstractNum w:abstractNumId="48" w15:restartNumberingAfterBreak="0">
     <w:nsid w:val="40232E52"/>
     <w:multiLevelType w:val="hybridMultilevel"/>
     <w:tmpl w:val="95C88A56"/>
@@ -49185,7 +49212,7 @@
       </w:pPr>
     </w:lvl>
   </w:abstractNum>
-  <w:abstractNum w:abstractNumId="51" w15:restartNumberingAfterBreak="0">
+  <w:abstractNum w:abstractNumId="49" w15:restartNumberingAfterBreak="0">
     <w:nsid w:val="4089054E"/>
     <w:multiLevelType w:val="hybridMultilevel"/>
     <w:tmpl w:val="84A422E8"/>
@@ -49279,7 +49306,7 @@
       </w:pPr>
     </w:lvl>
   </w:abstractNum>
-  <w:abstractNum w:abstractNumId="52" w15:restartNumberingAfterBreak="0">
+  <w:abstractNum w:abstractNumId="50" w15:restartNumberingAfterBreak="0">
     <w:nsid w:val="42BB40CA"/>
     <w:multiLevelType w:val="hybridMultilevel"/>
     <w:tmpl w:val="91F045C8"/>
@@ -49373,11 +49400,11 @@
       </w:pPr>
     </w:lvl>
   </w:abstractNum>
-  <w:abstractNum w:abstractNumId="53" w15:restartNumberingAfterBreak="0">
-    <w:nsid w:val="477D5AA2"/>
+  <w:abstractNum w:abstractNumId="51" w15:restartNumberingAfterBreak="0">
+    <w:nsid w:val="43CB7A01"/>
     <w:multiLevelType w:val="hybridMultilevel"/>
-    <w:tmpl w:val="882EE4CC"/>
-    <w:lvl w:ilvl="0" w:tplc="72A80D18">
+    <w:tmpl w:val="BE7E596C"/>
+    <w:lvl w:ilvl="0" w:tplc="FFFFFFFF">
       <w:start w:val="1"/>
       <w:numFmt w:val="decimal"/>
       <w:lvlText w:val="%1:"/>
@@ -49391,7 +49418,7 @@
         <w:bCs/>
       </w:rPr>
     </w:lvl>
-    <w:lvl w:ilvl="1" w:tplc="04090019" w:tentative="1">
+    <w:lvl w:ilvl="1" w:tplc="FFFFFFFF" w:tentative="1">
       <w:start w:val="1"/>
       <w:numFmt w:val="lowerLetter"/>
       <w:lvlText w:val="%2."/>
@@ -49400,7 +49427,7 @@
         <w:ind w:left="1080" w:hanging="360"/>
       </w:pPr>
     </w:lvl>
-    <w:lvl w:ilvl="2" w:tplc="0409001B" w:tentative="1">
+    <w:lvl w:ilvl="2" w:tplc="FFFFFFFF" w:tentative="1">
       <w:start w:val="1"/>
       <w:numFmt w:val="lowerRoman"/>
       <w:lvlText w:val="%3."/>
@@ -49409,7 +49436,7 @@
         <w:ind w:left="1800" w:hanging="180"/>
       </w:pPr>
     </w:lvl>
-    <w:lvl w:ilvl="3" w:tplc="0409000F" w:tentative="1">
+    <w:lvl w:ilvl="3" w:tplc="FFFFFFFF" w:tentative="1">
       <w:start w:val="1"/>
       <w:numFmt w:val="decimal"/>
       <w:lvlText w:val="%4."/>
@@ -49418,7 +49445,7 @@
         <w:ind w:left="2520" w:hanging="360"/>
       </w:pPr>
     </w:lvl>
-    <w:lvl w:ilvl="4" w:tplc="04090019" w:tentative="1">
+    <w:lvl w:ilvl="4" w:tplc="FFFFFFFF" w:tentative="1">
       <w:start w:val="1"/>
       <w:numFmt w:val="lowerLetter"/>
       <w:lvlText w:val="%5."/>
@@ -49427,7 +49454,7 @@
         <w:ind w:left="3240" w:hanging="360"/>
       </w:pPr>
     </w:lvl>
-    <w:lvl w:ilvl="5" w:tplc="0409001B" w:tentative="1">
+    <w:lvl w:ilvl="5" w:tplc="FFFFFFFF" w:tentative="1">
       <w:start w:val="1"/>
       <w:numFmt w:val="lowerRoman"/>
       <w:lvlText w:val="%6."/>
@@ -49436,7 +49463,7 @@
         <w:ind w:left="3960" w:hanging="180"/>
       </w:pPr>
     </w:lvl>
-    <w:lvl w:ilvl="6" w:tplc="0409000F" w:tentative="1">
+    <w:lvl w:ilvl="6" w:tplc="FFFFFFFF" w:tentative="1">
       <w:start w:val="1"/>
       <w:numFmt w:val="decimal"/>
       <w:lvlText w:val="%7."/>
@@ -49445,7 +49472,7 @@
         <w:ind w:left="4680" w:hanging="360"/>
       </w:pPr>
     </w:lvl>
-    <w:lvl w:ilvl="7" w:tplc="04090019" w:tentative="1">
+    <w:lvl w:ilvl="7" w:tplc="FFFFFFFF" w:tentative="1">
       <w:start w:val="1"/>
       <w:numFmt w:val="lowerLetter"/>
       <w:lvlText w:val="%8."/>
@@ -49454,7 +49481,7 @@
         <w:ind w:left="5400" w:hanging="360"/>
       </w:pPr>
     </w:lvl>
-    <w:lvl w:ilvl="8" w:tplc="0409001B" w:tentative="1">
+    <w:lvl w:ilvl="8" w:tplc="FFFFFFFF" w:tentative="1">
       <w:start w:val="1"/>
       <w:numFmt w:val="lowerRoman"/>
       <w:lvlText w:val="%9."/>
@@ -49464,7 +49491,98 @@
       </w:pPr>
     </w:lvl>
   </w:abstractNum>
-  <w:abstractNum w:abstractNumId="54" w15:restartNumberingAfterBreak="0">
+  <w:abstractNum w:abstractNumId="52" w15:restartNumberingAfterBreak="0">
+    <w:nsid w:val="477D5AA2"/>
+    <w:multiLevelType w:val="hybridMultilevel"/>
+    <w:tmpl w:val="882EE4CC"/>
+    <w:lvl w:ilvl="0" w:tplc="72A80D18">
+      <w:start w:val="1"/>
+      <w:numFmt w:val="decimal"/>
+      <w:lvlText w:val="%1:"/>
+      <w:lvlJc w:val="left"/>
+      <w:pPr>
+        <w:ind w:left="360" w:hanging="360"/>
+      </w:pPr>
+      <w:rPr>
+        <w:rFonts w:ascii="Source Sans 3 Bold" w:hAnsi="Source Sans 3 Bold" w:cstheme="minorBidi" w:hint="default"/>
+        <w:b/>
+        <w:bCs/>
+      </w:rPr>
+    </w:lvl>
+    <w:lvl w:ilvl="1" w:tplc="04090019" w:tentative="1">
+      <w:start w:val="1"/>
+      <w:numFmt w:val="lowerLetter"/>
+      <w:lvlText w:val="%2."/>
+      <w:lvlJc w:val="left"/>
+      <w:pPr>
+        <w:ind w:left="1080" w:hanging="360"/>
+      </w:pPr>
+    </w:lvl>
+    <w:lvl w:ilvl="2" w:tplc="0409001B" w:tentative="1">
+      <w:start w:val="1"/>
+      <w:numFmt w:val="lowerRoman"/>
+      <w:lvlText w:val="%3."/>
+      <w:lvlJc w:val="right"/>
+      <w:pPr>
+        <w:ind w:left="1800" w:hanging="180"/>
+      </w:pPr>
+    </w:lvl>
+    <w:lvl w:ilvl="3" w:tplc="0409000F" w:tentative="1">
+      <w:start w:val="1"/>
+      <w:numFmt w:val="decimal"/>
+      <w:lvlText w:val="%4."/>
+      <w:lvlJc w:val="left"/>
+      <w:pPr>
+        <w:ind w:left="2520" w:hanging="360"/>
+      </w:pPr>
+    </w:lvl>
+    <w:lvl w:ilvl="4" w:tplc="04090019" w:tentative="1">
+      <w:start w:val="1"/>
+      <w:numFmt w:val="lowerLetter"/>
+      <w:lvlText w:val="%5."/>
+      <w:lvlJc w:val="left"/>
+      <w:pPr>
+        <w:ind w:left="3240" w:hanging="360"/>
+      </w:pPr>
+    </w:lvl>
+    <w:lvl w:ilvl="5" w:tplc="0409001B" w:tentative="1">
+      <w:start w:val="1"/>
+      <w:numFmt w:val="lowerRoman"/>
+      <w:lvlText w:val="%6."/>
+      <w:lvlJc w:val="right"/>
+      <w:pPr>
+        <w:ind w:left="3960" w:hanging="180"/>
+      </w:pPr>
+    </w:lvl>
+    <w:lvl w:ilvl="6" w:tplc="0409000F" w:tentative="1">
+      <w:start w:val="1"/>
+      <w:numFmt w:val="decimal"/>
+      <w:lvlText w:val="%7."/>
+      <w:lvlJc w:val="left"/>
+      <w:pPr>
+        <w:ind w:left="4680" w:hanging="360"/>
+      </w:pPr>
+    </w:lvl>
+    <w:lvl w:ilvl="7" w:tplc="04090019" w:tentative="1">
+      <w:start w:val="1"/>
+      <w:numFmt w:val="lowerLetter"/>
+      <w:lvlText w:val="%8."/>
+      <w:lvlJc w:val="left"/>
+      <w:pPr>
+        <w:ind w:left="5400" w:hanging="360"/>
+      </w:pPr>
+    </w:lvl>
+    <w:lvl w:ilvl="8" w:tplc="0409001B" w:tentative="1">
+      <w:start w:val="1"/>
+      <w:numFmt w:val="lowerRoman"/>
+      <w:lvlText w:val="%9."/>
+      <w:lvlJc w:val="right"/>
+      <w:pPr>
+        <w:ind w:left="6120" w:hanging="180"/>
+      </w:pPr>
+    </w:lvl>
+  </w:abstractNum>
+  <w:abstractNum w:abstractNumId="53" w15:restartNumberingAfterBreak="0">
     <w:nsid w:val="48220F39"/>
     <w:multiLevelType w:val="hybridMultilevel"/>
     <w:tmpl w:val="67164D22"/>
@@ -49555,7 +49673,7 @@
       </w:pPr>
     </w:lvl>
   </w:abstractNum>
-  <w:abstractNum w:abstractNumId="55" w15:restartNumberingAfterBreak="0">
+  <w:abstractNum w:abstractNumId="54" w15:restartNumberingAfterBreak="0">
     <w:nsid w:val="493E0CCB"/>
     <w:multiLevelType w:val="hybridMultilevel"/>
     <w:tmpl w:val="DE1A3DA8"/>
@@ -49671,7 +49789,7 @@
       </w:rPr>
     </w:lvl>
   </w:abstractNum>
-  <w:abstractNum w:abstractNumId="56" w15:restartNumberingAfterBreak="0">
+  <w:abstractNum w:abstractNumId="55" w15:restartNumberingAfterBreak="0">
     <w:nsid w:val="49837B45"/>
     <w:multiLevelType w:val="hybridMultilevel"/>
     <w:tmpl w:val="9916547A"/>
@@ -49765,7 +49883,7 @@
       </w:pPr>
     </w:lvl>
   </w:abstractNum>
-  <w:abstractNum w:abstractNumId="57" w15:restartNumberingAfterBreak="0">
+  <w:abstractNum w:abstractNumId="56" w15:restartNumberingAfterBreak="0">
     <w:nsid w:val="4A2A784D"/>
     <w:multiLevelType w:val="hybridMultilevel"/>
     <w:tmpl w:val="D04A441C"/>
@@ -49857,7 +49975,7 @@
       </w:pPr>
     </w:lvl>
   </w:abstractNum>
-  <w:abstractNum w:abstractNumId="58" w15:restartNumberingAfterBreak="0">
+  <w:abstractNum w:abstractNumId="57" w15:restartNumberingAfterBreak="0">
     <w:nsid w:val="4A62576A"/>
     <w:multiLevelType w:val="hybridMultilevel"/>
     <w:tmpl w:val="B096158E"/>
@@ -49948,7 +50066,7 @@
       </w:pPr>
     </w:lvl>
   </w:abstractNum>
-  <w:abstractNum w:abstractNumId="59" w15:restartNumberingAfterBreak="0">
+  <w:abstractNum w:abstractNumId="58" w15:restartNumberingAfterBreak="0">
     <w:nsid w:val="4B327DE5"/>
     <w:multiLevelType w:val="hybridMultilevel"/>
     <w:tmpl w:val="3006C858"/>
@@ -50039,7 +50157,7 @@
       </w:pPr>
     </w:lvl>
   </w:abstractNum>
-  <w:abstractNum w:abstractNumId="60" w15:restartNumberingAfterBreak="0">
+  <w:abstractNum w:abstractNumId="59" w15:restartNumberingAfterBreak="0">
     <w:nsid w:val="4F2C1F73"/>
     <w:multiLevelType w:val="hybridMultilevel"/>
     <w:tmpl w:val="67164D22"/>
@@ -50130,7 +50248,7 @@
       </w:pPr>
     </w:lvl>
   </w:abstractNum>
-  <w:abstractNum w:abstractNumId="61" w15:restartNumberingAfterBreak="0">
+  <w:abstractNum w:abstractNumId="60" w15:restartNumberingAfterBreak="0">
     <w:nsid w:val="50C14BCA"/>
     <w:multiLevelType w:val="hybridMultilevel"/>
     <w:tmpl w:val="57F843B4"/>
@@ -50221,7 +50339,7 @@
       </w:pPr>
     </w:lvl>
   </w:abstractNum>
-  <w:abstractNum w:abstractNumId="62" w15:restartNumberingAfterBreak="0">
+  <w:abstractNum w:abstractNumId="61" w15:restartNumberingAfterBreak="0">
     <w:nsid w:val="52D04E3D"/>
     <w:multiLevelType w:val="hybridMultilevel"/>
     <w:tmpl w:val="7012BE88"/>
@@ -50312,7 +50430,7 @@
       </w:pPr>
     </w:lvl>
   </w:abstractNum>
-  <w:abstractNum w:abstractNumId="63" w15:restartNumberingAfterBreak="0">
+  <w:abstractNum w:abstractNumId="62" w15:restartNumberingAfterBreak="0">
     <w:nsid w:val="54B149BE"/>
     <w:multiLevelType w:val="hybridMultilevel"/>
     <w:tmpl w:val="7D56C986"/>
@@ -50430,7 +50548,7 @@
       </w:rPr>
     </w:lvl>
   </w:abstractNum>
-  <w:abstractNum w:abstractNumId="64" w15:restartNumberingAfterBreak="0">
+  <w:abstractNum w:abstractNumId="63" w15:restartNumberingAfterBreak="0">
     <w:nsid w:val="55F60A70"/>
     <w:multiLevelType w:val="hybridMultilevel"/>
     <w:tmpl w:val="291A30C6"/>
@@ -50521,7 +50639,7 @@
       </w:pPr>
     </w:lvl>
   </w:abstractNum>
-  <w:abstractNum w:abstractNumId="65" w15:restartNumberingAfterBreak="0">
+  <w:abstractNum w:abstractNumId="64" w15:restartNumberingAfterBreak="0">
     <w:nsid w:val="562B77A1"/>
     <w:multiLevelType w:val="hybridMultilevel"/>
     <w:tmpl w:val="81B45C5E"/>
@@ -50617,7 +50735,7 @@
       </w:pPr>
     </w:lvl>
   </w:abstractNum>
-  <w:abstractNum w:abstractNumId="66" w15:restartNumberingAfterBreak="0">
+  <w:abstractNum w:abstractNumId="65" w15:restartNumberingAfterBreak="0">
     <w:nsid w:val="56425BE9"/>
     <w:multiLevelType w:val="hybridMultilevel"/>
     <w:tmpl w:val="AF2A6220"/>
@@ -50709,7 +50827,7 @@
       </w:pPr>
     </w:lvl>
   </w:abstractNum>
-  <w:abstractNum w:abstractNumId="67" w15:restartNumberingAfterBreak="0">
+  <w:abstractNum w:abstractNumId="66" w15:restartNumberingAfterBreak="0">
     <w:nsid w:val="5767473C"/>
     <w:multiLevelType w:val="hybridMultilevel"/>
     <w:tmpl w:val="3104F218"/>
@@ -50800,7 +50918,7 @@
       </w:pPr>
     </w:lvl>
   </w:abstractNum>
-  <w:abstractNum w:abstractNumId="68" w15:restartNumberingAfterBreak="0">
+  <w:abstractNum w:abstractNumId="67" w15:restartNumberingAfterBreak="0">
     <w:nsid w:val="577C7F3A"/>
     <w:multiLevelType w:val="hybridMultilevel"/>
     <w:tmpl w:val="67164D22"/>
@@ -50891,7 +51009,7 @@
       </w:pPr>
     </w:lvl>
   </w:abstractNum>
-  <w:abstractNum w:abstractNumId="69" w15:restartNumberingAfterBreak="0">
+  <w:abstractNum w:abstractNumId="68" w15:restartNumberingAfterBreak="0">
     <w:nsid w:val="586431B8"/>
     <w:multiLevelType w:val="hybridMultilevel"/>
     <w:tmpl w:val="81B45C5E"/>
@@ -50987,7 +51105,7 @@
       </w:pPr>
     </w:lvl>
   </w:abstractNum>
-  <w:abstractNum w:abstractNumId="70" w15:restartNumberingAfterBreak="0">
+  <w:abstractNum w:abstractNumId="69" w15:restartNumberingAfterBreak="0">
     <w:nsid w:val="59BD6BAB"/>
     <w:multiLevelType w:val="hybridMultilevel"/>
     <w:tmpl w:val="77D22F20"/>
@@ -51079,7 +51197,7 @@
       </w:pPr>
     </w:lvl>
   </w:abstractNum>
-  <w:abstractNum w:abstractNumId="71" w15:restartNumberingAfterBreak="0">
+  <w:abstractNum w:abstractNumId="70" w15:restartNumberingAfterBreak="0">
     <w:nsid w:val="59D910B2"/>
     <w:multiLevelType w:val="hybridMultilevel"/>
     <w:tmpl w:val="678CE024"/>
@@ -51170,7 +51288,7 @@
       </w:pPr>
     </w:lvl>
   </w:abstractNum>
-  <w:abstractNum w:abstractNumId="72" w15:restartNumberingAfterBreak="0">
+  <w:abstractNum w:abstractNumId="71" w15:restartNumberingAfterBreak="0">
     <w:nsid w:val="5A0D78FF"/>
     <w:multiLevelType w:val="hybridMultilevel"/>
     <w:tmpl w:val="E84C2A80"/>
@@ -51264,7 +51382,7 @@
       </w:pPr>
     </w:lvl>
   </w:abstractNum>
-  <w:abstractNum w:abstractNumId="73" w15:restartNumberingAfterBreak="0">
+  <w:abstractNum w:abstractNumId="72" w15:restartNumberingAfterBreak="0">
     <w:nsid w:val="5B1160CF"/>
     <w:multiLevelType w:val="hybridMultilevel"/>
     <w:tmpl w:val="57F843B4"/>
@@ -51355,7 +51473,7 @@
       </w:pPr>
     </w:lvl>
   </w:abstractNum>
-  <w:abstractNum w:abstractNumId="74" w15:restartNumberingAfterBreak="0">
+  <w:abstractNum w:abstractNumId="73" w15:restartNumberingAfterBreak="0">
     <w:nsid w:val="5B8014C5"/>
     <w:multiLevelType w:val="hybridMultilevel"/>
     <w:tmpl w:val="D5FA519C"/>
@@ -51468,7 +51586,7 @@
       </w:rPr>
     </w:lvl>
   </w:abstractNum>
-  <w:abstractNum w:abstractNumId="75" w15:restartNumberingAfterBreak="0">
+  <w:abstractNum w:abstractNumId="74" w15:restartNumberingAfterBreak="0">
     <w:nsid w:val="5D096BE3"/>
     <w:multiLevelType w:val="hybridMultilevel"/>
     <w:tmpl w:val="7758F8FE"/>
@@ -51562,7 +51680,7 @@
       </w:pPr>
     </w:lvl>
   </w:abstractNum>
-  <w:abstractNum w:abstractNumId="76" w15:restartNumberingAfterBreak="0">
+  <w:abstractNum w:abstractNumId="75" w15:restartNumberingAfterBreak="0">
     <w:nsid w:val="5EBE5C6C"/>
     <w:multiLevelType w:val="hybridMultilevel"/>
     <w:tmpl w:val="882EE4CC"/>
@@ -51653,7 +51771,7 @@
       </w:pPr>
     </w:lvl>
   </w:abstractNum>
-  <w:abstractNum w:abstractNumId="77" w15:restartNumberingAfterBreak="0">
+  <w:abstractNum w:abstractNumId="76" w15:restartNumberingAfterBreak="0">
     <w:nsid w:val="60097C00"/>
     <w:multiLevelType w:val="hybridMultilevel"/>
     <w:tmpl w:val="D7A0B374"/>
@@ -51766,7 +51884,7 @@
       </w:rPr>
     </w:lvl>
   </w:abstractNum>
-  <w:abstractNum w:abstractNumId="78" w15:restartNumberingAfterBreak="0">
+  <w:abstractNum w:abstractNumId="77" w15:restartNumberingAfterBreak="0">
     <w:nsid w:val="60E466AB"/>
     <w:multiLevelType w:val="hybridMultilevel"/>
     <w:tmpl w:val="59B4B60E"/>
@@ -51881,7 +51999,7 @@
       </w:rPr>
     </w:lvl>
   </w:abstractNum>
-  <w:abstractNum w:abstractNumId="79" w15:restartNumberingAfterBreak="0">
+  <w:abstractNum w:abstractNumId="78" w15:restartNumberingAfterBreak="0">
     <w:nsid w:val="61164B02"/>
     <w:multiLevelType w:val="hybridMultilevel"/>
     <w:tmpl w:val="C602D860"/>
@@ -51972,7 +52090,7 @@
       </w:pPr>
     </w:lvl>
   </w:abstractNum>
-  <w:abstractNum w:abstractNumId="80" w15:restartNumberingAfterBreak="0">
+  <w:abstractNum w:abstractNumId="79" w15:restartNumberingAfterBreak="0">
     <w:nsid w:val="61857FFC"/>
     <w:multiLevelType w:val="hybridMultilevel"/>
     <w:tmpl w:val="861438B8"/>
@@ -52063,7 +52181,7 @@
       </w:pPr>
     </w:lvl>
   </w:abstractNum>
-  <w:abstractNum w:abstractNumId="81" w15:restartNumberingAfterBreak="0">
+  <w:abstractNum w:abstractNumId="80" w15:restartNumberingAfterBreak="0">
     <w:nsid w:val="621E53DB"/>
     <w:multiLevelType w:val="hybridMultilevel"/>
     <w:tmpl w:val="6C1CF1A0"/>
@@ -52157,7 +52275,7 @@
       </w:pPr>
     </w:lvl>
   </w:abstractNum>
-  <w:abstractNum w:abstractNumId="82" w15:restartNumberingAfterBreak="0">
+  <w:abstractNum w:abstractNumId="81" w15:restartNumberingAfterBreak="0">
     <w:nsid w:val="6388234C"/>
     <w:multiLevelType w:val="hybridMultilevel"/>
     <w:tmpl w:val="678CE024"/>
@@ -52248,7 +52366,7 @@
       </w:pPr>
     </w:lvl>
   </w:abstractNum>
-  <w:abstractNum w:abstractNumId="83" w15:restartNumberingAfterBreak="0">
+  <w:abstractNum w:abstractNumId="82" w15:restartNumberingAfterBreak="0">
     <w:nsid w:val="63BD094B"/>
     <w:multiLevelType w:val="hybridMultilevel"/>
     <w:tmpl w:val="5038DECC"/>
@@ -52342,7 +52460,7 @@
       </w:pPr>
     </w:lvl>
   </w:abstractNum>
-  <w:abstractNum w:abstractNumId="84" w15:restartNumberingAfterBreak="0">
+  <w:abstractNum w:abstractNumId="83" w15:restartNumberingAfterBreak="0">
     <w:nsid w:val="6491516F"/>
     <w:multiLevelType w:val="hybridMultilevel"/>
     <w:tmpl w:val="A1804C88"/>
@@ -52455,7 +52573,7 @@
       </w:rPr>
     </w:lvl>
   </w:abstractNum>
-  <w:abstractNum w:abstractNumId="85" w15:restartNumberingAfterBreak="0">
+  <w:abstractNum w:abstractNumId="84" w15:restartNumberingAfterBreak="0">
     <w:nsid w:val="64D45578"/>
     <w:multiLevelType w:val="hybridMultilevel"/>
     <w:tmpl w:val="670CB506"/>
@@ -52568,7 +52686,7 @@
       </w:rPr>
     </w:lvl>
   </w:abstractNum>
-  <w:abstractNum w:abstractNumId="86" w15:restartNumberingAfterBreak="0">
+  <w:abstractNum w:abstractNumId="85" w15:restartNumberingAfterBreak="0">
     <w:nsid w:val="65B06E36"/>
     <w:multiLevelType w:val="hybridMultilevel"/>
     <w:tmpl w:val="4C640FB4"/>
@@ -52659,7 +52777,7 @@
       </w:pPr>
     </w:lvl>
   </w:abstractNum>
-  <w:abstractNum w:abstractNumId="87" w15:restartNumberingAfterBreak="0">
+  <w:abstractNum w:abstractNumId="86" w15:restartNumberingAfterBreak="0">
     <w:nsid w:val="65C45C9E"/>
     <w:multiLevelType w:val="hybridMultilevel"/>
     <w:tmpl w:val="D68C57F0"/>
@@ -52750,7 +52868,7 @@
       </w:pPr>
     </w:lvl>
   </w:abstractNum>
-  <w:abstractNum w:abstractNumId="88" w15:restartNumberingAfterBreak="0">
+  <w:abstractNum w:abstractNumId="87" w15:restartNumberingAfterBreak="0">
     <w:nsid w:val="66A46C02"/>
     <w:multiLevelType w:val="hybridMultilevel"/>
     <w:tmpl w:val="92B0FC20"/>
@@ -52844,7 +52962,7 @@
       </w:pPr>
     </w:lvl>
   </w:abstractNum>
-  <w:abstractNum w:abstractNumId="89" w15:restartNumberingAfterBreak="0">
+  <w:abstractNum w:abstractNumId="88" w15:restartNumberingAfterBreak="0">
     <w:nsid w:val="66F75F44"/>
     <w:multiLevelType w:val="hybridMultilevel"/>
     <w:tmpl w:val="F774CC24"/>
@@ -52935,7 +53053,7 @@
       </w:pPr>
     </w:lvl>
   </w:abstractNum>
-  <w:abstractNum w:abstractNumId="90" w15:restartNumberingAfterBreak="0">
+  <w:abstractNum w:abstractNumId="89" w15:restartNumberingAfterBreak="0">
     <w:nsid w:val="681A0CDC"/>
     <w:multiLevelType w:val="hybridMultilevel"/>
     <w:tmpl w:val="3072FDB4"/>
@@ -53029,7 +53147,7 @@
       </w:pPr>
     </w:lvl>
   </w:abstractNum>
-  <w:abstractNum w:abstractNumId="91" w15:restartNumberingAfterBreak="0">
+  <w:abstractNum w:abstractNumId="90" w15:restartNumberingAfterBreak="0">
     <w:nsid w:val="68930CE9"/>
     <w:multiLevelType w:val="hybridMultilevel"/>
     <w:tmpl w:val="C2D02C52"/>
@@ -53121,7 +53239,7 @@
       </w:pPr>
     </w:lvl>
   </w:abstractNum>
-  <w:abstractNum w:abstractNumId="92" w15:restartNumberingAfterBreak="0">
+  <w:abstractNum w:abstractNumId="91" w15:restartNumberingAfterBreak="0">
     <w:nsid w:val="69CF734A"/>
     <w:multiLevelType w:val="hybridMultilevel"/>
     <w:tmpl w:val="3B687E36"/>
@@ -53215,7 +53333,7 @@
       </w:pPr>
     </w:lvl>
   </w:abstractNum>
-  <w:abstractNum w:abstractNumId="93" w15:restartNumberingAfterBreak="0">
+  <w:abstractNum w:abstractNumId="92" w15:restartNumberingAfterBreak="0">
     <w:nsid w:val="6F816CC4"/>
     <w:multiLevelType w:val="hybridMultilevel"/>
     <w:tmpl w:val="D3AE3B5E"/>
@@ -53308,7 +53426,7 @@
       </w:pPr>
     </w:lvl>
   </w:abstractNum>
-  <w:abstractNum w:abstractNumId="94" w15:restartNumberingAfterBreak="0">
+  <w:abstractNum w:abstractNumId="93" w15:restartNumberingAfterBreak="0">
     <w:nsid w:val="71772F4E"/>
     <w:multiLevelType w:val="hybridMultilevel"/>
     <w:tmpl w:val="E53273C8"/>
@@ -53399,7 +53517,7 @@
       </w:pPr>
     </w:lvl>
   </w:abstractNum>
-  <w:abstractNum w:abstractNumId="95" w15:restartNumberingAfterBreak="0">
+  <w:abstractNum w:abstractNumId="94" w15:restartNumberingAfterBreak="0">
     <w:nsid w:val="718670CF"/>
     <w:multiLevelType w:val="hybridMultilevel"/>
     <w:tmpl w:val="FE56AE90"/>
@@ -53493,7 +53611,7 @@
       </w:pPr>
     </w:lvl>
   </w:abstractNum>
-  <w:abstractNum w:abstractNumId="96" w15:restartNumberingAfterBreak="0">
+  <w:abstractNum w:abstractNumId="95" w15:restartNumberingAfterBreak="0">
     <w:nsid w:val="727E12B2"/>
     <w:multiLevelType w:val="hybridMultilevel"/>
     <w:tmpl w:val="F87E8022"/>
@@ -53584,7 +53702,7 @@
       </w:pPr>
     </w:lvl>
   </w:abstractNum>
-  <w:abstractNum w:abstractNumId="97" w15:restartNumberingAfterBreak="0">
+  <w:abstractNum w:abstractNumId="96" w15:restartNumberingAfterBreak="0">
     <w:nsid w:val="72A749C7"/>
     <w:multiLevelType w:val="hybridMultilevel"/>
     <w:tmpl w:val="56A69A5C"/>
@@ -53675,7 +53793,7 @@
       </w:pPr>
     </w:lvl>
   </w:abstractNum>
-  <w:abstractNum w:abstractNumId="98" w15:restartNumberingAfterBreak="0">
+  <w:abstractNum w:abstractNumId="97" w15:restartNumberingAfterBreak="0">
     <w:nsid w:val="741800C0"/>
     <w:multiLevelType w:val="hybridMultilevel"/>
     <w:tmpl w:val="F3021D0C"/>
@@ -53788,7 +53906,7 @@
       </w:rPr>
     </w:lvl>
   </w:abstractNum>
-  <w:abstractNum w:abstractNumId="99" w15:restartNumberingAfterBreak="0">
+  <w:abstractNum w:abstractNumId="98" w15:restartNumberingAfterBreak="0">
     <w:nsid w:val="760D120B"/>
     <w:multiLevelType w:val="hybridMultilevel"/>
     <w:tmpl w:val="19F07996"/>
@@ -53882,7 +54000,7 @@
       </w:pPr>
     </w:lvl>
   </w:abstractNum>
-  <w:abstractNum w:abstractNumId="100" w15:restartNumberingAfterBreak="0">
+  <w:abstractNum w:abstractNumId="99" w15:restartNumberingAfterBreak="0">
     <w:nsid w:val="764873C4"/>
     <w:multiLevelType w:val="hybridMultilevel"/>
     <w:tmpl w:val="08D655B4"/>
@@ -53976,7 +54094,7 @@
       </w:pPr>
     </w:lvl>
   </w:abstractNum>
-  <w:abstractNum w:abstractNumId="101" w15:restartNumberingAfterBreak="0">
+  <w:abstractNum w:abstractNumId="100" w15:restartNumberingAfterBreak="0">
     <w:nsid w:val="765A1B30"/>
     <w:multiLevelType w:val="hybridMultilevel"/>
     <w:tmpl w:val="BEA6841C"/>
@@ -54072,7 +54190,7 @@
       </w:pPr>
     </w:lvl>
   </w:abstractNum>
-  <w:abstractNum w:abstractNumId="102" w15:restartNumberingAfterBreak="0">
+  <w:abstractNum w:abstractNumId="101" w15:restartNumberingAfterBreak="0">
     <w:nsid w:val="77CD49EA"/>
     <w:multiLevelType w:val="hybridMultilevel"/>
     <w:tmpl w:val="9D949C3A"/>
@@ -54164,7 +54282,7 @@
       </w:pPr>
     </w:lvl>
   </w:abstractNum>
-  <w:abstractNum w:abstractNumId="103" w15:restartNumberingAfterBreak="0">
+  <w:abstractNum w:abstractNumId="102" w15:restartNumberingAfterBreak="0">
     <w:nsid w:val="78F06410"/>
     <w:multiLevelType w:val="hybridMultilevel"/>
     <w:tmpl w:val="C602D860"/>
@@ -54255,7 +54373,7 @@
       </w:pPr>
     </w:lvl>
   </w:abstractNum>
-  <w:abstractNum w:abstractNumId="104" w15:restartNumberingAfterBreak="0">
+  <w:abstractNum w:abstractNumId="103" w15:restartNumberingAfterBreak="0">
     <w:nsid w:val="79313269"/>
     <w:multiLevelType w:val="hybridMultilevel"/>
     <w:tmpl w:val="279E3142"/>
@@ -54346,7 +54464,7 @@
       </w:pPr>
     </w:lvl>
   </w:abstractNum>
-  <w:abstractNum w:abstractNumId="105" w15:restartNumberingAfterBreak="0">
+  <w:abstractNum w:abstractNumId="104" w15:restartNumberingAfterBreak="0">
     <w:nsid w:val="7A2B05E5"/>
     <w:multiLevelType w:val="hybridMultilevel"/>
     <w:tmpl w:val="8D20ABDC"/>
@@ -54440,7 +54558,7 @@
       </w:pPr>
     </w:lvl>
   </w:abstractNum>
-  <w:abstractNum w:abstractNumId="106" w15:restartNumberingAfterBreak="0">
+  <w:abstractNum w:abstractNumId="105" w15:restartNumberingAfterBreak="0">
     <w:nsid w:val="7A902B9B"/>
     <w:multiLevelType w:val="hybridMultilevel"/>
     <w:tmpl w:val="BEA6841C"/>
@@ -54536,7 +54654,7 @@
       </w:pPr>
     </w:lvl>
   </w:abstractNum>
-  <w:abstractNum w:abstractNumId="107" w15:restartNumberingAfterBreak="0">
+  <w:abstractNum w:abstractNumId="106" w15:restartNumberingAfterBreak="0">
     <w:nsid w:val="7EA67624"/>
     <w:multiLevelType w:val="hybridMultilevel"/>
     <w:tmpl w:val="291A30C6"/>
@@ -54628,28 +54746,28 @@
     </w:lvl>
   </w:abstractNum>
   <w:num w:numId="1" w16cid:durableId="667248184">
-    <w:abstractNumId w:val="55"/>
+    <w:abstractNumId w:val="54"/>
   </w:num>
   <w:num w:numId="2" w16cid:durableId="1226453288">
     <w:abstractNumId w:val="8"/>
   </w:num>
   <w:num w:numId="3" w16cid:durableId="1752239720">
-    <w:abstractNumId w:val="79"/>
+    <w:abstractNumId w:val="78"/>
   </w:num>
   <w:num w:numId="4" w16cid:durableId="1882479073">
-    <w:abstractNumId w:val="71"/>
+    <w:abstractNumId w:val="70"/>
   </w:num>
   <w:num w:numId="5" w16cid:durableId="1829439796">
-    <w:abstractNumId w:val="49"/>
+    <w:abstractNumId w:val="47"/>
   </w:num>
   <w:num w:numId="6" w16cid:durableId="1824153588">
-    <w:abstractNumId w:val="73"/>
+    <w:abstractNumId w:val="72"/>
   </w:num>
   <w:num w:numId="7" w16cid:durableId="1059717416">
     <w:abstractNumId w:val="16"/>
   </w:num>
   <w:num w:numId="8" w16cid:durableId="1735008323">
-    <w:abstractNumId w:val="98"/>
+    <w:abstractNumId w:val="97"/>
   </w:num>
   <w:num w:numId="9" w16cid:durableId="1612975694">
     <w:abstractNumId w:val="0"/>
@@ -54658,52 +54776,52 @@
     <w:abstractNumId w:val="21"/>
   </w:num>
   <w:num w:numId="11" w16cid:durableId="699669721">
-    <w:abstractNumId w:val="77"/>
+    <w:abstractNumId w:val="76"/>
   </w:num>
   <w:num w:numId="12" w16cid:durableId="385908283">
-    <w:abstractNumId w:val="96"/>
+    <w:abstractNumId w:val="95"/>
   </w:num>
   <w:num w:numId="13" w16cid:durableId="1986542515">
-    <w:abstractNumId w:val="15"/>
+    <w:abstractNumId w:val="14"/>
   </w:num>
   <w:num w:numId="14" w16cid:durableId="2101636078">
     <w:abstractNumId w:val="2"/>
   </w:num>
   <w:num w:numId="15" w16cid:durableId="1264069730">
-    <w:abstractNumId w:val="92"/>
+    <w:abstractNumId w:val="91"/>
   </w:num>
   <w:num w:numId="16" w16cid:durableId="1546023152">
-    <w:abstractNumId w:val="91"/>
+    <w:abstractNumId w:val="90"/>
   </w:num>
   <w:num w:numId="17" w16cid:durableId="195582916">
-    <w:abstractNumId w:val="30"/>
+    <w:abstractNumId w:val="29"/>
   </w:num>
   <w:num w:numId="18" w16cid:durableId="1166481521">
-    <w:abstractNumId w:val="57"/>
+    <w:abstractNumId w:val="56"/>
   </w:num>
   <w:num w:numId="19" w16cid:durableId="439492112">
-    <w:abstractNumId w:val="102"/>
+    <w:abstractNumId w:val="101"/>
   </w:num>
   <w:num w:numId="20" w16cid:durableId="997658750">
-    <w:abstractNumId w:val="70"/>
+    <w:abstractNumId w:val="69"/>
   </w:num>
   <w:num w:numId="21" w16cid:durableId="1445492604">
+    <w:abstractNumId w:val="31"/>
+  </w:num>
+  <w:num w:numId="22" w16cid:durableId="1324813548">
+    <w:abstractNumId w:val="96"/>
+  </w:num>
+  <w:num w:numId="23" w16cid:durableId="1995328297">
     <w:abstractNumId w:val="32"/>
   </w:num>
-  <w:num w:numId="22" w16cid:durableId="1324813548">
-    <w:abstractNumId w:val="97"/>
-  </w:num>
-  <w:num w:numId="23" w16cid:durableId="1995328297">
-    <w:abstractNumId w:val="33"/>
-  </w:num>
   <w:num w:numId="24" w16cid:durableId="1538278096">
-    <w:abstractNumId w:val="90"/>
+    <w:abstractNumId w:val="89"/>
   </w:num>
   <w:num w:numId="25" w16cid:durableId="1605729890">
-    <w:abstractNumId w:val="62"/>
+    <w:abstractNumId w:val="61"/>
   </w:num>
   <w:num w:numId="26" w16cid:durableId="613176844">
-    <w:abstractNumId w:val="75"/>
+    <w:abstractNumId w:val="74"/>
   </w:num>
   <w:num w:numId="27" w16cid:durableId="1832410741">
     <w:abstractNumId w:val="7"/>
@@ -54712,258 +54830,273 @@
     <w:abstractNumId w:val="17"/>
   </w:num>
   <w:num w:numId="29" w16cid:durableId="259028912">
-    <w:abstractNumId w:val="104"/>
+    <w:abstractNumId w:val="103"/>
   </w:num>
   <w:num w:numId="30" w16cid:durableId="618530009">
-    <w:abstractNumId w:val="14"/>
+    <w:abstractNumId w:val="13"/>
   </w:num>
   <w:num w:numId="31" w16cid:durableId="2050913877">
-    <w:abstractNumId w:val="89"/>
+    <w:abstractNumId w:val="88"/>
   </w:num>
   <w:num w:numId="32" w16cid:durableId="795563217">
-    <w:abstractNumId w:val="25"/>
+    <w:abstractNumId w:val="24"/>
   </w:num>
   <w:num w:numId="33" w16cid:durableId="28991042">
-    <w:abstractNumId w:val="67"/>
+    <w:abstractNumId w:val="66"/>
   </w:num>
   <w:num w:numId="34" w16cid:durableId="951788158">
     <w:abstractNumId w:val="5"/>
   </w:num>
   <w:num w:numId="35" w16cid:durableId="886261180">
-    <w:abstractNumId w:val="100"/>
+    <w:abstractNumId w:val="99"/>
   </w:num>
   <w:num w:numId="36" w16cid:durableId="1665552601">
-    <w:abstractNumId w:val="58"/>
+    <w:abstractNumId w:val="57"/>
   </w:num>
   <w:num w:numId="37" w16cid:durableId="1373191236">
-    <w:abstractNumId w:val="38"/>
+    <w:abstractNumId w:val="37"/>
   </w:num>
   <w:num w:numId="38" w16cid:durableId="1206874510">
-    <w:abstractNumId w:val="41"/>
+    <w:abstractNumId w:val="39"/>
   </w:num>
   <w:num w:numId="39" w16cid:durableId="1185636100">
-    <w:abstractNumId w:val="87"/>
+    <w:abstractNumId w:val="86"/>
   </w:num>
   <w:num w:numId="40" w16cid:durableId="333799131">
-    <w:abstractNumId w:val="45"/>
+    <w:abstractNumId w:val="43"/>
   </w:num>
   <w:num w:numId="41" w16cid:durableId="214898011">
-    <w:abstractNumId w:val="64"/>
+    <w:abstractNumId w:val="63"/>
   </w:num>
   <w:num w:numId="42" w16cid:durableId="29763134">
-    <w:abstractNumId w:val="53"/>
+    <w:abstractNumId w:val="52"/>
   </w:num>
   <w:num w:numId="43" w16cid:durableId="314339201">
     <w:abstractNumId w:val="11"/>
   </w:num>
   <w:num w:numId="44" w16cid:durableId="1770811348">
-    <w:abstractNumId w:val="76"/>
+    <w:abstractNumId w:val="75"/>
   </w:num>
   <w:num w:numId="45" w16cid:durableId="360473341">
-    <w:abstractNumId w:val="36"/>
+    <w:abstractNumId w:val="35"/>
   </w:num>
   <w:num w:numId="46" w16cid:durableId="69236877">
-    <w:abstractNumId w:val="107"/>
+    <w:abstractNumId w:val="106"/>
   </w:num>
   <w:num w:numId="47" w16cid:durableId="1814908951">
-    <w:abstractNumId w:val="48"/>
+    <w:abstractNumId w:val="46"/>
   </w:num>
   <w:num w:numId="48" w16cid:durableId="471602117">
     <w:abstractNumId w:val="18"/>
   </w:num>
   <w:num w:numId="49" w16cid:durableId="76555911">
-    <w:abstractNumId w:val="78"/>
+    <w:abstractNumId w:val="77"/>
   </w:num>
   <w:num w:numId="50" w16cid:durableId="995885420">
-    <w:abstractNumId w:val="63"/>
+    <w:abstractNumId w:val="62"/>
   </w:num>
   <w:num w:numId="51" w16cid:durableId="1752507585">
-    <w:abstractNumId w:val="43"/>
+    <w:abstractNumId w:val="41"/>
   </w:num>
   <w:num w:numId="52" w16cid:durableId="1231427931">
-    <w:abstractNumId w:val="93"/>
+    <w:abstractNumId w:val="92"/>
   </w:num>
   <w:num w:numId="53" w16cid:durableId="717049857">
     <w:abstractNumId w:val="4"/>
   </w:num>
   <w:num w:numId="54" w16cid:durableId="893321363">
-    <w:abstractNumId w:val="47"/>
+    <w:abstractNumId w:val="45"/>
   </w:num>
   <w:num w:numId="55" w16cid:durableId="517475190">
-    <w:abstractNumId w:val="69"/>
+    <w:abstractNumId w:val="68"/>
   </w:num>
   <w:num w:numId="56" w16cid:durableId="945579164">
-    <w:abstractNumId w:val="65"/>
+    <w:abstractNumId w:val="64"/>
   </w:num>
   <w:num w:numId="57" w16cid:durableId="1837259727">
     <w:abstractNumId w:val="10"/>
   </w:num>
   <w:num w:numId="58" w16cid:durableId="799567825">
-    <w:abstractNumId w:val="101"/>
+    <w:abstractNumId w:val="100"/>
   </w:num>
   <w:num w:numId="59" w16cid:durableId="138963974">
-    <w:abstractNumId w:val="106"/>
+    <w:abstractNumId w:val="105"/>
   </w:num>
-  <w:num w:numId="60" w16cid:durableId="629746881">
-    <w:abstractNumId w:val="39"/>
+  <w:num w:numId="60" w16cid:durableId="1279874749">
+    <w:abstractNumId w:val="65"/>
   </w:num>
-  <w:num w:numId="61" w16cid:durableId="1004745968">
+  <w:num w:numId="61" w16cid:durableId="742483299">
+    <w:abstractNumId w:val="84"/>
+  </w:num>
+  <w:num w:numId="62" w16cid:durableId="1672560278">
+    <w:abstractNumId w:val="55"/>
+  </w:num>
+  <w:num w:numId="63" w16cid:durableId="2141456029">
+    <w:abstractNumId w:val="82"/>
+  </w:num>
+  <w:num w:numId="64" w16cid:durableId="1634872801">
+    <w:abstractNumId w:val="67"/>
+  </w:num>
+  <w:num w:numId="65" w16cid:durableId="1757899179">
+    <w:abstractNumId w:val="27"/>
+  </w:num>
+  <w:num w:numId="66" w16cid:durableId="795297587">
+    <w:abstractNumId w:val="59"/>
+  </w:num>
+  <w:num w:numId="67" w16cid:durableId="658776858">
+    <w:abstractNumId w:val="53"/>
+  </w:num>
+  <w:num w:numId="68" w16cid:durableId="647438927">
+    <w:abstractNumId w:val="87"/>
+  </w:num>
+  <w:num w:numId="69" w16cid:durableId="1444035556">
+    <w:abstractNumId w:val="83"/>
+  </w:num>
+  <w:num w:numId="70" w16cid:durableId="569465742">
+    <w:abstractNumId w:val="33"/>
+  </w:num>
+  <w:num w:numId="71" w16cid:durableId="1314094488">
+    <w:abstractNumId w:val="94"/>
+  </w:num>
+  <w:num w:numId="72" w16cid:durableId="69279948">
+    <w:abstractNumId w:val="102"/>
+  </w:num>
+  <w:num w:numId="73" w16cid:durableId="2074544202">
+    <w:abstractNumId w:val="30"/>
+  </w:num>
+  <w:num w:numId="74" w16cid:durableId="948439523">
+    <w:abstractNumId w:val="9"/>
+  </w:num>
+  <w:num w:numId="75" w16cid:durableId="870580505">
+    <w:abstractNumId w:val="50"/>
+  </w:num>
+  <w:num w:numId="76" w16cid:durableId="1967856371">
+    <w:abstractNumId w:val="19"/>
+  </w:num>
+  <w:num w:numId="77" w16cid:durableId="1286546230">
+    <w:abstractNumId w:val="85"/>
+  </w:num>
+  <w:num w:numId="78" w16cid:durableId="391654865">
+    <w:abstractNumId w:val="71"/>
+  </w:num>
+  <w:num w:numId="79" w16cid:durableId="1353991129">
+    <w:abstractNumId w:val="81"/>
+  </w:num>
+  <w:num w:numId="80" w16cid:durableId="261453933">
+    <w:abstractNumId w:val="22"/>
+  </w:num>
+  <w:num w:numId="81" w16cid:durableId="1963729847">
+    <w:abstractNumId w:val="58"/>
+  </w:num>
+  <w:num w:numId="82" w16cid:durableId="341471403">
+    <w:abstractNumId w:val="25"/>
+  </w:num>
+  <w:num w:numId="83" w16cid:durableId="198787135">
     <w:abstractNumId w:val="12"/>
   </w:num>
-  <w:num w:numId="62" w16cid:durableId="1279874749">
-    <w:abstractNumId w:val="66"/>
+  <w:num w:numId="84" w16cid:durableId="1443694159">
+    <w:abstractNumId w:val="40"/>
   </w:num>
-  <w:num w:numId="63" w16cid:durableId="742483299">
-    <w:abstractNumId w:val="85"/>
+  <w:num w:numId="85" w16cid:durableId="1935019435">
+    <w:abstractNumId w:val="3"/>
   </w:num>
-  <w:num w:numId="64" w16cid:durableId="1672560278">
-    <w:abstractNumId w:val="56"/>
+  <w:num w:numId="86" w16cid:durableId="450711636">
+    <w:abstractNumId w:val="1"/>
   </w:num>
-  <w:num w:numId="65" w16cid:durableId="2141456029">
-    <w:abstractNumId w:val="83"/>
+  <w:num w:numId="87" w16cid:durableId="1193613797">
+    <w:abstractNumId w:val="23"/>
   </w:num>
-  <w:num w:numId="66" w16cid:durableId="1634872801">
-    <w:abstractNumId w:val="68"/>
+  <w:num w:numId="88" w16cid:durableId="1353461263">
+    <w:abstractNumId w:val="38"/>
   </w:num>
-  <w:num w:numId="67" w16cid:durableId="1757899179">
+  <w:num w:numId="89" w16cid:durableId="1698390398">
+    <w:abstractNumId w:val="79"/>
+  </w:num>
+  <w:num w:numId="90" w16cid:durableId="1169324276">
+    <w:abstractNumId w:val="104"/>
+  </w:num>
+  <w:num w:numId="91" w16cid:durableId="2139564923">
+    <w:abstractNumId w:val="44"/>
+  </w:num>
+  <w:num w:numId="92" w16cid:durableId="1810437231">
+    <w:abstractNumId w:val="26"/>
+  </w:num>
+  <w:num w:numId="93" w16cid:durableId="441463227">
+    <w:abstractNumId w:val="6"/>
+  </w:num>
+  <w:num w:numId="94" w16cid:durableId="1121074320">
+    <w:abstractNumId w:val="20"/>
+  </w:num>
+  <w:num w:numId="95" w16cid:durableId="1617104256">
+    <w:abstractNumId w:val="98"/>
+  </w:num>
+  <w:num w:numId="96" w16cid:durableId="1143235242">
+    <w:abstractNumId w:val="73"/>
+  </w:num>
+  <w:num w:numId="97" w16cid:durableId="1784570657">
+    <w:abstractNumId w:val="34"/>
+  </w:num>
+  <w:num w:numId="98" w16cid:durableId="124935720">
+    <w:abstractNumId w:val="93"/>
+  </w:num>
+  <w:num w:numId="99" w16cid:durableId="860902453">
+    <w:abstractNumId w:val="42"/>
+  </w:num>
+  <w:num w:numId="100" w16cid:durableId="769737276">
+    <w:abstractNumId w:val="36"/>
+  </w:num>
+  <w:num w:numId="101" w16cid:durableId="271667215">
     <w:abstractNumId w:val="28"/>
   </w:num>
-  <w:num w:numId="68" w16cid:durableId="795297587">
+  <w:num w:numId="102" w16cid:durableId="698354005">
+    <w:abstractNumId w:val="49"/>
+  </w:num>
+  <w:num w:numId="103" w16cid:durableId="1055930026">
+    <w:abstractNumId w:val="80"/>
+  </w:num>
+  <w:num w:numId="104" w16cid:durableId="1933732799">
+    <w:abstractNumId w:val="48"/>
+  </w:num>
+  <w:num w:numId="105" w16cid:durableId="1324892449">
     <w:abstractNumId w:val="60"/>
   </w:num>
-  <w:num w:numId="69" w16cid:durableId="658776858">
-    <w:abstractNumId w:val="54"/>
-  </w:num>
-  <w:num w:numId="70" w16cid:durableId="647438927">
-    <w:abstractNumId w:val="88"/>
-  </w:num>
-  <w:num w:numId="71" w16cid:durableId="1444035556">
-    <w:abstractNumId w:val="84"/>
-  </w:num>
-  <w:num w:numId="72" w16cid:durableId="569465742">
-    <w:abstractNumId w:val="34"/>
-  </w:num>
-  <w:num w:numId="73" w16cid:durableId="1314094488">
-    <w:abstractNumId w:val="95"/>
-  </w:num>
-  <w:num w:numId="74" w16cid:durableId="69279948">
-    <w:abstractNumId w:val="103"/>
-  </w:num>
-  <w:num w:numId="75" w16cid:durableId="2074544202">
-    <w:abstractNumId w:val="31"/>
-  </w:num>
-  <w:num w:numId="76" w16cid:durableId="948439523">
-    <w:abstractNumId w:val="9"/>
-  </w:num>
-  <w:num w:numId="77" w16cid:durableId="870580505">
-    <w:abstractNumId w:val="52"/>
-  </w:num>
-  <w:num w:numId="78" w16cid:durableId="1967856371">
-    <w:abstractNumId w:val="19"/>
-  </w:num>
-  <w:num w:numId="79" w16cid:durableId="1286546230">
-    <w:abstractNumId w:val="86"/>
-  </w:num>
-  <w:num w:numId="80" w16cid:durableId="391654865">
-    <w:abstractNumId w:val="72"/>
-  </w:num>
-  <w:num w:numId="81" w16cid:durableId="1353991129">
-    <w:abstractNumId w:val="82"/>
-  </w:num>
-  <w:num w:numId="82" w16cid:durableId="261453933">
-    <w:abstractNumId w:val="22"/>
-  </w:num>
-  <w:num w:numId="83" w16cid:durableId="1963729847">
-    <w:abstractNumId w:val="59"/>
-  </w:num>
-  <w:num w:numId="84" w16cid:durableId="341471403">
-    <w:abstractNumId w:val="26"/>
-  </w:num>
-  <w:num w:numId="85" w16cid:durableId="198787135">
-    <w:abstractNumId w:val="13"/>
-  </w:num>
-  <w:num w:numId="86" w16cid:durableId="1443694159">
-    <w:abstractNumId w:val="42"/>
-  </w:num>
-  <w:num w:numId="87" w16cid:durableId="1935019435">
-    <w:abstractNumId w:val="3"/>
-  </w:num>
-  <w:num w:numId="88" w16cid:durableId="450711636">
-    <w:abstractNumId w:val="1"/>
-  </w:num>
-  <w:num w:numId="89" w16cid:durableId="1193613797">
-    <w:abstractNumId w:val="23"/>
-  </w:num>
-  <w:num w:numId="90" w16cid:durableId="1353461263">
-    <w:abstractNumId w:val="40"/>
-  </w:num>
-  <w:num w:numId="91" w16cid:durableId="1698390398">
-    <w:abstractNumId w:val="80"/>
-  </w:num>
-  <w:num w:numId="92" w16cid:durableId="1169324276">
-    <w:abstractNumId w:val="105"/>
-  </w:num>
-  <w:num w:numId="93" w16cid:durableId="2139564923">
-    <w:abstractNumId w:val="46"/>
-  </w:num>
-  <w:num w:numId="94" w16cid:durableId="1810437231">
-    <w:abstractNumId w:val="27"/>
-  </w:num>
-  <w:num w:numId="95" w16cid:durableId="441463227">
-    <w:abstractNumId w:val="6"/>
-  </w:num>
-  <w:num w:numId="96" w16cid:durableId="1121074320">
-    <w:abstractNumId w:val="20"/>
-  </w:num>
-  <w:num w:numId="97" w16cid:durableId="1617104256">
-    <w:abstractNumId w:val="99"/>
-  </w:num>
-  <w:num w:numId="98" w16cid:durableId="1143235242">
-    <w:abstractNumId w:val="74"/>
-  </w:num>
-  <w:num w:numId="99" w16cid:durableId="1784570657">
-    <w:abstractNumId w:val="35"/>
-  </w:num>
-  <w:num w:numId="100" w16cid:durableId="124935720">
-    <w:abstractNumId w:val="94"/>
-  </w:num>
-  <w:num w:numId="101" w16cid:durableId="860902453">
-    <w:abstractNumId w:val="44"/>
-  </w:num>
-  <w:num w:numId="102" w16cid:durableId="769737276">
-    <w:abstractNumId w:val="37"/>
-  </w:num>
-  <w:num w:numId="103" w16cid:durableId="271667215">
-    <w:abstractNumId w:val="29"/>
-  </w:num>
-  <w:num w:numId="104" w16cid:durableId="698354005">
-    <w:abstractNumId w:val="51"/>
-  </w:num>
-  <w:num w:numId="105" w16cid:durableId="1055930026">
-    <w:abstractNumId w:val="81"/>
-  </w:num>
-  <w:num w:numId="106" w16cid:durableId="1933732799">
-    <w:abstractNumId w:val="50"/>
-  </w:num>
-  <w:num w:numId="107" w16cid:durableId="1324892449">
-    <w:abstractNumId w:val="61"/>
-  </w:num>
-  <w:num w:numId="108" w16cid:durableId="708989774">
-    <w:abstractNumId w:val="24"/>
-  </w:num>
-  <w:num w:numId="109" w16cid:durableId="919367504">
-    <w:abstractNumId w:val="66"/>
+  <w:num w:numId="106" w16cid:durableId="919367504">
+    <w:abstractNumId w:val="65"/>
     <w:lvlOverride w:ilvl="0">
       <w:startOverride w:val="1"/>
     </w:lvlOverride>
   </w:num>
-  <w:num w:numId="110" w16cid:durableId="1864859483">
-    <w:abstractNumId w:val="66"/>
+  <w:num w:numId="107" w16cid:durableId="1864859483">
+    <w:abstractNumId w:val="65"/>
     <w:lvlOverride w:ilvl="0">
       <w:startOverride w:val="1"/>
     </w:lvlOverride>
   </w:num>
-  <w:numIdMacAtCleanup w:val="106"/>
+  <w:num w:numId="108" w16cid:durableId="1984848237">
+    <w:abstractNumId w:val="65"/>
+    <w:lvlOverride w:ilvl="0">
+      <w:startOverride w:val="1"/>
+    </w:lvlOverride>
+  </w:num>
+  <w:num w:numId="109" w16cid:durableId="1216814599">
+    <w:abstractNumId w:val="65"/>
+    <w:lvlOverride w:ilvl="0">
+      <w:startOverride w:val="1"/>
+    </w:lvlOverride>
+  </w:num>
+  <w:num w:numId="110" w16cid:durableId="983971336">
+    <w:abstractNumId w:val="51"/>
+  </w:num>
+  <w:num w:numId="111" w16cid:durableId="238371243">
+    <w:abstractNumId w:val="65"/>
+    <w:lvlOverride w:ilvl="0">
+      <w:startOverride w:val="1"/>
+    </w:lvlOverride>
+  </w:num>
+  <w:num w:numId="112" w16cid:durableId="720249948">
+    <w:abstractNumId w:val="15"/>
+  </w:num>
+  <w:numIdMacAtCleanup w:val="112"/>
 </w:numbering>
 </file>
 
@@ -55570,7 +55703,7 @@
     <w:rsid w:val="004A3BD7"/>
     <w:pPr>
       <w:numPr>
-        <w:numId w:val="62"/>
+        <w:numId w:val="60"/>
       </w:numPr>
       <w:ind w:left="284" w:hanging="284"/>
     </w:pPr>

--- a/assets/data/Mindset 01/Mindset1- Custom- Units 01-02.docx
+++ b/assets/data/Mindset 01/Mindset1- Custom- Units 01-02.docx
@@ -428,6 +428,7 @@
             <w:pPr>
               <w:pStyle w:val="SS3-115"/>
             </w:pPr>
+            <w:proofErr w:type="gramStart"/>
             <w:r>
               <w:rPr>
                 <w:b/>
@@ -436,7 +437,11 @@
               <w:t>brother</w:t>
             </w:r>
             <w:r>
-              <w:t xml:space="preserve"> : </w:t>
+              <w:t xml:space="preserve"> :</w:t>
+            </w:r>
+            <w:proofErr w:type="gramEnd"/>
+            <w:r>
+              <w:t xml:space="preserve"> </w:t>
             </w:r>
             <w:r>
               <w:rPr>
@@ -452,6 +457,7 @@
                 <w:rStyle w:val="BlkCh"/>
               </w:rPr>
             </w:pPr>
+            <w:proofErr w:type="gramStart"/>
             <w:r>
               <w:rPr>
                 <w:b/>
@@ -460,7 +466,11 @@
               <w:t>cousin</w:t>
             </w:r>
             <w:r>
-              <w:t xml:space="preserve"> : </w:t>
+              <w:t xml:space="preserve"> :</w:t>
+            </w:r>
+            <w:proofErr w:type="gramEnd"/>
+            <w:r>
+              <w:t xml:space="preserve"> </w:t>
             </w:r>
             <w:r>
               <w:rPr>
@@ -497,6 +507,7 @@
             <w:pPr>
               <w:pStyle w:val="SS3-115"/>
             </w:pPr>
+            <w:proofErr w:type="gramStart"/>
             <w:r>
               <w:rPr>
                 <w:b/>
@@ -505,7 +516,11 @@
               <w:t>grandfather</w:t>
             </w:r>
             <w:r>
-              <w:t xml:space="preserve"> : </w:t>
+              <w:t xml:space="preserve"> :</w:t>
+            </w:r>
+            <w:proofErr w:type="gramEnd"/>
+            <w:r>
+              <w:t xml:space="preserve"> </w:t>
             </w:r>
             <w:r>
               <w:rPr>
@@ -521,6 +536,7 @@
                 <w:rStyle w:val="BlkCh"/>
               </w:rPr>
             </w:pPr>
+            <w:proofErr w:type="gramStart"/>
             <w:r>
               <w:rPr>
                 <w:b/>
@@ -529,7 +545,11 @@
               <w:t>uncle</w:t>
             </w:r>
             <w:r>
-              <w:t xml:space="preserve"> : </w:t>
+              <w:t xml:space="preserve"> :</w:t>
+            </w:r>
+            <w:proofErr w:type="gramEnd"/>
+            <w:r>
+              <w:t xml:space="preserve"> </w:t>
             </w:r>
             <w:r>
               <w:rPr>
@@ -545,6 +565,7 @@
                 <w:rStyle w:val="BlkCh"/>
               </w:rPr>
             </w:pPr>
+            <w:proofErr w:type="gramStart"/>
             <w:r>
               <w:rPr>
                 <w:b/>
@@ -553,7 +574,11 @@
               <w:t>aunt</w:t>
             </w:r>
             <w:r>
-              <w:t xml:space="preserve"> : </w:t>
+              <w:t xml:space="preserve"> :</w:t>
+            </w:r>
+            <w:proofErr w:type="gramEnd"/>
+            <w:r>
+              <w:t xml:space="preserve"> </w:t>
             </w:r>
             <w:r>
               <w:rPr>
@@ -566,6 +591,7 @@
             <w:pPr>
               <w:pStyle w:val="SS3-115"/>
             </w:pPr>
+            <w:proofErr w:type="gramStart"/>
             <w:r>
               <w:rPr>
                 <w:b/>
@@ -574,7 +600,11 @@
               <w:t>nephew</w:t>
             </w:r>
             <w:r>
-              <w:t xml:space="preserve"> : </w:t>
+              <w:t xml:space="preserve"> :</w:t>
+            </w:r>
+            <w:proofErr w:type="gramEnd"/>
+            <w:r>
+              <w:t xml:space="preserve"> </w:t>
             </w:r>
             <w:r>
               <w:rPr>
@@ -587,6 +617,7 @@
             <w:pPr>
               <w:pStyle w:val="SS3-115"/>
             </w:pPr>
+            <w:proofErr w:type="gramStart"/>
             <w:r>
               <w:rPr>
                 <w:b/>
@@ -595,7 +626,11 @@
               <w:t>niece</w:t>
             </w:r>
             <w:r>
-              <w:t xml:space="preserve"> : </w:t>
+              <w:t xml:space="preserve"> :</w:t>
+            </w:r>
+            <w:proofErr w:type="gramEnd"/>
+            <w:r>
+              <w:t xml:space="preserve"> </w:t>
             </w:r>
             <w:r>
               <w:rPr>
@@ -613,10 +648,22 @@
                 <w:b/>
                 <w:bCs/>
               </w:rPr>
-              <w:t>great-aunt</w:t>
-            </w:r>
-            <w:r>
-              <w:t xml:space="preserve"> : </w:t>
+              <w:t>great-</w:t>
+            </w:r>
+            <w:proofErr w:type="gramStart"/>
+            <w:r>
+              <w:rPr>
+                <w:b/>
+                <w:bCs/>
+              </w:rPr>
+              <w:t>aunt</w:t>
+            </w:r>
+            <w:r>
+              <w:t xml:space="preserve"> :</w:t>
+            </w:r>
+            <w:proofErr w:type="gramEnd"/>
+            <w:r>
+              <w:t xml:space="preserve"> </w:t>
             </w:r>
             <w:r>
               <w:rPr>
@@ -629,6 +676,7 @@
             <w:pPr>
               <w:pStyle w:val="SS3-115"/>
             </w:pPr>
+            <w:proofErr w:type="gramStart"/>
             <w:r>
               <w:rPr>
                 <w:b/>
@@ -637,7 +685,11 @@
               <w:t>grandmother</w:t>
             </w:r>
             <w:r>
-              <w:t xml:space="preserve"> : </w:t>
+              <w:t xml:space="preserve"> :</w:t>
+            </w:r>
+            <w:proofErr w:type="gramEnd"/>
+            <w:r>
+              <w:t xml:space="preserve"> </w:t>
             </w:r>
             <w:r>
               <w:rPr>
@@ -1466,7 +1518,79 @@
                 <w:sz w:val="23"/>
                 <w:szCs w:val="23"/>
               </w:rPr>
-              <w:t xml:space="preserve"> says, 'Se non sta andando bene chiamare la nonna.'- 'If things aren't going well, call your grandmother."</w:t>
+              <w:t xml:space="preserve"> says, 'Se non </w:t>
+            </w:r>
+            <w:proofErr w:type="spellStart"/>
+            <w:r>
+              <w:rPr>
+                <w:rFonts w:ascii="Source Sans 3" w:hAnsi="Source Sans 3"/>
+                <w:sz w:val="23"/>
+                <w:szCs w:val="23"/>
+              </w:rPr>
+              <w:t>sta</w:t>
+            </w:r>
+            <w:proofErr w:type="spellEnd"/>
+            <w:r>
+              <w:rPr>
+                <w:rFonts w:ascii="Source Sans 3" w:hAnsi="Source Sans 3"/>
+                <w:sz w:val="23"/>
+                <w:szCs w:val="23"/>
+              </w:rPr>
+              <w:t xml:space="preserve"> </w:t>
+            </w:r>
+            <w:proofErr w:type="spellStart"/>
+            <w:r>
+              <w:rPr>
+                <w:rFonts w:ascii="Source Sans 3" w:hAnsi="Source Sans 3"/>
+                <w:sz w:val="23"/>
+                <w:szCs w:val="23"/>
+              </w:rPr>
+              <w:t>andando</w:t>
+            </w:r>
+            <w:proofErr w:type="spellEnd"/>
+            <w:r>
+              <w:rPr>
+                <w:rFonts w:ascii="Source Sans 3" w:hAnsi="Source Sans 3"/>
+                <w:sz w:val="23"/>
+                <w:szCs w:val="23"/>
+              </w:rPr>
+              <w:t xml:space="preserve"> bene </w:t>
+            </w:r>
+            <w:proofErr w:type="spellStart"/>
+            <w:r>
+              <w:rPr>
+                <w:rFonts w:ascii="Source Sans 3" w:hAnsi="Source Sans 3"/>
+                <w:sz w:val="23"/>
+                <w:szCs w:val="23"/>
+              </w:rPr>
+              <w:t>chiamare</w:t>
+            </w:r>
+            <w:proofErr w:type="spellEnd"/>
+            <w:r>
+              <w:rPr>
+                <w:rFonts w:ascii="Source Sans 3" w:hAnsi="Source Sans 3"/>
+                <w:sz w:val="23"/>
+                <w:szCs w:val="23"/>
+              </w:rPr>
+              <w:t xml:space="preserve"> la </w:t>
+            </w:r>
+            <w:proofErr w:type="spellStart"/>
+            <w:r>
+              <w:rPr>
+                <w:rFonts w:ascii="Source Sans 3" w:hAnsi="Source Sans 3"/>
+                <w:sz w:val="23"/>
+                <w:szCs w:val="23"/>
+              </w:rPr>
+              <w:t>nonna</w:t>
+            </w:r>
+            <w:proofErr w:type="spellEnd"/>
+            <w:r>
+              <w:rPr>
+                <w:rFonts w:ascii="Source Sans 3" w:hAnsi="Source Sans 3"/>
+                <w:sz w:val="23"/>
+                <w:szCs w:val="23"/>
+              </w:rPr>
+              <w:t>.'- 'If things aren't going well, call your grandmother."</w:t>
             </w:r>
           </w:p>
         </w:tc>
@@ -2176,7 +2300,25 @@
                       <w:sz w:val="23"/>
                       <w:szCs w:val="23"/>
                     </w:rPr>
-                    <w:t>caring only about yourself and not other people</w:t>
+                    <w:t xml:space="preserve">caring only about yourself and </w:t>
+                  </w:r>
+                  <w:proofErr w:type="spellStart"/>
+                  <w:r>
+                    <w:rPr>
+                      <w:rFonts w:ascii="Source Sans 3" w:hAnsi="Source Sans 3"/>
+                      <w:sz w:val="23"/>
+                      <w:szCs w:val="23"/>
+                    </w:rPr>
+                    <w:t>not</w:t>
+                  </w:r>
+                  <w:proofErr w:type="spellEnd"/>
+                  <w:r>
+                    <w:rPr>
+                      <w:rFonts w:ascii="Source Sans 3" w:hAnsi="Source Sans 3"/>
+                      <w:sz w:val="23"/>
+                      <w:szCs w:val="23"/>
+                    </w:rPr>
+                    <w:t xml:space="preserve"> other people</w:t>
                   </w:r>
                 </w:p>
                 <w:p>
@@ -2423,7 +2565,29 @@
                 <w:sz w:val="23"/>
                 <w:szCs w:val="23"/>
               </w:rPr>
-              <w:t>To practise finding information quickly, have a race with your partner to find the following phrases in the text. They are not in order.</w:t>
+              <w:t xml:space="preserve">To </w:t>
+            </w:r>
+            <w:proofErr w:type="spellStart"/>
+            <w:r>
+              <w:rPr>
+                <w:rFonts w:ascii="Source Sans 3 Medium" w:hAnsi="Source Sans 3 Medium"/>
+                <w:b/>
+                <w:bCs/>
+                <w:sz w:val="23"/>
+                <w:szCs w:val="23"/>
+              </w:rPr>
+              <w:t>practise</w:t>
+            </w:r>
+            <w:proofErr w:type="spellEnd"/>
+            <w:r>
+              <w:rPr>
+                <w:rFonts w:ascii="Source Sans 3 Medium" w:hAnsi="Source Sans 3 Medium"/>
+                <w:b/>
+                <w:bCs/>
+                <w:sz w:val="23"/>
+                <w:szCs w:val="23"/>
+              </w:rPr>
+              <w:t xml:space="preserve"> finding information quickly, have a race with your partner to find the following phrases in the text. They are not in order.</w:t>
             </w:r>
           </w:p>
           <w:p>
@@ -3605,8 +3769,16 @@
               <w:rPr>
                 <w:u w:val="single"/>
               </w:rPr>
-              <w:t>Answer 2: grandparents storys</w:t>
-            </w:r>
+              <w:t xml:space="preserve">Answer 2: grandparents </w:t>
+            </w:r>
+            <w:proofErr w:type="spellStart"/>
+            <w:r>
+              <w:rPr>
+                <w:u w:val="single"/>
+              </w:rPr>
+              <w:t>storys</w:t>
+            </w:r>
+            <w:proofErr w:type="spellEnd"/>
           </w:p>
           <w:p>
             <w:pPr>
@@ -4500,7 +4672,23 @@
                       <w:sz w:val="21"/>
                       <w:szCs w:val="21"/>
                     </w:rPr>
-                    <w:t>is an adverb of frequency. It gives us an idea of how often something happens. The present simple tells us about regular events, and adverbs of frequency are common with this tense</w:t>
+                    <w:t xml:space="preserve">is an adverb of frequency. It gives us an idea of how often something happens. The present </w:t>
+                  </w:r>
+                  <w:proofErr w:type="gramStart"/>
+                  <w:r>
+                    <w:rPr>
+                      <w:sz w:val="21"/>
+                      <w:szCs w:val="21"/>
+                    </w:rPr>
+                    <w:t>simple</w:t>
+                  </w:r>
+                  <w:proofErr w:type="gramEnd"/>
+                  <w:r>
+                    <w:rPr>
+                      <w:sz w:val="21"/>
+                      <w:szCs w:val="21"/>
+                    </w:rPr>
+                    <w:t xml:space="preserve"> tells us about regular events, and adverbs of frequency are common with this tense</w:t>
                   </w:r>
                   <w:r>
                     <w:rPr>
@@ -5026,7 +5214,15 @@
               <w:ind w:left="284" w:hanging="284"/>
             </w:pPr>
             <w:r>
-              <w:t>What work-related problem do people have that makes them less likely to form friendships?</w:t>
+              <w:t xml:space="preserve">What work-related problem </w:t>
+            </w:r>
+            <w:proofErr w:type="gramStart"/>
+            <w:r>
+              <w:t>do</w:t>
+            </w:r>
+            <w:proofErr w:type="gramEnd"/>
+            <w:r>
+              <w:t xml:space="preserve"> people have that makes them less likely to form friendships?</w:t>
             </w:r>
           </w:p>
           <w:p>
@@ -5589,7 +5785,51 @@
                 <w:sz w:val="23"/>
                 <w:szCs w:val="23"/>
               </w:rPr>
-              <w:t>In Sri Lanka, a family meal often includes stringhoppers. To make stringhoppers you need some special equipment. Choose the best description of each piece of equipment.</w:t>
+              <w:t xml:space="preserve">In Sri Lanka, a family meal often includes </w:t>
+            </w:r>
+            <w:proofErr w:type="spellStart"/>
+            <w:r>
+              <w:rPr>
+                <w:rFonts w:ascii="Source Sans 3 Medium" w:hAnsi="Source Sans 3 Medium"/>
+                <w:b/>
+                <w:bCs/>
+                <w:sz w:val="23"/>
+                <w:szCs w:val="23"/>
+              </w:rPr>
+              <w:t>stringhoppers</w:t>
+            </w:r>
+            <w:proofErr w:type="spellEnd"/>
+            <w:r>
+              <w:rPr>
+                <w:rFonts w:ascii="Source Sans 3 Medium" w:hAnsi="Source Sans 3 Medium"/>
+                <w:b/>
+                <w:bCs/>
+                <w:sz w:val="23"/>
+                <w:szCs w:val="23"/>
+              </w:rPr>
+              <w:t xml:space="preserve">. To make </w:t>
+            </w:r>
+            <w:proofErr w:type="spellStart"/>
+            <w:r>
+              <w:rPr>
+                <w:rFonts w:ascii="Source Sans 3 Medium" w:hAnsi="Source Sans 3 Medium"/>
+                <w:b/>
+                <w:bCs/>
+                <w:sz w:val="23"/>
+                <w:szCs w:val="23"/>
+              </w:rPr>
+              <w:t>stringhoppers</w:t>
+            </w:r>
+            <w:proofErr w:type="spellEnd"/>
+            <w:r>
+              <w:rPr>
+                <w:rFonts w:ascii="Source Sans 3 Medium" w:hAnsi="Source Sans 3 Medium"/>
+                <w:b/>
+                <w:bCs/>
+                <w:sz w:val="23"/>
+                <w:szCs w:val="23"/>
+              </w:rPr>
+              <w:t xml:space="preserve"> you need some special equipment. Choose the best description of each piece of equipment.</w:t>
             </w:r>
           </w:p>
           <w:p>
@@ -5749,8 +5989,13 @@
                       <w:numId w:val="29"/>
                     </w:numPr>
                   </w:pPr>
-                  <w:r>
-                    <w:t>Stringhopper press</w:t>
+                  <w:proofErr w:type="spellStart"/>
+                  <w:r>
+                    <w:t>Stringhopper</w:t>
+                  </w:r>
+                  <w:proofErr w:type="spellEnd"/>
+                  <w:r>
+                    <w:t xml:space="preserve"> press</w:t>
                   </w:r>
                   <w:r>
                     <w:t xml:space="preserve"> </w:t>
@@ -5785,7 +6030,23 @@
                     <w:ind w:left="454" w:hanging="284"/>
                   </w:pPr>
                   <w:r>
-                    <w:t>It's made of heavy metal and has two parts which are similar in shape. The centre is round and there are handles on each side. One part fits into the other.</w:t>
+                    <w:t xml:space="preserve">It's made of heavy metal and has two parts which are similar in shape. The </w:t>
+                  </w:r>
+                  <w:proofErr w:type="spellStart"/>
+                  <w:r>
+                    <w:t>centre</w:t>
+                  </w:r>
+                  <w:proofErr w:type="spellEnd"/>
+                  <w:r>
+                    <w:t xml:space="preserve"> is round and there are handles on each side. </w:t>
+                  </w:r>
+                  <w:proofErr w:type="gramStart"/>
+                  <w:r>
+                    <w:t>One part</w:t>
+                  </w:r>
+                  <w:proofErr w:type="gramEnd"/>
+                  <w:r>
+                    <w:t xml:space="preserve"> fits into the other.</w:t>
                   </w:r>
                 </w:p>
                 <w:p>
@@ -5927,8 +6188,13 @@
                       <w:numId w:val="29"/>
                     </w:numPr>
                   </w:pPr>
-                  <w:r>
-                    <w:t xml:space="preserve">Stringhopper </w:t>
+                  <w:proofErr w:type="spellStart"/>
+                  <w:r>
+                    <w:t>Stringhopper</w:t>
+                  </w:r>
+                  <w:proofErr w:type="spellEnd"/>
+                  <w:r>
+                    <w:t xml:space="preserve"> </w:t>
                   </w:r>
                   <w:r>
                     <w:t>mats</w:t>
@@ -5953,7 +6219,15 @@
                     <w:ind w:left="454" w:hanging="284"/>
                   </w:pPr>
                   <w:r>
-                    <w:t>These are round shallow baskets made of thin pieces of wood. The wood is in a criss-cross pattern to form large holes.</w:t>
+                    <w:t xml:space="preserve">These are round shallow baskets made of thin pieces of wood. The wood is in a </w:t>
+                  </w:r>
+                  <w:proofErr w:type="spellStart"/>
+                  <w:r>
+                    <w:t>criss-cross</w:t>
+                  </w:r>
+                  <w:proofErr w:type="spellEnd"/>
+                  <w:r>
+                    <w:t xml:space="preserve"> pattern to form large holes.</w:t>
                   </w:r>
                 </w:p>
                 <w:p>
@@ -6077,8 +6351,13 @@
                       <w:numId w:val="29"/>
                     </w:numPr>
                   </w:pPr>
-                  <w:r>
-                    <w:t xml:space="preserve">Stringhopper </w:t>
+                  <w:proofErr w:type="spellStart"/>
+                  <w:r>
+                    <w:t>Stringhopper</w:t>
+                  </w:r>
+                  <w:proofErr w:type="spellEnd"/>
+                  <w:r>
+                    <w:t xml:space="preserve"> </w:t>
                   </w:r>
                   <w:r>
                     <w:t>mats</w:t>
@@ -6657,7 +6936,29 @@
                 <w:sz w:val="23"/>
                 <w:szCs w:val="23"/>
               </w:rPr>
-              <w:t>The pictures show the process of making stringhoppers.</w:t>
+              <w:t xml:space="preserve">The pictures show the process of making </w:t>
+            </w:r>
+            <w:proofErr w:type="spellStart"/>
+            <w:r>
+              <w:rPr>
+                <w:rFonts w:ascii="Source Sans 3 Medium" w:hAnsi="Source Sans 3 Medium"/>
+                <w:b/>
+                <w:bCs/>
+                <w:sz w:val="23"/>
+                <w:szCs w:val="23"/>
+              </w:rPr>
+              <w:t>stringhoppers</w:t>
+            </w:r>
+            <w:proofErr w:type="spellEnd"/>
+            <w:r>
+              <w:rPr>
+                <w:rFonts w:ascii="Source Sans 3 Medium" w:hAnsi="Source Sans 3 Medium"/>
+                <w:b/>
+                <w:bCs/>
+                <w:sz w:val="23"/>
+                <w:szCs w:val="23"/>
+              </w:rPr>
+              <w:t>.</w:t>
             </w:r>
           </w:p>
           <w:p>
@@ -7301,13 +7602,26 @@
               <w:ind w:left="284" w:hanging="284"/>
             </w:pPr>
             <w:r>
-              <w:t>push through the stringhopper press onto the</w:t>
+              <w:t xml:space="preserve">push through the </w:t>
+            </w:r>
+            <w:proofErr w:type="spellStart"/>
+            <w:r>
+              <w:t>stringhopper</w:t>
+            </w:r>
+            <w:proofErr w:type="spellEnd"/>
+            <w:r>
+              <w:t xml:space="preserve"> press onto the</w:t>
             </w:r>
             <w:r>
               <w:t xml:space="preserve"> </w:t>
             </w:r>
-            <w:r>
-              <w:t>stringhopper mats</w:t>
+            <w:proofErr w:type="spellStart"/>
+            <w:r>
+              <w:t>stringhopper</w:t>
+            </w:r>
+            <w:proofErr w:type="spellEnd"/>
+            <w:r>
+              <w:t xml:space="preserve"> mats</w:t>
             </w:r>
           </w:p>
           <w:p>
@@ -7983,7 +8297,31 @@
                 <w:spacing w:val="-2"/>
                 <w:w w:val="105"/>
               </w:rPr>
-              <w:t>Complete the sentences about making stringhoppers with words from the box.</w:t>
+              <w:t xml:space="preserve">Complete the sentences about making </w:t>
+            </w:r>
+            <w:proofErr w:type="spellStart"/>
+            <w:r>
+              <w:rPr>
+                <w:rFonts w:ascii="Source Sans 3 Medium" w:hAnsi="Source Sans 3 Medium"/>
+                <w:b/>
+                <w:bCs/>
+                <w:color w:val="101312"/>
+                <w:spacing w:val="-2"/>
+                <w:w w:val="105"/>
+              </w:rPr>
+              <w:t>stringhoppers</w:t>
+            </w:r>
+            <w:proofErr w:type="spellEnd"/>
+            <w:r>
+              <w:rPr>
+                <w:rFonts w:ascii="Source Sans 3 Medium" w:hAnsi="Source Sans 3 Medium"/>
+                <w:b/>
+                <w:bCs/>
+                <w:color w:val="101312"/>
+                <w:spacing w:val="-2"/>
+                <w:w w:val="105"/>
+              </w:rPr>
+              <w:t xml:space="preserve"> with words from the box.</w:t>
             </w:r>
           </w:p>
           <w:tbl>
@@ -8040,6 +8378,7 @@
                       <w:szCs w:val="23"/>
                     </w:rPr>
                   </w:pPr>
+                  <w:proofErr w:type="gramStart"/>
                   <w:r>
                     <w:rPr>
                       <w:sz w:val="23"/>
@@ -8047,6 +8386,7 @@
                     </w:rPr>
                     <w:t>Finally</w:t>
                   </w:r>
+                  <w:proofErr w:type="gramEnd"/>
                 </w:p>
               </w:tc>
               <w:tc>
@@ -8205,7 +8545,15 @@
               <w:t xml:space="preserve"> </w:t>
             </w:r>
             <w:r>
-              <w:t>is to push the dough through the stringhopper press.</w:t>
+              <w:t xml:space="preserve">is to push the dough through the </w:t>
+            </w:r>
+            <w:proofErr w:type="spellStart"/>
+            <w:r>
+              <w:t>stringhopper</w:t>
+            </w:r>
+            <w:proofErr w:type="spellEnd"/>
+            <w:r>
+              <w:t xml:space="preserve"> press.</w:t>
             </w:r>
           </w:p>
           <w:p>
@@ -8216,17 +8564,33 @@
                 <w:numId w:val="33"/>
               </w:numPr>
             </w:pPr>
+            <w:proofErr w:type="gramStart"/>
             <w:r>
               <w:rPr>
                 <w:rStyle w:val="BlkCh"/>
               </w:rPr>
-              <w:t>Next I Then</w:t>
+              <w:t>Next</w:t>
+            </w:r>
+            <w:proofErr w:type="gramEnd"/>
+            <w:r>
+              <w:rPr>
+                <w:rStyle w:val="BlkCh"/>
+              </w:rPr>
+              <w:t xml:space="preserve"> I Then</w:t>
             </w:r>
             <w:r>
               <w:t xml:space="preserve"> </w:t>
             </w:r>
             <w:r>
-              <w:t>the stringhoppers are placed in a steamer.</w:t>
+              <w:t xml:space="preserve">the </w:t>
+            </w:r>
+            <w:proofErr w:type="spellStart"/>
+            <w:r>
+              <w:t>stringhoppers</w:t>
+            </w:r>
+            <w:proofErr w:type="spellEnd"/>
+            <w:r>
+              <w:t xml:space="preserve"> are placed in a steamer.</w:t>
             </w:r>
           </w:p>
           <w:p>
@@ -8532,7 +8896,23 @@
               <w:ind w:left="284" w:hanging="284"/>
             </w:pPr>
             <w:r>
-              <w:t>There are six stages in the process of making stringhoppers, beginning with grinding the rice and making a dough and ending with using a steamer to cook the stringhoppers.</w:t>
+              <w:t xml:space="preserve">There are six stages in the process of making </w:t>
+            </w:r>
+            <w:proofErr w:type="spellStart"/>
+            <w:r>
+              <w:t>stringhoppers</w:t>
+            </w:r>
+            <w:proofErr w:type="spellEnd"/>
+            <w:r>
+              <w:t xml:space="preserve">, beginning with grinding the rice and making a dough and ending with using a steamer to cook the </w:t>
+            </w:r>
+            <w:proofErr w:type="spellStart"/>
+            <w:r>
+              <w:t>stringhoppers</w:t>
+            </w:r>
+            <w:proofErr w:type="spellEnd"/>
+            <w:r>
+              <w:t>.</w:t>
             </w:r>
           </w:p>
           <w:p>
@@ -8554,7 +8934,15 @@
               <w:ind w:left="284" w:hanging="284"/>
             </w:pPr>
             <w:r>
-              <w:t>The diagram demonstrates the process of preparing stringhoppers, a kind of noodle.</w:t>
+              <w:t xml:space="preserve">The diagram demonstrates the process of preparing </w:t>
+            </w:r>
+            <w:proofErr w:type="spellStart"/>
+            <w:r>
+              <w:t>stringhoppers</w:t>
+            </w:r>
+            <w:proofErr w:type="spellEnd"/>
+            <w:r>
+              <w:t>, a kind of noodle.</w:t>
             </w:r>
           </w:p>
           <w:p>
@@ -8764,7 +9152,21 @@
               <w:rPr>
                 <w:w w:val="105"/>
               </w:rPr>
-              <w:t>a and d are not overviews</w:t>
+              <w:t xml:space="preserve">a and </w:t>
+            </w:r>
+            <w:proofErr w:type="spellStart"/>
+            <w:r>
+              <w:rPr>
+                <w:w w:val="105"/>
+              </w:rPr>
+              <w:t>d are</w:t>
+            </w:r>
+            <w:proofErr w:type="spellEnd"/>
+            <w:r>
+              <w:rPr>
+                <w:w w:val="105"/>
+              </w:rPr>
+              <w:t xml:space="preserve"> not overviews</w:t>
             </w:r>
           </w:p>
           <w:p>
@@ -8790,7 +9192,15 @@
               <w:ind w:left="284" w:hanging="284"/>
             </w:pPr>
             <w:r>
-              <w:t>To make a perfect omelette you need fresh ingredients, the right equipment and the correct technique. You must also cook it for the correct amount of time and pay attention to the temperature.</w:t>
+              <w:t xml:space="preserve">To make a perfect </w:t>
+            </w:r>
+            <w:proofErr w:type="spellStart"/>
+            <w:r>
+              <w:t>omelette</w:t>
+            </w:r>
+            <w:proofErr w:type="spellEnd"/>
+            <w:r>
+              <w:t xml:space="preserve"> you need fresh ingredients, the right equipment and the correct technique. You must also cook it for the correct amount of time and pay attention to the temperature.</w:t>
             </w:r>
           </w:p>
           <w:p>
@@ -9018,7 +9428,15 @@
               <w:ind w:left="284"/>
             </w:pPr>
             <w:r>
-              <w:t>The diagram demonstrates the process of preparing stringhoppers, a kind of noodle dish.</w:t>
+              <w:t xml:space="preserve">The diagram demonstrates the process of preparing </w:t>
+            </w:r>
+            <w:proofErr w:type="spellStart"/>
+            <w:r>
+              <w:t>stringhoppers</w:t>
+            </w:r>
+            <w:proofErr w:type="spellEnd"/>
+            <w:r>
+              <w:t>, a kind of noodle dish.</w:t>
             </w:r>
           </w:p>
           <w:p>
@@ -9040,7 +9458,15 @@
               <w:ind w:left="284"/>
             </w:pPr>
             <w:r>
-              <w:t>There are six main stages in the process, beginning with grinding the rice and making a dough and ending with using a steamer to cook the stringhoppers.</w:t>
+              <w:t xml:space="preserve">There are six main stages in the process, beginning with grinding the rice and making a dough and ending with using a steamer to cook the </w:t>
+            </w:r>
+            <w:proofErr w:type="spellStart"/>
+            <w:r>
+              <w:t>stringhoppers</w:t>
+            </w:r>
+            <w:proofErr w:type="spellEnd"/>
+            <w:r>
+              <w:t>.</w:t>
             </w:r>
           </w:p>
           <w:p>
@@ -9062,7 +9488,23 @@
               <w:ind w:left="284"/>
             </w:pPr>
             <w:r>
-              <w:t>First, Next, After that, then, The final stage is</w:t>
+              <w:t xml:space="preserve">First, Next, </w:t>
+            </w:r>
+            <w:proofErr w:type="gramStart"/>
+            <w:r>
+              <w:t>After</w:t>
+            </w:r>
+            <w:proofErr w:type="gramEnd"/>
+            <w:r>
+              <w:t xml:space="preserve"> that, then, </w:t>
+            </w:r>
+            <w:proofErr w:type="gramStart"/>
+            <w:r>
+              <w:t>The</w:t>
+            </w:r>
+            <w:proofErr w:type="gramEnd"/>
+            <w:r>
+              <w:t xml:space="preserve"> final stage is</w:t>
             </w:r>
           </w:p>
           <w:p>
@@ -9128,7 +9570,23 @@
               <w:ind w:left="284"/>
             </w:pPr>
             <w:r>
-              <w:t>grind, rice, dough, steamer, grinder, flour, stringhopper press, stringhopper mats, cook, serve, spicy, curries</w:t>
+              <w:t xml:space="preserve">grind, rice, dough, steamer, grinder, flour, </w:t>
+            </w:r>
+            <w:proofErr w:type="spellStart"/>
+            <w:r>
+              <w:t>stringhopper</w:t>
+            </w:r>
+            <w:proofErr w:type="spellEnd"/>
+            <w:r>
+              <w:t xml:space="preserve"> press, </w:t>
+            </w:r>
+            <w:proofErr w:type="spellStart"/>
+            <w:r>
+              <w:t>stringhopper</w:t>
+            </w:r>
+            <w:proofErr w:type="spellEnd"/>
+            <w:r>
+              <w:t xml:space="preserve"> mats, cook, serve, spicy, curries</w:t>
             </w:r>
           </w:p>
           <w:p>
@@ -9235,7 +9693,39 @@
                       <w:sz w:val="21"/>
                       <w:szCs w:val="21"/>
                     </w:rPr>
-                    <w:t xml:space="preserve"> the process of preparing stringhoppers. a kind of noodle dish. There are six main stages in the process, beginning with grinding the rice and making a dough and ending with using a steamer to cook the stringhoppers.</w:t>
+                    <w:t xml:space="preserve"> the process of preparing </w:t>
+                  </w:r>
+                  <w:proofErr w:type="spellStart"/>
+                  <w:r>
+                    <w:rPr>
+                      <w:sz w:val="21"/>
+                      <w:szCs w:val="21"/>
+                    </w:rPr>
+                    <w:t>stringhoppers</w:t>
+                  </w:r>
+                  <w:proofErr w:type="spellEnd"/>
+                  <w:r>
+                    <w:rPr>
+                      <w:sz w:val="21"/>
+                      <w:szCs w:val="21"/>
+                    </w:rPr>
+                    <w:t xml:space="preserve">. a kind of noodle dish. There are six main stages in the process, beginning with grinding the rice and making a dough and ending with using a steamer to cook the </w:t>
+                  </w:r>
+                  <w:proofErr w:type="spellStart"/>
+                  <w:r>
+                    <w:rPr>
+                      <w:sz w:val="21"/>
+                      <w:szCs w:val="21"/>
+                    </w:rPr>
+                    <w:t>stringhoppers</w:t>
+                  </w:r>
+                  <w:proofErr w:type="spellEnd"/>
+                  <w:r>
+                    <w:rPr>
+                      <w:sz w:val="21"/>
+                      <w:szCs w:val="21"/>
+                    </w:rPr>
+                    <w:t>.</w:t>
                   </w:r>
                 </w:p>
                 <w:p>
@@ -9251,7 +9741,55 @@
                       <w:sz w:val="21"/>
                       <w:szCs w:val="21"/>
                     </w:rPr>
-                    <w:t>First, the dry rice is put into a rice grinder to make it into flour. Next, the flour is mixed with water and formed into dough. After that, the dough is put into a stringhopper press, which is a metal piece of equipment with two handles and holes in it. The dough is pushed through the holes and it comes out as thin noodles. The noodle 'nests' are placed onto individual stringhopper mats, which are round baskets made of thin pieces of wood. They are then cooked in a steamer until they are ready. The final stage is to serve the stringhoppers with a variety of spicy curries.</w:t>
+                    <w:t xml:space="preserve">First, the dry rice is put into a rice grinder to make it into flour. Next, the flour is mixed with water and formed into dough. After that, the dough is put into a </w:t>
+                  </w:r>
+                  <w:proofErr w:type="spellStart"/>
+                  <w:r>
+                    <w:rPr>
+                      <w:sz w:val="21"/>
+                      <w:szCs w:val="21"/>
+                    </w:rPr>
+                    <w:t>stringhopper</w:t>
+                  </w:r>
+                  <w:proofErr w:type="spellEnd"/>
+                  <w:r>
+                    <w:rPr>
+                      <w:sz w:val="21"/>
+                      <w:szCs w:val="21"/>
+                    </w:rPr>
+                    <w:t xml:space="preserve"> press, which is a metal piece of equipment with two handles and holes in it. The dough is pushed through the holes and it comes out as thin noodles. The noodle 'nests' are placed onto individual </w:t>
+                  </w:r>
+                  <w:proofErr w:type="spellStart"/>
+                  <w:r>
+                    <w:rPr>
+                      <w:sz w:val="21"/>
+                      <w:szCs w:val="21"/>
+                    </w:rPr>
+                    <w:t>stringhopper</w:t>
+                  </w:r>
+                  <w:proofErr w:type="spellEnd"/>
+                  <w:r>
+                    <w:rPr>
+                      <w:sz w:val="21"/>
+                      <w:szCs w:val="21"/>
+                    </w:rPr>
+                    <w:t xml:space="preserve"> mats, which are round baskets made of thin pieces of wood. They are then cooked in a steamer until they are ready. The final stage is to serve the </w:t>
+                  </w:r>
+                  <w:proofErr w:type="spellStart"/>
+                  <w:r>
+                    <w:rPr>
+                      <w:sz w:val="21"/>
+                      <w:szCs w:val="21"/>
+                    </w:rPr>
+                    <w:t>stringhoppers</w:t>
+                  </w:r>
+                  <w:proofErr w:type="spellEnd"/>
+                  <w:r>
+                    <w:rPr>
+                      <w:sz w:val="21"/>
+                      <w:szCs w:val="21"/>
+                    </w:rPr>
+                    <w:t xml:space="preserve"> with a variety of spicy curries.</w:t>
                   </w:r>
                 </w:p>
               </w:tc>
@@ -11285,7 +11823,29 @@
                 <w:sz w:val="23"/>
                 <w:szCs w:val="23"/>
               </w:rPr>
-              <w:t>In Section 1 of the Listening test you will hear two people talking in everyday situations. Tick TWO situations that could be in Section 1 of the Listening test</w:t>
+              <w:t xml:space="preserve">In Section 1 of the Listening </w:t>
+            </w:r>
+            <w:proofErr w:type="gramStart"/>
+            <w:r>
+              <w:rPr>
+                <w:rFonts w:ascii="Source Sans 3 Medium" w:hAnsi="Source Sans 3 Medium"/>
+                <w:b/>
+                <w:bCs/>
+                <w:sz w:val="23"/>
+                <w:szCs w:val="23"/>
+              </w:rPr>
+              <w:t>test</w:t>
+            </w:r>
+            <w:proofErr w:type="gramEnd"/>
+            <w:r>
+              <w:rPr>
+                <w:rFonts w:ascii="Source Sans 3 Medium" w:hAnsi="Source Sans 3 Medium"/>
+                <w:b/>
+                <w:bCs/>
+                <w:sz w:val="23"/>
+                <w:szCs w:val="23"/>
+              </w:rPr>
+              <w:t xml:space="preserve"> you will hear two people talking in everyday situations. Tick TWO situations that could be in Section 1 of the Listening test</w:t>
             </w:r>
             <w:r>
               <w:rPr>
@@ -14592,11 +15152,16 @@
                     <w:t xml:space="preserve"> </w:t>
                   </w:r>
                   <w:r>
-                    <w:t>pounds, but actually we've got a sale on at the pounds. S</w:t>
+                    <w:t xml:space="preserve">pounds, but actually we've got a sale on at the pounds. </w:t>
+                  </w:r>
+                  <w:proofErr w:type="gramStart"/>
+                  <w:r>
+                    <w:t>S</w:t>
                   </w:r>
                   <w:r>
                     <w:t>o</w:t>
                   </w:r>
+                  <w:proofErr w:type="gramEnd"/>
                   <w:r>
                     <w:t xml:space="preserve"> you can save </w:t>
                   </w:r>
@@ -15422,9 +15987,11 @@
                 <w:numId w:val="111"/>
               </w:numPr>
             </w:pPr>
+            <w:proofErr w:type="spellStart"/>
             <w:r>
               <w:t>Colour</w:t>
             </w:r>
+            <w:proofErr w:type="spellEnd"/>
           </w:p>
           <w:p>
             <w:pPr>
@@ -15498,6 +16065,7 @@
                       <w:lang w:bidi="ar-SA"/>
                     </w:rPr>
                   </w:pPr>
+                  <w:proofErr w:type="spellStart"/>
                   <w:r>
                     <w:rPr>
                       <w:rFonts w:ascii="Source Sans 3 Medium" w:hAnsi="Source Sans 3 Medium"/>
@@ -15507,6 +16075,7 @@
                     </w:rPr>
                     <w:t>Colour</w:t>
                   </w:r>
+                  <w:proofErr w:type="spellEnd"/>
                 </w:p>
               </w:tc>
               <w:tc>
@@ -16883,11 +17452,19 @@
             <w:r>
               <w:t xml:space="preserve">I </w:t>
             </w:r>
+            <w:proofErr w:type="gramStart"/>
             <w:r>
               <w:rPr>
                 <w:i/>
               </w:rPr>
-              <w:t>other daughter</w:t>
+              <w:t>other</w:t>
+            </w:r>
+            <w:proofErr w:type="gramEnd"/>
+            <w:r>
+              <w:rPr>
+                <w:i/>
+              </w:rPr>
+              <w:t xml:space="preserve"> daughter</w:t>
             </w:r>
             <w:r>
               <w:rPr>
@@ -20034,7 +20611,25 @@
                       <w:sz w:val="21"/>
                       <w:szCs w:val="21"/>
                     </w:rPr>
-                    <w:t>do not try to memorise answers to questions.</w:t>
+                    <w:t xml:space="preserve">do not try to </w:t>
+                  </w:r>
+                  <w:proofErr w:type="spellStart"/>
+                  <w:r>
+                    <w:rPr>
+                      <w:rFonts w:ascii="Source Sans 3" w:hAnsi="Source Sans 3"/>
+                      <w:sz w:val="21"/>
+                      <w:szCs w:val="21"/>
+                    </w:rPr>
+                    <w:t>memorise</w:t>
+                  </w:r>
+                  <w:proofErr w:type="spellEnd"/>
+                  <w:r>
+                    <w:rPr>
+                      <w:rFonts w:ascii="Source Sans 3" w:hAnsi="Source Sans 3"/>
+                      <w:sz w:val="21"/>
+                      <w:szCs w:val="21"/>
+                    </w:rPr>
+                    <w:t xml:space="preserve"> answers to questions.</w:t>
                   </w:r>
                 </w:p>
               </w:tc>
@@ -20123,7 +20718,23 @@
                       <w:sz w:val="21"/>
                       <w:szCs w:val="21"/>
                     </w:rPr>
-                    <w:t>In Part 1 you need to give full answers to the questions, but don't talk for too long. Three sentences is plenty. You have chances to speak for longer in Parts 2 and 3.</w:t>
+                    <w:t xml:space="preserve">In Part 1 you need to give full answers to the questions, but don't talk for too long. Three sentences </w:t>
+                  </w:r>
+                  <w:proofErr w:type="gramStart"/>
+                  <w:r>
+                    <w:rPr>
+                      <w:sz w:val="21"/>
+                      <w:szCs w:val="21"/>
+                    </w:rPr>
+                    <w:t>is</w:t>
+                  </w:r>
+                  <w:proofErr w:type="gramEnd"/>
+                  <w:r>
+                    <w:rPr>
+                      <w:sz w:val="21"/>
+                      <w:szCs w:val="21"/>
+                    </w:rPr>
+                    <w:t xml:space="preserve"> plenty. You have chances to speak for longer in Parts 2 and 3.</w:t>
                   </w:r>
                 </w:p>
               </w:tc>
@@ -20300,7 +20911,15 @@
               <w:ind w:left="284" w:hanging="284"/>
             </w:pPr>
             <w:r>
-              <w:t>… so I don't spend as much time with him as I want to. 4</w:t>
+              <w:t xml:space="preserve">… </w:t>
+            </w:r>
+            <w:proofErr w:type="gramStart"/>
+            <w:r>
+              <w:t>so</w:t>
+            </w:r>
+            <w:proofErr w:type="gramEnd"/>
+            <w:r>
+              <w:t xml:space="preserve"> I don't spend as much time with him as I want to. 4</w:t>
             </w:r>
           </w:p>
           <w:p>
@@ -20861,6 +21480,7 @@
               </w:rPr>
               <w:t>/</w:t>
             </w:r>
+            <w:proofErr w:type="spellStart"/>
             <w:r>
               <w:rPr>
                 <w:b w:val="0"/>
@@ -20873,7 +21493,15 @@
                 <w:b w:val="0"/>
                 <w:bCs w:val="0"/>
               </w:rPr>
-              <w:t>z/</w:t>
+              <w:t>z</w:t>
+            </w:r>
+            <w:proofErr w:type="spellEnd"/>
+            <w:r>
+              <w:rPr>
+                <w:b w:val="0"/>
+                <w:bCs w:val="0"/>
+              </w:rPr>
+              <w:t>/</w:t>
             </w:r>
             <w:r>
               <w:t xml:space="preserve"> according to how the end is pronounced.</w:t>
@@ -20902,22 +21530,54 @@
               <w:pStyle w:val="SS3-115"/>
             </w:pPr>
             <w:r>
-              <w:t>/s/</w:t>
+              <w:t>/</w:t>
+            </w:r>
+            <w:r>
+              <w:rPr>
+                <w:b/>
+                <w:bCs/>
+              </w:rPr>
+              <w:t>s</w:t>
+            </w:r>
+            <w:r>
+              <w:t>/</w:t>
             </w:r>
             <w:r>
               <w:t xml:space="preserve">: </w:t>
             </w:r>
+            <w:r>
+              <w:rPr>
+                <w:rStyle w:val="BlkCh"/>
+              </w:rPr>
+              <w:t>asks, keeps, talks, wants</w:t>
+            </w:r>
           </w:p>
           <w:p>
             <w:pPr>
               <w:pStyle w:val="SS3-115"/>
             </w:pPr>
             <w:r>
-              <w:t>/z/</w:t>
+              <w:t>/</w:t>
+            </w:r>
+            <w:r>
+              <w:rPr>
+                <w:b/>
+                <w:bCs/>
+              </w:rPr>
+              <w:t>z</w:t>
+            </w:r>
+            <w:r>
+              <w:t>/</w:t>
             </w:r>
             <w:r>
               <w:t xml:space="preserve">: </w:t>
             </w:r>
+            <w:r>
+              <w:rPr>
+                <w:rStyle w:val="BlkCh"/>
+              </w:rPr>
+              <w:t>enjoys, plays</w:t>
+            </w:r>
           </w:p>
           <w:p>
             <w:pPr>
@@ -20931,14 +21591,26 @@
             <w:r>
               <w:t>/</w:t>
             </w:r>
-            <w:r>
-              <w:t>ɪ</w:t>
-            </w:r>
-            <w:r>
-              <w:t>z/</w:t>
+            <w:proofErr w:type="spellStart"/>
+            <w:r>
+              <w:rPr>
+                <w:b/>
+                <w:bCs/>
+              </w:rPr>
+              <w:t>ɪz</w:t>
+            </w:r>
+            <w:proofErr w:type="spellEnd"/>
+            <w:r>
+              <w:t>/</w:t>
             </w:r>
             <w:r>
               <w:t xml:space="preserve">: </w:t>
+            </w:r>
+            <w:r>
+              <w:rPr>
+                <w:rStyle w:val="BlkCh"/>
+              </w:rPr>
+              <w:t>chooses, watches</w:t>
             </w:r>
           </w:p>
         </w:tc>
@@ -21530,7 +22202,15 @@
               <w:ind w:left="284" w:hanging="284"/>
             </w:pPr>
             <w:r>
-              <w:t>What type of films do different members of your family watch?</w:t>
+              <w:t xml:space="preserve">What type of films </w:t>
+            </w:r>
+            <w:proofErr w:type="gramStart"/>
+            <w:r>
+              <w:t>do</w:t>
+            </w:r>
+            <w:proofErr w:type="gramEnd"/>
+            <w:r>
+              <w:t xml:space="preserve"> different members of your family watch?</w:t>
             </w:r>
           </w:p>
           <w:p>
@@ -22035,13 +22715,23 @@
                 <w:szCs w:val="23"/>
               </w:rPr>
             </w:pPr>
+            <w:proofErr w:type="spellStart"/>
             <w:r>
               <w:rPr>
                 <w:rFonts w:ascii="Source Sans 3" w:hAnsi="Source Sans 3"/>
                 <w:sz w:val="23"/>
                 <w:szCs w:val="23"/>
               </w:rPr>
-              <w:t>recognise paraphrase</w:t>
+              <w:t>recognise</w:t>
+            </w:r>
+            <w:proofErr w:type="spellEnd"/>
+            <w:r>
+              <w:rPr>
+                <w:rFonts w:ascii="Source Sans 3" w:hAnsi="Source Sans 3"/>
+                <w:sz w:val="23"/>
+                <w:szCs w:val="23"/>
+              </w:rPr>
+              <w:t xml:space="preserve"> paraphrase</w:t>
             </w:r>
           </w:p>
           <w:p>
@@ -22056,13 +22746,23 @@
                 <w:szCs w:val="26"/>
               </w:rPr>
             </w:pPr>
+            <w:proofErr w:type="spellStart"/>
             <w:r>
               <w:rPr>
                 <w:rFonts w:ascii="Source Sans 3" w:hAnsi="Source Sans 3"/>
                 <w:sz w:val="23"/>
                 <w:szCs w:val="23"/>
               </w:rPr>
-              <w:t>practise using the present simple and past simple.</w:t>
+              <w:t>practise</w:t>
+            </w:r>
+            <w:proofErr w:type="spellEnd"/>
+            <w:r>
+              <w:rPr>
+                <w:rFonts w:ascii="Source Sans 3" w:hAnsi="Source Sans 3"/>
+                <w:sz w:val="23"/>
+                <w:szCs w:val="23"/>
+              </w:rPr>
+              <w:t xml:space="preserve"> using the present simple and past simple.</w:t>
             </w:r>
           </w:p>
         </w:tc>
@@ -23479,6 +24179,7 @@
               </w:rPr>
               <w:t xml:space="preserve">, </w:t>
             </w:r>
+            <w:proofErr w:type="spellStart"/>
             <w:r>
               <w:rPr>
                 <w:rFonts w:ascii="Source Sans 3" w:hAnsi="Source Sans 3"/>
@@ -23489,6 +24190,7 @@
               </w:rPr>
               <w:t>through</w:t>
             </w:r>
+            <w:proofErr w:type="spellEnd"/>
             <w:r>
               <w:rPr>
                 <w:rFonts w:ascii="Source Sans 3" w:hAnsi="Source Sans 3"/>
@@ -23909,7 +24611,23 @@
               <w:pStyle w:val="SS3M-115"/>
             </w:pPr>
             <w:r>
-              <w:t>Which of the two activities you have just done practised scanning? Which practised skimming</w:t>
+              <w:t xml:space="preserve">Which of the two activities you have just done </w:t>
+            </w:r>
+            <w:proofErr w:type="spellStart"/>
+            <w:r>
+              <w:t>practised</w:t>
+            </w:r>
+            <w:proofErr w:type="spellEnd"/>
+            <w:r>
+              <w:t xml:space="preserve"> scanning? Which </w:t>
+            </w:r>
+            <w:proofErr w:type="spellStart"/>
+            <w:r>
+              <w:t>practised</w:t>
+            </w:r>
+            <w:proofErr w:type="spellEnd"/>
+            <w:r>
+              <w:t xml:space="preserve"> skimming</w:t>
             </w:r>
             <w:r>
               <w:t>?</w:t>
@@ -24118,7 +24836,25 @@
                       <w:sz w:val="23"/>
                       <w:szCs w:val="23"/>
                     </w:rPr>
-                    <w:t>in Germany, you can stay in a one-metre-square house, the smallest house in the world, called the House NA. Van Bo Le-Mentzel, a refugee from Laos, built it to draw attention to the world housing shortage. It is a wooden structure on wheels and weighs 40 kg. It has a locking door and a window. You can turn it onto its side when you want to lie down. Franz from Munich spent the night in one recently 'just to see what it was like'. He found it a bit uncomfortable!</w:t>
+                    <w:t>in Germany, you can stay in a one-</w:t>
+                  </w:r>
+                  <w:proofErr w:type="spellStart"/>
+                  <w:r>
+                    <w:rPr>
+                      <w:rFonts w:ascii="Source Sans 3" w:hAnsi="Source Sans 3"/>
+                      <w:sz w:val="23"/>
+                      <w:szCs w:val="23"/>
+                    </w:rPr>
+                    <w:t>metre</w:t>
+                  </w:r>
+                  <w:proofErr w:type="spellEnd"/>
+                  <w:r>
+                    <w:rPr>
+                      <w:rFonts w:ascii="Source Sans 3" w:hAnsi="Source Sans 3"/>
+                      <w:sz w:val="23"/>
+                      <w:szCs w:val="23"/>
+                    </w:rPr>
+                    <w:t>-square house, the smallest house in the world, called the House NA. Van Bo Le-Mentzel, a refugee from Laos, built it to draw attention to the world housing shortage. It is a wooden structure on wheels and weighs 40 kg. It has a locking door and a window. You can turn it onto its side when you want to lie down. Franz from Munich spent the night in one recently 'just to see what it was like'. He found it a bit uncomfortable!</w:t>
                   </w:r>
                 </w:p>
                 <w:p>
@@ -24172,7 +24908,25 @@
                       <w:sz w:val="23"/>
                       <w:szCs w:val="23"/>
                     </w:rPr>
-                    <w:t>Another couple, Shaun and Rachel from Manchester, enjoyed a recent holiday in a treehouse in Sussex, England. They said, 'It was right up in the trees and had everything we needed, even wifi! It had a small kitchen and we did our own cooking. It was the perfect place to get away from our busy lives.</w:t>
+                    <w:t xml:space="preserve">Another couple, Shaun and Rachel from Manchester, enjoyed a recent holiday in a treehouse in Sussex, England. They said, 'It was right up in the trees and had everything we needed, even </w:t>
+                  </w:r>
+                  <w:proofErr w:type="spellStart"/>
+                  <w:r>
+                    <w:rPr>
+                      <w:rFonts w:ascii="Source Sans 3" w:hAnsi="Source Sans 3"/>
+                      <w:sz w:val="23"/>
+                      <w:szCs w:val="23"/>
+                    </w:rPr>
+                    <w:t>wifi</w:t>
+                  </w:r>
+                  <w:proofErr w:type="spellEnd"/>
+                  <w:r>
+                    <w:rPr>
+                      <w:rFonts w:ascii="Source Sans 3" w:hAnsi="Source Sans 3"/>
+                      <w:sz w:val="23"/>
+                      <w:szCs w:val="23"/>
+                    </w:rPr>
+                    <w:t>! It had a small kitchen and we did our own cooking. It was the perfect place to get away from our busy lives.</w:t>
                   </w:r>
                 </w:p>
               </w:tc>
@@ -26846,7 +27600,25 @@
                       <w:sz w:val="23"/>
                       <w:szCs w:val="23"/>
                     </w:rPr>
-                    <w:t>by coach and boat. I was tired and hungry. We went into the school hall, where the host families were waiting to meet us. I wondered which one would be mine. Would they give me dinner at this time and would I be able to eat the unfamiliar food? Suddenly I heard my name called and the name of my exchange partner, Brigitte Schmitt. A pretty, blonde girl stepped forward, smiling widely. Behind her stood her parents, a pleasant-looking couple who were also smiling. They held out their hands and said, 'Wilkommen in Deutschland. Welcome to Germany."</w:t>
+                    <w:t>by coach and boat. I was tired and hungry. We went into the school hall, where the host families were waiting to meet us. I wondered which one would be mine. Would they give me dinner at this time and would I be able to eat the unfamiliar food? Suddenly I heard my name called and the name of my exchange partner, Brigitte Schmitt. A pretty, blonde girl stepped forward, smiling widely. Behind her stood her parents, a pleasant-looking couple who were also smiling. They held out their hands and said, '</w:t>
+                  </w:r>
+                  <w:proofErr w:type="spellStart"/>
+                  <w:r>
+                    <w:rPr>
+                      <w:rFonts w:ascii="Source Sans 3" w:hAnsi="Source Sans 3"/>
+                      <w:sz w:val="23"/>
+                      <w:szCs w:val="23"/>
+                    </w:rPr>
+                    <w:t>Wilkommen</w:t>
+                  </w:r>
+                  <w:proofErr w:type="spellEnd"/>
+                  <w:r>
+                    <w:rPr>
+                      <w:rFonts w:ascii="Source Sans 3" w:hAnsi="Source Sans 3"/>
+                      <w:sz w:val="23"/>
+                      <w:szCs w:val="23"/>
+                    </w:rPr>
+                    <w:t xml:space="preserve"> in Deutschland. Welcome to Germany."</w:t>
                   </w:r>
                 </w:p>
               </w:tc>
@@ -26869,7 +27641,25 @@
                       <w:sz w:val="23"/>
                       <w:szCs w:val="23"/>
                     </w:rPr>
-                    <w:t>I spent three happy weeks with the Schmitt family. Brigitte had an elder brother, Hendrik, and a younger sister, Lisa. They had two cats, Ping and Pong, who sat on my lap as I looked into the fire in the evenings. The whole family were kind and welcoming. My room was cosy and warm and looked out onto a forest. The fresh clean smell of the trees</w:t>
+                    <w:t xml:space="preserve">I spent three happy weeks with the Schmitt family. Brigitte had an elder brother, Hendrik, and a younger sister, Lisa. They had two cats, Ping and Pong, who sat on my lap as I looked into the fire in the evenings. The whole family were kind and welcoming. My room was </w:t>
+                  </w:r>
+                  <w:proofErr w:type="spellStart"/>
+                  <w:r>
+                    <w:rPr>
+                      <w:rFonts w:ascii="Source Sans 3" w:hAnsi="Source Sans 3"/>
+                      <w:sz w:val="23"/>
+                      <w:szCs w:val="23"/>
+                    </w:rPr>
+                    <w:t>cosy</w:t>
+                  </w:r>
+                  <w:proofErr w:type="spellEnd"/>
+                  <w:r>
+                    <w:rPr>
+                      <w:rFonts w:ascii="Source Sans 3" w:hAnsi="Source Sans 3"/>
+                      <w:sz w:val="23"/>
+                      <w:szCs w:val="23"/>
+                    </w:rPr>
+                    <w:t xml:space="preserve"> and warm and looked out onto a forest. The fresh clean smell of the trees</w:t>
                   </w:r>
                   <w:r>
                     <w:rPr>
@@ -27807,7 +28597,51 @@
                 <w:sz w:val="23"/>
                 <w:szCs w:val="23"/>
               </w:rPr>
-              <w:t>In Sri Lanka, a family meal often includes stringhoppers. To make stringhoppers you need some special equipment. Choose the best description of each piece of equipment.</w:t>
+              <w:t xml:space="preserve">In Sri Lanka, a family meal often includes </w:t>
+            </w:r>
+            <w:proofErr w:type="spellStart"/>
+            <w:r>
+              <w:rPr>
+                <w:rFonts w:ascii="Source Sans 3 Medium" w:hAnsi="Source Sans 3 Medium"/>
+                <w:b/>
+                <w:bCs/>
+                <w:sz w:val="23"/>
+                <w:szCs w:val="23"/>
+              </w:rPr>
+              <w:t>stringhoppers</w:t>
+            </w:r>
+            <w:proofErr w:type="spellEnd"/>
+            <w:r>
+              <w:rPr>
+                <w:rFonts w:ascii="Source Sans 3 Medium" w:hAnsi="Source Sans 3 Medium"/>
+                <w:b/>
+                <w:bCs/>
+                <w:sz w:val="23"/>
+                <w:szCs w:val="23"/>
+              </w:rPr>
+              <w:t xml:space="preserve">. To make </w:t>
+            </w:r>
+            <w:proofErr w:type="spellStart"/>
+            <w:r>
+              <w:rPr>
+                <w:rFonts w:ascii="Source Sans 3 Medium" w:hAnsi="Source Sans 3 Medium"/>
+                <w:b/>
+                <w:bCs/>
+                <w:sz w:val="23"/>
+                <w:szCs w:val="23"/>
+              </w:rPr>
+              <w:t>stringhoppers</w:t>
+            </w:r>
+            <w:proofErr w:type="spellEnd"/>
+            <w:r>
+              <w:rPr>
+                <w:rFonts w:ascii="Source Sans 3 Medium" w:hAnsi="Source Sans 3 Medium"/>
+                <w:b/>
+                <w:bCs/>
+                <w:sz w:val="23"/>
+                <w:szCs w:val="23"/>
+              </w:rPr>
+              <w:t xml:space="preserve"> you need some special equipment. Choose the best description of each piece of equipment.</w:t>
             </w:r>
           </w:p>
           <w:tbl>
@@ -27833,12 +28667,21 @@
                       <w:szCs w:val="21"/>
                     </w:rPr>
                   </w:pPr>
+                  <w:proofErr w:type="spellStart"/>
                   <w:r>
                     <w:rPr>
                       <w:sz w:val="21"/>
                       <w:szCs w:val="21"/>
                     </w:rPr>
-                    <w:t>Sunnyhills University 1995</w:t>
+                    <w:t>Sunnyhills</w:t>
+                  </w:r>
+                  <w:proofErr w:type="spellEnd"/>
+                  <w:r>
+                    <w:rPr>
+                      <w:sz w:val="21"/>
+                      <w:szCs w:val="21"/>
+                    </w:rPr>
+                    <w:t xml:space="preserve"> University 1995</w:t>
                   </w:r>
                 </w:p>
                 <w:p>
@@ -27988,12 +28831,21 @@
                       <w:szCs w:val="21"/>
                     </w:rPr>
                   </w:pPr>
+                  <w:proofErr w:type="spellStart"/>
                   <w:r>
                     <w:rPr>
                       <w:sz w:val="21"/>
                       <w:szCs w:val="21"/>
                     </w:rPr>
-                    <w:t>Sunnyhills University today</w:t>
+                    <w:t>Sunnyhills</w:t>
+                  </w:r>
+                  <w:proofErr w:type="spellEnd"/>
+                  <w:r>
+                    <w:rPr>
+                      <w:sz w:val="21"/>
+                      <w:szCs w:val="21"/>
+                    </w:rPr>
+                    <w:t xml:space="preserve"> University today</w:t>
                   </w:r>
                 </w:p>
                 <w:p>
@@ -29877,12 +30729,10 @@
                 <w:sz w:val="23"/>
                 <w:szCs w:val="23"/>
               </w:rPr>
-              <w:t>Look at the two maps of Sunnyhills University campus in 1995 and today.</w:t>
-            </w:r>
-          </w:p>
-          <w:p>
-            <w:pPr>
-              <w:spacing w:after="120"/>
+              <w:t xml:space="preserve">Look at the two maps of </w:t>
+            </w:r>
+            <w:proofErr w:type="spellStart"/>
+            <w:r>
               <w:rPr>
                 <w:rFonts w:ascii="Source Sans 3 Medium" w:hAnsi="Source Sans 3 Medium"/>
                 <w:i/>
@@ -29890,7 +30740,9 @@
                 <w:sz w:val="23"/>
                 <w:szCs w:val="23"/>
               </w:rPr>
-            </w:pPr>
+              <w:t>Sunnyhills</w:t>
+            </w:r>
+            <w:proofErr w:type="spellEnd"/>
             <w:r>
               <w:rPr>
                 <w:rFonts w:ascii="Source Sans 3 Medium" w:hAnsi="Source Sans 3 Medium"/>
@@ -29899,7 +30751,41 @@
                 <w:sz w:val="23"/>
                 <w:szCs w:val="23"/>
               </w:rPr>
-              <w:t>Summarise the information by selecting and reporting the main features, and make comparisons where relevant.</w:t>
+              <w:t xml:space="preserve"> University campus in 1995 and today.</w:t>
+            </w:r>
+          </w:p>
+          <w:p>
+            <w:pPr>
+              <w:spacing w:after="120"/>
+              <w:rPr>
+                <w:rFonts w:ascii="Source Sans 3 Medium" w:hAnsi="Source Sans 3 Medium"/>
+                <w:i/>
+                <w:iCs/>
+                <w:sz w:val="23"/>
+                <w:szCs w:val="23"/>
+              </w:rPr>
+            </w:pPr>
+            <w:proofErr w:type="spellStart"/>
+            <w:r>
+              <w:rPr>
+                <w:rFonts w:ascii="Source Sans 3 Medium" w:hAnsi="Source Sans 3 Medium"/>
+                <w:i/>
+                <w:iCs/>
+                <w:sz w:val="23"/>
+                <w:szCs w:val="23"/>
+              </w:rPr>
+              <w:t>Summarise</w:t>
+            </w:r>
+            <w:proofErr w:type="spellEnd"/>
+            <w:r>
+              <w:rPr>
+                <w:rFonts w:ascii="Source Sans 3 Medium" w:hAnsi="Source Sans 3 Medium"/>
+                <w:i/>
+                <w:iCs/>
+                <w:sz w:val="23"/>
+                <w:szCs w:val="23"/>
+              </w:rPr>
+              <w:t xml:space="preserve"> the information by selecting and reporting the main features, and make comparisons where relevant.</w:t>
             </w:r>
           </w:p>
           <w:p>
@@ -30171,7 +31057,23 @@
                       <w:sz w:val="21"/>
                       <w:szCs w:val="21"/>
                     </w:rPr>
-                    <w:t xml:space="preserve">The two maps show changes to the campus of Sunnyhills University between 1995 and today. </w:t>
+                    <w:t xml:space="preserve">The two maps show changes to the campus of </w:t>
+                  </w:r>
+                  <w:proofErr w:type="spellStart"/>
+                  <w:r>
+                    <w:rPr>
+                      <w:sz w:val="21"/>
+                      <w:szCs w:val="21"/>
+                    </w:rPr>
+                    <w:t>Sunnyhills</w:t>
+                  </w:r>
+                  <w:proofErr w:type="spellEnd"/>
+                  <w:r>
+                    <w:rPr>
+                      <w:sz w:val="21"/>
+                      <w:szCs w:val="21"/>
+                    </w:rPr>
+                    <w:t xml:space="preserve"> University between 1995 and today. </w:t>
                   </w:r>
                   <w:r>
                     <w:rPr>
@@ -33099,6 +34001,7 @@
                       <w:sz w:val="23"/>
                     </w:rPr>
                   </w:pPr>
+                  <w:proofErr w:type="spellStart"/>
                   <w:r>
                     <w:rPr>
                       <w:b/>
@@ -33107,7 +34010,18 @@
                       <w:iCs/>
                       <w:sz w:val="23"/>
                     </w:rPr>
-                    <w:t>Summarise the information by selecting and reporting the main features, and make comparisons where relevant.</w:t>
+                    <w:t>Summarise</w:t>
+                  </w:r>
+                  <w:proofErr w:type="spellEnd"/>
+                  <w:r>
+                    <w:rPr>
+                      <w:b/>
+                      <w:bCs/>
+                      <w:i/>
+                      <w:iCs/>
+                      <w:sz w:val="23"/>
+                    </w:rPr>
+                    <w:t xml:space="preserve"> the information by selecting and reporting the main features, and make comparisons where relevant.</w:t>
                   </w:r>
                 </w:p>
               </w:tc>
@@ -34057,6 +34971,7 @@
                       <w:sz w:val="23"/>
                     </w:rPr>
                   </w:pPr>
+                  <w:proofErr w:type="spellStart"/>
                   <w:r>
                     <w:rPr>
                       <w:sz w:val="23"/>
@@ -34065,6 +34980,7 @@
                     </w:rPr>
                     <w:t>harbour</w:t>
                   </w:r>
+                  <w:proofErr w:type="spellEnd"/>
                 </w:p>
               </w:tc>
             </w:tr>
@@ -34088,8 +35004,18 @@
                       <w:szCs w:val="24"/>
                       <w:lang w:bidi="ar-SA"/>
                     </w:rPr>
-                    <w:t>sports centre</w:t>
-                  </w:r>
+                    <w:t xml:space="preserve">sports </w:t>
+                  </w:r>
+                  <w:proofErr w:type="spellStart"/>
+                  <w:r>
+                    <w:rPr>
+                      <w:sz w:val="23"/>
+                      <w:szCs w:val="24"/>
+                      <w:lang w:bidi="ar-SA"/>
+                    </w:rPr>
+                    <w:t>centre</w:t>
+                  </w:r>
+                  <w:proofErr w:type="spellEnd"/>
                 </w:p>
               </w:tc>
               <w:tc>
@@ -34723,6 +35649,7 @@
             <w:r>
               <w:t xml:space="preserve">Travel and transport: </w:t>
             </w:r>
+            <w:proofErr w:type="spellStart"/>
             <w:r>
               <w:rPr>
                 <w:rFonts w:ascii="Comic Sans MS" w:hAnsi="Comic Sans MS"/>
@@ -34730,6 +35657,7 @@
               </w:rPr>
               <w:t>harbour</w:t>
             </w:r>
+            <w:proofErr w:type="spellEnd"/>
             <w:r>
               <w:t>, ---. ---</w:t>
             </w:r>
@@ -34739,7 +35667,15 @@
               <w:pStyle w:val="SS3-115"/>
             </w:pPr>
             <w:r>
-              <w:t>Sports and leisure:---, ---</w:t>
+              <w:t xml:space="preserve">Sports and </w:t>
+            </w:r>
+            <w:proofErr w:type="gramStart"/>
+            <w:r>
+              <w:t>leisure:---</w:t>
+            </w:r>
+            <w:proofErr w:type="gramEnd"/>
+            <w:r>
+              <w:t>, ---</w:t>
             </w:r>
           </w:p>
           <w:p>
@@ -35358,7 +36294,23 @@
                       <w:sz w:val="21"/>
                       <w:szCs w:val="21"/>
                     </w:rPr>
-                    <w:t>In Section 1 of the Listening test you may have to write the name of a person, a place or a website. Usually the names will be spelled for you. You need to know the letters of the English alphabet so that you can write the words correctly. If you don't, your answer will be wrong. You will hear the spelling once only.</w:t>
+                    <w:t xml:space="preserve">In Section 1 of the Listening test you may have to write the name of a person, a place or a website. </w:t>
+                  </w:r>
+                  <w:proofErr w:type="gramStart"/>
+                  <w:r>
+                    <w:rPr>
+                      <w:sz w:val="21"/>
+                      <w:szCs w:val="21"/>
+                    </w:rPr>
+                    <w:t>Usually</w:t>
+                  </w:r>
+                  <w:proofErr w:type="gramEnd"/>
+                  <w:r>
+                    <w:rPr>
+                      <w:sz w:val="21"/>
+                      <w:szCs w:val="21"/>
+                    </w:rPr>
+                    <w:t xml:space="preserve"> the names will be spelled for you. You need to know the letters of the English alphabet so that you can write the words correctly. If you don't, your answer will be wrong. You will hear the spelling once only.</w:t>
                   </w:r>
                 </w:p>
               </w:tc>
@@ -35512,8 +36464,13 @@
               <w:spacing w:before="240"/>
             </w:pPr>
             <w:r>
-              <w:t>'Get active' - Is that a __ o __ w __ ?</w:t>
-            </w:r>
+              <w:t>'Get active' - Is that a __ o __ w _</w:t>
+            </w:r>
+            <w:proofErr w:type="gramStart"/>
+            <w:r>
+              <w:t>_ ?</w:t>
+            </w:r>
+            <w:proofErr w:type="gramEnd"/>
           </w:p>
           <w:p>
             <w:pPr>
@@ -35524,7 +36481,23 @@
               </w:numPr>
             </w:pPr>
             <w:r>
-              <w:t>Is that[ ... ] w __ an 'e' or without?</w:t>
+              <w:t xml:space="preserve">Is </w:t>
+            </w:r>
+            <w:proofErr w:type="gramStart"/>
+            <w:r>
+              <w:t>that[</w:t>
+            </w:r>
+            <w:proofErr w:type="gramEnd"/>
+            <w:r>
+              <w:t xml:space="preserve"> </w:t>
+            </w:r>
+            <w:proofErr w:type="gramStart"/>
+            <w:r>
+              <w:t>... ]</w:t>
+            </w:r>
+            <w:proofErr w:type="gramEnd"/>
+            <w:r>
+              <w:t xml:space="preserve"> w __ an 'e' or without?</w:t>
             </w:r>
           </w:p>
           <w:p>
@@ -35536,8 +36509,13 @@
               </w:numPr>
             </w:pPr>
             <w:r>
-              <w:t>It's got an 'e' at the e __ .</w:t>
-            </w:r>
+              <w:t>It's got an 'e' at the e _</w:t>
+            </w:r>
+            <w:proofErr w:type="gramStart"/>
+            <w:r>
+              <w:t>_ .</w:t>
+            </w:r>
+            <w:proofErr w:type="gramEnd"/>
           </w:p>
           <w:p>
             <w:pPr>
@@ -35548,7 +36526,23 @@
               </w:numPr>
             </w:pPr>
             <w:r>
-              <w:t>Is that[ ... ] with ad __ 'd', did you say?</w:t>
+              <w:t xml:space="preserve">Is </w:t>
+            </w:r>
+            <w:proofErr w:type="gramStart"/>
+            <w:r>
+              <w:t>that[</w:t>
+            </w:r>
+            <w:proofErr w:type="gramEnd"/>
+            <w:r>
+              <w:t xml:space="preserve"> </w:t>
+            </w:r>
+            <w:proofErr w:type="gramStart"/>
+            <w:r>
+              <w:t>... ]</w:t>
+            </w:r>
+            <w:proofErr w:type="gramEnd"/>
+            <w:r>
+              <w:t xml:space="preserve"> with ad __ 'd', did you say?</w:t>
             </w:r>
           </w:p>
         </w:tc>
@@ -35936,7 +36930,23 @@
                       <w:sz w:val="21"/>
                       <w:szCs w:val="21"/>
                     </w:rPr>
-                    <w:t>You often use short answers in note completion tasks. In this type of task you answer questions using up to three words, or two words and/or a number.</w:t>
+                    <w:t xml:space="preserve">You often use short answers in note completion tasks. In this type of </w:t>
+                  </w:r>
+                  <w:proofErr w:type="gramStart"/>
+                  <w:r>
+                    <w:rPr>
+                      <w:sz w:val="21"/>
+                      <w:szCs w:val="21"/>
+                    </w:rPr>
+                    <w:t>task</w:t>
+                  </w:r>
+                  <w:proofErr w:type="gramEnd"/>
+                  <w:r>
+                    <w:rPr>
+                      <w:sz w:val="21"/>
+                      <w:szCs w:val="21"/>
+                    </w:rPr>
+                    <w:t xml:space="preserve"> you answer questions using up to three words, or two words and/or a number.</w:t>
                   </w:r>
                 </w:p>
               </w:tc>
@@ -36967,7 +37977,15 @@
               <w:ind w:left="284"/>
             </w:pPr>
             <w:r>
-              <w:t>seven fifteen / seven fiftty/7.15/7.50 pm</w:t>
+              <w:t xml:space="preserve">seven fifteen / seven </w:t>
+            </w:r>
+            <w:proofErr w:type="spellStart"/>
+            <w:r>
+              <w:t>fiftty</w:t>
+            </w:r>
+            <w:proofErr w:type="spellEnd"/>
+            <w:r>
+              <w:t>/7.15/7.50 pm</w:t>
             </w:r>
           </w:p>
           <w:p>
@@ -37068,7 +38086,23 @@
                       <w:sz w:val="21"/>
                       <w:szCs w:val="21"/>
                     </w:rPr>
-                    <w:t>It is important to check your spelling carefully. If you spell the word incorrectly, your answer will be marked wrong. When you need to answer a question with a number, it is easier and quicker to write it as a number rather than writing it in words. And also you are less likely to make a mistake.</w:t>
+                    <w:t xml:space="preserve">It is important to check your spelling carefully. If you spell the word incorrectly, your answer will be marked wrong. When you need to answer a question with a number, it is easier and quicker to write it as a number rather than writing it in words. And </w:t>
+                  </w:r>
+                  <w:proofErr w:type="gramStart"/>
+                  <w:r>
+                    <w:rPr>
+                      <w:sz w:val="21"/>
+                      <w:szCs w:val="21"/>
+                    </w:rPr>
+                    <w:t>also</w:t>
+                  </w:r>
+                  <w:proofErr w:type="gramEnd"/>
+                  <w:r>
+                    <w:rPr>
+                      <w:sz w:val="21"/>
+                      <w:szCs w:val="21"/>
+                    </w:rPr>
+                    <w:t xml:space="preserve"> you are less likely to make a mistake.</w:t>
                   </w:r>
                 </w:p>
               </w:tc>
@@ -38929,6 +39963,7 @@
                   <w:tcW w:w="0" w:type="auto"/>
                 </w:tcPr>
                 <w:p>
+                  <w:proofErr w:type="spellStart"/>
                   <w:r>
                     <w:rPr>
                       <w:rFonts w:ascii="Source Sans 3 Medium" w:hAnsi="Source Sans 3 Medium"/>
@@ -38937,6 +39972,7 @@
                     </w:rPr>
                     <w:t>harbour</w:t>
                   </w:r>
+                  <w:proofErr w:type="spellEnd"/>
                 </w:p>
               </w:tc>
               <w:tc>
@@ -39010,7 +40046,25 @@
                       <w:sz w:val="23"/>
                       <w:szCs w:val="23"/>
                     </w:rPr>
-                    <w:t>Well, I live in a small town in the north of my country. It has quite a few interesting places to visit. For example, in the centre of town, on the north side of the square we have the historic town hall, which was built in 1895. In front of it, there's a beautiful fountain. Opposite the town hall there's the library. Then if you go over the bridge, we have the art gallery, a big modern building, which often has interesting exhibitions. The art gallery is actually between the cinema (to the north) and a big shopping mall, where I often meet up with my friends.</w:t>
+                    <w:t xml:space="preserve">Well, I live in a small town in the north of my country. It has quite a few interesting places to visit. For example, in the </w:t>
+                  </w:r>
+                  <w:proofErr w:type="spellStart"/>
+                  <w:r>
+                    <w:rPr>
+                      <w:rFonts w:ascii="Source Sans 3" w:hAnsi="Source Sans 3"/>
+                      <w:sz w:val="23"/>
+                      <w:szCs w:val="23"/>
+                    </w:rPr>
+                    <w:t>centre</w:t>
+                  </w:r>
+                  <w:proofErr w:type="spellEnd"/>
+                  <w:r>
+                    <w:rPr>
+                      <w:rFonts w:ascii="Source Sans 3" w:hAnsi="Source Sans 3"/>
+                      <w:sz w:val="23"/>
+                      <w:szCs w:val="23"/>
+                    </w:rPr>
+                    <w:t xml:space="preserve"> of town, on the north side of the square we have the historic town hall, which was built in 1895. In front of it, there's a beautiful fountain. Opposite the town hall there's the library. Then if you go over the bridge, we have the art gallery, a big modern building, which often has interesting exhibitions. The art gallery is actually between the cinema (to the north) and a big shopping mall, where I often meet up with my friends.</w:t>
                   </w:r>
                 </w:p>
                 <w:p>
@@ -39028,7 +40082,43 @@
                       <w:sz w:val="23"/>
                       <w:szCs w:val="23"/>
                     </w:rPr>
-                    <w:t>To the south of the town, there's a harbour, where you can take a boat to the islands. And then next to the harbour is the stadium, where people go to watch our local football team. And just behind it is the public swimming pool. It's an outdoor pool-lovely in summer, but very chilly the rest of the year.</w:t>
+                    <w:t xml:space="preserve">To the south of the town, there's a </w:t>
+                  </w:r>
+                  <w:proofErr w:type="spellStart"/>
+                  <w:r>
+                    <w:rPr>
+                      <w:rFonts w:ascii="Source Sans 3" w:hAnsi="Source Sans 3"/>
+                      <w:sz w:val="23"/>
+                      <w:szCs w:val="23"/>
+                    </w:rPr>
+                    <w:t>harbour</w:t>
+                  </w:r>
+                  <w:proofErr w:type="spellEnd"/>
+                  <w:r>
+                    <w:rPr>
+                      <w:rFonts w:ascii="Source Sans 3" w:hAnsi="Source Sans 3"/>
+                      <w:sz w:val="23"/>
+                      <w:szCs w:val="23"/>
+                    </w:rPr>
+                    <w:t xml:space="preserve">, where you can take a boat to the islands. And then next to the </w:t>
+                  </w:r>
+                  <w:proofErr w:type="spellStart"/>
+                  <w:r>
+                    <w:rPr>
+                      <w:rFonts w:ascii="Source Sans 3" w:hAnsi="Source Sans 3"/>
+                      <w:sz w:val="23"/>
+                      <w:szCs w:val="23"/>
+                    </w:rPr>
+                    <w:t>harbour</w:t>
+                  </w:r>
+                  <w:proofErr w:type="spellEnd"/>
+                  <w:r>
+                    <w:rPr>
+                      <w:rFonts w:ascii="Source Sans 3" w:hAnsi="Source Sans 3"/>
+                      <w:sz w:val="23"/>
+                      <w:szCs w:val="23"/>
+                    </w:rPr>
+                    <w:t xml:space="preserve"> is the stadium, where people go to watch our local football team. And just behind it is the public swimming pool. It's an outdoor pool-lovely in summer, but very chilly the rest of the year.</w:t>
                   </w:r>
                 </w:p>
               </w:tc>
@@ -39775,8 +40865,17 @@
                       <w:sz w:val="23"/>
                       <w:szCs w:val="23"/>
                     </w:rPr>
-                    <w:t>in the centre</w:t>
-                  </w:r>
+                    <w:t xml:space="preserve">in the </w:t>
+                  </w:r>
+                  <w:proofErr w:type="spellStart"/>
+                  <w:r>
+                    <w:rPr>
+                      <w:sz w:val="23"/>
+                      <w:szCs w:val="23"/>
+                    </w:rPr>
+                    <w:t>centre</w:t>
+                  </w:r>
+                  <w:proofErr w:type="spellEnd"/>
                 </w:p>
                 <w:p>
                   <w:pPr>
@@ -40250,9 +41349,11 @@
                   <w:tcW w:w="0" w:type="auto"/>
                 </w:tcPr>
                 <w:p>
+                  <w:proofErr w:type="spellStart"/>
                   <w:r>
                     <w:t>colourful</w:t>
                   </w:r>
+                  <w:proofErr w:type="spellEnd"/>
                 </w:p>
               </w:tc>
               <w:tc>
@@ -41377,7 +42478,23 @@
                       <w:sz w:val="21"/>
                       <w:szCs w:val="21"/>
                     </w:rPr>
-                    <w:t>In Part 1 of the Speaking test the examiner will ask you questions about familiar everyday topics such as your home town. To answer the questions you might need to use a range of tenses.</w:t>
+                    <w:t xml:space="preserve">In Part 1 of the Speaking test the examiner will ask you questions about familiar everyday topics such as your home town. To answer the </w:t>
+                  </w:r>
+                  <w:proofErr w:type="gramStart"/>
+                  <w:r>
+                    <w:rPr>
+                      <w:sz w:val="21"/>
+                      <w:szCs w:val="21"/>
+                    </w:rPr>
+                    <w:t>questions</w:t>
+                  </w:r>
+                  <w:proofErr w:type="gramEnd"/>
+                  <w:r>
+                    <w:rPr>
+                      <w:sz w:val="21"/>
+                      <w:szCs w:val="21"/>
+                    </w:rPr>
+                    <w:t xml:space="preserve"> you might need to use a range of tenses.</w:t>
                   </w:r>
                 </w:p>
               </w:tc>
@@ -41956,8 +43073,13 @@
                   <w:r>
                     <w:t xml:space="preserve"> a lot. Ten years </w:t>
                   </w:r>
-                  <w:r>
-                    <w:t xml:space="preserve">ago </w:t>
+                  <w:proofErr w:type="gramStart"/>
+                  <w:r>
+                    <w:t>ago</w:t>
+                  </w:r>
+                  <w:proofErr w:type="gramEnd"/>
+                  <w:r>
+                    <w:t xml:space="preserve"> </w:t>
                   </w:r>
                   <w:r>
                     <w:t xml:space="preserve">we </w:t>
@@ -42332,6 +43454,7 @@
               </w:rPr>
               <w:t>/</w:t>
             </w:r>
+            <w:proofErr w:type="spellStart"/>
             <w:r>
               <w:rPr>
                 <w:rFonts w:ascii="Source Sans 3 Medium" w:hAnsi="Source Sans 3 Medium"/>
@@ -42346,7 +43469,16 @@
                 <w:sz w:val="23"/>
                 <w:szCs w:val="23"/>
               </w:rPr>
-              <w:t>d/</w:t>
+              <w:t>d</w:t>
+            </w:r>
+            <w:proofErr w:type="spellEnd"/>
+            <w:r>
+              <w:rPr>
+                <w:rFonts w:ascii="Source Sans 3 Medium" w:hAnsi="Source Sans 3 Medium"/>
+                <w:sz w:val="23"/>
+                <w:szCs w:val="23"/>
+              </w:rPr>
+              <w:t>/</w:t>
             </w:r>
             <w:r>
               <w:rPr>
@@ -42500,6 +43632,7 @@
                           </w:rPr>
                           <w:t>/</w:t>
                         </w:r>
+                        <w:proofErr w:type="spellStart"/>
                         <w:r>
                           <w:rPr>
                             <w:rFonts w:ascii="Source Sans 3 Medium" w:hAnsi="Source Sans 3 Medium"/>
@@ -42510,7 +43643,14 @@
                           <w:rPr>
                             <w:rFonts w:ascii="Source Sans 3 Medium" w:hAnsi="Source Sans 3 Medium"/>
                           </w:rPr>
-                          <w:t>d/</w:t>
+                          <w:t>d</w:t>
+                        </w:r>
+                        <w:proofErr w:type="spellEnd"/>
+                        <w:r>
+                          <w:rPr>
+                            <w:rFonts w:ascii="Source Sans 3 Medium" w:hAnsi="Source Sans 3 Medium"/>
+                          </w:rPr>
+                          <w:t>/</w:t>
                         </w:r>
                       </w:p>
                     </w:tc>
@@ -42963,6 +44103,7 @@
                           </w:rPr>
                           <w:t>/</w:t>
                         </w:r>
+                        <w:proofErr w:type="spellStart"/>
                         <w:r>
                           <w:rPr>
                             <w:rFonts w:ascii="Source Sans 3 Medium" w:hAnsi="Source Sans 3 Medium"/>
@@ -42973,7 +44114,14 @@
                           <w:rPr>
                             <w:rFonts w:ascii="Source Sans 3 Medium" w:hAnsi="Source Sans 3 Medium"/>
                           </w:rPr>
-                          <w:t>d/</w:t>
+                          <w:t>d</w:t>
+                        </w:r>
+                        <w:proofErr w:type="spellEnd"/>
+                        <w:r>
+                          <w:rPr>
+                            <w:rFonts w:ascii="Source Sans 3 Medium" w:hAnsi="Source Sans 3 Medium"/>
+                          </w:rPr>
+                          <w:t>/</w:t>
                         </w:r>
                       </w:p>
                     </w:tc>
@@ -43430,6 +44578,7 @@
                     </w:rPr>
                     <w:t>/</w:t>
                   </w:r>
+                  <w:proofErr w:type="spellStart"/>
                   <w:r>
                     <w:rPr>
                       <w:sz w:val="21"/>
@@ -43442,7 +44591,15 @@
                       <w:sz w:val="21"/>
                       <w:szCs w:val="21"/>
                     </w:rPr>
-                    <w:t>d/.</w:t>
+                    <w:t>d</w:t>
+                  </w:r>
+                  <w:proofErr w:type="spellEnd"/>
+                  <w:r>
+                    <w:rPr>
+                      <w:sz w:val="21"/>
+                      <w:szCs w:val="21"/>
+                    </w:rPr>
+                    <w:t>/.</w:t>
                   </w:r>
                 </w:p>
                 <w:p>
@@ -43523,6 +44680,7 @@
                     </w:rPr>
                     <w:t>/</w:t>
                   </w:r>
+                  <w:proofErr w:type="spellStart"/>
                   <w:r>
                     <w:rPr>
                       <w:sz w:val="21"/>
@@ -43535,7 +44693,15 @@
                       <w:sz w:val="21"/>
                       <w:szCs w:val="21"/>
                     </w:rPr>
-                    <w:t>d/</w:t>
+                    <w:t>d</w:t>
+                  </w:r>
+                  <w:proofErr w:type="spellEnd"/>
+                  <w:r>
+                    <w:rPr>
+                      <w:sz w:val="21"/>
+                      <w:szCs w:val="21"/>
+                    </w:rPr>
+                    <w:t>/</w:t>
                   </w:r>
                   <w:r>
                     <w:rPr>
@@ -43828,7 +44994,15 @@
               <w:t>was/were developed</w:t>
             </w:r>
             <w:r>
-              <w:t xml:space="preserve"> by the harbour.</w:t>
+              <w:t xml:space="preserve"> by the </w:t>
+            </w:r>
+            <w:proofErr w:type="spellStart"/>
+            <w:r>
+              <w:t>harbour</w:t>
+            </w:r>
+            <w:proofErr w:type="spellEnd"/>
+            <w:r>
+              <w:t>.</w:t>
             </w:r>
           </w:p>
           <w:p>
@@ -44057,7 +45231,15 @@
               <w:ind w:left="284" w:hanging="284"/>
             </w:pPr>
             <w:r>
-              <w:t>What is your favourite place in your town?</w:t>
+              <w:t xml:space="preserve">What is your </w:t>
+            </w:r>
+            <w:proofErr w:type="spellStart"/>
+            <w:r>
+              <w:t>favourite</w:t>
+            </w:r>
+            <w:proofErr w:type="spellEnd"/>
+            <w:r>
+              <w:t xml:space="preserve"> place in your town?</w:t>
             </w:r>
           </w:p>
           <w:p>

--- a/assets/data/Mindset 01/Mindset1- Custom- Units 01-02.docx
+++ b/assets/data/Mindset 01/Mindset1- Custom- Units 01-02.docx
@@ -920,7 +920,7 @@
           </w:tbl>
           <w:p>
             <w:pPr>
-              <w:pStyle w:val="BlkPa"/>
+              <w:pStyle w:val="SS3M-115"/>
               <w:spacing w:before="240"/>
               <w:rPr>
                 <w:rtl/>
@@ -56627,6 +56627,7 @@
   <w:style w:type="character" w:default="1" w:styleId="DefaultParagraphFont">
     <w:name w:val="Default Paragraph Font"/>
     <w:uiPriority w:val="1"/>
+    <w:semiHidden/>
     <w:unhideWhenUsed/>
   </w:style>
   <w:style w:type="table" w:default="1" w:styleId="TableNormal">
